--- a/DOCUMENTS/Project Development Journey.docx
+++ b/DOCUMENTS/Project Development Journey.docx
@@ -295,13 +295,8 @@
         </w:numPr>
       </w:pPr>
       <w:r>
-        <w:t>Group: </w:t>
-      </w:r>
-      <w:proofErr w:type="gramStart"/>
-      <w:r>
-        <w:t>com.processmind</w:t>
-      </w:r>
-      <w:proofErr w:type="gramEnd"/>
+        <w:t>Group: com.processmind</w:t>
+      </w:r>
     </w:p>
     <w:p>
       <w:pPr>
@@ -333,13 +328,8 @@
         </w:numPr>
       </w:pPr>
       <w:r>
-        <w:t>Package: </w:t>
-      </w:r>
-      <w:proofErr w:type="gramStart"/>
-      <w:r>
-        <w:t>com.processmind</w:t>
-      </w:r>
-      <w:proofErr w:type="gramEnd"/>
+        <w:t>Package: com.processmind</w:t>
+      </w:r>
     </w:p>
     <w:p>
       <w:pPr>
@@ -844,6 +834,9 @@
     </w:p>
     <w:p>
       <w:r>
+        <w:rPr>
+          <w:noProof/>
+        </w:rPr>
         <w:drawing>
           <wp:inline distT="0" distB="0" distL="0" distR="0" wp14:anchorId="33CBB98C" wp14:editId="2880E41E">
             <wp:extent cx="6645910" cy="3261995"/>
@@ -1473,15 +1466,7 @@
         <w:t>──</w:t>
       </w:r>
       <w:r>
-        <w:t xml:space="preserve"> application.yml       </w:t>
-      </w:r>
-      <w:proofErr w:type="gramStart"/>
-      <w:r>
-        <w:t xml:space="preserve">   (</w:t>
-      </w:r>
-      <w:proofErr w:type="gramEnd"/>
-      <w:r>
-        <w:t>main config, sets active profile to 'dev')</w:t>
+        <w:t xml:space="preserve"> application.yml          (main config, sets active profile to 'dev')</w:t>
       </w:r>
     </w:p>
     <w:p>
@@ -1498,15 +1483,7 @@
         <w:t>──</w:t>
       </w:r>
       <w:r>
-        <w:t xml:space="preserve"> application-dev.yml   </w:t>
-      </w:r>
-      <w:proofErr w:type="gramStart"/>
-      <w:r>
-        <w:t xml:space="preserve">   (</w:t>
-      </w:r>
-      <w:proofErr w:type="gramEnd"/>
-      <w:r>
-        <w:t>development environment config)</w:t>
+        <w:t xml:space="preserve"> application-dev.yml      (development environment config)</w:t>
       </w:r>
     </w:p>
     <w:p>
@@ -1523,15 +1500,7 @@
         <w:t>──</w:t>
       </w:r>
       <w:r>
-        <w:t xml:space="preserve"> application-prod.yml  </w:t>
-      </w:r>
-      <w:proofErr w:type="gramStart"/>
-      <w:r>
-        <w:t xml:space="preserve">   (</w:t>
-      </w:r>
-      <w:proofErr w:type="gramEnd"/>
-      <w:r>
-        <w:t>production environment config - created for future)</w:t>
+        <w:t xml:space="preserve"> application-prod.yml     (production environment config - created for future)</w:t>
       </w:r>
     </w:p>
     <w:p>
@@ -1602,6 +1571,9 @@
     </w:p>
     <w:p>
       <w:r>
+        <w:rPr>
+          <w:noProof/>
+        </w:rPr>
         <w:drawing>
           <wp:inline distT="0" distB="0" distL="0" distR="0" wp14:anchorId="77E9365C" wp14:editId="0515E3C2">
             <wp:extent cx="6645910" cy="3957320"/>
@@ -1735,6 +1707,9 @@
     </w:p>
     <w:p>
       <w:r>
+        <w:rPr>
+          <w:noProof/>
+        </w:rPr>
         <w:drawing>
           <wp:inline distT="0" distB="0" distL="0" distR="0" wp14:anchorId="6707EEBF" wp14:editId="43572BE4">
             <wp:extent cx="6263640" cy="2120996"/>
@@ -1796,6 +1771,9 @@
         </w:rPr>
       </w:pPr>
       <w:r>
+        <w:rPr>
+          <w:noProof/>
+        </w:rPr>
         <w:drawing>
           <wp:inline distT="0" distB="0" distL="0" distR="0" wp14:anchorId="7C913212" wp14:editId="1C51DA18">
             <wp:extent cx="6645910" cy="2573655"/>
@@ -1884,15 +1862,10 @@
         </w:numPr>
       </w:pPr>
       <w:r>
-        <w:t>Command: mvn spring-</w:t>
-      </w:r>
-      <w:proofErr w:type="gramStart"/>
-      <w:r>
-        <w:t>boot:run</w:t>
-      </w:r>
-      <w:proofErr w:type="gramEnd"/>
-      <w:r>
-        <w:t xml:space="preserve"> -Dspring-boot.run.profiles=dev</w:t>
+        <w:t>Command: </w:t>
+      </w:r>
+      <w:r>
+        <w:t>mvn clean spring-boot:run "-Dspring-boot.run.profiles=dev"</w:t>
       </w:r>
     </w:p>
     <w:p>
@@ -3013,6 +2986,9 @@
     </w:p>
     <w:p>
       <w:r>
+        <w:rPr>
+          <w:noProof/>
+        </w:rPr>
         <w:drawing>
           <wp:inline distT="0" distB="0" distL="0" distR="0" wp14:anchorId="4CF03E17" wp14:editId="786E919C">
             <wp:extent cx="6645910" cy="3832225"/>
@@ -3488,6 +3464,2519 @@
       </w:tr>
     </w:tbl>
     <w:p/>
+    <w:p/>
+    <w:p/>
+    <w:p/>
+    <w:p>
+      <w:pPr>
+        <w:jc w:val="center"/>
+        <w:rPr>
+          <w:b/>
+          <w:bCs/>
+          <w:sz w:val="60"/>
+          <w:szCs w:val="60"/>
+        </w:rPr>
+      </w:pPr>
+      <w:r>
+        <w:rPr>
+          <w:b/>
+          <w:bCs/>
+          <w:sz w:val="60"/>
+          <w:szCs w:val="60"/>
+        </w:rPr>
+        <w:lastRenderedPageBreak/>
+        <w:t>Date: 17.06.2026</w:t>
+      </w:r>
+      <w:r>
+        <w:rPr>
+          <w:b/>
+          <w:bCs/>
+          <w:sz w:val="60"/>
+          <w:szCs w:val="60"/>
+        </w:rPr>
+        <w:t xml:space="preserve"> – </w:t>
+      </w:r>
+      <w:r>
+        <w:rPr>
+          <w:b/>
+          <w:bCs/>
+          <w:sz w:val="60"/>
+          <w:szCs w:val="60"/>
+        </w:rPr>
+        <w:t>7</w:t>
+      </w:r>
+      <w:r>
+        <w:rPr>
+          <w:b/>
+          <w:bCs/>
+          <w:sz w:val="60"/>
+          <w:szCs w:val="60"/>
+        </w:rPr>
+        <w:t>.00 PM</w:t>
+      </w:r>
+    </w:p>
+    <w:p/>
+    <w:p>
+      <w:pPr>
+        <w:rPr>
+          <w:b/>
+          <w:bCs/>
+        </w:rPr>
+      </w:pPr>
+      <w:r>
+        <w:rPr>
+          <w:b/>
+          <w:bCs/>
+        </w:rPr>
+        <w:t>1. API Response Wrapper </w:t>
+      </w:r>
+    </w:p>
+    <w:p>
+      <w:r>
+        <w:rPr>
+          <w:b/>
+          <w:bCs/>
+        </w:rPr>
+        <w:t>Location:</w:t>
+      </w:r>
+      <w:r>
+        <w:t> src/main/java/com/processmind/common/response/ApiResponse.java</w:t>
+      </w:r>
+    </w:p>
+    <w:p>
+      <w:r>
+        <w:rPr>
+          <w:b/>
+          <w:bCs/>
+        </w:rPr>
+        <w:t>What it does:</w:t>
+      </w:r>
+    </w:p>
+    <w:p>
+      <w:pPr>
+        <w:numPr>
+          <w:ilvl w:val="0"/>
+          <w:numId w:val="13"/>
+        </w:numPr>
+      </w:pPr>
+      <w:r>
+        <w:t>Standardizes all API responses with consistent format</w:t>
+      </w:r>
+    </w:p>
+    <w:p>
+      <w:pPr>
+        <w:numPr>
+          <w:ilvl w:val="0"/>
+          <w:numId w:val="13"/>
+        </w:numPr>
+      </w:pPr>
+      <w:r>
+        <w:t>Provides static methods for success/error responses</w:t>
+      </w:r>
+    </w:p>
+    <w:p>
+      <w:pPr>
+        <w:numPr>
+          <w:ilvl w:val="0"/>
+          <w:numId w:val="13"/>
+        </w:numPr>
+      </w:pPr>
+      <w:r>
+        <w:t>Includes timestamp, status code, and path information</w:t>
+      </w:r>
+    </w:p>
+    <w:p>
+      <w:r>
+        <w:rPr>
+          <w:b/>
+          <w:bCs/>
+        </w:rPr>
+        <w:t>Response Format:</w:t>
+      </w:r>
+    </w:p>
+    <w:p>
+      <w:r>
+        <w:drawing>
+          <wp:inline distT="0" distB="0" distL="0" distR="0" wp14:anchorId="5F45BAF2" wp14:editId="0BD9BF8A">
+            <wp:extent cx="6645910" cy="2291080"/>
+            <wp:effectExtent l="0" t="0" r="2540" b="0"/>
+            <wp:docPr id="1793536081" name="Picture 1"/>
+            <wp:cNvGraphicFramePr>
+              <a:graphicFrameLocks xmlns:a="http://schemas.openxmlformats.org/drawingml/2006/main" noChangeAspect="1"/>
+            </wp:cNvGraphicFramePr>
+            <a:graphic xmlns:a="http://schemas.openxmlformats.org/drawingml/2006/main">
+              <a:graphicData uri="http://schemas.openxmlformats.org/drawingml/2006/picture">
+                <pic:pic xmlns:pic="http://schemas.openxmlformats.org/drawingml/2006/picture">
+                  <pic:nvPicPr>
+                    <pic:cNvPr id="1793536081" name=""/>
+                    <pic:cNvPicPr/>
+                  </pic:nvPicPr>
+                  <pic:blipFill>
+                    <a:blip r:embed="rId12"/>
+                    <a:stretch>
+                      <a:fillRect/>
+                    </a:stretch>
+                  </pic:blipFill>
+                  <pic:spPr>
+                    <a:xfrm>
+                      <a:off x="0" y="0"/>
+                      <a:ext cx="6645910" cy="2291080"/>
+                    </a:xfrm>
+                    <a:prstGeom prst="rect">
+                      <a:avLst/>
+                    </a:prstGeom>
+                  </pic:spPr>
+                </pic:pic>
+              </a:graphicData>
+            </a:graphic>
+          </wp:inline>
+        </w:drawing>
+      </w:r>
+    </w:p>
+    <w:p>
+      <w:pPr>
+        <w:rPr>
+          <w:b/>
+          <w:bCs/>
+        </w:rPr>
+      </w:pPr>
+    </w:p>
+    <w:p>
+      <w:pPr>
+        <w:rPr>
+          <w:b/>
+          <w:bCs/>
+        </w:rPr>
+      </w:pPr>
+      <w:r>
+        <w:rPr>
+          <w:b/>
+          <w:bCs/>
+        </w:rPr>
+        <w:t>2. Global Exception Handler </w:t>
+      </w:r>
+    </w:p>
+    <w:p>
+      <w:r>
+        <w:rPr>
+          <w:b/>
+          <w:bCs/>
+        </w:rPr>
+        <w:t>Location:</w:t>
+      </w:r>
+      <w:r>
+        <w:t> src/main/java/com/processmind/common/exception/GlobalExceptionHandler.java</w:t>
+      </w:r>
+    </w:p>
+    <w:p>
+      <w:r>
+        <w:rPr>
+          <w:b/>
+          <w:bCs/>
+        </w:rPr>
+        <w:t>What it does:</w:t>
+      </w:r>
+    </w:p>
+    <w:p>
+      <w:pPr>
+        <w:numPr>
+          <w:ilvl w:val="0"/>
+          <w:numId w:val="14"/>
+        </w:numPr>
+      </w:pPr>
+      <w:r>
+        <w:t>Catches all exceptions globally</w:t>
+      </w:r>
+    </w:p>
+    <w:p>
+      <w:pPr>
+        <w:numPr>
+          <w:ilvl w:val="0"/>
+          <w:numId w:val="14"/>
+        </w:numPr>
+      </w:pPr>
+      <w:r>
+        <w:t>Handles validation errors with detailed field-level messages</w:t>
+      </w:r>
+    </w:p>
+    <w:p>
+      <w:pPr>
+        <w:numPr>
+          <w:ilvl w:val="0"/>
+          <w:numId w:val="14"/>
+        </w:numPr>
+      </w:pPr>
+      <w:r>
+        <w:t>Handles unsupported HTTP methods</w:t>
+      </w:r>
+    </w:p>
+    <w:p>
+      <w:pPr>
+        <w:numPr>
+          <w:ilvl w:val="0"/>
+          <w:numId w:val="14"/>
+        </w:numPr>
+      </w:pPr>
+      <w:r>
+        <w:t>Handles resource not found (404)</w:t>
+      </w:r>
+    </w:p>
+    <w:p>
+      <w:pPr>
+        <w:numPr>
+          <w:ilvl w:val="0"/>
+          <w:numId w:val="14"/>
+        </w:numPr>
+      </w:pPr>
+      <w:r>
+        <w:t>Handles malformed JSON</w:t>
+      </w:r>
+    </w:p>
+    <w:p>
+      <w:pPr>
+        <w:numPr>
+          <w:ilvl w:val="0"/>
+          <w:numId w:val="14"/>
+        </w:numPr>
+      </w:pPr>
+      <w:r>
+        <w:t>Handles access denied (403)</w:t>
+      </w:r>
+    </w:p>
+    <w:p>
+      <w:pPr>
+        <w:numPr>
+          <w:ilvl w:val="0"/>
+          <w:numId w:val="14"/>
+        </w:numPr>
+      </w:pPr>
+      <w:r>
+        <w:t>Provides consistent error response format</w:t>
+      </w:r>
+    </w:p>
+    <w:p/>
+    <w:p>
+      <w:pPr>
+        <w:rPr>
+          <w:b/>
+          <w:bCs/>
+        </w:rPr>
+      </w:pPr>
+    </w:p>
+    <w:p>
+      <w:r>
+        <w:rPr>
+          <w:b/>
+          <w:bCs/>
+        </w:rPr>
+        <w:lastRenderedPageBreak/>
+        <w:t>Exception Handling Examples:</w:t>
+      </w:r>
+    </w:p>
+    <w:tbl>
+      <w:tblPr>
+        <w:tblStyle w:val="PlainTable1"/>
+        <w:tblW w:w="10690" w:type="dxa"/>
+        <w:tblLook w:val="04A0" w:firstRow="1" w:lastRow="0" w:firstColumn="1" w:lastColumn="0" w:noHBand="0" w:noVBand="1"/>
+      </w:tblPr>
+      <w:tblGrid>
+        <w:gridCol w:w="5006"/>
+        <w:gridCol w:w="1878"/>
+        <w:gridCol w:w="3806"/>
+      </w:tblGrid>
+      <w:tr>
+        <w:trPr>
+          <w:cnfStyle w:val="100000000000" w:firstRow="1" w:lastRow="0" w:firstColumn="0" w:lastColumn="0" w:oddVBand="0" w:evenVBand="0" w:oddHBand="0" w:evenHBand="0" w:firstRowFirstColumn="0" w:firstRowLastColumn="0" w:lastRowFirstColumn="0" w:lastRowLastColumn="0"/>
+          <w:trHeight w:val="487"/>
+        </w:trPr>
+        <w:tc>
+          <w:tcPr>
+            <w:cnfStyle w:val="001000000000" w:firstRow="0" w:lastRow="0" w:firstColumn="1" w:lastColumn="0" w:oddVBand="0" w:evenVBand="0" w:oddHBand="0" w:evenHBand="0" w:firstRowFirstColumn="0" w:firstRowLastColumn="0" w:lastRowFirstColumn="0" w:lastRowLastColumn="0"/>
+            <w:tcW w:w="0" w:type="auto"/>
+            <w:hideMark/>
+          </w:tcPr>
+          <w:p>
+            <w:pPr>
+              <w:spacing w:after="160" w:line="278" w:lineRule="auto"/>
+            </w:pPr>
+            <w:r>
+              <w:t>Exception</w:t>
+            </w:r>
+          </w:p>
+        </w:tc>
+        <w:tc>
+          <w:tcPr>
+            <w:tcW w:w="0" w:type="auto"/>
+            <w:hideMark/>
+          </w:tcPr>
+          <w:p>
+            <w:pPr>
+              <w:spacing w:after="160" w:line="278" w:lineRule="auto"/>
+              <w:cnfStyle w:val="100000000000" w:firstRow="1" w:lastRow="0" w:firstColumn="0" w:lastColumn="0" w:oddVBand="0" w:evenVBand="0" w:oddHBand="0" w:evenHBand="0" w:firstRowFirstColumn="0" w:firstRowLastColumn="0" w:lastRowFirstColumn="0" w:lastRowLastColumn="0"/>
+            </w:pPr>
+            <w:r>
+              <w:t>HTTP Status</w:t>
+            </w:r>
+          </w:p>
+        </w:tc>
+        <w:tc>
+          <w:tcPr>
+            <w:tcW w:w="0" w:type="auto"/>
+            <w:hideMark/>
+          </w:tcPr>
+          <w:p>
+            <w:pPr>
+              <w:spacing w:after="160" w:line="278" w:lineRule="auto"/>
+              <w:cnfStyle w:val="100000000000" w:firstRow="1" w:lastRow="0" w:firstColumn="0" w:lastColumn="0" w:oddVBand="0" w:evenVBand="0" w:oddHBand="0" w:evenHBand="0" w:firstRowFirstColumn="0" w:firstRowLastColumn="0" w:lastRowFirstColumn="0" w:lastRowLastColumn="0"/>
+            </w:pPr>
+            <w:r>
+              <w:t>Response</w:t>
+            </w:r>
+          </w:p>
+        </w:tc>
+      </w:tr>
+      <w:tr>
+        <w:trPr>
+          <w:cnfStyle w:val="000000100000" w:firstRow="0" w:lastRow="0" w:firstColumn="0" w:lastColumn="0" w:oddVBand="0" w:evenVBand="0" w:oddHBand="1" w:evenHBand="0" w:firstRowFirstColumn="0" w:firstRowLastColumn="0" w:lastRowFirstColumn="0" w:lastRowLastColumn="0"/>
+          <w:trHeight w:val="499"/>
+        </w:trPr>
+        <w:tc>
+          <w:tcPr>
+            <w:cnfStyle w:val="001000000000" w:firstRow="0" w:lastRow="0" w:firstColumn="1" w:lastColumn="0" w:oddVBand="0" w:evenVBand="0" w:oddHBand="0" w:evenHBand="0" w:firstRowFirstColumn="0" w:firstRowLastColumn="0" w:lastRowFirstColumn="0" w:lastRowLastColumn="0"/>
+            <w:tcW w:w="0" w:type="auto"/>
+            <w:hideMark/>
+          </w:tcPr>
+          <w:p>
+            <w:pPr>
+              <w:spacing w:after="160" w:line="278" w:lineRule="auto"/>
+            </w:pPr>
+            <w:r>
+              <w:t>MethodArgumentNotValidException</w:t>
+            </w:r>
+          </w:p>
+        </w:tc>
+        <w:tc>
+          <w:tcPr>
+            <w:tcW w:w="0" w:type="auto"/>
+            <w:hideMark/>
+          </w:tcPr>
+          <w:p>
+            <w:pPr>
+              <w:spacing w:after="160" w:line="278" w:lineRule="auto"/>
+              <w:cnfStyle w:val="000000100000" w:firstRow="0" w:lastRow="0" w:firstColumn="0" w:lastColumn="0" w:oddVBand="0" w:evenVBand="0" w:oddHBand="1" w:evenHBand="0" w:firstRowFirstColumn="0" w:firstRowLastColumn="0" w:lastRowFirstColumn="0" w:lastRowLastColumn="0"/>
+            </w:pPr>
+            <w:r>
+              <w:t>400</w:t>
+            </w:r>
+          </w:p>
+        </w:tc>
+        <w:tc>
+          <w:tcPr>
+            <w:tcW w:w="0" w:type="auto"/>
+            <w:hideMark/>
+          </w:tcPr>
+          <w:p>
+            <w:pPr>
+              <w:spacing w:after="160" w:line="278" w:lineRule="auto"/>
+              <w:cnfStyle w:val="000000100000" w:firstRow="0" w:lastRow="0" w:firstColumn="0" w:lastColumn="0" w:oddVBand="0" w:evenVBand="0" w:oddHBand="1" w:evenHBand="0" w:firstRowFirstColumn="0" w:firstRowLastColumn="0" w:lastRowFirstColumn="0" w:lastRowLastColumn="0"/>
+            </w:pPr>
+            <w:r>
+              <w:t>Field-level validation errors</w:t>
+            </w:r>
+          </w:p>
+        </w:tc>
+      </w:tr>
+      <w:tr>
+        <w:trPr>
+          <w:trHeight w:val="487"/>
+        </w:trPr>
+        <w:tc>
+          <w:tcPr>
+            <w:cnfStyle w:val="001000000000" w:firstRow="0" w:lastRow="0" w:firstColumn="1" w:lastColumn="0" w:oddVBand="0" w:evenVBand="0" w:oddHBand="0" w:evenHBand="0" w:firstRowFirstColumn="0" w:firstRowLastColumn="0" w:lastRowFirstColumn="0" w:lastRowLastColumn="0"/>
+            <w:tcW w:w="0" w:type="auto"/>
+            <w:hideMark/>
+          </w:tcPr>
+          <w:p>
+            <w:pPr>
+              <w:spacing w:after="160" w:line="278" w:lineRule="auto"/>
+            </w:pPr>
+            <w:r>
+              <w:t>AccessDeniedException</w:t>
+            </w:r>
+          </w:p>
+        </w:tc>
+        <w:tc>
+          <w:tcPr>
+            <w:tcW w:w="0" w:type="auto"/>
+            <w:hideMark/>
+          </w:tcPr>
+          <w:p>
+            <w:pPr>
+              <w:spacing w:after="160" w:line="278" w:lineRule="auto"/>
+              <w:cnfStyle w:val="000000000000" w:firstRow="0" w:lastRow="0" w:firstColumn="0" w:lastColumn="0" w:oddVBand="0" w:evenVBand="0" w:oddHBand="0" w:evenHBand="0" w:firstRowFirstColumn="0" w:firstRowLastColumn="0" w:lastRowFirstColumn="0" w:lastRowLastColumn="0"/>
+            </w:pPr>
+            <w:r>
+              <w:t>403</w:t>
+            </w:r>
+          </w:p>
+        </w:tc>
+        <w:tc>
+          <w:tcPr>
+            <w:tcW w:w="0" w:type="auto"/>
+            <w:hideMark/>
+          </w:tcPr>
+          <w:p>
+            <w:pPr>
+              <w:spacing w:after="160" w:line="278" w:lineRule="auto"/>
+              <w:cnfStyle w:val="000000000000" w:firstRow="0" w:lastRow="0" w:firstColumn="0" w:lastColumn="0" w:oddVBand="0" w:evenVBand="0" w:oddHBand="0" w:evenHBand="0" w:firstRowFirstColumn="0" w:firstRowLastColumn="0" w:lastRowFirstColumn="0" w:lastRowLastColumn="0"/>
+            </w:pPr>
+            <w:r>
+              <w:t>Access denied message</w:t>
+            </w:r>
+          </w:p>
+        </w:tc>
+      </w:tr>
+      <w:tr>
+        <w:trPr>
+          <w:cnfStyle w:val="000000100000" w:firstRow="0" w:lastRow="0" w:firstColumn="0" w:lastColumn="0" w:oddVBand="0" w:evenVBand="0" w:oddHBand="1" w:evenHBand="0" w:firstRowFirstColumn="0" w:firstRowLastColumn="0" w:lastRowFirstColumn="0" w:lastRowLastColumn="0"/>
+          <w:trHeight w:val="499"/>
+        </w:trPr>
+        <w:tc>
+          <w:tcPr>
+            <w:cnfStyle w:val="001000000000" w:firstRow="0" w:lastRow="0" w:firstColumn="1" w:lastColumn="0" w:oddVBand="0" w:evenVBand="0" w:oddHBand="0" w:evenHBand="0" w:firstRowFirstColumn="0" w:firstRowLastColumn="0" w:lastRowFirstColumn="0" w:lastRowLastColumn="0"/>
+            <w:tcW w:w="0" w:type="auto"/>
+            <w:hideMark/>
+          </w:tcPr>
+          <w:p>
+            <w:pPr>
+              <w:spacing w:after="160" w:line="278" w:lineRule="auto"/>
+            </w:pPr>
+            <w:r>
+              <w:t>NoHandlerFoundException</w:t>
+            </w:r>
+          </w:p>
+        </w:tc>
+        <w:tc>
+          <w:tcPr>
+            <w:tcW w:w="0" w:type="auto"/>
+            <w:hideMark/>
+          </w:tcPr>
+          <w:p>
+            <w:pPr>
+              <w:spacing w:after="160" w:line="278" w:lineRule="auto"/>
+              <w:cnfStyle w:val="000000100000" w:firstRow="0" w:lastRow="0" w:firstColumn="0" w:lastColumn="0" w:oddVBand="0" w:evenVBand="0" w:oddHBand="1" w:evenHBand="0" w:firstRowFirstColumn="0" w:firstRowLastColumn="0" w:lastRowFirstColumn="0" w:lastRowLastColumn="0"/>
+            </w:pPr>
+            <w:r>
+              <w:t>404</w:t>
+            </w:r>
+          </w:p>
+        </w:tc>
+        <w:tc>
+          <w:tcPr>
+            <w:tcW w:w="0" w:type="auto"/>
+            <w:hideMark/>
+          </w:tcPr>
+          <w:p>
+            <w:pPr>
+              <w:spacing w:after="160" w:line="278" w:lineRule="auto"/>
+              <w:cnfStyle w:val="000000100000" w:firstRow="0" w:lastRow="0" w:firstColumn="0" w:lastColumn="0" w:oddVBand="0" w:evenVBand="0" w:oddHBand="1" w:evenHBand="0" w:firstRowFirstColumn="0" w:firstRowLastColumn="0" w:lastRowFirstColumn="0" w:lastRowLastColumn="0"/>
+            </w:pPr>
+            <w:r>
+              <w:t>Resource not found</w:t>
+            </w:r>
+          </w:p>
+        </w:tc>
+      </w:tr>
+      <w:tr>
+        <w:trPr>
+          <w:trHeight w:val="487"/>
+        </w:trPr>
+        <w:tc>
+          <w:tcPr>
+            <w:cnfStyle w:val="001000000000" w:firstRow="0" w:lastRow="0" w:firstColumn="1" w:lastColumn="0" w:oddVBand="0" w:evenVBand="0" w:oddHBand="0" w:evenHBand="0" w:firstRowFirstColumn="0" w:firstRowLastColumn="0" w:lastRowFirstColumn="0" w:lastRowLastColumn="0"/>
+            <w:tcW w:w="0" w:type="auto"/>
+            <w:hideMark/>
+          </w:tcPr>
+          <w:p>
+            <w:pPr>
+              <w:spacing w:after="160" w:line="278" w:lineRule="auto"/>
+            </w:pPr>
+            <w:r>
+              <w:t>Exception (generic)</w:t>
+            </w:r>
+          </w:p>
+        </w:tc>
+        <w:tc>
+          <w:tcPr>
+            <w:tcW w:w="0" w:type="auto"/>
+            <w:hideMark/>
+          </w:tcPr>
+          <w:p>
+            <w:pPr>
+              <w:spacing w:after="160" w:line="278" w:lineRule="auto"/>
+              <w:cnfStyle w:val="000000000000" w:firstRow="0" w:lastRow="0" w:firstColumn="0" w:lastColumn="0" w:oddVBand="0" w:evenVBand="0" w:oddHBand="0" w:evenHBand="0" w:firstRowFirstColumn="0" w:firstRowLastColumn="0" w:lastRowFirstColumn="0" w:lastRowLastColumn="0"/>
+            </w:pPr>
+            <w:r>
+              <w:t>500</w:t>
+            </w:r>
+          </w:p>
+        </w:tc>
+        <w:tc>
+          <w:tcPr>
+            <w:tcW w:w="0" w:type="auto"/>
+            <w:hideMark/>
+          </w:tcPr>
+          <w:p>
+            <w:pPr>
+              <w:spacing w:after="160" w:line="278" w:lineRule="auto"/>
+              <w:cnfStyle w:val="000000000000" w:firstRow="0" w:lastRow="0" w:firstColumn="0" w:lastColumn="0" w:oddVBand="0" w:evenVBand="0" w:oddHBand="0" w:evenHBand="0" w:firstRowFirstColumn="0" w:firstRowLastColumn="0" w:lastRowFirstColumn="0" w:lastRowLastColumn="0"/>
+            </w:pPr>
+            <w:r>
+              <w:t>Unexpected error occurred</w:t>
+            </w:r>
+          </w:p>
+        </w:tc>
+      </w:tr>
+    </w:tbl>
+    <w:p>
+      <w:r>
+        <w:t xml:space="preserve"> </w:t>
+      </w:r>
+    </w:p>
+    <w:p>
+      <w:pPr>
+        <w:rPr>
+          <w:b/>
+          <w:bCs/>
+        </w:rPr>
+      </w:pPr>
+      <w:r>
+        <w:rPr>
+          <w:b/>
+          <w:bCs/>
+        </w:rPr>
+        <w:t>3. Custom Exception </w:t>
+      </w:r>
+    </w:p>
+    <w:p>
+      <w:r>
+        <w:rPr>
+          <w:b/>
+          <w:bCs/>
+        </w:rPr>
+        <w:t>Location:</w:t>
+      </w:r>
+      <w:r>
+        <w:t> src/main/java/com/processmind/common/exception/ProcessMindException.java</w:t>
+      </w:r>
+    </w:p>
+    <w:p>
+      <w:r>
+        <w:rPr>
+          <w:b/>
+          <w:bCs/>
+        </w:rPr>
+        <w:t>What it does:</w:t>
+      </w:r>
+    </w:p>
+    <w:p>
+      <w:pPr>
+        <w:numPr>
+          <w:ilvl w:val="0"/>
+          <w:numId w:val="15"/>
+        </w:numPr>
+      </w:pPr>
+      <w:r>
+        <w:t>Custom application-specific exception</w:t>
+      </w:r>
+    </w:p>
+    <w:p>
+      <w:pPr>
+        <w:numPr>
+          <w:ilvl w:val="0"/>
+          <w:numId w:val="15"/>
+        </w:numPr>
+      </w:pPr>
+      <w:r>
+        <w:t>Allows setting HTTP status codes</w:t>
+      </w:r>
+    </w:p>
+    <w:p>
+      <w:pPr>
+        <w:numPr>
+          <w:ilvl w:val="0"/>
+          <w:numId w:val="15"/>
+        </w:numPr>
+      </w:pPr>
+      <w:r>
+        <w:t>Supports error codes and arguments</w:t>
+      </w:r>
+    </w:p>
+    <w:p>
+      <w:pPr>
+        <w:numPr>
+          <w:ilvl w:val="0"/>
+          <w:numId w:val="15"/>
+        </w:numPr>
+      </w:pPr>
+      <w:r>
+        <w:t>Extends RuntimeException (unchecked)</w:t>
+      </w:r>
+    </w:p>
+    <w:p>
+      <w:r>
+        <w:rPr>
+          <w:b/>
+          <w:bCs/>
+        </w:rPr>
+        <w:t>Usage Example:</w:t>
+      </w:r>
+    </w:p>
+    <w:p>
+      <w:r>
+        <w:drawing>
+          <wp:inline distT="0" distB="0" distL="0" distR="0" wp14:anchorId="03D6742E" wp14:editId="6253D92E">
+            <wp:extent cx="6645910" cy="855345"/>
+            <wp:effectExtent l="0" t="0" r="2540" b="1905"/>
+            <wp:docPr id="1573716171" name="Picture 1"/>
+            <wp:cNvGraphicFramePr>
+              <a:graphicFrameLocks xmlns:a="http://schemas.openxmlformats.org/drawingml/2006/main" noChangeAspect="1"/>
+            </wp:cNvGraphicFramePr>
+            <a:graphic xmlns:a="http://schemas.openxmlformats.org/drawingml/2006/main">
+              <a:graphicData uri="http://schemas.openxmlformats.org/drawingml/2006/picture">
+                <pic:pic xmlns:pic="http://schemas.openxmlformats.org/drawingml/2006/picture">
+                  <pic:nvPicPr>
+                    <pic:cNvPr id="1573716171" name=""/>
+                    <pic:cNvPicPr/>
+                  </pic:nvPicPr>
+                  <pic:blipFill>
+                    <a:blip r:embed="rId13"/>
+                    <a:stretch>
+                      <a:fillRect/>
+                    </a:stretch>
+                  </pic:blipFill>
+                  <pic:spPr>
+                    <a:xfrm>
+                      <a:off x="0" y="0"/>
+                      <a:ext cx="6645910" cy="855345"/>
+                    </a:xfrm>
+                    <a:prstGeom prst="rect">
+                      <a:avLst/>
+                    </a:prstGeom>
+                  </pic:spPr>
+                </pic:pic>
+              </a:graphicData>
+            </a:graphic>
+          </wp:inline>
+        </w:drawing>
+      </w:r>
+      <w:r>
+        <w:t xml:space="preserve"> </w:t>
+      </w:r>
+    </w:p>
+    <w:p>
+      <w:pPr>
+        <w:rPr>
+          <w:b/>
+          <w:bCs/>
+        </w:rPr>
+      </w:pPr>
+      <w:r>
+        <w:rPr>
+          <w:b/>
+          <w:bCs/>
+        </w:rPr>
+        <w:t>4. Health Check Endpoint (Updated to JSON) </w:t>
+      </w:r>
+    </w:p>
+    <w:p>
+      <w:r>
+        <w:rPr>
+          <w:b/>
+          <w:bCs/>
+        </w:rPr>
+        <w:t>Location:</w:t>
+      </w:r>
+      <w:r>
+        <w:t> src/main/java/com/processmind/common/controller/HealthController.java</w:t>
+      </w:r>
+    </w:p>
+    <w:p>
+      <w:r>
+        <w:rPr>
+          <w:b/>
+          <w:bCs/>
+        </w:rPr>
+        <w:t>What it does:</w:t>
+      </w:r>
+    </w:p>
+    <w:p>
+      <w:pPr>
+        <w:numPr>
+          <w:ilvl w:val="0"/>
+          <w:numId w:val="16"/>
+        </w:numPr>
+      </w:pPr>
+      <w:r>
+        <w:t>Returns health status in JSON format</w:t>
+      </w:r>
+    </w:p>
+    <w:p>
+      <w:pPr>
+        <w:numPr>
+          <w:ilvl w:val="0"/>
+          <w:numId w:val="16"/>
+        </w:numPr>
+      </w:pPr>
+      <w:r>
+        <w:t>Uses ApiResponse wrapper</w:t>
+      </w:r>
+    </w:p>
+    <w:p>
+      <w:pPr>
+        <w:numPr>
+          <w:ilvl w:val="0"/>
+          <w:numId w:val="16"/>
+        </w:numPr>
+      </w:pPr>
+      <w:r>
+        <w:t>Includes service name and timestamp</w:t>
+      </w:r>
+    </w:p>
+    <w:p>
+      <w:pPr>
+        <w:numPr>
+          <w:ilvl w:val="0"/>
+          <w:numId w:val="16"/>
+        </w:numPr>
+      </w:pPr>
+      <w:r>
+        <w:t>Returns HTTP 200 when healthy</w:t>
+      </w:r>
+    </w:p>
+    <w:p>
+      <w:r>
+        <w:rPr>
+          <w:b/>
+          <w:bCs/>
+        </w:rPr>
+        <w:t>Response:</w:t>
+      </w:r>
+    </w:p>
+    <w:p>
+      <w:r>
+        <w:drawing>
+          <wp:inline distT="0" distB="0" distL="0" distR="0" wp14:anchorId="166C44BD" wp14:editId="4870F720">
+            <wp:extent cx="3710940" cy="1438910"/>
+            <wp:effectExtent l="0" t="0" r="3810" b="8890"/>
+            <wp:docPr id="961853032" name="Picture 1"/>
+            <wp:cNvGraphicFramePr>
+              <a:graphicFrameLocks xmlns:a="http://schemas.openxmlformats.org/drawingml/2006/main" noChangeAspect="1"/>
+            </wp:cNvGraphicFramePr>
+            <a:graphic xmlns:a="http://schemas.openxmlformats.org/drawingml/2006/main">
+              <a:graphicData uri="http://schemas.openxmlformats.org/drawingml/2006/picture">
+                <pic:pic xmlns:pic="http://schemas.openxmlformats.org/drawingml/2006/picture">
+                  <pic:nvPicPr>
+                    <pic:cNvPr id="961853032" name=""/>
+                    <pic:cNvPicPr/>
+                  </pic:nvPicPr>
+                  <pic:blipFill>
+                    <a:blip r:embed="rId14"/>
+                    <a:stretch>
+                      <a:fillRect/>
+                    </a:stretch>
+                  </pic:blipFill>
+                  <pic:spPr>
+                    <a:xfrm>
+                      <a:off x="0" y="0"/>
+                      <a:ext cx="3748426" cy="1453445"/>
+                    </a:xfrm>
+                    <a:prstGeom prst="rect">
+                      <a:avLst/>
+                    </a:prstGeom>
+                  </pic:spPr>
+                </pic:pic>
+              </a:graphicData>
+            </a:graphic>
+          </wp:inline>
+        </w:drawing>
+      </w:r>
+    </w:p>
+    <w:p>
+      <w:pPr>
+        <w:rPr>
+          <w:b/>
+          <w:bCs/>
+        </w:rPr>
+      </w:pPr>
+      <w:r>
+        <w:rPr>
+          <w:b/>
+          <w:bCs/>
+        </w:rPr>
+        <w:lastRenderedPageBreak/>
+        <w:t>5. Logging Configuration </w:t>
+      </w:r>
+    </w:p>
+    <w:p>
+      <w:r>
+        <w:rPr>
+          <w:b/>
+          <w:bCs/>
+        </w:rPr>
+        <w:t>Location:</w:t>
+      </w:r>
+      <w:r>
+        <w:t> src/main/resources/logback-spring.xml</w:t>
+      </w:r>
+    </w:p>
+    <w:p>
+      <w:r>
+        <w:rPr>
+          <w:b/>
+          <w:bCs/>
+        </w:rPr>
+        <w:t>What it does:</w:t>
+      </w:r>
+    </w:p>
+    <w:p>
+      <w:pPr>
+        <w:numPr>
+          <w:ilvl w:val="0"/>
+          <w:numId w:val="17"/>
+        </w:numPr>
+      </w:pPr>
+      <w:r>
+        <w:t>Configures console and file logging</w:t>
+      </w:r>
+    </w:p>
+    <w:p>
+      <w:pPr>
+        <w:numPr>
+          <w:ilvl w:val="0"/>
+          <w:numId w:val="17"/>
+        </w:numPr>
+      </w:pPr>
+      <w:r>
+        <w:t>Color-coded console output</w:t>
+      </w:r>
+    </w:p>
+    <w:p>
+      <w:pPr>
+        <w:numPr>
+          <w:ilvl w:val="0"/>
+          <w:numId w:val="17"/>
+        </w:numPr>
+      </w:pPr>
+      <w:r>
+        <w:t>Daily rolling log files</w:t>
+      </w:r>
+    </w:p>
+    <w:p>
+      <w:pPr>
+        <w:numPr>
+          <w:ilvl w:val="0"/>
+          <w:numId w:val="17"/>
+        </w:numPr>
+      </w:pPr>
+      <w:r>
+        <w:t>30-day log retention</w:t>
+      </w:r>
+    </w:p>
+    <w:p>
+      <w:pPr>
+        <w:numPr>
+          <w:ilvl w:val="0"/>
+          <w:numId w:val="17"/>
+        </w:numPr>
+      </w:pPr>
+      <w:r>
+        <w:t>Separate logging levels for different packages</w:t>
+      </w:r>
+    </w:p>
+    <w:p>
+      <w:r>
+        <w:rPr>
+          <w:b/>
+          <w:bCs/>
+        </w:rPr>
+        <w:t>Log Levels Configured:</w:t>
+      </w:r>
+    </w:p>
+    <w:p>
+      <w:pPr>
+        <w:numPr>
+          <w:ilvl w:val="0"/>
+          <w:numId w:val="18"/>
+        </w:numPr>
+      </w:pPr>
+      <w:r>
+        <w:t>com.processmind: DEBUG</w:t>
+      </w:r>
+    </w:p>
+    <w:p>
+      <w:pPr>
+        <w:numPr>
+          <w:ilvl w:val="0"/>
+          <w:numId w:val="18"/>
+        </w:numPr>
+      </w:pPr>
+      <w:r>
+        <w:t>org.springframework.web: DEBUG</w:t>
+      </w:r>
+    </w:p>
+    <w:p>
+      <w:pPr>
+        <w:numPr>
+          <w:ilvl w:val="0"/>
+          <w:numId w:val="18"/>
+        </w:numPr>
+      </w:pPr>
+      <w:r>
+        <w:t>org.hibernate.SQL: DEBUG</w:t>
+      </w:r>
+    </w:p>
+    <w:p>
+      <w:pPr>
+        <w:numPr>
+          <w:ilvl w:val="0"/>
+          <w:numId w:val="18"/>
+        </w:numPr>
+      </w:pPr>
+      <w:r>
+        <w:t>root: INFO</w:t>
+      </w:r>
+    </w:p>
+    <w:p>
+      <w:r>
+        <w:t xml:space="preserve"> </w:t>
+      </w:r>
+    </w:p>
+    <w:p>
+      <w:pPr>
+        <w:rPr>
+          <w:b/>
+          <w:bCs/>
+        </w:rPr>
+      </w:pPr>
+      <w:r>
+        <w:rPr>
+          <w:b/>
+          <w:bCs/>
+        </w:rPr>
+        <w:t>6. Environment Variables </w:t>
+      </w:r>
+    </w:p>
+    <w:p>
+      <w:r>
+        <w:rPr>
+          <w:b/>
+          <w:bCs/>
+        </w:rPr>
+        <w:t>Locations:</w:t>
+      </w:r>
+    </w:p>
+    <w:p>
+      <w:pPr>
+        <w:numPr>
+          <w:ilvl w:val="0"/>
+          <w:numId w:val="19"/>
+        </w:numPr>
+      </w:pPr>
+      <w:r>
+        <w:t>src/main/resources/application.yml</w:t>
+      </w:r>
+    </w:p>
+    <w:p>
+      <w:pPr>
+        <w:numPr>
+          <w:ilvl w:val="0"/>
+          <w:numId w:val="19"/>
+        </w:numPr>
+      </w:pPr>
+      <w:r>
+        <w:t>src/main/resources/application-dev.yml</w:t>
+      </w:r>
+    </w:p>
+    <w:p>
+      <w:pPr>
+        <w:numPr>
+          <w:ilvl w:val="0"/>
+          <w:numId w:val="19"/>
+        </w:numPr>
+      </w:pPr>
+      <w:r>
+        <w:t>src/main/resources/application-prod.yml</w:t>
+      </w:r>
+    </w:p>
+    <w:p>
+      <w:pPr>
+        <w:numPr>
+          <w:ilvl w:val="0"/>
+          <w:numId w:val="19"/>
+        </w:numPr>
+      </w:pPr>
+      <w:r>
+        <w:t>backend/.env</w:t>
+      </w:r>
+    </w:p>
+    <w:p>
+      <w:r>
+        <w:rPr>
+          <w:b/>
+          <w:bCs/>
+        </w:rPr>
+        <w:t>What it does:</w:t>
+      </w:r>
+    </w:p>
+    <w:p>
+      <w:pPr>
+        <w:numPr>
+          <w:ilvl w:val="0"/>
+          <w:numId w:val="20"/>
+        </w:numPr>
+      </w:pPr>
+      <w:r>
+        <w:t>Externalizes configuration</w:t>
+      </w:r>
+    </w:p>
+    <w:p>
+      <w:pPr>
+        <w:numPr>
+          <w:ilvl w:val="0"/>
+          <w:numId w:val="20"/>
+        </w:numPr>
+      </w:pPr>
+      <w:r>
+        <w:t>Supports different environments (dev/prod)</w:t>
+      </w:r>
+    </w:p>
+    <w:p>
+      <w:pPr>
+        <w:numPr>
+          <w:ilvl w:val="0"/>
+          <w:numId w:val="20"/>
+        </w:numPr>
+      </w:pPr>
+      <w:r>
+        <w:t>Database credentials via environment variables</w:t>
+      </w:r>
+    </w:p>
+    <w:p>
+      <w:pPr>
+        <w:numPr>
+          <w:ilvl w:val="0"/>
+          <w:numId w:val="20"/>
+        </w:numPr>
+      </w:pPr>
+      <w:r>
+        <w:t>Server port configuration</w:t>
+      </w:r>
+    </w:p>
+    <w:p>
+      <w:r>
+        <w:rPr>
+          <w:b/>
+          <w:bCs/>
+        </w:rPr>
+        <w:t>Key Variables:</w:t>
+      </w:r>
+    </w:p>
+    <w:p>
+      <w:r>
+        <w:drawing>
+          <wp:inline distT="0" distB="0" distL="0" distR="0" wp14:anchorId="4FC78623" wp14:editId="26525F49">
+            <wp:extent cx="4391891" cy="1516902"/>
+            <wp:effectExtent l="0" t="0" r="0" b="7620"/>
+            <wp:docPr id="1186999361" name="Picture 1"/>
+            <wp:cNvGraphicFramePr>
+              <a:graphicFrameLocks xmlns:a="http://schemas.openxmlformats.org/drawingml/2006/main" noChangeAspect="1"/>
+            </wp:cNvGraphicFramePr>
+            <a:graphic xmlns:a="http://schemas.openxmlformats.org/drawingml/2006/main">
+              <a:graphicData uri="http://schemas.openxmlformats.org/drawingml/2006/picture">
+                <pic:pic xmlns:pic="http://schemas.openxmlformats.org/drawingml/2006/picture">
+                  <pic:nvPicPr>
+                    <pic:cNvPr id="1186999361" name=""/>
+                    <pic:cNvPicPr/>
+                  </pic:nvPicPr>
+                  <pic:blipFill>
+                    <a:blip r:embed="rId15"/>
+                    <a:stretch>
+                      <a:fillRect/>
+                    </a:stretch>
+                  </pic:blipFill>
+                  <pic:spPr>
+                    <a:xfrm>
+                      <a:off x="0" y="0"/>
+                      <a:ext cx="4437757" cy="1532743"/>
+                    </a:xfrm>
+                    <a:prstGeom prst="rect">
+                      <a:avLst/>
+                    </a:prstGeom>
+                  </pic:spPr>
+                </pic:pic>
+              </a:graphicData>
+            </a:graphic>
+          </wp:inline>
+        </w:drawing>
+      </w:r>
+    </w:p>
+    <w:p>
+      <w:pPr>
+        <w:rPr>
+          <w:b/>
+          <w:bCs/>
+        </w:rPr>
+      </w:pPr>
+      <w:r>
+        <w:rPr>
+          <w:b/>
+          <w:bCs/>
+        </w:rPr>
+        <w:lastRenderedPageBreak/>
+        <w:t>7. Validation Setup </w:t>
+      </w:r>
+      <w:r>
+        <w:rPr>
+          <w:rFonts w:ascii="Segoe UI Emoji" w:hAnsi="Segoe UI Emoji" w:cs="Segoe UI Emoji"/>
+          <w:b/>
+          <w:bCs/>
+        </w:rPr>
+        <w:t>✅</w:t>
+      </w:r>
+    </w:p>
+    <w:p>
+      <w:r>
+        <w:rPr>
+          <w:b/>
+          <w:bCs/>
+        </w:rPr>
+        <w:t>Location:</w:t>
+      </w:r>
+      <w:r>
+        <w:t> src/main/java/com/processmind/common/constants/ValidationConstants.java</w:t>
+      </w:r>
+    </w:p>
+    <w:p>
+      <w:r>
+        <w:rPr>
+          <w:b/>
+          <w:bCs/>
+        </w:rPr>
+        <w:t>What it does:</w:t>
+      </w:r>
+    </w:p>
+    <w:p>
+      <w:pPr>
+        <w:numPr>
+          <w:ilvl w:val="0"/>
+          <w:numId w:val="21"/>
+        </w:numPr>
+      </w:pPr>
+      <w:r>
+        <w:t>Centralizes validation rules</w:t>
+      </w:r>
+    </w:p>
+    <w:p>
+      <w:pPr>
+        <w:numPr>
+          <w:ilvl w:val="0"/>
+          <w:numId w:val="21"/>
+        </w:numPr>
+      </w:pPr>
+      <w:r>
+        <w:t>Defines length constraints</w:t>
+      </w:r>
+    </w:p>
+    <w:p>
+      <w:pPr>
+        <w:numPr>
+          <w:ilvl w:val="0"/>
+          <w:numId w:val="21"/>
+        </w:numPr>
+      </w:pPr>
+      <w:r>
+        <w:t>Defines regex patterns for email, phone, username</w:t>
+      </w:r>
+    </w:p>
+    <w:p>
+      <w:pPr>
+        <w:numPr>
+          <w:ilvl w:val="0"/>
+          <w:numId w:val="21"/>
+        </w:numPr>
+      </w:pPr>
+      <w:r>
+        <w:t>Reusable validation constants</w:t>
+      </w:r>
+    </w:p>
+    <w:p>
+      <w:r>
+        <w:rPr>
+          <w:b/>
+          <w:bCs/>
+        </w:rPr>
+        <w:t>Validation Rules:</w:t>
+      </w:r>
+    </w:p>
+    <w:tbl>
+      <w:tblPr>
+        <w:tblStyle w:val="PlainTable1"/>
+        <w:tblW w:w="8945" w:type="dxa"/>
+        <w:tblLook w:val="04A0" w:firstRow="1" w:lastRow="0" w:firstColumn="1" w:lastColumn="0" w:noHBand="0" w:noVBand="1"/>
+      </w:tblPr>
+      <w:tblGrid>
+        <w:gridCol w:w="2109"/>
+        <w:gridCol w:w="6836"/>
+      </w:tblGrid>
+      <w:tr>
+        <w:trPr>
+          <w:cnfStyle w:val="100000000000" w:firstRow="1" w:lastRow="0" w:firstColumn="0" w:lastColumn="0" w:oddVBand="0" w:evenVBand="0" w:oddHBand="0" w:evenHBand="0" w:firstRowFirstColumn="0" w:firstRowLastColumn="0" w:lastRowFirstColumn="0" w:lastRowLastColumn="0"/>
+          <w:trHeight w:val="415"/>
+        </w:trPr>
+        <w:tc>
+          <w:tcPr>
+            <w:cnfStyle w:val="001000000000" w:firstRow="0" w:lastRow="0" w:firstColumn="1" w:lastColumn="0" w:oddVBand="0" w:evenVBand="0" w:oddHBand="0" w:evenHBand="0" w:firstRowFirstColumn="0" w:firstRowLastColumn="0" w:lastRowFirstColumn="0" w:lastRowLastColumn="0"/>
+            <w:tcW w:w="0" w:type="auto"/>
+            <w:hideMark/>
+          </w:tcPr>
+          <w:p>
+            <w:pPr>
+              <w:spacing w:after="160" w:line="278" w:lineRule="auto"/>
+            </w:pPr>
+            <w:r>
+              <w:t>Field</w:t>
+            </w:r>
+          </w:p>
+        </w:tc>
+        <w:tc>
+          <w:tcPr>
+            <w:tcW w:w="0" w:type="auto"/>
+            <w:hideMark/>
+          </w:tcPr>
+          <w:p>
+            <w:pPr>
+              <w:spacing w:after="160" w:line="278" w:lineRule="auto"/>
+              <w:cnfStyle w:val="100000000000" w:firstRow="1" w:lastRow="0" w:firstColumn="0" w:lastColumn="0" w:oddVBand="0" w:evenVBand="0" w:oddHBand="0" w:evenHBand="0" w:firstRowFirstColumn="0" w:firstRowLastColumn="0" w:lastRowFirstColumn="0" w:lastRowLastColumn="0"/>
+            </w:pPr>
+            <w:r>
+              <w:t>Rule</w:t>
+            </w:r>
+          </w:p>
+        </w:tc>
+      </w:tr>
+      <w:tr>
+        <w:trPr>
+          <w:cnfStyle w:val="000000100000" w:firstRow="0" w:lastRow="0" w:firstColumn="0" w:lastColumn="0" w:oddVBand="0" w:evenVBand="0" w:oddHBand="1" w:evenHBand="0" w:firstRowFirstColumn="0" w:firstRowLastColumn="0" w:lastRowFirstColumn="0" w:lastRowLastColumn="0"/>
+          <w:trHeight w:val="406"/>
+        </w:trPr>
+        <w:tc>
+          <w:tcPr>
+            <w:cnfStyle w:val="001000000000" w:firstRow="0" w:lastRow="0" w:firstColumn="1" w:lastColumn="0" w:oddVBand="0" w:evenVBand="0" w:oddHBand="0" w:evenHBand="0" w:firstRowFirstColumn="0" w:firstRowLastColumn="0" w:lastRowFirstColumn="0" w:lastRowLastColumn="0"/>
+            <w:tcW w:w="0" w:type="auto"/>
+            <w:hideMark/>
+          </w:tcPr>
+          <w:p>
+            <w:pPr>
+              <w:spacing w:after="160" w:line="278" w:lineRule="auto"/>
+            </w:pPr>
+            <w:r>
+              <w:t>Username</w:t>
+            </w:r>
+          </w:p>
+        </w:tc>
+        <w:tc>
+          <w:tcPr>
+            <w:tcW w:w="0" w:type="auto"/>
+            <w:hideMark/>
+          </w:tcPr>
+          <w:p>
+            <w:pPr>
+              <w:spacing w:after="160" w:line="278" w:lineRule="auto"/>
+              <w:cnfStyle w:val="000000100000" w:firstRow="0" w:lastRow="0" w:firstColumn="0" w:lastColumn="0" w:oddVBand="0" w:evenVBand="0" w:oddHBand="1" w:evenHBand="0" w:firstRowFirstColumn="0" w:firstRowLastColumn="0" w:lastRowFirstColumn="0" w:lastRowLastColumn="0"/>
+            </w:pPr>
+            <w:r>
+              <w:t>3-50 characters, alphanumeric with .-_</w:t>
+            </w:r>
+          </w:p>
+        </w:tc>
+      </w:tr>
+      <w:tr>
+        <w:trPr>
+          <w:trHeight w:val="415"/>
+        </w:trPr>
+        <w:tc>
+          <w:tcPr>
+            <w:cnfStyle w:val="001000000000" w:firstRow="0" w:lastRow="0" w:firstColumn="1" w:lastColumn="0" w:oddVBand="0" w:evenVBand="0" w:oddHBand="0" w:evenHBand="0" w:firstRowFirstColumn="0" w:firstRowLastColumn="0" w:lastRowFirstColumn="0" w:lastRowLastColumn="0"/>
+            <w:tcW w:w="0" w:type="auto"/>
+            <w:hideMark/>
+          </w:tcPr>
+          <w:p>
+            <w:pPr>
+              <w:spacing w:after="160" w:line="278" w:lineRule="auto"/>
+            </w:pPr>
+            <w:r>
+              <w:t>Password</w:t>
+            </w:r>
+          </w:p>
+        </w:tc>
+        <w:tc>
+          <w:tcPr>
+            <w:tcW w:w="0" w:type="auto"/>
+            <w:hideMark/>
+          </w:tcPr>
+          <w:p>
+            <w:pPr>
+              <w:spacing w:after="160" w:line="278" w:lineRule="auto"/>
+              <w:cnfStyle w:val="000000000000" w:firstRow="0" w:lastRow="0" w:firstColumn="0" w:lastColumn="0" w:oddVBand="0" w:evenVBand="0" w:oddHBand="0" w:evenHBand="0" w:firstRowFirstColumn="0" w:firstRowLastColumn="0" w:lastRowFirstColumn="0" w:lastRowLastColumn="0"/>
+            </w:pPr>
+            <w:r>
+              <w:t>8-100 characters</w:t>
+            </w:r>
+          </w:p>
+        </w:tc>
+      </w:tr>
+      <w:tr>
+        <w:trPr>
+          <w:cnfStyle w:val="000000100000" w:firstRow="0" w:lastRow="0" w:firstColumn="0" w:lastColumn="0" w:oddVBand="0" w:evenVBand="0" w:oddHBand="1" w:evenHBand="0" w:firstRowFirstColumn="0" w:firstRowLastColumn="0" w:lastRowFirstColumn="0" w:lastRowLastColumn="0"/>
+          <w:trHeight w:val="415"/>
+        </w:trPr>
+        <w:tc>
+          <w:tcPr>
+            <w:cnfStyle w:val="001000000000" w:firstRow="0" w:lastRow="0" w:firstColumn="1" w:lastColumn="0" w:oddVBand="0" w:evenVBand="0" w:oddHBand="0" w:evenHBand="0" w:firstRowFirstColumn="0" w:firstRowLastColumn="0" w:lastRowFirstColumn="0" w:lastRowLastColumn="0"/>
+            <w:tcW w:w="0" w:type="auto"/>
+            <w:hideMark/>
+          </w:tcPr>
+          <w:p>
+            <w:pPr>
+              <w:spacing w:after="160" w:line="278" w:lineRule="auto"/>
+            </w:pPr>
+            <w:r>
+              <w:t>Email</w:t>
+            </w:r>
+          </w:p>
+        </w:tc>
+        <w:tc>
+          <w:tcPr>
+            <w:tcW w:w="0" w:type="auto"/>
+            <w:hideMark/>
+          </w:tcPr>
+          <w:p>
+            <w:pPr>
+              <w:spacing w:after="160" w:line="278" w:lineRule="auto"/>
+              <w:cnfStyle w:val="000000100000" w:firstRow="0" w:lastRow="0" w:firstColumn="0" w:lastColumn="0" w:oddVBand="0" w:evenVBand="0" w:oddHBand="1" w:evenHBand="0" w:firstRowFirstColumn="0" w:firstRowLastColumn="0" w:lastRowFirstColumn="0" w:lastRowLastColumn="0"/>
+            </w:pPr>
+            <w:r>
+              <w:t>Valid email format</w:t>
+            </w:r>
+          </w:p>
+        </w:tc>
+      </w:tr>
+      <w:tr>
+        <w:trPr>
+          <w:trHeight w:val="406"/>
+        </w:trPr>
+        <w:tc>
+          <w:tcPr>
+            <w:cnfStyle w:val="001000000000" w:firstRow="0" w:lastRow="0" w:firstColumn="1" w:lastColumn="0" w:oddVBand="0" w:evenVBand="0" w:oddHBand="0" w:evenHBand="0" w:firstRowFirstColumn="0" w:firstRowLastColumn="0" w:lastRowFirstColumn="0" w:lastRowLastColumn="0"/>
+            <w:tcW w:w="0" w:type="auto"/>
+            <w:hideMark/>
+          </w:tcPr>
+          <w:p>
+            <w:pPr>
+              <w:spacing w:after="160" w:line="278" w:lineRule="auto"/>
+            </w:pPr>
+            <w:r>
+              <w:t>Phone</w:t>
+            </w:r>
+          </w:p>
+        </w:tc>
+        <w:tc>
+          <w:tcPr>
+            <w:tcW w:w="0" w:type="auto"/>
+            <w:hideMark/>
+          </w:tcPr>
+          <w:p>
+            <w:pPr>
+              <w:spacing w:after="160" w:line="278" w:lineRule="auto"/>
+              <w:cnfStyle w:val="000000000000" w:firstRow="0" w:lastRow="0" w:firstColumn="0" w:lastColumn="0" w:oddVBand="0" w:evenVBand="0" w:oddHBand="0" w:evenHBand="0" w:firstRowFirstColumn="0" w:firstRowLastColumn="0" w:lastRowFirstColumn="0" w:lastRowLastColumn="0"/>
+            </w:pPr>
+            <w:r>
+              <w:t>International format</w:t>
+            </w:r>
+          </w:p>
+        </w:tc>
+      </w:tr>
+    </w:tbl>
+    <w:p>
+      <w:r>
+        <w:t xml:space="preserve"> </w:t>
+      </w:r>
+    </w:p>
+    <w:p>
+      <w:pPr>
+        <w:rPr>
+          <w:b/>
+          <w:bCs/>
+        </w:rPr>
+      </w:pPr>
+      <w:r>
+        <w:rPr>
+          <w:b/>
+          <w:bCs/>
+        </w:rPr>
+        <w:t>8. Docker Setup </w:t>
+      </w:r>
+    </w:p>
+    <w:p>
+      <w:r>
+        <w:rPr>
+          <w:b/>
+          <w:bCs/>
+        </w:rPr>
+        <w:t>Locations:</w:t>
+      </w:r>
+    </w:p>
+    <w:p>
+      <w:pPr>
+        <w:numPr>
+          <w:ilvl w:val="0"/>
+          <w:numId w:val="22"/>
+        </w:numPr>
+      </w:pPr>
+      <w:r>
+        <w:t>backend/Dockerfile</w:t>
+      </w:r>
+    </w:p>
+    <w:p>
+      <w:pPr>
+        <w:numPr>
+          <w:ilvl w:val="0"/>
+          <w:numId w:val="22"/>
+        </w:numPr>
+      </w:pPr>
+      <w:r>
+        <w:t>docker/docker-compose.yml</w:t>
+      </w:r>
+    </w:p>
+    <w:p>
+      <w:pPr>
+        <w:numPr>
+          <w:ilvl w:val="0"/>
+          <w:numId w:val="22"/>
+        </w:numPr>
+      </w:pPr>
+      <w:r>
+        <w:t>ProcessMind-AI/docker-compose.yml</w:t>
+      </w:r>
+    </w:p>
+    <w:p>
+      <w:r>
+        <w:rPr>
+          <w:b/>
+          <w:bCs/>
+        </w:rPr>
+        <w:t>What it does:</w:t>
+      </w:r>
+    </w:p>
+    <w:p>
+      <w:pPr>
+        <w:numPr>
+          <w:ilvl w:val="0"/>
+          <w:numId w:val="23"/>
+        </w:numPr>
+      </w:pPr>
+      <w:r>
+        <w:t>Containerizes the backend application</w:t>
+      </w:r>
+    </w:p>
+    <w:p>
+      <w:pPr>
+        <w:numPr>
+          <w:ilvl w:val="0"/>
+          <w:numId w:val="23"/>
+        </w:numPr>
+      </w:pPr>
+      <w:r>
+        <w:t>Containerizes PostgreSQL database</w:t>
+      </w:r>
+    </w:p>
+    <w:p>
+      <w:pPr>
+        <w:numPr>
+          <w:ilvl w:val="0"/>
+          <w:numId w:val="23"/>
+        </w:numPr>
+      </w:pPr>
+      <w:r>
+        <w:t>Sets up service dependencies</w:t>
+      </w:r>
+    </w:p>
+    <w:p>
+      <w:pPr>
+        <w:numPr>
+          <w:ilvl w:val="0"/>
+          <w:numId w:val="23"/>
+        </w:numPr>
+      </w:pPr>
+      <w:r>
+        <w:t>Configures health checks</w:t>
+      </w:r>
+    </w:p>
+    <w:p>
+      <w:pPr>
+        <w:numPr>
+          <w:ilvl w:val="0"/>
+          <w:numId w:val="23"/>
+        </w:numPr>
+      </w:pPr>
+      <w:r>
+        <w:t>Creates persistent volumes for data</w:t>
+      </w:r>
+    </w:p>
+    <w:p>
+      <w:r>
+        <w:rPr>
+          <w:b/>
+          <w:bCs/>
+        </w:rPr>
+        <w:t>Docker Commands:</w:t>
+      </w:r>
+    </w:p>
+    <w:p>
+      <w:r>
+        <w:drawing>
+          <wp:inline distT="0" distB="0" distL="0" distR="0" wp14:anchorId="05641FA7" wp14:editId="058C09CA">
+            <wp:extent cx="2729345" cy="1424305"/>
+            <wp:effectExtent l="0" t="0" r="0" b="4445"/>
+            <wp:docPr id="868620120" name="Picture 1"/>
+            <wp:cNvGraphicFramePr>
+              <a:graphicFrameLocks xmlns:a="http://schemas.openxmlformats.org/drawingml/2006/main" noChangeAspect="1"/>
+            </wp:cNvGraphicFramePr>
+            <a:graphic xmlns:a="http://schemas.openxmlformats.org/drawingml/2006/main">
+              <a:graphicData uri="http://schemas.openxmlformats.org/drawingml/2006/picture">
+                <pic:pic xmlns:pic="http://schemas.openxmlformats.org/drawingml/2006/picture">
+                  <pic:nvPicPr>
+                    <pic:cNvPr id="868620120" name=""/>
+                    <pic:cNvPicPr/>
+                  </pic:nvPicPr>
+                  <pic:blipFill>
+                    <a:blip r:embed="rId16"/>
+                    <a:stretch>
+                      <a:fillRect/>
+                    </a:stretch>
+                  </pic:blipFill>
+                  <pic:spPr>
+                    <a:xfrm>
+                      <a:off x="0" y="0"/>
+                      <a:ext cx="2770203" cy="1445627"/>
+                    </a:xfrm>
+                    <a:prstGeom prst="rect">
+                      <a:avLst/>
+                    </a:prstGeom>
+                  </pic:spPr>
+                </pic:pic>
+              </a:graphicData>
+            </a:graphic>
+          </wp:inline>
+        </w:drawing>
+      </w:r>
+    </w:p>
+    <w:p>
+      <w:pPr>
+        <w:rPr>
+          <w:b/>
+          <w:bCs/>
+        </w:rPr>
+      </w:pPr>
+      <w:r>
+        <w:rPr>
+          <w:b/>
+          <w:bCs/>
+        </w:rPr>
+        <w:lastRenderedPageBreak/>
+        <w:t>9. Frontend Setup (Optional) </w:t>
+      </w:r>
+    </w:p>
+    <w:p>
+      <w:r>
+        <w:rPr>
+          <w:b/>
+          <w:bCs/>
+        </w:rPr>
+        <w:t>Location:</w:t>
+      </w:r>
+      <w:r>
+        <w:t> frontend/</w:t>
+      </w:r>
+    </w:p>
+    <w:p>
+      <w:r>
+        <w:rPr>
+          <w:b/>
+          <w:bCs/>
+        </w:rPr>
+        <w:t>Status:</w:t>
+      </w:r>
+      <w:r>
+        <w:t> Structure created, but not fully implemented yet</w:t>
+      </w:r>
+    </w:p>
+    <w:p>
+      <w:r>
+        <w:rPr>
+          <w:b/>
+          <w:bCs/>
+        </w:rPr>
+        <w:t>To Complete:</w:t>
+      </w:r>
+    </w:p>
+    <w:p>
+      <w:r>
+        <w:drawing>
+          <wp:inline distT="0" distB="0" distL="0" distR="0" wp14:anchorId="280E030E" wp14:editId="506496D3">
+            <wp:extent cx="6645910" cy="920115"/>
+            <wp:effectExtent l="0" t="0" r="2540" b="0"/>
+            <wp:docPr id="2046318986" name="Picture 1"/>
+            <wp:cNvGraphicFramePr>
+              <a:graphicFrameLocks xmlns:a="http://schemas.openxmlformats.org/drawingml/2006/main" noChangeAspect="1"/>
+            </wp:cNvGraphicFramePr>
+            <a:graphic xmlns:a="http://schemas.openxmlformats.org/drawingml/2006/main">
+              <a:graphicData uri="http://schemas.openxmlformats.org/drawingml/2006/picture">
+                <pic:pic xmlns:pic="http://schemas.openxmlformats.org/drawingml/2006/picture">
+                  <pic:nvPicPr>
+                    <pic:cNvPr id="2046318986" name=""/>
+                    <pic:cNvPicPr/>
+                  </pic:nvPicPr>
+                  <pic:blipFill>
+                    <a:blip r:embed="rId17"/>
+                    <a:stretch>
+                      <a:fillRect/>
+                    </a:stretch>
+                  </pic:blipFill>
+                  <pic:spPr>
+                    <a:xfrm>
+                      <a:off x="0" y="0"/>
+                      <a:ext cx="6645910" cy="920115"/>
+                    </a:xfrm>
+                    <a:prstGeom prst="rect">
+                      <a:avLst/>
+                    </a:prstGeom>
+                  </pic:spPr>
+                </pic:pic>
+              </a:graphicData>
+            </a:graphic>
+          </wp:inline>
+        </w:drawing>
+      </w:r>
+    </w:p>
+    <w:p>
+      <w:pPr>
+        <w:rPr>
+          <w:rFonts w:ascii="Segoe UI Emoji" w:hAnsi="Segoe UI Emoji" w:cs="Segoe UI Emoji"/>
+          <w:b/>
+          <w:bCs/>
+        </w:rPr>
+      </w:pPr>
+    </w:p>
+    <w:p>
+      <w:pPr>
+        <w:rPr>
+          <w:b/>
+          <w:bCs/>
+        </w:rPr>
+      </w:pPr>
+      <w:r>
+        <w:rPr>
+          <w:b/>
+          <w:bCs/>
+        </w:rPr>
+        <w:t>What's Working Now</w:t>
+      </w:r>
+    </w:p>
+    <w:tbl>
+      <w:tblPr>
+        <w:tblStyle w:val="PlainTable1"/>
+        <w:tblW w:w="10744" w:type="dxa"/>
+        <w:tblLook w:val="04A0" w:firstRow="1" w:lastRow="0" w:firstColumn="1" w:lastColumn="0" w:noHBand="0" w:noVBand="1"/>
+      </w:tblPr>
+      <w:tblGrid>
+        <w:gridCol w:w="4856"/>
+        <w:gridCol w:w="5888"/>
+      </w:tblGrid>
+      <w:tr>
+        <w:trPr>
+          <w:cnfStyle w:val="100000000000" w:firstRow="1" w:lastRow="0" w:firstColumn="0" w:lastColumn="0" w:oddVBand="0" w:evenVBand="0" w:oddHBand="0" w:evenHBand="0" w:firstRowFirstColumn="0" w:firstRowLastColumn="0" w:lastRowFirstColumn="0" w:lastRowLastColumn="0"/>
+          <w:trHeight w:val="494"/>
+        </w:trPr>
+        <w:tc>
+          <w:tcPr>
+            <w:cnfStyle w:val="001000000000" w:firstRow="0" w:lastRow="0" w:firstColumn="1" w:lastColumn="0" w:oddVBand="0" w:evenVBand="0" w:oddHBand="0" w:evenHBand="0" w:firstRowFirstColumn="0" w:firstRowLastColumn="0" w:lastRowFirstColumn="0" w:lastRowLastColumn="0"/>
+            <w:tcW w:w="0" w:type="auto"/>
+            <w:hideMark/>
+          </w:tcPr>
+          <w:p>
+            <w:pPr>
+              <w:spacing w:after="160" w:line="278" w:lineRule="auto"/>
+            </w:pPr>
+            <w:r>
+              <w:t>Component</w:t>
+            </w:r>
+          </w:p>
+        </w:tc>
+        <w:tc>
+          <w:tcPr>
+            <w:tcW w:w="0" w:type="auto"/>
+            <w:hideMark/>
+          </w:tcPr>
+          <w:p>
+            <w:pPr>
+              <w:spacing w:after="160" w:line="278" w:lineRule="auto"/>
+              <w:cnfStyle w:val="100000000000" w:firstRow="1" w:lastRow="0" w:firstColumn="0" w:lastColumn="0" w:oddVBand="0" w:evenVBand="0" w:oddHBand="0" w:evenHBand="0" w:firstRowFirstColumn="0" w:firstRowLastColumn="0" w:lastRowFirstColumn="0" w:lastRowLastColumn="0"/>
+            </w:pPr>
+            <w:r>
+              <w:t>Status</w:t>
+            </w:r>
+          </w:p>
+        </w:tc>
+      </w:tr>
+      <w:tr>
+        <w:trPr>
+          <w:cnfStyle w:val="000000100000" w:firstRow="0" w:lastRow="0" w:firstColumn="0" w:lastColumn="0" w:oddVBand="0" w:evenVBand="0" w:oddHBand="1" w:evenHBand="0" w:firstRowFirstColumn="0" w:firstRowLastColumn="0" w:lastRowFirstColumn="0" w:lastRowLastColumn="0"/>
+          <w:trHeight w:val="531"/>
+        </w:trPr>
+        <w:tc>
+          <w:tcPr>
+            <w:cnfStyle w:val="001000000000" w:firstRow="0" w:lastRow="0" w:firstColumn="1" w:lastColumn="0" w:oddVBand="0" w:evenVBand="0" w:oddHBand="0" w:evenHBand="0" w:firstRowFirstColumn="0" w:firstRowLastColumn="0" w:lastRowFirstColumn="0" w:lastRowLastColumn="0"/>
+            <w:tcW w:w="0" w:type="auto"/>
+            <w:hideMark/>
+          </w:tcPr>
+          <w:p>
+            <w:pPr>
+              <w:spacing w:after="160" w:line="278" w:lineRule="auto"/>
+            </w:pPr>
+            <w:r>
+              <w:rPr>
+                <w:rFonts w:ascii="Segoe UI Emoji" w:hAnsi="Segoe UI Emoji" w:cs="Segoe UI Emoji"/>
+              </w:rPr>
+              <w:t>✅</w:t>
+            </w:r>
+            <w:r>
+              <w:t xml:space="preserve"> Spring Boot Application</w:t>
+            </w:r>
+          </w:p>
+        </w:tc>
+        <w:tc>
+          <w:tcPr>
+            <w:tcW w:w="0" w:type="auto"/>
+            <w:hideMark/>
+          </w:tcPr>
+          <w:p>
+            <w:pPr>
+              <w:spacing w:after="160" w:line="278" w:lineRule="auto"/>
+              <w:cnfStyle w:val="000000100000" w:firstRow="0" w:lastRow="0" w:firstColumn="0" w:lastColumn="0" w:oddVBand="0" w:evenVBand="0" w:oddHBand="1" w:evenHBand="0" w:firstRowFirstColumn="0" w:firstRowLastColumn="0" w:lastRowFirstColumn="0" w:lastRowLastColumn="0"/>
+            </w:pPr>
+            <w:r>
+              <w:t>Running on port 8080</w:t>
+            </w:r>
+          </w:p>
+        </w:tc>
+      </w:tr>
+      <w:tr>
+        <w:trPr>
+          <w:trHeight w:val="531"/>
+        </w:trPr>
+        <w:tc>
+          <w:tcPr>
+            <w:cnfStyle w:val="001000000000" w:firstRow="0" w:lastRow="0" w:firstColumn="1" w:lastColumn="0" w:oddVBand="0" w:evenVBand="0" w:oddHBand="0" w:evenHBand="0" w:firstRowFirstColumn="0" w:firstRowLastColumn="0" w:lastRowFirstColumn="0" w:lastRowLastColumn="0"/>
+            <w:tcW w:w="0" w:type="auto"/>
+            <w:hideMark/>
+          </w:tcPr>
+          <w:p>
+            <w:pPr>
+              <w:spacing w:after="160" w:line="278" w:lineRule="auto"/>
+            </w:pPr>
+            <w:r>
+              <w:rPr>
+                <w:rFonts w:ascii="Segoe UI Emoji" w:hAnsi="Segoe UI Emoji" w:cs="Segoe UI Emoji"/>
+              </w:rPr>
+              <w:t>✅</w:t>
+            </w:r>
+            <w:r>
+              <w:t xml:space="preserve"> PostgreSQL Database</w:t>
+            </w:r>
+          </w:p>
+        </w:tc>
+        <w:tc>
+          <w:tcPr>
+            <w:tcW w:w="0" w:type="auto"/>
+            <w:hideMark/>
+          </w:tcPr>
+          <w:p>
+            <w:pPr>
+              <w:spacing w:after="160" w:line="278" w:lineRule="auto"/>
+              <w:cnfStyle w:val="000000000000" w:firstRow="0" w:lastRow="0" w:firstColumn="0" w:lastColumn="0" w:oddVBand="0" w:evenVBand="0" w:oddHBand="0" w:evenHBand="0" w:firstRowFirstColumn="0" w:firstRowLastColumn="0" w:lastRowFirstColumn="0" w:lastRowLastColumn="0"/>
+            </w:pPr>
+            <w:r>
+              <w:t>Connected</w:t>
+            </w:r>
+          </w:p>
+        </w:tc>
+      </w:tr>
+      <w:tr>
+        <w:trPr>
+          <w:cnfStyle w:val="000000100000" w:firstRow="0" w:lastRow="0" w:firstColumn="0" w:lastColumn="0" w:oddVBand="0" w:evenVBand="0" w:oddHBand="1" w:evenHBand="0" w:firstRowFirstColumn="0" w:firstRowLastColumn="0" w:lastRowFirstColumn="0" w:lastRowLastColumn="0"/>
+          <w:trHeight w:val="531"/>
+        </w:trPr>
+        <w:tc>
+          <w:tcPr>
+            <w:cnfStyle w:val="001000000000" w:firstRow="0" w:lastRow="0" w:firstColumn="1" w:lastColumn="0" w:oddVBand="0" w:evenVBand="0" w:oddHBand="0" w:evenHBand="0" w:firstRowFirstColumn="0" w:firstRowLastColumn="0" w:lastRowFirstColumn="0" w:lastRowLastColumn="0"/>
+            <w:tcW w:w="0" w:type="auto"/>
+            <w:hideMark/>
+          </w:tcPr>
+          <w:p>
+            <w:pPr>
+              <w:spacing w:after="160" w:line="278" w:lineRule="auto"/>
+            </w:pPr>
+            <w:r>
+              <w:rPr>
+                <w:rFonts w:ascii="Segoe UI Emoji" w:hAnsi="Segoe UI Emoji" w:cs="Segoe UI Emoji"/>
+              </w:rPr>
+              <w:t>✅</w:t>
+            </w:r>
+            <w:r>
+              <w:t xml:space="preserve"> Flyway Migrations</w:t>
+            </w:r>
+          </w:p>
+        </w:tc>
+        <w:tc>
+          <w:tcPr>
+            <w:tcW w:w="0" w:type="auto"/>
+            <w:hideMark/>
+          </w:tcPr>
+          <w:p>
+            <w:pPr>
+              <w:spacing w:after="160" w:line="278" w:lineRule="auto"/>
+              <w:cnfStyle w:val="000000100000" w:firstRow="0" w:lastRow="0" w:firstColumn="0" w:lastColumn="0" w:oddVBand="0" w:evenVBand="0" w:oddHBand="1" w:evenHBand="0" w:firstRowFirstColumn="0" w:firstRowLastColumn="0" w:lastRowFirstColumn="0" w:lastRowLastColumn="0"/>
+            </w:pPr>
+            <w:r>
+              <w:t>Applied successfully</w:t>
+            </w:r>
+          </w:p>
+        </w:tc>
+      </w:tr>
+      <w:tr>
+        <w:trPr>
+          <w:trHeight w:val="531"/>
+        </w:trPr>
+        <w:tc>
+          <w:tcPr>
+            <w:cnfStyle w:val="001000000000" w:firstRow="0" w:lastRow="0" w:firstColumn="1" w:lastColumn="0" w:oddVBand="0" w:evenVBand="0" w:oddHBand="0" w:evenHBand="0" w:firstRowFirstColumn="0" w:firstRowLastColumn="0" w:lastRowFirstColumn="0" w:lastRowLastColumn="0"/>
+            <w:tcW w:w="0" w:type="auto"/>
+            <w:hideMark/>
+          </w:tcPr>
+          <w:p>
+            <w:pPr>
+              <w:spacing w:after="160" w:line="278" w:lineRule="auto"/>
+            </w:pPr>
+            <w:r>
+              <w:rPr>
+                <w:rFonts w:ascii="Segoe UI Emoji" w:hAnsi="Segoe UI Emoji" w:cs="Segoe UI Emoji"/>
+              </w:rPr>
+              <w:t>✅</w:t>
+            </w:r>
+            <w:r>
+              <w:t xml:space="preserve"> Health Check</w:t>
+            </w:r>
+          </w:p>
+        </w:tc>
+        <w:tc>
+          <w:tcPr>
+            <w:tcW w:w="0" w:type="auto"/>
+            <w:hideMark/>
+          </w:tcPr>
+          <w:p>
+            <w:pPr>
+              <w:spacing w:after="160" w:line="278" w:lineRule="auto"/>
+              <w:cnfStyle w:val="000000000000" w:firstRow="0" w:lastRow="0" w:firstColumn="0" w:lastColumn="0" w:oddVBand="0" w:evenVBand="0" w:oddHBand="0" w:evenHBand="0" w:firstRowFirstColumn="0" w:firstRowLastColumn="0" w:lastRowFirstColumn="0" w:lastRowLastColumn="0"/>
+            </w:pPr>
+            <w:r>
+              <w:t>JSON response with ApiResponse</w:t>
+            </w:r>
+          </w:p>
+        </w:tc>
+      </w:tr>
+      <w:tr>
+        <w:trPr>
+          <w:cnfStyle w:val="000000100000" w:firstRow="0" w:lastRow="0" w:firstColumn="0" w:lastColumn="0" w:oddVBand="0" w:evenVBand="0" w:oddHBand="1" w:evenHBand="0" w:firstRowFirstColumn="0" w:firstRowLastColumn="0" w:lastRowFirstColumn="0" w:lastRowLastColumn="0"/>
+          <w:trHeight w:val="531"/>
+        </w:trPr>
+        <w:tc>
+          <w:tcPr>
+            <w:cnfStyle w:val="001000000000" w:firstRow="0" w:lastRow="0" w:firstColumn="1" w:lastColumn="0" w:oddVBand="0" w:evenVBand="0" w:oddHBand="0" w:evenHBand="0" w:firstRowFirstColumn="0" w:firstRowLastColumn="0" w:lastRowFirstColumn="0" w:lastRowLastColumn="0"/>
+            <w:tcW w:w="0" w:type="auto"/>
+            <w:hideMark/>
+          </w:tcPr>
+          <w:p>
+            <w:pPr>
+              <w:spacing w:after="160" w:line="278" w:lineRule="auto"/>
+            </w:pPr>
+            <w:r>
+              <w:rPr>
+                <w:rFonts w:ascii="Segoe UI Emoji" w:hAnsi="Segoe UI Emoji" w:cs="Segoe UI Emoji"/>
+              </w:rPr>
+              <w:t>✅</w:t>
+            </w:r>
+            <w:r>
+              <w:t xml:space="preserve"> Swagger UI</w:t>
+            </w:r>
+          </w:p>
+        </w:tc>
+        <w:tc>
+          <w:tcPr>
+            <w:tcW w:w="0" w:type="auto"/>
+            <w:hideMark/>
+          </w:tcPr>
+          <w:p>
+            <w:pPr>
+              <w:spacing w:after="160" w:line="278" w:lineRule="auto"/>
+              <w:cnfStyle w:val="000000100000" w:firstRow="0" w:lastRow="0" w:firstColumn="0" w:lastColumn="0" w:oddVBand="0" w:evenVBand="0" w:oddHBand="1" w:evenHBand="0" w:firstRowFirstColumn="0" w:firstRowLastColumn="0" w:lastRowFirstColumn="0" w:lastRowLastColumn="0"/>
+            </w:pPr>
+            <w:r>
+              <w:t>Accessible at /swagger-ui.html</w:t>
+            </w:r>
+          </w:p>
+        </w:tc>
+      </w:tr>
+      <w:tr>
+        <w:trPr>
+          <w:trHeight w:val="531"/>
+        </w:trPr>
+        <w:tc>
+          <w:tcPr>
+            <w:cnfStyle w:val="001000000000" w:firstRow="0" w:lastRow="0" w:firstColumn="1" w:lastColumn="0" w:oddVBand="0" w:evenVBand="0" w:oddHBand="0" w:evenHBand="0" w:firstRowFirstColumn="0" w:firstRowLastColumn="0" w:lastRowFirstColumn="0" w:lastRowLastColumn="0"/>
+            <w:tcW w:w="0" w:type="auto"/>
+            <w:hideMark/>
+          </w:tcPr>
+          <w:p>
+            <w:pPr>
+              <w:spacing w:after="160" w:line="278" w:lineRule="auto"/>
+            </w:pPr>
+            <w:r>
+              <w:rPr>
+                <w:rFonts w:ascii="Segoe UI Emoji" w:hAnsi="Segoe UI Emoji" w:cs="Segoe UI Emoji"/>
+              </w:rPr>
+              <w:t>✅</w:t>
+            </w:r>
+            <w:r>
+              <w:t xml:space="preserve"> Actuator</w:t>
+            </w:r>
+          </w:p>
+        </w:tc>
+        <w:tc>
+          <w:tcPr>
+            <w:tcW w:w="0" w:type="auto"/>
+            <w:hideMark/>
+          </w:tcPr>
+          <w:p>
+            <w:pPr>
+              <w:spacing w:after="160" w:line="278" w:lineRule="auto"/>
+              <w:cnfStyle w:val="000000000000" w:firstRow="0" w:lastRow="0" w:firstColumn="0" w:lastColumn="0" w:oddVBand="0" w:evenVBand="0" w:oddHBand="0" w:evenHBand="0" w:firstRowFirstColumn="0" w:firstRowLastColumn="0" w:lastRowFirstColumn="0" w:lastRowLastColumn="0"/>
+            </w:pPr>
+            <w:r>
+              <w:t>Accessible at /actuator/health</w:t>
+            </w:r>
+          </w:p>
+        </w:tc>
+      </w:tr>
+      <w:tr>
+        <w:trPr>
+          <w:cnfStyle w:val="000000100000" w:firstRow="0" w:lastRow="0" w:firstColumn="0" w:lastColumn="0" w:oddVBand="0" w:evenVBand="0" w:oddHBand="1" w:evenHBand="0" w:firstRowFirstColumn="0" w:firstRowLastColumn="0" w:lastRowFirstColumn="0" w:lastRowLastColumn="0"/>
+          <w:trHeight w:val="531"/>
+        </w:trPr>
+        <w:tc>
+          <w:tcPr>
+            <w:cnfStyle w:val="001000000000" w:firstRow="0" w:lastRow="0" w:firstColumn="1" w:lastColumn="0" w:oddVBand="0" w:evenVBand="0" w:oddHBand="0" w:evenHBand="0" w:firstRowFirstColumn="0" w:firstRowLastColumn="0" w:lastRowFirstColumn="0" w:lastRowLastColumn="0"/>
+            <w:tcW w:w="0" w:type="auto"/>
+            <w:hideMark/>
+          </w:tcPr>
+          <w:p>
+            <w:pPr>
+              <w:spacing w:after="160" w:line="278" w:lineRule="auto"/>
+            </w:pPr>
+            <w:r>
+              <w:rPr>
+                <w:rFonts w:ascii="Segoe UI Emoji" w:hAnsi="Segoe UI Emoji" w:cs="Segoe UI Emoji"/>
+              </w:rPr>
+              <w:t>✅</w:t>
+            </w:r>
+            <w:r>
+              <w:t xml:space="preserve"> Global Exception Handler</w:t>
+            </w:r>
+          </w:p>
+        </w:tc>
+        <w:tc>
+          <w:tcPr>
+            <w:tcW w:w="0" w:type="auto"/>
+            <w:hideMark/>
+          </w:tcPr>
+          <w:p>
+            <w:pPr>
+              <w:spacing w:after="160" w:line="278" w:lineRule="auto"/>
+              <w:cnfStyle w:val="000000100000" w:firstRow="0" w:lastRow="0" w:firstColumn="0" w:lastColumn="0" w:oddVBand="0" w:evenVBand="0" w:oddHBand="1" w:evenHBand="0" w:firstRowFirstColumn="0" w:firstRowLastColumn="0" w:lastRowFirstColumn="0" w:lastRowLastColumn="0"/>
+            </w:pPr>
+            <w:r>
+              <w:t>Catching all exceptions</w:t>
+            </w:r>
+          </w:p>
+        </w:tc>
+      </w:tr>
+      <w:tr>
+        <w:trPr>
+          <w:trHeight w:val="531"/>
+        </w:trPr>
+        <w:tc>
+          <w:tcPr>
+            <w:cnfStyle w:val="001000000000" w:firstRow="0" w:lastRow="0" w:firstColumn="1" w:lastColumn="0" w:oddVBand="0" w:evenVBand="0" w:oddHBand="0" w:evenHBand="0" w:firstRowFirstColumn="0" w:firstRowLastColumn="0" w:lastRowFirstColumn="0" w:lastRowLastColumn="0"/>
+            <w:tcW w:w="0" w:type="auto"/>
+            <w:hideMark/>
+          </w:tcPr>
+          <w:p>
+            <w:pPr>
+              <w:spacing w:after="160" w:line="278" w:lineRule="auto"/>
+            </w:pPr>
+            <w:r>
+              <w:rPr>
+                <w:rFonts w:ascii="Segoe UI Emoji" w:hAnsi="Segoe UI Emoji" w:cs="Segoe UI Emoji"/>
+              </w:rPr>
+              <w:t>✅</w:t>
+            </w:r>
+            <w:r>
+              <w:t xml:space="preserve"> Logging</w:t>
+            </w:r>
+          </w:p>
+        </w:tc>
+        <w:tc>
+          <w:tcPr>
+            <w:tcW w:w="0" w:type="auto"/>
+            <w:hideMark/>
+          </w:tcPr>
+          <w:p>
+            <w:pPr>
+              <w:spacing w:after="160" w:line="278" w:lineRule="auto"/>
+              <w:cnfStyle w:val="000000000000" w:firstRow="0" w:lastRow="0" w:firstColumn="0" w:lastColumn="0" w:oddVBand="0" w:evenVBand="0" w:oddHBand="0" w:evenHBand="0" w:firstRowFirstColumn="0" w:firstRowLastColumn="0" w:lastRowFirstColumn="0" w:lastRowLastColumn="0"/>
+            </w:pPr>
+            <w:r>
+              <w:t>Console and file logging</w:t>
+            </w:r>
+          </w:p>
+        </w:tc>
+      </w:tr>
+      <w:tr>
+        <w:trPr>
+          <w:cnfStyle w:val="000000100000" w:firstRow="0" w:lastRow="0" w:firstColumn="0" w:lastColumn="0" w:oddVBand="0" w:evenVBand="0" w:oddHBand="1" w:evenHBand="0" w:firstRowFirstColumn="0" w:firstRowLastColumn="0" w:lastRowFirstColumn="0" w:lastRowLastColumn="0"/>
+          <w:trHeight w:val="531"/>
+        </w:trPr>
+        <w:tc>
+          <w:tcPr>
+            <w:cnfStyle w:val="001000000000" w:firstRow="0" w:lastRow="0" w:firstColumn="1" w:lastColumn="0" w:oddVBand="0" w:evenVBand="0" w:oddHBand="0" w:evenHBand="0" w:firstRowFirstColumn="0" w:firstRowLastColumn="0" w:lastRowFirstColumn="0" w:lastRowLastColumn="0"/>
+            <w:tcW w:w="0" w:type="auto"/>
+            <w:hideMark/>
+          </w:tcPr>
+          <w:p>
+            <w:pPr>
+              <w:spacing w:after="160" w:line="278" w:lineRule="auto"/>
+            </w:pPr>
+            <w:r>
+              <w:rPr>
+                <w:rFonts w:ascii="Segoe UI Emoji" w:hAnsi="Segoe UI Emoji" w:cs="Segoe UI Emoji"/>
+              </w:rPr>
+              <w:t>✅</w:t>
+            </w:r>
+            <w:r>
+              <w:t xml:space="preserve"> Environment Variables</w:t>
+            </w:r>
+          </w:p>
+        </w:tc>
+        <w:tc>
+          <w:tcPr>
+            <w:tcW w:w="0" w:type="auto"/>
+            <w:hideMark/>
+          </w:tcPr>
+          <w:p>
+            <w:pPr>
+              <w:spacing w:after="160" w:line="278" w:lineRule="auto"/>
+              <w:cnfStyle w:val="000000100000" w:firstRow="0" w:lastRow="0" w:firstColumn="0" w:lastColumn="0" w:oddVBand="0" w:evenVBand="0" w:oddHBand="1" w:evenHBand="0" w:firstRowFirstColumn="0" w:firstRowLastColumn="0" w:lastRowFirstColumn="0" w:lastRowLastColumn="0"/>
+            </w:pPr>
+            <w:r>
+              <w:t>Configured for dev/prod</w:t>
+            </w:r>
+          </w:p>
+        </w:tc>
+      </w:tr>
+      <w:tr>
+        <w:trPr>
+          <w:trHeight w:val="522"/>
+        </w:trPr>
+        <w:tc>
+          <w:tcPr>
+            <w:cnfStyle w:val="001000000000" w:firstRow="0" w:lastRow="0" w:firstColumn="1" w:lastColumn="0" w:oddVBand="0" w:evenVBand="0" w:oddHBand="0" w:evenHBand="0" w:firstRowFirstColumn="0" w:firstRowLastColumn="0" w:lastRowFirstColumn="0" w:lastRowLastColumn="0"/>
+            <w:tcW w:w="0" w:type="auto"/>
+            <w:hideMark/>
+          </w:tcPr>
+          <w:p>
+            <w:pPr>
+              <w:spacing w:after="160" w:line="278" w:lineRule="auto"/>
+            </w:pPr>
+            <w:r>
+              <w:rPr>
+                <w:rFonts w:ascii="Segoe UI Emoji" w:hAnsi="Segoe UI Emoji" w:cs="Segoe UI Emoji"/>
+              </w:rPr>
+              <w:t>✅</w:t>
+            </w:r>
+            <w:r>
+              <w:t xml:space="preserve"> Docker</w:t>
+            </w:r>
+          </w:p>
+        </w:tc>
+        <w:tc>
+          <w:tcPr>
+            <w:tcW w:w="0" w:type="auto"/>
+            <w:hideMark/>
+          </w:tcPr>
+          <w:p>
+            <w:pPr>
+              <w:spacing w:after="160" w:line="278" w:lineRule="auto"/>
+              <w:cnfStyle w:val="000000000000" w:firstRow="0" w:lastRow="0" w:firstColumn="0" w:lastColumn="0" w:oddVBand="0" w:evenVBand="0" w:oddHBand="0" w:evenHBand="0" w:firstRowFirstColumn="0" w:firstRowLastColumn="0" w:lastRowFirstColumn="0" w:lastRowLastColumn="0"/>
+            </w:pPr>
+            <w:r>
+              <w:t>Containerized with docker-compose</w:t>
+            </w:r>
+          </w:p>
+        </w:tc>
+      </w:tr>
+      <w:tr>
+        <w:trPr>
+          <w:cnfStyle w:val="000000100000" w:firstRow="0" w:lastRow="0" w:firstColumn="0" w:lastColumn="0" w:oddVBand="0" w:evenVBand="0" w:oddHBand="1" w:evenHBand="0" w:firstRowFirstColumn="0" w:firstRowLastColumn="0" w:lastRowFirstColumn="0" w:lastRowLastColumn="0"/>
+          <w:trHeight w:val="541"/>
+        </w:trPr>
+        <w:tc>
+          <w:tcPr>
+            <w:cnfStyle w:val="001000000000" w:firstRow="0" w:lastRow="0" w:firstColumn="1" w:lastColumn="0" w:oddVBand="0" w:evenVBand="0" w:oddHBand="0" w:evenHBand="0" w:firstRowFirstColumn="0" w:firstRowLastColumn="0" w:lastRowFirstColumn="0" w:lastRowLastColumn="0"/>
+            <w:tcW w:w="0" w:type="auto"/>
+            <w:hideMark/>
+          </w:tcPr>
+          <w:p>
+            <w:pPr>
+              <w:spacing w:after="160" w:line="278" w:lineRule="auto"/>
+            </w:pPr>
+            <w:r>
+              <w:rPr>
+                <w:rFonts w:ascii="Segoe UI Emoji" w:hAnsi="Segoe UI Emoji" w:cs="Segoe UI Emoji"/>
+              </w:rPr>
+              <w:t>✅</w:t>
+            </w:r>
+            <w:r>
+              <w:t xml:space="preserve"> Validation</w:t>
+            </w:r>
+          </w:p>
+        </w:tc>
+        <w:tc>
+          <w:tcPr>
+            <w:tcW w:w="0" w:type="auto"/>
+            <w:hideMark/>
+          </w:tcPr>
+          <w:p>
+            <w:pPr>
+              <w:spacing w:after="160" w:line="278" w:lineRule="auto"/>
+              <w:cnfStyle w:val="000000100000" w:firstRow="0" w:lastRow="0" w:firstColumn="0" w:lastColumn="0" w:oddVBand="0" w:evenVBand="0" w:oddHBand="1" w:evenHBand="0" w:firstRowFirstColumn="0" w:firstRowLastColumn="0" w:lastRowFirstColumn="0" w:lastRowLastColumn="0"/>
+            </w:pPr>
+            <w:r>
+              <w:t>Constants defined</w:t>
+            </w:r>
+          </w:p>
+        </w:tc>
+      </w:tr>
+    </w:tbl>
+    <w:p>
+      <w:r>
+        <w:t xml:space="preserve"> </w:t>
+      </w:r>
+    </w:p>
+    <w:p>
+      <w:pPr>
+        <w:rPr>
+          <w:b/>
+          <w:bCs/>
+        </w:rPr>
+      </w:pPr>
+      <w:r>
+        <w:rPr>
+          <w:b/>
+          <w:bCs/>
+        </w:rPr>
+        <w:t>How to Test Everything</w:t>
+      </w:r>
+    </w:p>
+    <w:p>
+      <w:pPr>
+        <w:rPr>
+          <w:b/>
+          <w:bCs/>
+        </w:rPr>
+      </w:pPr>
+      <w:r>
+        <w:rPr>
+          <w:b/>
+          <w:bCs/>
+        </w:rPr>
+        <w:t>1. Health Check</w:t>
+      </w:r>
+    </w:p>
+    <w:p>
+      <w:pPr>
+        <w:rPr>
+          <w:b/>
+          <w:bCs/>
+        </w:rPr>
+      </w:pPr>
+      <w:r>
+        <w:rPr>
+          <w:b/>
+          <w:bCs/>
+        </w:rPr>
+        <w:drawing>
+          <wp:inline distT="0" distB="0" distL="0" distR="0" wp14:anchorId="34E3A274" wp14:editId="24278E27">
+            <wp:extent cx="4489938" cy="714289"/>
+            <wp:effectExtent l="0" t="0" r="6350" b="0"/>
+            <wp:docPr id="498920055" name="Picture 1"/>
+            <wp:cNvGraphicFramePr>
+              <a:graphicFrameLocks xmlns:a="http://schemas.openxmlformats.org/drawingml/2006/main" noChangeAspect="1"/>
+            </wp:cNvGraphicFramePr>
+            <a:graphic xmlns:a="http://schemas.openxmlformats.org/drawingml/2006/main">
+              <a:graphicData uri="http://schemas.openxmlformats.org/drawingml/2006/picture">
+                <pic:pic xmlns:pic="http://schemas.openxmlformats.org/drawingml/2006/picture">
+                  <pic:nvPicPr>
+                    <pic:cNvPr id="498920055" name=""/>
+                    <pic:cNvPicPr/>
+                  </pic:nvPicPr>
+                  <pic:blipFill>
+                    <a:blip r:embed="rId18"/>
+                    <a:stretch>
+                      <a:fillRect/>
+                    </a:stretch>
+                  </pic:blipFill>
+                  <pic:spPr>
+                    <a:xfrm>
+                      <a:off x="0" y="0"/>
+                      <a:ext cx="4519033" cy="718918"/>
+                    </a:xfrm>
+                    <a:prstGeom prst="rect">
+                      <a:avLst/>
+                    </a:prstGeom>
+                  </pic:spPr>
+                </pic:pic>
+              </a:graphicData>
+            </a:graphic>
+          </wp:inline>
+        </w:drawing>
+      </w:r>
+    </w:p>
+    <w:p>
+      <w:pPr>
+        <w:rPr>
+          <w:b/>
+          <w:bCs/>
+        </w:rPr>
+      </w:pPr>
+      <w:r>
+        <w:rPr>
+          <w:b/>
+          <w:bCs/>
+        </w:rPr>
+        <w:t>2. Test Validation</w:t>
+      </w:r>
+    </w:p>
+    <w:p>
+      <w:r>
+        <w:t>Test the validation by making a request with invalid data (once we add endpoints)</w:t>
+      </w:r>
+    </w:p>
+    <w:p/>
+    <w:p>
+      <w:pPr>
+        <w:rPr>
+          <w:b/>
+          <w:bCs/>
+        </w:rPr>
+      </w:pPr>
+      <w:r>
+        <w:rPr>
+          <w:b/>
+          <w:bCs/>
+        </w:rPr>
+        <w:lastRenderedPageBreak/>
+        <w:t>3. Test Exception Handling</w:t>
+      </w:r>
+    </w:p>
+    <w:p>
+      <w:r>
+        <w:t>Try accessing a non-existent endpoint:</w:t>
+      </w:r>
+    </w:p>
+    <w:p>
+      <w:r>
+        <w:drawing>
+          <wp:inline distT="0" distB="0" distL="0" distR="0" wp14:anchorId="7391A315" wp14:editId="06061C28">
+            <wp:extent cx="4044462" cy="548356"/>
+            <wp:effectExtent l="0" t="0" r="0" b="4445"/>
+            <wp:docPr id="2056417486" name="Picture 1"/>
+            <wp:cNvGraphicFramePr>
+              <a:graphicFrameLocks xmlns:a="http://schemas.openxmlformats.org/drawingml/2006/main" noChangeAspect="1"/>
+            </wp:cNvGraphicFramePr>
+            <a:graphic xmlns:a="http://schemas.openxmlformats.org/drawingml/2006/main">
+              <a:graphicData uri="http://schemas.openxmlformats.org/drawingml/2006/picture">
+                <pic:pic xmlns:pic="http://schemas.openxmlformats.org/drawingml/2006/picture">
+                  <pic:nvPicPr>
+                    <pic:cNvPr id="2056417486" name=""/>
+                    <pic:cNvPicPr/>
+                  </pic:nvPicPr>
+                  <pic:blipFill>
+                    <a:blip r:embed="rId19"/>
+                    <a:stretch>
+                      <a:fillRect/>
+                    </a:stretch>
+                  </pic:blipFill>
+                  <pic:spPr>
+                    <a:xfrm>
+                      <a:off x="0" y="0"/>
+                      <a:ext cx="4070456" cy="551880"/>
+                    </a:xfrm>
+                    <a:prstGeom prst="rect">
+                      <a:avLst/>
+                    </a:prstGeom>
+                  </pic:spPr>
+                </pic:pic>
+              </a:graphicData>
+            </a:graphic>
+          </wp:inline>
+        </w:drawing>
+      </w:r>
+    </w:p>
+    <w:p>
+      <w:pPr>
+        <w:rPr>
+          <w:b/>
+          <w:bCs/>
+        </w:rPr>
+      </w:pPr>
+      <w:r>
+        <w:rPr>
+          <w:b/>
+          <w:bCs/>
+        </w:rPr>
+        <w:t>4. Test Swagger</w:t>
+      </w:r>
+    </w:p>
+    <w:p>
+      <w:pPr>
+        <w:rPr>
+          <w:b/>
+          <w:bCs/>
+        </w:rPr>
+      </w:pPr>
+      <w:r>
+        <w:drawing>
+          <wp:inline distT="0" distB="0" distL="0" distR="0" wp14:anchorId="7C6B3229" wp14:editId="083C8D73">
+            <wp:extent cx="4073769" cy="420377"/>
+            <wp:effectExtent l="0" t="0" r="3175" b="0"/>
+            <wp:docPr id="398014101" name="Picture 1"/>
+            <wp:cNvGraphicFramePr>
+              <a:graphicFrameLocks xmlns:a="http://schemas.openxmlformats.org/drawingml/2006/main" noChangeAspect="1"/>
+            </wp:cNvGraphicFramePr>
+            <a:graphic xmlns:a="http://schemas.openxmlformats.org/drawingml/2006/main">
+              <a:graphicData uri="http://schemas.openxmlformats.org/drawingml/2006/picture">
+                <pic:pic xmlns:pic="http://schemas.openxmlformats.org/drawingml/2006/picture">
+                  <pic:nvPicPr>
+                    <pic:cNvPr id="398014101" name=""/>
+                    <pic:cNvPicPr/>
+                  </pic:nvPicPr>
+                  <pic:blipFill>
+                    <a:blip r:embed="rId20"/>
+                    <a:stretch>
+                      <a:fillRect/>
+                    </a:stretch>
+                  </pic:blipFill>
+                  <pic:spPr>
+                    <a:xfrm>
+                      <a:off x="0" y="0"/>
+                      <a:ext cx="4200174" cy="433421"/>
+                    </a:xfrm>
+                    <a:prstGeom prst="rect">
+                      <a:avLst/>
+                    </a:prstGeom>
+                  </pic:spPr>
+                </pic:pic>
+              </a:graphicData>
+            </a:graphic>
+          </wp:inline>
+        </w:drawing>
+      </w:r>
+    </w:p>
+    <w:p>
+      <w:pPr>
+        <w:rPr>
+          <w:b/>
+          <w:bCs/>
+        </w:rPr>
+      </w:pPr>
+      <w:r>
+        <w:rPr>
+          <w:b/>
+          <w:bCs/>
+        </w:rPr>
+        <w:t>5. Test Docker</w:t>
+      </w:r>
+    </w:p>
+    <w:p>
+      <w:r>
+        <w:drawing>
+          <wp:inline distT="0" distB="0" distL="0" distR="0" wp14:anchorId="06DC5821" wp14:editId="4E2D99B8">
+            <wp:extent cx="3858163" cy="1609950"/>
+            <wp:effectExtent l="0" t="0" r="0" b="9525"/>
+            <wp:docPr id="2023389722" name="Picture 1"/>
+            <wp:cNvGraphicFramePr>
+              <a:graphicFrameLocks xmlns:a="http://schemas.openxmlformats.org/drawingml/2006/main" noChangeAspect="1"/>
+            </wp:cNvGraphicFramePr>
+            <a:graphic xmlns:a="http://schemas.openxmlformats.org/drawingml/2006/main">
+              <a:graphicData uri="http://schemas.openxmlformats.org/drawingml/2006/picture">
+                <pic:pic xmlns:pic="http://schemas.openxmlformats.org/drawingml/2006/picture">
+                  <pic:nvPicPr>
+                    <pic:cNvPr id="2023389722" name=""/>
+                    <pic:cNvPicPr/>
+                  </pic:nvPicPr>
+                  <pic:blipFill>
+                    <a:blip r:embed="rId21"/>
+                    <a:stretch>
+                      <a:fillRect/>
+                    </a:stretch>
+                  </pic:blipFill>
+                  <pic:spPr>
+                    <a:xfrm>
+                      <a:off x="0" y="0"/>
+                      <a:ext cx="3858163" cy="1609950"/>
+                    </a:xfrm>
+                    <a:prstGeom prst="rect">
+                      <a:avLst/>
+                    </a:prstGeom>
+                  </pic:spPr>
+                </pic:pic>
+              </a:graphicData>
+            </a:graphic>
+          </wp:inline>
+        </w:drawing>
+      </w:r>
+    </w:p>
     <w:sectPr>
       <w:pgSz w:w="11906" w:h="16838" w:code="9"/>
       <w:pgMar w:top="720" w:right="720" w:bottom="720" w:left="720" w:header="720" w:footer="720" w:gutter="0"/>
@@ -3501,6 +5990,304 @@
 <file path=word/numbering.xml><?xml version="1.0" encoding="utf-8"?>
 <w:numbering xmlns:wpc="http://schemas.microsoft.com/office/word/2010/wordprocessingCanvas" xmlns:cx="http://schemas.microsoft.com/office/drawing/2014/chartex" xmlns:cx1="http://schemas.microsoft.com/office/drawing/2015/9/8/chartex" xmlns:cx2="http://schemas.microsoft.com/office/drawing/2015/10/21/chartex" xmlns:cx3="http://schemas.microsoft.com/office/drawing/2016/5/9/chartex" xmlns:cx4="http://schemas.microsoft.com/office/drawing/2016/5/10/chartex" xmlns:cx5="http://schemas.microsoft.com/office/drawing/2016/5/11/chartex" xmlns:cx6="http://schemas.microsoft.com/office/drawing/2016/5/12/chartex" xmlns:cx7="http://schemas.microsoft.com/office/drawing/2016/5/13/chartex" xmlns:cx8="http://schemas.microsoft.com/office/drawing/2016/5/14/chartex" xmlns:mc="http://schemas.openxmlformats.org/markup-compatibility/2006" xmlns:aink="http://schemas.microsoft.com/office/drawing/2016/ink" xmlns:am3d="http://schemas.microsoft.com/office/drawing/2017/model3d" xmlns:o="urn:schemas-microsoft-com:office:office" xmlns:oel="http://schemas.microsoft.com/office/2019/extlst" xmlns:r="http://schemas.openxmlformats.org/officeDocument/2006/relationships" xmlns:m="http://schemas.openxmlformats.org/officeDocument/2006/math" xmlns:v="urn:schemas-microsoft-com:vml" xmlns:wp14="http://schemas.microsoft.com/office/word/2010/wordprocessingDrawing" xmlns:wp="http://schemas.openxmlformats.org/drawingml/2006/wordprocessingDrawing" xmlns:w10="urn:schemas-microsoft-com:office:word" xmlns:w="http://schemas.openxmlformats.org/wordprocessingml/2006/main" xmlns:w14="http://schemas.microsoft.com/office/word/2010/wordml" xmlns:w15="http://schemas.microsoft.com/office/word/2012/wordml" xmlns:w16cex="http://schemas.microsoft.com/office/word/2018/wordml/cex" xmlns:w16cid="http://schemas.microsoft.com/office/word/2016/wordml/cid" xmlns:w16="http://schemas.microsoft.com/office/word/2018/wordml" xmlns:w16du="http://schemas.microsoft.com/office/word/2023/wordml/word16du" xmlns:w16sdtdh="http://schemas.microsoft.com/office/word/2020/wordml/sdtdatahash" xmlns:w16sdtfl="http://schemas.microsoft.com/office/word/2024/wordml/sdtformatlock" xmlns:w16se="http://schemas.microsoft.com/office/word/2015/wordml/symex" xmlns:wpg="http://schemas.microsoft.com/office/word/2010/wordprocessingGroup" xmlns:wpi="http://schemas.microsoft.com/office/word/2010/wordprocessingInk" xmlns:wne="http://schemas.microsoft.com/office/word/2006/wordml" xmlns:wps="http://schemas.microsoft.com/office/word/2010/wordprocessingShape" mc:Ignorable="w14 w15 w16se w16cid w16 w16cex w16sdtdh w16sdtfl w16du wp14">
   <w:abstractNum w:abstractNumId="0" w15:restartNumberingAfterBreak="0">
+    <w:nsid w:val="002F30AA"/>
+    <w:multiLevelType w:val="multilevel"/>
+    <w:tmpl w:val="567437FA"/>
+    <w:lvl w:ilvl="0">
+      <w:start w:val="1"/>
+      <w:numFmt w:val="bullet"/>
+      <w:lvlText w:val=""/>
+      <w:lvlJc w:val="left"/>
+      <w:pPr>
+        <w:tabs>
+          <w:tab w:val="num" w:pos="720"/>
+        </w:tabs>
+        <w:ind w:left="720" w:hanging="360"/>
+      </w:pPr>
+      <w:rPr>
+        <w:rFonts w:ascii="Symbol" w:hAnsi="Symbol" w:hint="default"/>
+        <w:sz w:val="20"/>
+      </w:rPr>
+    </w:lvl>
+    <w:lvl w:ilvl="1" w:tentative="1">
+      <w:start w:val="1"/>
+      <w:numFmt w:val="bullet"/>
+      <w:lvlText w:val="o"/>
+      <w:lvlJc w:val="left"/>
+      <w:pPr>
+        <w:tabs>
+          <w:tab w:val="num" w:pos="1440"/>
+        </w:tabs>
+        <w:ind w:left="1440" w:hanging="360"/>
+      </w:pPr>
+      <w:rPr>
+        <w:rFonts w:ascii="Courier New" w:hAnsi="Courier New" w:hint="default"/>
+        <w:sz w:val="20"/>
+      </w:rPr>
+    </w:lvl>
+    <w:lvl w:ilvl="2" w:tentative="1">
+      <w:start w:val="1"/>
+      <w:numFmt w:val="bullet"/>
+      <w:lvlText w:val=""/>
+      <w:lvlJc w:val="left"/>
+      <w:pPr>
+        <w:tabs>
+          <w:tab w:val="num" w:pos="2160"/>
+        </w:tabs>
+        <w:ind w:left="2160" w:hanging="360"/>
+      </w:pPr>
+      <w:rPr>
+        <w:rFonts w:ascii="Wingdings" w:hAnsi="Wingdings" w:hint="default"/>
+        <w:sz w:val="20"/>
+      </w:rPr>
+    </w:lvl>
+    <w:lvl w:ilvl="3" w:tentative="1">
+      <w:start w:val="1"/>
+      <w:numFmt w:val="bullet"/>
+      <w:lvlText w:val=""/>
+      <w:lvlJc w:val="left"/>
+      <w:pPr>
+        <w:tabs>
+          <w:tab w:val="num" w:pos="2880"/>
+        </w:tabs>
+        <w:ind w:left="2880" w:hanging="360"/>
+      </w:pPr>
+      <w:rPr>
+        <w:rFonts w:ascii="Wingdings" w:hAnsi="Wingdings" w:hint="default"/>
+        <w:sz w:val="20"/>
+      </w:rPr>
+    </w:lvl>
+    <w:lvl w:ilvl="4" w:tentative="1">
+      <w:start w:val="1"/>
+      <w:numFmt w:val="bullet"/>
+      <w:lvlText w:val=""/>
+      <w:lvlJc w:val="left"/>
+      <w:pPr>
+        <w:tabs>
+          <w:tab w:val="num" w:pos="3600"/>
+        </w:tabs>
+        <w:ind w:left="3600" w:hanging="360"/>
+      </w:pPr>
+      <w:rPr>
+        <w:rFonts w:ascii="Wingdings" w:hAnsi="Wingdings" w:hint="default"/>
+        <w:sz w:val="20"/>
+      </w:rPr>
+    </w:lvl>
+    <w:lvl w:ilvl="5" w:tentative="1">
+      <w:start w:val="1"/>
+      <w:numFmt w:val="bullet"/>
+      <w:lvlText w:val=""/>
+      <w:lvlJc w:val="left"/>
+      <w:pPr>
+        <w:tabs>
+          <w:tab w:val="num" w:pos="4320"/>
+        </w:tabs>
+        <w:ind w:left="4320" w:hanging="360"/>
+      </w:pPr>
+      <w:rPr>
+        <w:rFonts w:ascii="Wingdings" w:hAnsi="Wingdings" w:hint="default"/>
+        <w:sz w:val="20"/>
+      </w:rPr>
+    </w:lvl>
+    <w:lvl w:ilvl="6" w:tentative="1">
+      <w:start w:val="1"/>
+      <w:numFmt w:val="bullet"/>
+      <w:lvlText w:val=""/>
+      <w:lvlJc w:val="left"/>
+      <w:pPr>
+        <w:tabs>
+          <w:tab w:val="num" w:pos="5040"/>
+        </w:tabs>
+        <w:ind w:left="5040" w:hanging="360"/>
+      </w:pPr>
+      <w:rPr>
+        <w:rFonts w:ascii="Wingdings" w:hAnsi="Wingdings" w:hint="default"/>
+        <w:sz w:val="20"/>
+      </w:rPr>
+    </w:lvl>
+    <w:lvl w:ilvl="7" w:tentative="1">
+      <w:start w:val="1"/>
+      <w:numFmt w:val="bullet"/>
+      <w:lvlText w:val=""/>
+      <w:lvlJc w:val="left"/>
+      <w:pPr>
+        <w:tabs>
+          <w:tab w:val="num" w:pos="5760"/>
+        </w:tabs>
+        <w:ind w:left="5760" w:hanging="360"/>
+      </w:pPr>
+      <w:rPr>
+        <w:rFonts w:ascii="Wingdings" w:hAnsi="Wingdings" w:hint="default"/>
+        <w:sz w:val="20"/>
+      </w:rPr>
+    </w:lvl>
+    <w:lvl w:ilvl="8" w:tentative="1">
+      <w:start w:val="1"/>
+      <w:numFmt w:val="bullet"/>
+      <w:lvlText w:val=""/>
+      <w:lvlJc w:val="left"/>
+      <w:pPr>
+        <w:tabs>
+          <w:tab w:val="num" w:pos="6480"/>
+        </w:tabs>
+        <w:ind w:left="6480" w:hanging="360"/>
+      </w:pPr>
+      <w:rPr>
+        <w:rFonts w:ascii="Wingdings" w:hAnsi="Wingdings" w:hint="default"/>
+        <w:sz w:val="20"/>
+      </w:rPr>
+    </w:lvl>
+  </w:abstractNum>
+  <w:abstractNum w:abstractNumId="1" w15:restartNumberingAfterBreak="0">
+    <w:nsid w:val="003239DF"/>
+    <w:multiLevelType w:val="multilevel"/>
+    <w:tmpl w:val="DF08B382"/>
+    <w:lvl w:ilvl="0">
+      <w:start w:val="1"/>
+      <w:numFmt w:val="bullet"/>
+      <w:lvlText w:val=""/>
+      <w:lvlJc w:val="left"/>
+      <w:pPr>
+        <w:tabs>
+          <w:tab w:val="num" w:pos="720"/>
+        </w:tabs>
+        <w:ind w:left="720" w:hanging="360"/>
+      </w:pPr>
+      <w:rPr>
+        <w:rFonts w:ascii="Symbol" w:hAnsi="Symbol" w:hint="default"/>
+        <w:sz w:val="20"/>
+      </w:rPr>
+    </w:lvl>
+    <w:lvl w:ilvl="1" w:tentative="1">
+      <w:start w:val="1"/>
+      <w:numFmt w:val="bullet"/>
+      <w:lvlText w:val="o"/>
+      <w:lvlJc w:val="left"/>
+      <w:pPr>
+        <w:tabs>
+          <w:tab w:val="num" w:pos="1440"/>
+        </w:tabs>
+        <w:ind w:left="1440" w:hanging="360"/>
+      </w:pPr>
+      <w:rPr>
+        <w:rFonts w:ascii="Courier New" w:hAnsi="Courier New" w:hint="default"/>
+        <w:sz w:val="20"/>
+      </w:rPr>
+    </w:lvl>
+    <w:lvl w:ilvl="2" w:tentative="1">
+      <w:start w:val="1"/>
+      <w:numFmt w:val="bullet"/>
+      <w:lvlText w:val=""/>
+      <w:lvlJc w:val="left"/>
+      <w:pPr>
+        <w:tabs>
+          <w:tab w:val="num" w:pos="2160"/>
+        </w:tabs>
+        <w:ind w:left="2160" w:hanging="360"/>
+      </w:pPr>
+      <w:rPr>
+        <w:rFonts w:ascii="Wingdings" w:hAnsi="Wingdings" w:hint="default"/>
+        <w:sz w:val="20"/>
+      </w:rPr>
+    </w:lvl>
+    <w:lvl w:ilvl="3" w:tentative="1">
+      <w:start w:val="1"/>
+      <w:numFmt w:val="bullet"/>
+      <w:lvlText w:val=""/>
+      <w:lvlJc w:val="left"/>
+      <w:pPr>
+        <w:tabs>
+          <w:tab w:val="num" w:pos="2880"/>
+        </w:tabs>
+        <w:ind w:left="2880" w:hanging="360"/>
+      </w:pPr>
+      <w:rPr>
+        <w:rFonts w:ascii="Wingdings" w:hAnsi="Wingdings" w:hint="default"/>
+        <w:sz w:val="20"/>
+      </w:rPr>
+    </w:lvl>
+    <w:lvl w:ilvl="4" w:tentative="1">
+      <w:start w:val="1"/>
+      <w:numFmt w:val="bullet"/>
+      <w:lvlText w:val=""/>
+      <w:lvlJc w:val="left"/>
+      <w:pPr>
+        <w:tabs>
+          <w:tab w:val="num" w:pos="3600"/>
+        </w:tabs>
+        <w:ind w:left="3600" w:hanging="360"/>
+      </w:pPr>
+      <w:rPr>
+        <w:rFonts w:ascii="Wingdings" w:hAnsi="Wingdings" w:hint="default"/>
+        <w:sz w:val="20"/>
+      </w:rPr>
+    </w:lvl>
+    <w:lvl w:ilvl="5" w:tentative="1">
+      <w:start w:val="1"/>
+      <w:numFmt w:val="bullet"/>
+      <w:lvlText w:val=""/>
+      <w:lvlJc w:val="left"/>
+      <w:pPr>
+        <w:tabs>
+          <w:tab w:val="num" w:pos="4320"/>
+        </w:tabs>
+        <w:ind w:left="4320" w:hanging="360"/>
+      </w:pPr>
+      <w:rPr>
+        <w:rFonts w:ascii="Wingdings" w:hAnsi="Wingdings" w:hint="default"/>
+        <w:sz w:val="20"/>
+      </w:rPr>
+    </w:lvl>
+    <w:lvl w:ilvl="6" w:tentative="1">
+      <w:start w:val="1"/>
+      <w:numFmt w:val="bullet"/>
+      <w:lvlText w:val=""/>
+      <w:lvlJc w:val="left"/>
+      <w:pPr>
+        <w:tabs>
+          <w:tab w:val="num" w:pos="5040"/>
+        </w:tabs>
+        <w:ind w:left="5040" w:hanging="360"/>
+      </w:pPr>
+      <w:rPr>
+        <w:rFonts w:ascii="Wingdings" w:hAnsi="Wingdings" w:hint="default"/>
+        <w:sz w:val="20"/>
+      </w:rPr>
+    </w:lvl>
+    <w:lvl w:ilvl="7" w:tentative="1">
+      <w:start w:val="1"/>
+      <w:numFmt w:val="bullet"/>
+      <w:lvlText w:val=""/>
+      <w:lvlJc w:val="left"/>
+      <w:pPr>
+        <w:tabs>
+          <w:tab w:val="num" w:pos="5760"/>
+        </w:tabs>
+        <w:ind w:left="5760" w:hanging="360"/>
+      </w:pPr>
+      <w:rPr>
+        <w:rFonts w:ascii="Wingdings" w:hAnsi="Wingdings" w:hint="default"/>
+        <w:sz w:val="20"/>
+      </w:rPr>
+    </w:lvl>
+    <w:lvl w:ilvl="8" w:tentative="1">
+      <w:start w:val="1"/>
+      <w:numFmt w:val="bullet"/>
+      <w:lvlText w:val=""/>
+      <w:lvlJc w:val="left"/>
+      <w:pPr>
+        <w:tabs>
+          <w:tab w:val="num" w:pos="6480"/>
+        </w:tabs>
+        <w:ind w:left="6480" w:hanging="360"/>
+      </w:pPr>
+      <w:rPr>
+        <w:rFonts w:ascii="Wingdings" w:hAnsi="Wingdings" w:hint="default"/>
+        <w:sz w:val="20"/>
+      </w:rPr>
+    </w:lvl>
+  </w:abstractNum>
+  <w:abstractNum w:abstractNumId="2" w15:restartNumberingAfterBreak="0">
     <w:nsid w:val="10181D75"/>
     <w:multiLevelType w:val="multilevel"/>
     <w:tmpl w:val="AC6EA84A"/>
@@ -3649,7 +6436,7 @@
       </w:rPr>
     </w:lvl>
   </w:abstractNum>
-  <w:abstractNum w:abstractNumId="1" w15:restartNumberingAfterBreak="0">
+  <w:abstractNum w:abstractNumId="3" w15:restartNumberingAfterBreak="0">
     <w:nsid w:val="103B6A84"/>
     <w:multiLevelType w:val="multilevel"/>
     <w:tmpl w:val="2626FC1A"/>
@@ -3798,7 +6585,7 @@
       </w:rPr>
     </w:lvl>
   </w:abstractNum>
-  <w:abstractNum w:abstractNumId="2" w15:restartNumberingAfterBreak="0">
+  <w:abstractNum w:abstractNumId="4" w15:restartNumberingAfterBreak="0">
     <w:nsid w:val="1D10299A"/>
     <w:multiLevelType w:val="multilevel"/>
     <w:tmpl w:val="6026F8D0"/>
@@ -3947,7 +6734,305 @@
       </w:rPr>
     </w:lvl>
   </w:abstractNum>
-  <w:abstractNum w:abstractNumId="3" w15:restartNumberingAfterBreak="0">
+  <w:abstractNum w:abstractNumId="5" w15:restartNumberingAfterBreak="0">
+    <w:nsid w:val="26013819"/>
+    <w:multiLevelType w:val="multilevel"/>
+    <w:tmpl w:val="9B487FE4"/>
+    <w:lvl w:ilvl="0">
+      <w:start w:val="1"/>
+      <w:numFmt w:val="bullet"/>
+      <w:lvlText w:val=""/>
+      <w:lvlJc w:val="left"/>
+      <w:pPr>
+        <w:tabs>
+          <w:tab w:val="num" w:pos="720"/>
+        </w:tabs>
+        <w:ind w:left="720" w:hanging="360"/>
+      </w:pPr>
+      <w:rPr>
+        <w:rFonts w:ascii="Symbol" w:hAnsi="Symbol" w:hint="default"/>
+        <w:sz w:val="20"/>
+      </w:rPr>
+    </w:lvl>
+    <w:lvl w:ilvl="1" w:tentative="1">
+      <w:start w:val="1"/>
+      <w:numFmt w:val="bullet"/>
+      <w:lvlText w:val="o"/>
+      <w:lvlJc w:val="left"/>
+      <w:pPr>
+        <w:tabs>
+          <w:tab w:val="num" w:pos="1440"/>
+        </w:tabs>
+        <w:ind w:left="1440" w:hanging="360"/>
+      </w:pPr>
+      <w:rPr>
+        <w:rFonts w:ascii="Courier New" w:hAnsi="Courier New" w:hint="default"/>
+        <w:sz w:val="20"/>
+      </w:rPr>
+    </w:lvl>
+    <w:lvl w:ilvl="2" w:tentative="1">
+      <w:start w:val="1"/>
+      <w:numFmt w:val="bullet"/>
+      <w:lvlText w:val=""/>
+      <w:lvlJc w:val="left"/>
+      <w:pPr>
+        <w:tabs>
+          <w:tab w:val="num" w:pos="2160"/>
+        </w:tabs>
+        <w:ind w:left="2160" w:hanging="360"/>
+      </w:pPr>
+      <w:rPr>
+        <w:rFonts w:ascii="Wingdings" w:hAnsi="Wingdings" w:hint="default"/>
+        <w:sz w:val="20"/>
+      </w:rPr>
+    </w:lvl>
+    <w:lvl w:ilvl="3" w:tentative="1">
+      <w:start w:val="1"/>
+      <w:numFmt w:val="bullet"/>
+      <w:lvlText w:val=""/>
+      <w:lvlJc w:val="left"/>
+      <w:pPr>
+        <w:tabs>
+          <w:tab w:val="num" w:pos="2880"/>
+        </w:tabs>
+        <w:ind w:left="2880" w:hanging="360"/>
+      </w:pPr>
+      <w:rPr>
+        <w:rFonts w:ascii="Wingdings" w:hAnsi="Wingdings" w:hint="default"/>
+        <w:sz w:val="20"/>
+      </w:rPr>
+    </w:lvl>
+    <w:lvl w:ilvl="4" w:tentative="1">
+      <w:start w:val="1"/>
+      <w:numFmt w:val="bullet"/>
+      <w:lvlText w:val=""/>
+      <w:lvlJc w:val="left"/>
+      <w:pPr>
+        <w:tabs>
+          <w:tab w:val="num" w:pos="3600"/>
+        </w:tabs>
+        <w:ind w:left="3600" w:hanging="360"/>
+      </w:pPr>
+      <w:rPr>
+        <w:rFonts w:ascii="Wingdings" w:hAnsi="Wingdings" w:hint="default"/>
+        <w:sz w:val="20"/>
+      </w:rPr>
+    </w:lvl>
+    <w:lvl w:ilvl="5" w:tentative="1">
+      <w:start w:val="1"/>
+      <w:numFmt w:val="bullet"/>
+      <w:lvlText w:val=""/>
+      <w:lvlJc w:val="left"/>
+      <w:pPr>
+        <w:tabs>
+          <w:tab w:val="num" w:pos="4320"/>
+        </w:tabs>
+        <w:ind w:left="4320" w:hanging="360"/>
+      </w:pPr>
+      <w:rPr>
+        <w:rFonts w:ascii="Wingdings" w:hAnsi="Wingdings" w:hint="default"/>
+        <w:sz w:val="20"/>
+      </w:rPr>
+    </w:lvl>
+    <w:lvl w:ilvl="6" w:tentative="1">
+      <w:start w:val="1"/>
+      <w:numFmt w:val="bullet"/>
+      <w:lvlText w:val=""/>
+      <w:lvlJc w:val="left"/>
+      <w:pPr>
+        <w:tabs>
+          <w:tab w:val="num" w:pos="5040"/>
+        </w:tabs>
+        <w:ind w:left="5040" w:hanging="360"/>
+      </w:pPr>
+      <w:rPr>
+        <w:rFonts w:ascii="Wingdings" w:hAnsi="Wingdings" w:hint="default"/>
+        <w:sz w:val="20"/>
+      </w:rPr>
+    </w:lvl>
+    <w:lvl w:ilvl="7" w:tentative="1">
+      <w:start w:val="1"/>
+      <w:numFmt w:val="bullet"/>
+      <w:lvlText w:val=""/>
+      <w:lvlJc w:val="left"/>
+      <w:pPr>
+        <w:tabs>
+          <w:tab w:val="num" w:pos="5760"/>
+        </w:tabs>
+        <w:ind w:left="5760" w:hanging="360"/>
+      </w:pPr>
+      <w:rPr>
+        <w:rFonts w:ascii="Wingdings" w:hAnsi="Wingdings" w:hint="default"/>
+        <w:sz w:val="20"/>
+      </w:rPr>
+    </w:lvl>
+    <w:lvl w:ilvl="8" w:tentative="1">
+      <w:start w:val="1"/>
+      <w:numFmt w:val="bullet"/>
+      <w:lvlText w:val=""/>
+      <w:lvlJc w:val="left"/>
+      <w:pPr>
+        <w:tabs>
+          <w:tab w:val="num" w:pos="6480"/>
+        </w:tabs>
+        <w:ind w:left="6480" w:hanging="360"/>
+      </w:pPr>
+      <w:rPr>
+        <w:rFonts w:ascii="Wingdings" w:hAnsi="Wingdings" w:hint="default"/>
+        <w:sz w:val="20"/>
+      </w:rPr>
+    </w:lvl>
+  </w:abstractNum>
+  <w:abstractNum w:abstractNumId="6" w15:restartNumberingAfterBreak="0">
+    <w:nsid w:val="2A82021A"/>
+    <w:multiLevelType w:val="multilevel"/>
+    <w:tmpl w:val="ADE827D2"/>
+    <w:lvl w:ilvl="0">
+      <w:start w:val="1"/>
+      <w:numFmt w:val="bullet"/>
+      <w:lvlText w:val=""/>
+      <w:lvlJc w:val="left"/>
+      <w:pPr>
+        <w:tabs>
+          <w:tab w:val="num" w:pos="720"/>
+        </w:tabs>
+        <w:ind w:left="720" w:hanging="360"/>
+      </w:pPr>
+      <w:rPr>
+        <w:rFonts w:ascii="Symbol" w:hAnsi="Symbol" w:hint="default"/>
+        <w:sz w:val="20"/>
+      </w:rPr>
+    </w:lvl>
+    <w:lvl w:ilvl="1" w:tentative="1">
+      <w:start w:val="1"/>
+      <w:numFmt w:val="bullet"/>
+      <w:lvlText w:val="o"/>
+      <w:lvlJc w:val="left"/>
+      <w:pPr>
+        <w:tabs>
+          <w:tab w:val="num" w:pos="1440"/>
+        </w:tabs>
+        <w:ind w:left="1440" w:hanging="360"/>
+      </w:pPr>
+      <w:rPr>
+        <w:rFonts w:ascii="Courier New" w:hAnsi="Courier New" w:hint="default"/>
+        <w:sz w:val="20"/>
+      </w:rPr>
+    </w:lvl>
+    <w:lvl w:ilvl="2" w:tentative="1">
+      <w:start w:val="1"/>
+      <w:numFmt w:val="bullet"/>
+      <w:lvlText w:val=""/>
+      <w:lvlJc w:val="left"/>
+      <w:pPr>
+        <w:tabs>
+          <w:tab w:val="num" w:pos="2160"/>
+        </w:tabs>
+        <w:ind w:left="2160" w:hanging="360"/>
+      </w:pPr>
+      <w:rPr>
+        <w:rFonts w:ascii="Wingdings" w:hAnsi="Wingdings" w:hint="default"/>
+        <w:sz w:val="20"/>
+      </w:rPr>
+    </w:lvl>
+    <w:lvl w:ilvl="3" w:tentative="1">
+      <w:start w:val="1"/>
+      <w:numFmt w:val="bullet"/>
+      <w:lvlText w:val=""/>
+      <w:lvlJc w:val="left"/>
+      <w:pPr>
+        <w:tabs>
+          <w:tab w:val="num" w:pos="2880"/>
+        </w:tabs>
+        <w:ind w:left="2880" w:hanging="360"/>
+      </w:pPr>
+      <w:rPr>
+        <w:rFonts w:ascii="Wingdings" w:hAnsi="Wingdings" w:hint="default"/>
+        <w:sz w:val="20"/>
+      </w:rPr>
+    </w:lvl>
+    <w:lvl w:ilvl="4" w:tentative="1">
+      <w:start w:val="1"/>
+      <w:numFmt w:val="bullet"/>
+      <w:lvlText w:val=""/>
+      <w:lvlJc w:val="left"/>
+      <w:pPr>
+        <w:tabs>
+          <w:tab w:val="num" w:pos="3600"/>
+        </w:tabs>
+        <w:ind w:left="3600" w:hanging="360"/>
+      </w:pPr>
+      <w:rPr>
+        <w:rFonts w:ascii="Wingdings" w:hAnsi="Wingdings" w:hint="default"/>
+        <w:sz w:val="20"/>
+      </w:rPr>
+    </w:lvl>
+    <w:lvl w:ilvl="5" w:tentative="1">
+      <w:start w:val="1"/>
+      <w:numFmt w:val="bullet"/>
+      <w:lvlText w:val=""/>
+      <w:lvlJc w:val="left"/>
+      <w:pPr>
+        <w:tabs>
+          <w:tab w:val="num" w:pos="4320"/>
+        </w:tabs>
+        <w:ind w:left="4320" w:hanging="360"/>
+      </w:pPr>
+      <w:rPr>
+        <w:rFonts w:ascii="Wingdings" w:hAnsi="Wingdings" w:hint="default"/>
+        <w:sz w:val="20"/>
+      </w:rPr>
+    </w:lvl>
+    <w:lvl w:ilvl="6" w:tentative="1">
+      <w:start w:val="1"/>
+      <w:numFmt w:val="bullet"/>
+      <w:lvlText w:val=""/>
+      <w:lvlJc w:val="left"/>
+      <w:pPr>
+        <w:tabs>
+          <w:tab w:val="num" w:pos="5040"/>
+        </w:tabs>
+        <w:ind w:left="5040" w:hanging="360"/>
+      </w:pPr>
+      <w:rPr>
+        <w:rFonts w:ascii="Wingdings" w:hAnsi="Wingdings" w:hint="default"/>
+        <w:sz w:val="20"/>
+      </w:rPr>
+    </w:lvl>
+    <w:lvl w:ilvl="7" w:tentative="1">
+      <w:start w:val="1"/>
+      <w:numFmt w:val="bullet"/>
+      <w:lvlText w:val=""/>
+      <w:lvlJc w:val="left"/>
+      <w:pPr>
+        <w:tabs>
+          <w:tab w:val="num" w:pos="5760"/>
+        </w:tabs>
+        <w:ind w:left="5760" w:hanging="360"/>
+      </w:pPr>
+      <w:rPr>
+        <w:rFonts w:ascii="Wingdings" w:hAnsi="Wingdings" w:hint="default"/>
+        <w:sz w:val="20"/>
+      </w:rPr>
+    </w:lvl>
+    <w:lvl w:ilvl="8" w:tentative="1">
+      <w:start w:val="1"/>
+      <w:numFmt w:val="bullet"/>
+      <w:lvlText w:val=""/>
+      <w:lvlJc w:val="left"/>
+      <w:pPr>
+        <w:tabs>
+          <w:tab w:val="num" w:pos="6480"/>
+        </w:tabs>
+        <w:ind w:left="6480" w:hanging="360"/>
+      </w:pPr>
+      <w:rPr>
+        <w:rFonts w:ascii="Wingdings" w:hAnsi="Wingdings" w:hint="default"/>
+        <w:sz w:val="20"/>
+      </w:rPr>
+    </w:lvl>
+  </w:abstractNum>
+  <w:abstractNum w:abstractNumId="7" w15:restartNumberingAfterBreak="0">
     <w:nsid w:val="2ACC0889"/>
     <w:multiLevelType w:val="multilevel"/>
     <w:tmpl w:val="31D074BE"/>
@@ -4096,7 +7181,7 @@
       </w:rPr>
     </w:lvl>
   </w:abstractNum>
-  <w:abstractNum w:abstractNumId="4" w15:restartNumberingAfterBreak="0">
+  <w:abstractNum w:abstractNumId="8" w15:restartNumberingAfterBreak="0">
     <w:nsid w:val="338B0AAA"/>
     <w:multiLevelType w:val="multilevel"/>
     <w:tmpl w:val="9446EA02"/>
@@ -4245,7 +7330,7 @@
       </w:rPr>
     </w:lvl>
   </w:abstractNum>
-  <w:abstractNum w:abstractNumId="5" w15:restartNumberingAfterBreak="0">
+  <w:abstractNum w:abstractNumId="9" w15:restartNumberingAfterBreak="0">
     <w:nsid w:val="35C50532"/>
     <w:multiLevelType w:val="multilevel"/>
     <w:tmpl w:val="DFA435CC"/>
@@ -4394,7 +7479,7 @@
       </w:rPr>
     </w:lvl>
   </w:abstractNum>
-  <w:abstractNum w:abstractNumId="6" w15:restartNumberingAfterBreak="0">
+  <w:abstractNum w:abstractNumId="10" w15:restartNumberingAfterBreak="0">
     <w:nsid w:val="44A65E88"/>
     <w:multiLevelType w:val="multilevel"/>
     <w:tmpl w:val="AD228B06"/>
@@ -4543,7 +7628,7 @@
       </w:rPr>
     </w:lvl>
   </w:abstractNum>
-  <w:abstractNum w:abstractNumId="7" w15:restartNumberingAfterBreak="0">
+  <w:abstractNum w:abstractNumId="11" w15:restartNumberingAfterBreak="0">
     <w:nsid w:val="466B3BDF"/>
     <w:multiLevelType w:val="multilevel"/>
     <w:tmpl w:val="3D2E62F0"/>
@@ -4692,7 +7777,454 @@
       </w:rPr>
     </w:lvl>
   </w:abstractNum>
-  <w:abstractNum w:abstractNumId="8" w15:restartNumberingAfterBreak="0">
+  <w:abstractNum w:abstractNumId="12" w15:restartNumberingAfterBreak="0">
+    <w:nsid w:val="484D6738"/>
+    <w:multiLevelType w:val="multilevel"/>
+    <w:tmpl w:val="2DB6E58C"/>
+    <w:lvl w:ilvl="0">
+      <w:start w:val="1"/>
+      <w:numFmt w:val="bullet"/>
+      <w:lvlText w:val=""/>
+      <w:lvlJc w:val="left"/>
+      <w:pPr>
+        <w:tabs>
+          <w:tab w:val="num" w:pos="720"/>
+        </w:tabs>
+        <w:ind w:left="720" w:hanging="360"/>
+      </w:pPr>
+      <w:rPr>
+        <w:rFonts w:ascii="Symbol" w:hAnsi="Symbol" w:hint="default"/>
+        <w:sz w:val="20"/>
+      </w:rPr>
+    </w:lvl>
+    <w:lvl w:ilvl="1" w:tentative="1">
+      <w:start w:val="1"/>
+      <w:numFmt w:val="bullet"/>
+      <w:lvlText w:val="o"/>
+      <w:lvlJc w:val="left"/>
+      <w:pPr>
+        <w:tabs>
+          <w:tab w:val="num" w:pos="1440"/>
+        </w:tabs>
+        <w:ind w:left="1440" w:hanging="360"/>
+      </w:pPr>
+      <w:rPr>
+        <w:rFonts w:ascii="Courier New" w:hAnsi="Courier New" w:hint="default"/>
+        <w:sz w:val="20"/>
+      </w:rPr>
+    </w:lvl>
+    <w:lvl w:ilvl="2" w:tentative="1">
+      <w:start w:val="1"/>
+      <w:numFmt w:val="bullet"/>
+      <w:lvlText w:val=""/>
+      <w:lvlJc w:val="left"/>
+      <w:pPr>
+        <w:tabs>
+          <w:tab w:val="num" w:pos="2160"/>
+        </w:tabs>
+        <w:ind w:left="2160" w:hanging="360"/>
+      </w:pPr>
+      <w:rPr>
+        <w:rFonts w:ascii="Wingdings" w:hAnsi="Wingdings" w:hint="default"/>
+        <w:sz w:val="20"/>
+      </w:rPr>
+    </w:lvl>
+    <w:lvl w:ilvl="3" w:tentative="1">
+      <w:start w:val="1"/>
+      <w:numFmt w:val="bullet"/>
+      <w:lvlText w:val=""/>
+      <w:lvlJc w:val="left"/>
+      <w:pPr>
+        <w:tabs>
+          <w:tab w:val="num" w:pos="2880"/>
+        </w:tabs>
+        <w:ind w:left="2880" w:hanging="360"/>
+      </w:pPr>
+      <w:rPr>
+        <w:rFonts w:ascii="Wingdings" w:hAnsi="Wingdings" w:hint="default"/>
+        <w:sz w:val="20"/>
+      </w:rPr>
+    </w:lvl>
+    <w:lvl w:ilvl="4" w:tentative="1">
+      <w:start w:val="1"/>
+      <w:numFmt w:val="bullet"/>
+      <w:lvlText w:val=""/>
+      <w:lvlJc w:val="left"/>
+      <w:pPr>
+        <w:tabs>
+          <w:tab w:val="num" w:pos="3600"/>
+        </w:tabs>
+        <w:ind w:left="3600" w:hanging="360"/>
+      </w:pPr>
+      <w:rPr>
+        <w:rFonts w:ascii="Wingdings" w:hAnsi="Wingdings" w:hint="default"/>
+        <w:sz w:val="20"/>
+      </w:rPr>
+    </w:lvl>
+    <w:lvl w:ilvl="5" w:tentative="1">
+      <w:start w:val="1"/>
+      <w:numFmt w:val="bullet"/>
+      <w:lvlText w:val=""/>
+      <w:lvlJc w:val="left"/>
+      <w:pPr>
+        <w:tabs>
+          <w:tab w:val="num" w:pos="4320"/>
+        </w:tabs>
+        <w:ind w:left="4320" w:hanging="360"/>
+      </w:pPr>
+      <w:rPr>
+        <w:rFonts w:ascii="Wingdings" w:hAnsi="Wingdings" w:hint="default"/>
+        <w:sz w:val="20"/>
+      </w:rPr>
+    </w:lvl>
+    <w:lvl w:ilvl="6" w:tentative="1">
+      <w:start w:val="1"/>
+      <w:numFmt w:val="bullet"/>
+      <w:lvlText w:val=""/>
+      <w:lvlJc w:val="left"/>
+      <w:pPr>
+        <w:tabs>
+          <w:tab w:val="num" w:pos="5040"/>
+        </w:tabs>
+        <w:ind w:left="5040" w:hanging="360"/>
+      </w:pPr>
+      <w:rPr>
+        <w:rFonts w:ascii="Wingdings" w:hAnsi="Wingdings" w:hint="default"/>
+        <w:sz w:val="20"/>
+      </w:rPr>
+    </w:lvl>
+    <w:lvl w:ilvl="7" w:tentative="1">
+      <w:start w:val="1"/>
+      <w:numFmt w:val="bullet"/>
+      <w:lvlText w:val=""/>
+      <w:lvlJc w:val="left"/>
+      <w:pPr>
+        <w:tabs>
+          <w:tab w:val="num" w:pos="5760"/>
+        </w:tabs>
+        <w:ind w:left="5760" w:hanging="360"/>
+      </w:pPr>
+      <w:rPr>
+        <w:rFonts w:ascii="Wingdings" w:hAnsi="Wingdings" w:hint="default"/>
+        <w:sz w:val="20"/>
+      </w:rPr>
+    </w:lvl>
+    <w:lvl w:ilvl="8" w:tentative="1">
+      <w:start w:val="1"/>
+      <w:numFmt w:val="bullet"/>
+      <w:lvlText w:val=""/>
+      <w:lvlJc w:val="left"/>
+      <w:pPr>
+        <w:tabs>
+          <w:tab w:val="num" w:pos="6480"/>
+        </w:tabs>
+        <w:ind w:left="6480" w:hanging="360"/>
+      </w:pPr>
+      <w:rPr>
+        <w:rFonts w:ascii="Wingdings" w:hAnsi="Wingdings" w:hint="default"/>
+        <w:sz w:val="20"/>
+      </w:rPr>
+    </w:lvl>
+  </w:abstractNum>
+  <w:abstractNum w:abstractNumId="13" w15:restartNumberingAfterBreak="0">
+    <w:nsid w:val="4BAB2A34"/>
+    <w:multiLevelType w:val="multilevel"/>
+    <w:tmpl w:val="6A5A55B4"/>
+    <w:lvl w:ilvl="0">
+      <w:start w:val="1"/>
+      <w:numFmt w:val="bullet"/>
+      <w:lvlText w:val=""/>
+      <w:lvlJc w:val="left"/>
+      <w:pPr>
+        <w:tabs>
+          <w:tab w:val="num" w:pos="720"/>
+        </w:tabs>
+        <w:ind w:left="720" w:hanging="360"/>
+      </w:pPr>
+      <w:rPr>
+        <w:rFonts w:ascii="Symbol" w:hAnsi="Symbol" w:hint="default"/>
+        <w:sz w:val="20"/>
+      </w:rPr>
+    </w:lvl>
+    <w:lvl w:ilvl="1" w:tentative="1">
+      <w:start w:val="1"/>
+      <w:numFmt w:val="bullet"/>
+      <w:lvlText w:val="o"/>
+      <w:lvlJc w:val="left"/>
+      <w:pPr>
+        <w:tabs>
+          <w:tab w:val="num" w:pos="1440"/>
+        </w:tabs>
+        <w:ind w:left="1440" w:hanging="360"/>
+      </w:pPr>
+      <w:rPr>
+        <w:rFonts w:ascii="Courier New" w:hAnsi="Courier New" w:hint="default"/>
+        <w:sz w:val="20"/>
+      </w:rPr>
+    </w:lvl>
+    <w:lvl w:ilvl="2" w:tentative="1">
+      <w:start w:val="1"/>
+      <w:numFmt w:val="bullet"/>
+      <w:lvlText w:val=""/>
+      <w:lvlJc w:val="left"/>
+      <w:pPr>
+        <w:tabs>
+          <w:tab w:val="num" w:pos="2160"/>
+        </w:tabs>
+        <w:ind w:left="2160" w:hanging="360"/>
+      </w:pPr>
+      <w:rPr>
+        <w:rFonts w:ascii="Wingdings" w:hAnsi="Wingdings" w:hint="default"/>
+        <w:sz w:val="20"/>
+      </w:rPr>
+    </w:lvl>
+    <w:lvl w:ilvl="3" w:tentative="1">
+      <w:start w:val="1"/>
+      <w:numFmt w:val="bullet"/>
+      <w:lvlText w:val=""/>
+      <w:lvlJc w:val="left"/>
+      <w:pPr>
+        <w:tabs>
+          <w:tab w:val="num" w:pos="2880"/>
+        </w:tabs>
+        <w:ind w:left="2880" w:hanging="360"/>
+      </w:pPr>
+      <w:rPr>
+        <w:rFonts w:ascii="Wingdings" w:hAnsi="Wingdings" w:hint="default"/>
+        <w:sz w:val="20"/>
+      </w:rPr>
+    </w:lvl>
+    <w:lvl w:ilvl="4" w:tentative="1">
+      <w:start w:val="1"/>
+      <w:numFmt w:val="bullet"/>
+      <w:lvlText w:val=""/>
+      <w:lvlJc w:val="left"/>
+      <w:pPr>
+        <w:tabs>
+          <w:tab w:val="num" w:pos="3600"/>
+        </w:tabs>
+        <w:ind w:left="3600" w:hanging="360"/>
+      </w:pPr>
+      <w:rPr>
+        <w:rFonts w:ascii="Wingdings" w:hAnsi="Wingdings" w:hint="default"/>
+        <w:sz w:val="20"/>
+      </w:rPr>
+    </w:lvl>
+    <w:lvl w:ilvl="5" w:tentative="1">
+      <w:start w:val="1"/>
+      <w:numFmt w:val="bullet"/>
+      <w:lvlText w:val=""/>
+      <w:lvlJc w:val="left"/>
+      <w:pPr>
+        <w:tabs>
+          <w:tab w:val="num" w:pos="4320"/>
+        </w:tabs>
+        <w:ind w:left="4320" w:hanging="360"/>
+      </w:pPr>
+      <w:rPr>
+        <w:rFonts w:ascii="Wingdings" w:hAnsi="Wingdings" w:hint="default"/>
+        <w:sz w:val="20"/>
+      </w:rPr>
+    </w:lvl>
+    <w:lvl w:ilvl="6" w:tentative="1">
+      <w:start w:val="1"/>
+      <w:numFmt w:val="bullet"/>
+      <w:lvlText w:val=""/>
+      <w:lvlJc w:val="left"/>
+      <w:pPr>
+        <w:tabs>
+          <w:tab w:val="num" w:pos="5040"/>
+        </w:tabs>
+        <w:ind w:left="5040" w:hanging="360"/>
+      </w:pPr>
+      <w:rPr>
+        <w:rFonts w:ascii="Wingdings" w:hAnsi="Wingdings" w:hint="default"/>
+        <w:sz w:val="20"/>
+      </w:rPr>
+    </w:lvl>
+    <w:lvl w:ilvl="7" w:tentative="1">
+      <w:start w:val="1"/>
+      <w:numFmt w:val="bullet"/>
+      <w:lvlText w:val=""/>
+      <w:lvlJc w:val="left"/>
+      <w:pPr>
+        <w:tabs>
+          <w:tab w:val="num" w:pos="5760"/>
+        </w:tabs>
+        <w:ind w:left="5760" w:hanging="360"/>
+      </w:pPr>
+      <w:rPr>
+        <w:rFonts w:ascii="Wingdings" w:hAnsi="Wingdings" w:hint="default"/>
+        <w:sz w:val="20"/>
+      </w:rPr>
+    </w:lvl>
+    <w:lvl w:ilvl="8" w:tentative="1">
+      <w:start w:val="1"/>
+      <w:numFmt w:val="bullet"/>
+      <w:lvlText w:val=""/>
+      <w:lvlJc w:val="left"/>
+      <w:pPr>
+        <w:tabs>
+          <w:tab w:val="num" w:pos="6480"/>
+        </w:tabs>
+        <w:ind w:left="6480" w:hanging="360"/>
+      </w:pPr>
+      <w:rPr>
+        <w:rFonts w:ascii="Wingdings" w:hAnsi="Wingdings" w:hint="default"/>
+        <w:sz w:val="20"/>
+      </w:rPr>
+    </w:lvl>
+  </w:abstractNum>
+  <w:abstractNum w:abstractNumId="14" w15:restartNumberingAfterBreak="0">
+    <w:nsid w:val="50D24FE7"/>
+    <w:multiLevelType w:val="multilevel"/>
+    <w:tmpl w:val="2E304EDE"/>
+    <w:lvl w:ilvl="0">
+      <w:start w:val="1"/>
+      <w:numFmt w:val="bullet"/>
+      <w:lvlText w:val=""/>
+      <w:lvlJc w:val="left"/>
+      <w:pPr>
+        <w:tabs>
+          <w:tab w:val="num" w:pos="720"/>
+        </w:tabs>
+        <w:ind w:left="720" w:hanging="360"/>
+      </w:pPr>
+      <w:rPr>
+        <w:rFonts w:ascii="Symbol" w:hAnsi="Symbol" w:hint="default"/>
+        <w:sz w:val="20"/>
+      </w:rPr>
+    </w:lvl>
+    <w:lvl w:ilvl="1" w:tentative="1">
+      <w:start w:val="1"/>
+      <w:numFmt w:val="bullet"/>
+      <w:lvlText w:val="o"/>
+      <w:lvlJc w:val="left"/>
+      <w:pPr>
+        <w:tabs>
+          <w:tab w:val="num" w:pos="1440"/>
+        </w:tabs>
+        <w:ind w:left="1440" w:hanging="360"/>
+      </w:pPr>
+      <w:rPr>
+        <w:rFonts w:ascii="Courier New" w:hAnsi="Courier New" w:hint="default"/>
+        <w:sz w:val="20"/>
+      </w:rPr>
+    </w:lvl>
+    <w:lvl w:ilvl="2" w:tentative="1">
+      <w:start w:val="1"/>
+      <w:numFmt w:val="bullet"/>
+      <w:lvlText w:val=""/>
+      <w:lvlJc w:val="left"/>
+      <w:pPr>
+        <w:tabs>
+          <w:tab w:val="num" w:pos="2160"/>
+        </w:tabs>
+        <w:ind w:left="2160" w:hanging="360"/>
+      </w:pPr>
+      <w:rPr>
+        <w:rFonts w:ascii="Wingdings" w:hAnsi="Wingdings" w:hint="default"/>
+        <w:sz w:val="20"/>
+      </w:rPr>
+    </w:lvl>
+    <w:lvl w:ilvl="3" w:tentative="1">
+      <w:start w:val="1"/>
+      <w:numFmt w:val="bullet"/>
+      <w:lvlText w:val=""/>
+      <w:lvlJc w:val="left"/>
+      <w:pPr>
+        <w:tabs>
+          <w:tab w:val="num" w:pos="2880"/>
+        </w:tabs>
+        <w:ind w:left="2880" w:hanging="360"/>
+      </w:pPr>
+      <w:rPr>
+        <w:rFonts w:ascii="Wingdings" w:hAnsi="Wingdings" w:hint="default"/>
+        <w:sz w:val="20"/>
+      </w:rPr>
+    </w:lvl>
+    <w:lvl w:ilvl="4" w:tentative="1">
+      <w:start w:val="1"/>
+      <w:numFmt w:val="bullet"/>
+      <w:lvlText w:val=""/>
+      <w:lvlJc w:val="left"/>
+      <w:pPr>
+        <w:tabs>
+          <w:tab w:val="num" w:pos="3600"/>
+        </w:tabs>
+        <w:ind w:left="3600" w:hanging="360"/>
+      </w:pPr>
+      <w:rPr>
+        <w:rFonts w:ascii="Wingdings" w:hAnsi="Wingdings" w:hint="default"/>
+        <w:sz w:val="20"/>
+      </w:rPr>
+    </w:lvl>
+    <w:lvl w:ilvl="5" w:tentative="1">
+      <w:start w:val="1"/>
+      <w:numFmt w:val="bullet"/>
+      <w:lvlText w:val=""/>
+      <w:lvlJc w:val="left"/>
+      <w:pPr>
+        <w:tabs>
+          <w:tab w:val="num" w:pos="4320"/>
+        </w:tabs>
+        <w:ind w:left="4320" w:hanging="360"/>
+      </w:pPr>
+      <w:rPr>
+        <w:rFonts w:ascii="Wingdings" w:hAnsi="Wingdings" w:hint="default"/>
+        <w:sz w:val="20"/>
+      </w:rPr>
+    </w:lvl>
+    <w:lvl w:ilvl="6" w:tentative="1">
+      <w:start w:val="1"/>
+      <w:numFmt w:val="bullet"/>
+      <w:lvlText w:val=""/>
+      <w:lvlJc w:val="left"/>
+      <w:pPr>
+        <w:tabs>
+          <w:tab w:val="num" w:pos="5040"/>
+        </w:tabs>
+        <w:ind w:left="5040" w:hanging="360"/>
+      </w:pPr>
+      <w:rPr>
+        <w:rFonts w:ascii="Wingdings" w:hAnsi="Wingdings" w:hint="default"/>
+        <w:sz w:val="20"/>
+      </w:rPr>
+    </w:lvl>
+    <w:lvl w:ilvl="7" w:tentative="1">
+      <w:start w:val="1"/>
+      <w:numFmt w:val="bullet"/>
+      <w:lvlText w:val=""/>
+      <w:lvlJc w:val="left"/>
+      <w:pPr>
+        <w:tabs>
+          <w:tab w:val="num" w:pos="5760"/>
+        </w:tabs>
+        <w:ind w:left="5760" w:hanging="360"/>
+      </w:pPr>
+      <w:rPr>
+        <w:rFonts w:ascii="Wingdings" w:hAnsi="Wingdings" w:hint="default"/>
+        <w:sz w:val="20"/>
+      </w:rPr>
+    </w:lvl>
+    <w:lvl w:ilvl="8" w:tentative="1">
+      <w:start w:val="1"/>
+      <w:numFmt w:val="bullet"/>
+      <w:lvlText w:val=""/>
+      <w:lvlJc w:val="left"/>
+      <w:pPr>
+        <w:tabs>
+          <w:tab w:val="num" w:pos="6480"/>
+        </w:tabs>
+        <w:ind w:left="6480" w:hanging="360"/>
+      </w:pPr>
+      <w:rPr>
+        <w:rFonts w:ascii="Wingdings" w:hAnsi="Wingdings" w:hint="default"/>
+        <w:sz w:val="20"/>
+      </w:rPr>
+    </w:lvl>
+  </w:abstractNum>
+  <w:abstractNum w:abstractNumId="15" w15:restartNumberingAfterBreak="0">
     <w:nsid w:val="5D0E35BD"/>
     <w:multiLevelType w:val="multilevel"/>
     <w:tmpl w:val="87B21CEC"/>
@@ -4841,7 +8373,305 @@
       </w:rPr>
     </w:lvl>
   </w:abstractNum>
-  <w:abstractNum w:abstractNumId="9" w15:restartNumberingAfterBreak="0">
+  <w:abstractNum w:abstractNumId="16" w15:restartNumberingAfterBreak="0">
+    <w:nsid w:val="61AF5480"/>
+    <w:multiLevelType w:val="multilevel"/>
+    <w:tmpl w:val="03DA2F46"/>
+    <w:lvl w:ilvl="0">
+      <w:start w:val="1"/>
+      <w:numFmt w:val="bullet"/>
+      <w:lvlText w:val=""/>
+      <w:lvlJc w:val="left"/>
+      <w:pPr>
+        <w:tabs>
+          <w:tab w:val="num" w:pos="720"/>
+        </w:tabs>
+        <w:ind w:left="720" w:hanging="360"/>
+      </w:pPr>
+      <w:rPr>
+        <w:rFonts w:ascii="Symbol" w:hAnsi="Symbol" w:hint="default"/>
+        <w:sz w:val="20"/>
+      </w:rPr>
+    </w:lvl>
+    <w:lvl w:ilvl="1" w:tentative="1">
+      <w:start w:val="1"/>
+      <w:numFmt w:val="bullet"/>
+      <w:lvlText w:val="o"/>
+      <w:lvlJc w:val="left"/>
+      <w:pPr>
+        <w:tabs>
+          <w:tab w:val="num" w:pos="1440"/>
+        </w:tabs>
+        <w:ind w:left="1440" w:hanging="360"/>
+      </w:pPr>
+      <w:rPr>
+        <w:rFonts w:ascii="Courier New" w:hAnsi="Courier New" w:hint="default"/>
+        <w:sz w:val="20"/>
+      </w:rPr>
+    </w:lvl>
+    <w:lvl w:ilvl="2" w:tentative="1">
+      <w:start w:val="1"/>
+      <w:numFmt w:val="bullet"/>
+      <w:lvlText w:val=""/>
+      <w:lvlJc w:val="left"/>
+      <w:pPr>
+        <w:tabs>
+          <w:tab w:val="num" w:pos="2160"/>
+        </w:tabs>
+        <w:ind w:left="2160" w:hanging="360"/>
+      </w:pPr>
+      <w:rPr>
+        <w:rFonts w:ascii="Wingdings" w:hAnsi="Wingdings" w:hint="default"/>
+        <w:sz w:val="20"/>
+      </w:rPr>
+    </w:lvl>
+    <w:lvl w:ilvl="3" w:tentative="1">
+      <w:start w:val="1"/>
+      <w:numFmt w:val="bullet"/>
+      <w:lvlText w:val=""/>
+      <w:lvlJc w:val="left"/>
+      <w:pPr>
+        <w:tabs>
+          <w:tab w:val="num" w:pos="2880"/>
+        </w:tabs>
+        <w:ind w:left="2880" w:hanging="360"/>
+      </w:pPr>
+      <w:rPr>
+        <w:rFonts w:ascii="Wingdings" w:hAnsi="Wingdings" w:hint="default"/>
+        <w:sz w:val="20"/>
+      </w:rPr>
+    </w:lvl>
+    <w:lvl w:ilvl="4" w:tentative="1">
+      <w:start w:val="1"/>
+      <w:numFmt w:val="bullet"/>
+      <w:lvlText w:val=""/>
+      <w:lvlJc w:val="left"/>
+      <w:pPr>
+        <w:tabs>
+          <w:tab w:val="num" w:pos="3600"/>
+        </w:tabs>
+        <w:ind w:left="3600" w:hanging="360"/>
+      </w:pPr>
+      <w:rPr>
+        <w:rFonts w:ascii="Wingdings" w:hAnsi="Wingdings" w:hint="default"/>
+        <w:sz w:val="20"/>
+      </w:rPr>
+    </w:lvl>
+    <w:lvl w:ilvl="5" w:tentative="1">
+      <w:start w:val="1"/>
+      <w:numFmt w:val="bullet"/>
+      <w:lvlText w:val=""/>
+      <w:lvlJc w:val="left"/>
+      <w:pPr>
+        <w:tabs>
+          <w:tab w:val="num" w:pos="4320"/>
+        </w:tabs>
+        <w:ind w:left="4320" w:hanging="360"/>
+      </w:pPr>
+      <w:rPr>
+        <w:rFonts w:ascii="Wingdings" w:hAnsi="Wingdings" w:hint="default"/>
+        <w:sz w:val="20"/>
+      </w:rPr>
+    </w:lvl>
+    <w:lvl w:ilvl="6" w:tentative="1">
+      <w:start w:val="1"/>
+      <w:numFmt w:val="bullet"/>
+      <w:lvlText w:val=""/>
+      <w:lvlJc w:val="left"/>
+      <w:pPr>
+        <w:tabs>
+          <w:tab w:val="num" w:pos="5040"/>
+        </w:tabs>
+        <w:ind w:left="5040" w:hanging="360"/>
+      </w:pPr>
+      <w:rPr>
+        <w:rFonts w:ascii="Wingdings" w:hAnsi="Wingdings" w:hint="default"/>
+        <w:sz w:val="20"/>
+      </w:rPr>
+    </w:lvl>
+    <w:lvl w:ilvl="7" w:tentative="1">
+      <w:start w:val="1"/>
+      <w:numFmt w:val="bullet"/>
+      <w:lvlText w:val=""/>
+      <w:lvlJc w:val="left"/>
+      <w:pPr>
+        <w:tabs>
+          <w:tab w:val="num" w:pos="5760"/>
+        </w:tabs>
+        <w:ind w:left="5760" w:hanging="360"/>
+      </w:pPr>
+      <w:rPr>
+        <w:rFonts w:ascii="Wingdings" w:hAnsi="Wingdings" w:hint="default"/>
+        <w:sz w:val="20"/>
+      </w:rPr>
+    </w:lvl>
+    <w:lvl w:ilvl="8" w:tentative="1">
+      <w:start w:val="1"/>
+      <w:numFmt w:val="bullet"/>
+      <w:lvlText w:val=""/>
+      <w:lvlJc w:val="left"/>
+      <w:pPr>
+        <w:tabs>
+          <w:tab w:val="num" w:pos="6480"/>
+        </w:tabs>
+        <w:ind w:left="6480" w:hanging="360"/>
+      </w:pPr>
+      <w:rPr>
+        <w:rFonts w:ascii="Wingdings" w:hAnsi="Wingdings" w:hint="default"/>
+        <w:sz w:val="20"/>
+      </w:rPr>
+    </w:lvl>
+  </w:abstractNum>
+  <w:abstractNum w:abstractNumId="17" w15:restartNumberingAfterBreak="0">
+    <w:nsid w:val="68247512"/>
+    <w:multiLevelType w:val="multilevel"/>
+    <w:tmpl w:val="F132AC6A"/>
+    <w:lvl w:ilvl="0">
+      <w:start w:val="1"/>
+      <w:numFmt w:val="bullet"/>
+      <w:lvlText w:val=""/>
+      <w:lvlJc w:val="left"/>
+      <w:pPr>
+        <w:tabs>
+          <w:tab w:val="num" w:pos="720"/>
+        </w:tabs>
+        <w:ind w:left="720" w:hanging="360"/>
+      </w:pPr>
+      <w:rPr>
+        <w:rFonts w:ascii="Symbol" w:hAnsi="Symbol" w:hint="default"/>
+        <w:sz w:val="20"/>
+      </w:rPr>
+    </w:lvl>
+    <w:lvl w:ilvl="1" w:tentative="1">
+      <w:start w:val="1"/>
+      <w:numFmt w:val="bullet"/>
+      <w:lvlText w:val="o"/>
+      <w:lvlJc w:val="left"/>
+      <w:pPr>
+        <w:tabs>
+          <w:tab w:val="num" w:pos="1440"/>
+        </w:tabs>
+        <w:ind w:left="1440" w:hanging="360"/>
+      </w:pPr>
+      <w:rPr>
+        <w:rFonts w:ascii="Courier New" w:hAnsi="Courier New" w:hint="default"/>
+        <w:sz w:val="20"/>
+      </w:rPr>
+    </w:lvl>
+    <w:lvl w:ilvl="2" w:tentative="1">
+      <w:start w:val="1"/>
+      <w:numFmt w:val="bullet"/>
+      <w:lvlText w:val=""/>
+      <w:lvlJc w:val="left"/>
+      <w:pPr>
+        <w:tabs>
+          <w:tab w:val="num" w:pos="2160"/>
+        </w:tabs>
+        <w:ind w:left="2160" w:hanging="360"/>
+      </w:pPr>
+      <w:rPr>
+        <w:rFonts w:ascii="Wingdings" w:hAnsi="Wingdings" w:hint="default"/>
+        <w:sz w:val="20"/>
+      </w:rPr>
+    </w:lvl>
+    <w:lvl w:ilvl="3" w:tentative="1">
+      <w:start w:val="1"/>
+      <w:numFmt w:val="bullet"/>
+      <w:lvlText w:val=""/>
+      <w:lvlJc w:val="left"/>
+      <w:pPr>
+        <w:tabs>
+          <w:tab w:val="num" w:pos="2880"/>
+        </w:tabs>
+        <w:ind w:left="2880" w:hanging="360"/>
+      </w:pPr>
+      <w:rPr>
+        <w:rFonts w:ascii="Wingdings" w:hAnsi="Wingdings" w:hint="default"/>
+        <w:sz w:val="20"/>
+      </w:rPr>
+    </w:lvl>
+    <w:lvl w:ilvl="4" w:tentative="1">
+      <w:start w:val="1"/>
+      <w:numFmt w:val="bullet"/>
+      <w:lvlText w:val=""/>
+      <w:lvlJc w:val="left"/>
+      <w:pPr>
+        <w:tabs>
+          <w:tab w:val="num" w:pos="3600"/>
+        </w:tabs>
+        <w:ind w:left="3600" w:hanging="360"/>
+      </w:pPr>
+      <w:rPr>
+        <w:rFonts w:ascii="Wingdings" w:hAnsi="Wingdings" w:hint="default"/>
+        <w:sz w:val="20"/>
+      </w:rPr>
+    </w:lvl>
+    <w:lvl w:ilvl="5" w:tentative="1">
+      <w:start w:val="1"/>
+      <w:numFmt w:val="bullet"/>
+      <w:lvlText w:val=""/>
+      <w:lvlJc w:val="left"/>
+      <w:pPr>
+        <w:tabs>
+          <w:tab w:val="num" w:pos="4320"/>
+        </w:tabs>
+        <w:ind w:left="4320" w:hanging="360"/>
+      </w:pPr>
+      <w:rPr>
+        <w:rFonts w:ascii="Wingdings" w:hAnsi="Wingdings" w:hint="default"/>
+        <w:sz w:val="20"/>
+      </w:rPr>
+    </w:lvl>
+    <w:lvl w:ilvl="6" w:tentative="1">
+      <w:start w:val="1"/>
+      <w:numFmt w:val="bullet"/>
+      <w:lvlText w:val=""/>
+      <w:lvlJc w:val="left"/>
+      <w:pPr>
+        <w:tabs>
+          <w:tab w:val="num" w:pos="5040"/>
+        </w:tabs>
+        <w:ind w:left="5040" w:hanging="360"/>
+      </w:pPr>
+      <w:rPr>
+        <w:rFonts w:ascii="Wingdings" w:hAnsi="Wingdings" w:hint="default"/>
+        <w:sz w:val="20"/>
+      </w:rPr>
+    </w:lvl>
+    <w:lvl w:ilvl="7" w:tentative="1">
+      <w:start w:val="1"/>
+      <w:numFmt w:val="bullet"/>
+      <w:lvlText w:val=""/>
+      <w:lvlJc w:val="left"/>
+      <w:pPr>
+        <w:tabs>
+          <w:tab w:val="num" w:pos="5760"/>
+        </w:tabs>
+        <w:ind w:left="5760" w:hanging="360"/>
+      </w:pPr>
+      <w:rPr>
+        <w:rFonts w:ascii="Wingdings" w:hAnsi="Wingdings" w:hint="default"/>
+        <w:sz w:val="20"/>
+      </w:rPr>
+    </w:lvl>
+    <w:lvl w:ilvl="8" w:tentative="1">
+      <w:start w:val="1"/>
+      <w:numFmt w:val="bullet"/>
+      <w:lvlText w:val=""/>
+      <w:lvlJc w:val="left"/>
+      <w:pPr>
+        <w:tabs>
+          <w:tab w:val="num" w:pos="6480"/>
+        </w:tabs>
+        <w:ind w:left="6480" w:hanging="360"/>
+      </w:pPr>
+      <w:rPr>
+        <w:rFonts w:ascii="Wingdings" w:hAnsi="Wingdings" w:hint="default"/>
+        <w:sz w:val="20"/>
+      </w:rPr>
+    </w:lvl>
+  </w:abstractNum>
+  <w:abstractNum w:abstractNumId="18" w15:restartNumberingAfterBreak="0">
     <w:nsid w:val="70D72C21"/>
     <w:multiLevelType w:val="multilevel"/>
     <w:tmpl w:val="75C69552"/>
@@ -4990,7 +8820,156 @@
       </w:rPr>
     </w:lvl>
   </w:abstractNum>
-  <w:abstractNum w:abstractNumId="10" w15:restartNumberingAfterBreak="0">
+  <w:abstractNum w:abstractNumId="19" w15:restartNumberingAfterBreak="0">
+    <w:nsid w:val="741F1F0B"/>
+    <w:multiLevelType w:val="multilevel"/>
+    <w:tmpl w:val="2C7AC3B0"/>
+    <w:lvl w:ilvl="0">
+      <w:start w:val="1"/>
+      <w:numFmt w:val="bullet"/>
+      <w:lvlText w:val=""/>
+      <w:lvlJc w:val="left"/>
+      <w:pPr>
+        <w:tabs>
+          <w:tab w:val="num" w:pos="720"/>
+        </w:tabs>
+        <w:ind w:left="720" w:hanging="360"/>
+      </w:pPr>
+      <w:rPr>
+        <w:rFonts w:ascii="Symbol" w:hAnsi="Symbol" w:hint="default"/>
+        <w:sz w:val="20"/>
+      </w:rPr>
+    </w:lvl>
+    <w:lvl w:ilvl="1" w:tentative="1">
+      <w:start w:val="1"/>
+      <w:numFmt w:val="bullet"/>
+      <w:lvlText w:val="o"/>
+      <w:lvlJc w:val="left"/>
+      <w:pPr>
+        <w:tabs>
+          <w:tab w:val="num" w:pos="1440"/>
+        </w:tabs>
+        <w:ind w:left="1440" w:hanging="360"/>
+      </w:pPr>
+      <w:rPr>
+        <w:rFonts w:ascii="Courier New" w:hAnsi="Courier New" w:hint="default"/>
+        <w:sz w:val="20"/>
+      </w:rPr>
+    </w:lvl>
+    <w:lvl w:ilvl="2" w:tentative="1">
+      <w:start w:val="1"/>
+      <w:numFmt w:val="bullet"/>
+      <w:lvlText w:val=""/>
+      <w:lvlJc w:val="left"/>
+      <w:pPr>
+        <w:tabs>
+          <w:tab w:val="num" w:pos="2160"/>
+        </w:tabs>
+        <w:ind w:left="2160" w:hanging="360"/>
+      </w:pPr>
+      <w:rPr>
+        <w:rFonts w:ascii="Wingdings" w:hAnsi="Wingdings" w:hint="default"/>
+        <w:sz w:val="20"/>
+      </w:rPr>
+    </w:lvl>
+    <w:lvl w:ilvl="3" w:tentative="1">
+      <w:start w:val="1"/>
+      <w:numFmt w:val="bullet"/>
+      <w:lvlText w:val=""/>
+      <w:lvlJc w:val="left"/>
+      <w:pPr>
+        <w:tabs>
+          <w:tab w:val="num" w:pos="2880"/>
+        </w:tabs>
+        <w:ind w:left="2880" w:hanging="360"/>
+      </w:pPr>
+      <w:rPr>
+        <w:rFonts w:ascii="Wingdings" w:hAnsi="Wingdings" w:hint="default"/>
+        <w:sz w:val="20"/>
+      </w:rPr>
+    </w:lvl>
+    <w:lvl w:ilvl="4" w:tentative="1">
+      <w:start w:val="1"/>
+      <w:numFmt w:val="bullet"/>
+      <w:lvlText w:val=""/>
+      <w:lvlJc w:val="left"/>
+      <w:pPr>
+        <w:tabs>
+          <w:tab w:val="num" w:pos="3600"/>
+        </w:tabs>
+        <w:ind w:left="3600" w:hanging="360"/>
+      </w:pPr>
+      <w:rPr>
+        <w:rFonts w:ascii="Wingdings" w:hAnsi="Wingdings" w:hint="default"/>
+        <w:sz w:val="20"/>
+      </w:rPr>
+    </w:lvl>
+    <w:lvl w:ilvl="5" w:tentative="1">
+      <w:start w:val="1"/>
+      <w:numFmt w:val="bullet"/>
+      <w:lvlText w:val=""/>
+      <w:lvlJc w:val="left"/>
+      <w:pPr>
+        <w:tabs>
+          <w:tab w:val="num" w:pos="4320"/>
+        </w:tabs>
+        <w:ind w:left="4320" w:hanging="360"/>
+      </w:pPr>
+      <w:rPr>
+        <w:rFonts w:ascii="Wingdings" w:hAnsi="Wingdings" w:hint="default"/>
+        <w:sz w:val="20"/>
+      </w:rPr>
+    </w:lvl>
+    <w:lvl w:ilvl="6" w:tentative="1">
+      <w:start w:val="1"/>
+      <w:numFmt w:val="bullet"/>
+      <w:lvlText w:val=""/>
+      <w:lvlJc w:val="left"/>
+      <w:pPr>
+        <w:tabs>
+          <w:tab w:val="num" w:pos="5040"/>
+        </w:tabs>
+        <w:ind w:left="5040" w:hanging="360"/>
+      </w:pPr>
+      <w:rPr>
+        <w:rFonts w:ascii="Wingdings" w:hAnsi="Wingdings" w:hint="default"/>
+        <w:sz w:val="20"/>
+      </w:rPr>
+    </w:lvl>
+    <w:lvl w:ilvl="7" w:tentative="1">
+      <w:start w:val="1"/>
+      <w:numFmt w:val="bullet"/>
+      <w:lvlText w:val=""/>
+      <w:lvlJc w:val="left"/>
+      <w:pPr>
+        <w:tabs>
+          <w:tab w:val="num" w:pos="5760"/>
+        </w:tabs>
+        <w:ind w:left="5760" w:hanging="360"/>
+      </w:pPr>
+      <w:rPr>
+        <w:rFonts w:ascii="Wingdings" w:hAnsi="Wingdings" w:hint="default"/>
+        <w:sz w:val="20"/>
+      </w:rPr>
+    </w:lvl>
+    <w:lvl w:ilvl="8" w:tentative="1">
+      <w:start w:val="1"/>
+      <w:numFmt w:val="bullet"/>
+      <w:lvlText w:val=""/>
+      <w:lvlJc w:val="left"/>
+      <w:pPr>
+        <w:tabs>
+          <w:tab w:val="num" w:pos="6480"/>
+        </w:tabs>
+        <w:ind w:left="6480" w:hanging="360"/>
+      </w:pPr>
+      <w:rPr>
+        <w:rFonts w:ascii="Wingdings" w:hAnsi="Wingdings" w:hint="default"/>
+        <w:sz w:val="20"/>
+      </w:rPr>
+    </w:lvl>
+  </w:abstractNum>
+  <w:abstractNum w:abstractNumId="20" w15:restartNumberingAfterBreak="0">
     <w:nsid w:val="756E5239"/>
     <w:multiLevelType w:val="multilevel"/>
     <w:tmpl w:val="54CA2174"/>
@@ -5139,7 +9118,7 @@
       </w:rPr>
     </w:lvl>
   </w:abstractNum>
-  <w:abstractNum w:abstractNumId="11" w15:restartNumberingAfterBreak="0">
+  <w:abstractNum w:abstractNumId="21" w15:restartNumberingAfterBreak="0">
     <w:nsid w:val="7B466F75"/>
     <w:multiLevelType w:val="multilevel"/>
     <w:tmpl w:val="78105C42"/>
@@ -5288,41 +9267,223 @@
       </w:rPr>
     </w:lvl>
   </w:abstractNum>
+  <w:abstractNum w:abstractNumId="22" w15:restartNumberingAfterBreak="0">
+    <w:nsid w:val="7D492BD7"/>
+    <w:multiLevelType w:val="multilevel"/>
+    <w:tmpl w:val="1F2C6218"/>
+    <w:lvl w:ilvl="0">
+      <w:start w:val="1"/>
+      <w:numFmt w:val="bullet"/>
+      <w:lvlText w:val=""/>
+      <w:lvlJc w:val="left"/>
+      <w:pPr>
+        <w:tabs>
+          <w:tab w:val="num" w:pos="720"/>
+        </w:tabs>
+        <w:ind w:left="720" w:hanging="360"/>
+      </w:pPr>
+      <w:rPr>
+        <w:rFonts w:ascii="Symbol" w:hAnsi="Symbol" w:hint="default"/>
+        <w:sz w:val="20"/>
+      </w:rPr>
+    </w:lvl>
+    <w:lvl w:ilvl="1" w:tentative="1">
+      <w:start w:val="1"/>
+      <w:numFmt w:val="bullet"/>
+      <w:lvlText w:val="o"/>
+      <w:lvlJc w:val="left"/>
+      <w:pPr>
+        <w:tabs>
+          <w:tab w:val="num" w:pos="1440"/>
+        </w:tabs>
+        <w:ind w:left="1440" w:hanging="360"/>
+      </w:pPr>
+      <w:rPr>
+        <w:rFonts w:ascii="Courier New" w:hAnsi="Courier New" w:hint="default"/>
+        <w:sz w:val="20"/>
+      </w:rPr>
+    </w:lvl>
+    <w:lvl w:ilvl="2" w:tentative="1">
+      <w:start w:val="1"/>
+      <w:numFmt w:val="bullet"/>
+      <w:lvlText w:val=""/>
+      <w:lvlJc w:val="left"/>
+      <w:pPr>
+        <w:tabs>
+          <w:tab w:val="num" w:pos="2160"/>
+        </w:tabs>
+        <w:ind w:left="2160" w:hanging="360"/>
+      </w:pPr>
+      <w:rPr>
+        <w:rFonts w:ascii="Wingdings" w:hAnsi="Wingdings" w:hint="default"/>
+        <w:sz w:val="20"/>
+      </w:rPr>
+    </w:lvl>
+    <w:lvl w:ilvl="3" w:tentative="1">
+      <w:start w:val="1"/>
+      <w:numFmt w:val="bullet"/>
+      <w:lvlText w:val=""/>
+      <w:lvlJc w:val="left"/>
+      <w:pPr>
+        <w:tabs>
+          <w:tab w:val="num" w:pos="2880"/>
+        </w:tabs>
+        <w:ind w:left="2880" w:hanging="360"/>
+      </w:pPr>
+      <w:rPr>
+        <w:rFonts w:ascii="Wingdings" w:hAnsi="Wingdings" w:hint="default"/>
+        <w:sz w:val="20"/>
+      </w:rPr>
+    </w:lvl>
+    <w:lvl w:ilvl="4" w:tentative="1">
+      <w:start w:val="1"/>
+      <w:numFmt w:val="bullet"/>
+      <w:lvlText w:val=""/>
+      <w:lvlJc w:val="left"/>
+      <w:pPr>
+        <w:tabs>
+          <w:tab w:val="num" w:pos="3600"/>
+        </w:tabs>
+        <w:ind w:left="3600" w:hanging="360"/>
+      </w:pPr>
+      <w:rPr>
+        <w:rFonts w:ascii="Wingdings" w:hAnsi="Wingdings" w:hint="default"/>
+        <w:sz w:val="20"/>
+      </w:rPr>
+    </w:lvl>
+    <w:lvl w:ilvl="5" w:tentative="1">
+      <w:start w:val="1"/>
+      <w:numFmt w:val="bullet"/>
+      <w:lvlText w:val=""/>
+      <w:lvlJc w:val="left"/>
+      <w:pPr>
+        <w:tabs>
+          <w:tab w:val="num" w:pos="4320"/>
+        </w:tabs>
+        <w:ind w:left="4320" w:hanging="360"/>
+      </w:pPr>
+      <w:rPr>
+        <w:rFonts w:ascii="Wingdings" w:hAnsi="Wingdings" w:hint="default"/>
+        <w:sz w:val="20"/>
+      </w:rPr>
+    </w:lvl>
+    <w:lvl w:ilvl="6" w:tentative="1">
+      <w:start w:val="1"/>
+      <w:numFmt w:val="bullet"/>
+      <w:lvlText w:val=""/>
+      <w:lvlJc w:val="left"/>
+      <w:pPr>
+        <w:tabs>
+          <w:tab w:val="num" w:pos="5040"/>
+        </w:tabs>
+        <w:ind w:left="5040" w:hanging="360"/>
+      </w:pPr>
+      <w:rPr>
+        <w:rFonts w:ascii="Wingdings" w:hAnsi="Wingdings" w:hint="default"/>
+        <w:sz w:val="20"/>
+      </w:rPr>
+    </w:lvl>
+    <w:lvl w:ilvl="7" w:tentative="1">
+      <w:start w:val="1"/>
+      <w:numFmt w:val="bullet"/>
+      <w:lvlText w:val=""/>
+      <w:lvlJc w:val="left"/>
+      <w:pPr>
+        <w:tabs>
+          <w:tab w:val="num" w:pos="5760"/>
+        </w:tabs>
+        <w:ind w:left="5760" w:hanging="360"/>
+      </w:pPr>
+      <w:rPr>
+        <w:rFonts w:ascii="Wingdings" w:hAnsi="Wingdings" w:hint="default"/>
+        <w:sz w:val="20"/>
+      </w:rPr>
+    </w:lvl>
+    <w:lvl w:ilvl="8" w:tentative="1">
+      <w:start w:val="1"/>
+      <w:numFmt w:val="bullet"/>
+      <w:lvlText w:val=""/>
+      <w:lvlJc w:val="left"/>
+      <w:pPr>
+        <w:tabs>
+          <w:tab w:val="num" w:pos="6480"/>
+        </w:tabs>
+        <w:ind w:left="6480" w:hanging="360"/>
+      </w:pPr>
+      <w:rPr>
+        <w:rFonts w:ascii="Wingdings" w:hAnsi="Wingdings" w:hint="default"/>
+        <w:sz w:val="20"/>
+      </w:rPr>
+    </w:lvl>
+  </w:abstractNum>
   <w:num w:numId="1" w16cid:durableId="1866627990">
+    <w:abstractNumId w:val="21"/>
+  </w:num>
+  <w:num w:numId="2" w16cid:durableId="1194418024">
+    <w:abstractNumId w:val="2"/>
+  </w:num>
+  <w:num w:numId="3" w16cid:durableId="1867865942">
+    <w:abstractNumId w:val="18"/>
+  </w:num>
+  <w:num w:numId="4" w16cid:durableId="2119906629">
+    <w:abstractNumId w:val="8"/>
+  </w:num>
+  <w:num w:numId="5" w16cid:durableId="236324151">
     <w:abstractNumId w:val="11"/>
   </w:num>
-  <w:num w:numId="2" w16cid:durableId="1194418024">
+  <w:num w:numId="6" w16cid:durableId="685328418">
+    <w:abstractNumId w:val="9"/>
+  </w:num>
+  <w:num w:numId="7" w16cid:durableId="2142265080">
+    <w:abstractNumId w:val="3"/>
+  </w:num>
+  <w:num w:numId="8" w16cid:durableId="1691446860">
+    <w:abstractNumId w:val="20"/>
+  </w:num>
+  <w:num w:numId="9" w16cid:durableId="2103798015">
+    <w:abstractNumId w:val="4"/>
+  </w:num>
+  <w:num w:numId="10" w16cid:durableId="67577189">
+    <w:abstractNumId w:val="15"/>
+  </w:num>
+  <w:num w:numId="11" w16cid:durableId="1685744914">
+    <w:abstractNumId w:val="10"/>
+  </w:num>
+  <w:num w:numId="12" w16cid:durableId="88359104">
+    <w:abstractNumId w:val="7"/>
+  </w:num>
+  <w:num w:numId="13" w16cid:durableId="1894388356">
+    <w:abstractNumId w:val="16"/>
+  </w:num>
+  <w:num w:numId="14" w16cid:durableId="1766728513">
     <w:abstractNumId w:val="0"/>
   </w:num>
-  <w:num w:numId="3" w16cid:durableId="1867865942">
-    <w:abstractNumId w:val="9"/>
+  <w:num w:numId="15" w16cid:durableId="2121215350">
+    <w:abstractNumId w:val="6"/>
   </w:num>
-  <w:num w:numId="4" w16cid:durableId="2119906629">
-    <w:abstractNumId w:val="4"/>
+  <w:num w:numId="16" w16cid:durableId="1604799818">
+    <w:abstractNumId w:val="12"/>
   </w:num>
-  <w:num w:numId="5" w16cid:durableId="236324151">
-    <w:abstractNumId w:val="7"/>
+  <w:num w:numId="17" w16cid:durableId="1712416911">
+    <w:abstractNumId w:val="17"/>
   </w:num>
-  <w:num w:numId="6" w16cid:durableId="685328418">
+  <w:num w:numId="18" w16cid:durableId="1614052476">
+    <w:abstractNumId w:val="22"/>
+  </w:num>
+  <w:num w:numId="19" w16cid:durableId="55514108">
+    <w:abstractNumId w:val="1"/>
+  </w:num>
+  <w:num w:numId="20" w16cid:durableId="830411099">
+    <w:abstractNumId w:val="13"/>
+  </w:num>
+  <w:num w:numId="21" w16cid:durableId="1561090914">
+    <w:abstractNumId w:val="19"/>
+  </w:num>
+  <w:num w:numId="22" w16cid:durableId="1869102405">
     <w:abstractNumId w:val="5"/>
   </w:num>
-  <w:num w:numId="7" w16cid:durableId="2142265080">
-    <w:abstractNumId w:val="1"/>
-  </w:num>
-  <w:num w:numId="8" w16cid:durableId="1691446860">
-    <w:abstractNumId w:val="10"/>
-  </w:num>
-  <w:num w:numId="9" w16cid:durableId="2103798015">
-    <w:abstractNumId w:val="2"/>
-  </w:num>
-  <w:num w:numId="10" w16cid:durableId="67577189">
-    <w:abstractNumId w:val="8"/>
-  </w:num>
-  <w:num w:numId="11" w16cid:durableId="1685744914">
-    <w:abstractNumId w:val="6"/>
-  </w:num>
-  <w:num w:numId="12" w16cid:durableId="88359104">
-    <w:abstractNumId w:val="3"/>
+  <w:num w:numId="23" w16cid:durableId="95904123">
+    <w:abstractNumId w:val="14"/>
   </w:num>
 </w:numbering>
 </file>
@@ -5727,6 +9888,7 @@
   <w:style w:type="paragraph" w:default="1" w:styleId="Normal">
     <w:name w:val="Normal"/>
     <w:qFormat/>
+    <w:rsid w:val="00C70163"/>
   </w:style>
   <w:style w:type="paragraph" w:styleId="Heading1">
     <w:name w:val="heading 1"/>

--- a/DOCUMENTS/Project Development Journey.docx
+++ b/DOCUMENTS/Project Development Journey.docx
@@ -8,27 +8,70 @@
         <w:rPr>
           <w:b/>
           <w:bCs/>
-          <w:sz w:val="60"/>
-          <w:szCs w:val="60"/>
-        </w:rPr>
-      </w:pPr>
-      <w:r>
-        <w:rPr>
-          <w:b/>
-          <w:bCs/>
-          <w:sz w:val="60"/>
-          <w:szCs w:val="60"/>
-        </w:rPr>
-        <w:t>Date: 17.06.2026</w:t>
-      </w:r>
-      <w:r>
-        <w:rPr>
-          <w:b/>
-          <w:bCs/>
-          <w:sz w:val="60"/>
-          <w:szCs w:val="60"/>
-        </w:rPr>
-        <w:t xml:space="preserve"> – 6.00 PM</w:t>
+          <w:color w:val="1F3864" w:themeColor="accent1" w:themeShade="80"/>
+          <w:sz w:val="50"/>
+          <w:szCs w:val="50"/>
+          <w:u w:val="single"/>
+        </w:rPr>
+      </w:pPr>
+      <w:r>
+        <w:rPr>
+          <w:b/>
+          <w:bCs/>
+          <w:color w:val="1F3864" w:themeColor="accent1" w:themeShade="80"/>
+          <w:sz w:val="50"/>
+          <w:szCs w:val="50"/>
+          <w:u w:val="single"/>
+        </w:rPr>
+        <w:t>Project Development Journey</w:t>
+      </w:r>
+    </w:p>
+    <w:p>
+      <w:pPr>
+        <w:rPr>
+          <w:b/>
+          <w:bCs/>
+          <w:sz w:val="30"/>
+          <w:szCs w:val="30"/>
+        </w:rPr>
+      </w:pPr>
+    </w:p>
+    <w:p>
+      <w:pPr>
+        <w:rPr>
+          <w:b/>
+          <w:bCs/>
+          <w:sz w:val="30"/>
+          <w:szCs w:val="30"/>
+        </w:rPr>
+      </w:pPr>
+      <w:r>
+        <w:rPr>
+          <w:b/>
+          <w:bCs/>
+          <w:sz w:val="30"/>
+          <w:szCs w:val="30"/>
+        </w:rPr>
+        <w:t>Date: 17.06.2026 – 6.00 PM</w:t>
+      </w:r>
+    </w:p>
+    <w:p>
+      <w:pPr>
+        <w:rPr>
+          <w:b/>
+          <w:bCs/>
+          <w:sz w:val="50"/>
+          <w:szCs w:val="50"/>
+        </w:rPr>
+      </w:pPr>
+      <w:r>
+        <w:rPr>
+          <w:b/>
+          <w:bCs/>
+          <w:sz w:val="50"/>
+          <w:szCs w:val="50"/>
+        </w:rPr>
+        <w:t>Phase 1 – Foundation Platform</w:t>
       </w:r>
     </w:p>
     <w:p>
@@ -63,7 +106,15 @@
     </w:p>
     <w:p>
       <w:r>
-        <w:t>Created the main project folder ProcessMind-AI with these directories:</w:t>
+        <w:t>Created the main project folder </w:t>
+      </w:r>
+      <w:proofErr w:type="spellStart"/>
+      <w:r>
+        <w:t>ProcessMind</w:t>
+      </w:r>
+      <w:proofErr w:type="spellEnd"/>
+      <w:r>
+        <w:t>-AI with these directories:</w:t>
       </w:r>
     </w:p>
     <w:p>
@@ -72,8 +123,13 @@
       </w:r>
     </w:p>
     <w:p>
-      <w:r>
-        <w:t>ProcessMind-AI/</w:t>
+      <w:proofErr w:type="spellStart"/>
+      <w:r>
+        <w:t>ProcessMind</w:t>
+      </w:r>
+      <w:proofErr w:type="spellEnd"/>
+      <w:r>
+        <w:t>-AI/</w:t>
       </w:r>
     </w:p>
     <w:p>
@@ -232,8 +288,18 @@
             <w:b/>
             <w:bCs/>
           </w:rPr>
-          <w:t>Spring Initializr</w:t>
+          <w:t xml:space="preserve">Spring </w:t>
         </w:r>
+        <w:proofErr w:type="spellStart"/>
+        <w:r>
+          <w:rPr>
+            <w:rStyle w:val="Hyperlink"/>
+            <w:b/>
+            <w:bCs/>
+          </w:rPr>
+          <w:t>Initializr</w:t>
+        </w:r>
+        <w:proofErr w:type="spellEnd"/>
       </w:hyperlink>
       <w:r>
         <w:t> to generate the project</w:t>
@@ -295,8 +361,15 @@
         </w:numPr>
       </w:pPr>
       <w:r>
-        <w:t>Group: com.processmind</w:t>
-      </w:r>
+        <w:t>Group: </w:t>
+      </w:r>
+      <w:proofErr w:type="spellStart"/>
+      <w:proofErr w:type="gramStart"/>
+      <w:r>
+        <w:t>com.processmind</w:t>
+      </w:r>
+      <w:proofErr w:type="spellEnd"/>
+      <w:proofErr w:type="gramEnd"/>
     </w:p>
     <w:p>
       <w:pPr>
@@ -306,8 +379,13 @@
         </w:numPr>
       </w:pPr>
       <w:r>
-        <w:t>Artifact: processmind-api</w:t>
-      </w:r>
+        <w:t>Artifact: </w:t>
+      </w:r>
+      <w:proofErr w:type="spellStart"/>
+      <w:r>
+        <w:t>processmind-api</w:t>
+      </w:r>
+      <w:proofErr w:type="spellEnd"/>
     </w:p>
     <w:p>
       <w:pPr>
@@ -317,7 +395,15 @@
         </w:numPr>
       </w:pPr>
       <w:r>
-        <w:t>Name: ProcessMind API</w:t>
+        <w:t>Name: </w:t>
+      </w:r>
+      <w:proofErr w:type="spellStart"/>
+      <w:r>
+        <w:t>ProcessMind</w:t>
+      </w:r>
+      <w:proofErr w:type="spellEnd"/>
+      <w:r>
+        <w:t xml:space="preserve"> API</w:t>
       </w:r>
     </w:p>
     <w:p>
@@ -328,8 +414,15 @@
         </w:numPr>
       </w:pPr>
       <w:r>
-        <w:t>Package: com.processmind</w:t>
-      </w:r>
+        <w:t>Package: </w:t>
+      </w:r>
+      <w:proofErr w:type="spellStart"/>
+      <w:proofErr w:type="gramStart"/>
+      <w:r>
+        <w:t>com.processmind</w:t>
+      </w:r>
+      <w:proofErr w:type="spellEnd"/>
+      <w:proofErr w:type="gramEnd"/>
     </w:p>
     <w:p>
       <w:pPr>
@@ -368,7 +461,6 @@
           <w:b/>
           <w:bCs/>
         </w:rPr>
-        <w:lastRenderedPageBreak/>
         <w:t>3. Added Dependencies</w:t>
       </w:r>
     </w:p>
@@ -612,9 +704,19 @@
               <w:spacing w:after="160" w:line="278" w:lineRule="auto"/>
               <w:cnfStyle w:val="000000000000" w:firstRow="0" w:lastRow="0" w:firstColumn="0" w:lastColumn="0" w:oddVBand="0" w:evenVBand="0" w:oddHBand="0" w:evenHBand="0" w:firstRowFirstColumn="0" w:firstRowLastColumn="0" w:lastRowFirstColumn="0" w:lastRowLastColumn="0"/>
             </w:pPr>
-            <w:r>
-              <w:t>SpringDoc OpenAPI</w:t>
-            </w:r>
+            <w:proofErr w:type="spellStart"/>
+            <w:r>
+              <w:t>SpringDoc</w:t>
+            </w:r>
+            <w:proofErr w:type="spellEnd"/>
+            <w:r>
+              <w:t xml:space="preserve"> </w:t>
+            </w:r>
+            <w:proofErr w:type="spellStart"/>
+            <w:r>
+              <w:t>OpenAPI</w:t>
+            </w:r>
+            <w:proofErr w:type="spellEnd"/>
           </w:p>
         </w:tc>
       </w:tr>
@@ -667,14 +769,26 @@
       <w:r>
         <w:t>Downloaded PostgreSQL 17 from </w:t>
       </w:r>
-      <w:hyperlink r:id="rId6" w:tgtFrame="_blank" w:history="1">
-        <w:r>
-          <w:rPr>
-            <w:rStyle w:val="Hyperlink"/>
-          </w:rPr>
-          <w:t>EnterpriseDB</w:t>
-        </w:r>
-      </w:hyperlink>
+      <w:proofErr w:type="spellStart"/>
+      <w:r>
+        <w:fldChar w:fldCharType="begin"/>
+      </w:r>
+      <w:r>
+        <w:instrText>HYPERLINK "https://www.enterprisedb.com/downloads/postgres-postgresql-downloads" \t "_blank"</w:instrText>
+      </w:r>
+      <w:r>
+        <w:fldChar w:fldCharType="separate"/>
+      </w:r>
+      <w:r>
+        <w:rPr>
+          <w:rStyle w:val="Hyperlink"/>
+        </w:rPr>
+        <w:t>EnterpriseDB</w:t>
+      </w:r>
+      <w:proofErr w:type="spellEnd"/>
+      <w:r>
+        <w:fldChar w:fldCharType="end"/>
+      </w:r>
     </w:p>
     <w:p>
       <w:pPr>
@@ -699,8 +813,13 @@
         </w:numPr>
       </w:pPr>
       <w:r>
-        <w:t>Username: postgres</w:t>
-      </w:r>
+        <w:t>Username: </w:t>
+      </w:r>
+      <w:proofErr w:type="spellStart"/>
+      <w:r>
+        <w:t>postgres</w:t>
+      </w:r>
+      <w:proofErr w:type="spellEnd"/>
     </w:p>
     <w:p>
       <w:pPr>
@@ -736,8 +855,17 @@
           <w:b/>
           <w:bCs/>
         </w:rPr>
-        <w:t>5. Installed pgAdmin</w:t>
-      </w:r>
+        <w:t xml:space="preserve">5. Installed </w:t>
+      </w:r>
+      <w:proofErr w:type="spellStart"/>
+      <w:r>
+        <w:rPr>
+          <w:b/>
+          <w:bCs/>
+        </w:rPr>
+        <w:t>pgAdmin</w:t>
+      </w:r>
+      <w:proofErr w:type="spellEnd"/>
     </w:p>
     <w:p>
       <w:pPr>
@@ -784,8 +912,21 @@
         </w:numPr>
       </w:pPr>
       <w:r>
-        <w:t>Created processmind_db database in pgAdmin</w:t>
-      </w:r>
+        <w:t>Created </w:t>
+      </w:r>
+      <w:proofErr w:type="spellStart"/>
+      <w:r>
+        <w:t>processmind_db</w:t>
+      </w:r>
+      <w:proofErr w:type="spellEnd"/>
+      <w:r>
+        <w:t xml:space="preserve"> database in </w:t>
+      </w:r>
+      <w:proofErr w:type="spellStart"/>
+      <w:r>
+        <w:t>pgAdmin</w:t>
+      </w:r>
+      <w:proofErr w:type="spellEnd"/>
     </w:p>
     <w:p>
       <w:pPr>
@@ -813,7 +954,6 @@
           <w:b/>
           <w:bCs/>
         </w:rPr>
-        <w:lastRenderedPageBreak/>
         <w:t>Backend Structure Setup</w:t>
       </w:r>
     </w:p>
@@ -853,7 +993,7 @@
                     <pic:cNvPicPr/>
                   </pic:nvPicPr>
                   <pic:blipFill>
-                    <a:blip r:embed="rId7"/>
+                    <a:blip r:embed="rId6"/>
                     <a:stretch>
                       <a:fillRect/>
                     </a:stretch>
@@ -910,8 +1050,21 @@
       </w:r>
     </w:p>
     <w:p>
-      <w:r>
-        <w:t>src/main/java/com/processmind/</w:t>
+      <w:proofErr w:type="spellStart"/>
+      <w:r>
+        <w:t>src</w:t>
+      </w:r>
+      <w:proofErr w:type="spellEnd"/>
+      <w:r>
+        <w:t>/main/java/com/</w:t>
+      </w:r>
+      <w:proofErr w:type="spellStart"/>
+      <w:r>
+        <w:t>processmind</w:t>
+      </w:r>
+      <w:proofErr w:type="spellEnd"/>
+      <w:r>
+        <w:t>/</w:t>
       </w:r>
     </w:p>
     <w:p>
@@ -1005,7 +1158,15 @@
         <w:t>──</w:t>
       </w:r>
       <w:r>
-        <w:t xml:space="preserve"> dto/</w:t>
+        <w:t xml:space="preserve"> </w:t>
+      </w:r>
+      <w:proofErr w:type="spellStart"/>
+      <w:r>
+        <w:t>dto</w:t>
+      </w:r>
+      <w:proofErr w:type="spellEnd"/>
+      <w:r>
+        <w:t>/</w:t>
       </w:r>
     </w:p>
     <w:p>
@@ -1025,7 +1186,15 @@
         <w:t>──</w:t>
       </w:r>
       <w:r>
-        <w:t xml:space="preserve"> enums/</w:t>
+        <w:t xml:space="preserve"> </w:t>
+      </w:r>
+      <w:proofErr w:type="spellStart"/>
+      <w:r>
+        <w:t>enums</w:t>
+      </w:r>
+      <w:proofErr w:type="spellEnd"/>
+      <w:r>
+        <w:t>/</w:t>
       </w:r>
     </w:p>
     <w:p>
@@ -1115,6 +1284,7 @@
         <w:rPr>
           <w:rFonts w:ascii="MS Gothic" w:eastAsia="MS Gothic" w:hAnsi="MS Gothic" w:cs="MS Gothic" w:hint="eastAsia"/>
         </w:rPr>
+        <w:lastRenderedPageBreak/>
         <w:t>├</w:t>
       </w:r>
       <w:r>
@@ -1154,7 +1324,6 @@
     </w:p>
     <w:p>
       <w:r>
-        <w:lastRenderedPageBreak/>
         <w:t xml:space="preserve">    </w:t>
       </w:r>
       <w:r>
@@ -1374,8 +1543,13 @@
           <w:numId w:val="5"/>
         </w:numPr>
       </w:pPr>
-      <w:r>
-        <w:t>dto/</w:t>
+      <w:proofErr w:type="spellStart"/>
+      <w:r>
+        <w:t>dto</w:t>
+      </w:r>
+      <w:proofErr w:type="spellEnd"/>
+      <w:r>
+        <w:t>/</w:t>
       </w:r>
     </w:p>
     <w:p>
@@ -1448,8 +1622,13 @@
       </w:r>
     </w:p>
     <w:p>
-      <w:r>
-        <w:t>src/main/resources/</w:t>
+      <w:proofErr w:type="spellStart"/>
+      <w:r>
+        <w:t>src</w:t>
+      </w:r>
+      <w:proofErr w:type="spellEnd"/>
+      <w:r>
+        <w:t>/main/resources/</w:t>
       </w:r>
     </w:p>
     <w:p>
@@ -1466,7 +1645,23 @@
         <w:t>──</w:t>
       </w:r>
       <w:r>
-        <w:t xml:space="preserve"> application.yml          (main config, sets active profile to 'dev')</w:t>
+        <w:t xml:space="preserve"> </w:t>
+      </w:r>
+      <w:proofErr w:type="spellStart"/>
+      <w:r>
+        <w:t>application.yml</w:t>
+      </w:r>
+      <w:proofErr w:type="spellEnd"/>
+      <w:r>
+        <w:t xml:space="preserve">       </w:t>
+      </w:r>
+      <w:proofErr w:type="gramStart"/>
+      <w:r>
+        <w:t xml:space="preserve">   (</w:t>
+      </w:r>
+      <w:proofErr w:type="gramEnd"/>
+      <w:r>
+        <w:t>main config, sets active profile to 'dev')</w:t>
       </w:r>
     </w:p>
     <w:p>
@@ -1483,7 +1678,23 @@
         <w:t>──</w:t>
       </w:r>
       <w:r>
-        <w:t xml:space="preserve"> application-dev.yml      (development environment config)</w:t>
+        <w:t xml:space="preserve"> application-</w:t>
+      </w:r>
+      <w:proofErr w:type="spellStart"/>
+      <w:r>
+        <w:t>dev.yml</w:t>
+      </w:r>
+      <w:proofErr w:type="spellEnd"/>
+      <w:r>
+        <w:t xml:space="preserve">   </w:t>
+      </w:r>
+      <w:proofErr w:type="gramStart"/>
+      <w:r>
+        <w:t xml:space="preserve">   (</w:t>
+      </w:r>
+      <w:proofErr w:type="gramEnd"/>
+      <w:r>
+        <w:t>development environment config)</w:t>
       </w:r>
     </w:p>
     <w:p>
@@ -1500,7 +1711,23 @@
         <w:t>──</w:t>
       </w:r>
       <w:r>
-        <w:t xml:space="preserve"> application-prod.yml     (production environment config - created for future)</w:t>
+        <w:t xml:space="preserve"> application-</w:t>
+      </w:r>
+      <w:proofErr w:type="spellStart"/>
+      <w:r>
+        <w:t>prod.yml</w:t>
+      </w:r>
+      <w:proofErr w:type="spellEnd"/>
+      <w:r>
+        <w:t xml:space="preserve">  </w:t>
+      </w:r>
+      <w:proofErr w:type="gramStart"/>
+      <w:r>
+        <w:t xml:space="preserve">   (</w:t>
+      </w:r>
+      <w:proofErr w:type="gramEnd"/>
+      <w:r>
+        <w:t>production environment config - created for future)</w:t>
       </w:r>
     </w:p>
     <w:p>
@@ -1517,11 +1744,20 @@
         <w:t>──</w:t>
       </w:r>
       <w:r>
-        <w:t xml:space="preserve"> db/</w:t>
-      </w:r>
-    </w:p>
-    <w:p>
-      <w:r>
+        <w:t xml:space="preserve"> </w:t>
+      </w:r>
+      <w:proofErr w:type="spellStart"/>
+      <w:r>
+        <w:t>db</w:t>
+      </w:r>
+      <w:proofErr w:type="spellEnd"/>
+      <w:r>
+        <w:t>/</w:t>
+      </w:r>
+    </w:p>
+    <w:p>
+      <w:r>
+        <w:lastRenderedPageBreak/>
         <w:t>│   └── migration/</w:t>
       </w:r>
     </w:p>
@@ -1549,7 +1785,6 @@
     </w:p>
     <w:p>
       <w:r>
-        <w:lastRenderedPageBreak/>
         <w:t>└── templates/</w:t>
       </w:r>
     </w:p>
@@ -1590,7 +1825,7 @@
                     <pic:cNvPicPr/>
                   </pic:nvPicPr>
                   <pic:blipFill>
-                    <a:blip r:embed="rId8"/>
+                    <a:blip r:embed="rId7"/>
                     <a:stretch>
                       <a:fillRect/>
                     </a:stretch>
@@ -1660,7 +1895,15 @@
         </w:numPr>
       </w:pPr>
       <w:r>
-        <w:t>Content: CREATE SCHEMA IF NOT EXISTS processmind;</w:t>
+        <w:t xml:space="preserve">Content: CREATE SCHEMA IF NOT EXISTS </w:t>
+      </w:r>
+      <w:proofErr w:type="spellStart"/>
+      <w:r>
+        <w:t>processmind</w:t>
+      </w:r>
+      <w:proofErr w:type="spellEnd"/>
+      <w:r>
+        <w:t>;</w:t>
       </w:r>
     </w:p>
     <w:p>
@@ -1702,14 +1945,24 @@
           <w:b/>
           <w:bCs/>
         </w:rPr>
-        <w:t>12. Created HealthController</w:t>
-      </w:r>
+        <w:t xml:space="preserve">12. Created </w:t>
+      </w:r>
+      <w:proofErr w:type="spellStart"/>
+      <w:r>
+        <w:rPr>
+          <w:b/>
+          <w:bCs/>
+        </w:rPr>
+        <w:t>HealthController</w:t>
+      </w:r>
+      <w:proofErr w:type="spellEnd"/>
     </w:p>
     <w:p>
       <w:r>
         <w:rPr>
           <w:noProof/>
         </w:rPr>
+        <w:lastRenderedPageBreak/>
         <w:drawing>
           <wp:inline distT="0" distB="0" distL="0" distR="0" wp14:anchorId="6707EEBF" wp14:editId="43572BE4">
             <wp:extent cx="6263640" cy="2120996"/>
@@ -1726,7 +1979,7 @@
                     <pic:cNvPicPr/>
                   </pic:nvPicPr>
                   <pic:blipFill>
-                    <a:blip r:embed="rId9"/>
+                    <a:blip r:embed="rId8"/>
                     <a:stretch>
                       <a:fillRect/>
                     </a:stretch>
@@ -1759,9 +2012,17 @@
           <w:b/>
           <w:bCs/>
         </w:rPr>
-        <w:lastRenderedPageBreak/>
-        <w:t>13. Created SecurityConfig</w:t>
-      </w:r>
+        <w:t xml:space="preserve">13. Created </w:t>
+      </w:r>
+      <w:proofErr w:type="spellStart"/>
+      <w:r>
+        <w:rPr>
+          <w:b/>
+          <w:bCs/>
+        </w:rPr>
+        <w:t>SecurityConfig</w:t>
+      </w:r>
+      <w:proofErr w:type="spellEnd"/>
     </w:p>
     <w:p>
       <w:pPr>
@@ -1790,7 +2051,7 @@
                     <pic:cNvPicPr/>
                   </pic:nvPicPr>
                   <pic:blipFill>
-                    <a:blip r:embed="rId10"/>
+                    <a:blip r:embed="rId9"/>
                     <a:stretch>
                       <a:fillRect/>
                     </a:stretch>
@@ -1864,8 +2125,34 @@
       <w:r>
         <w:t>Command: </w:t>
       </w:r>
-      <w:r>
-        <w:t>mvn clean spring-boot:run "-Dspring-boot.run.profiles=dev"</w:t>
+      <w:proofErr w:type="spellStart"/>
+      <w:r>
+        <w:t>mvn</w:t>
+      </w:r>
+      <w:proofErr w:type="spellEnd"/>
+      <w:r>
+        <w:t xml:space="preserve"> clean </w:t>
+      </w:r>
+      <w:proofErr w:type="spellStart"/>
+      <w:r>
+        <w:t>spring-</w:t>
+      </w:r>
+      <w:proofErr w:type="gramStart"/>
+      <w:r>
+        <w:t>boot:run</w:t>
+      </w:r>
+      <w:proofErr w:type="spellEnd"/>
+      <w:proofErr w:type="gramEnd"/>
+      <w:r>
+        <w:t xml:space="preserve"> "-</w:t>
+      </w:r>
+      <w:proofErr w:type="spellStart"/>
+      <w:r>
+        <w:t>Dspring-boot.run.profiles</w:t>
+      </w:r>
+      <w:proofErr w:type="spellEnd"/>
+      <w:r>
+        <w:t>=dev"</w:t>
       </w:r>
     </w:p>
     <w:p>
@@ -2019,8 +2306,13 @@
               <w:spacing w:after="160" w:line="278" w:lineRule="auto"/>
               <w:cnfStyle w:val="000000100000" w:firstRow="0" w:lastRow="0" w:firstColumn="0" w:lastColumn="0" w:oddVBand="0" w:evenVBand="0" w:oddHBand="1" w:evenHBand="0" w:firstRowFirstColumn="0" w:firstRowLastColumn="0" w:lastRowFirstColumn="0" w:lastRowLastColumn="0"/>
             </w:pPr>
-            <w:r>
-              <w:t>ProcessMind API is running</w:t>
+            <w:proofErr w:type="spellStart"/>
+            <w:r>
+              <w:t>ProcessMind</w:t>
+            </w:r>
+            <w:proofErr w:type="spellEnd"/>
+            <w:r>
+              <w:t xml:space="preserve"> API is running</w:t>
             </w:r>
           </w:p>
         </w:tc>
@@ -2133,7 +2425,15 @@
               <w:cnfStyle w:val="000000100000" w:firstRow="0" w:lastRow="0" w:firstColumn="0" w:lastColumn="0" w:oddVBand="0" w:evenVBand="0" w:oddHBand="1" w:evenHBand="0" w:firstRowFirstColumn="0" w:firstRowLastColumn="0" w:lastRowFirstColumn="0" w:lastRowLastColumn="0"/>
             </w:pPr>
             <w:r>
-              <w:t>{"status":"UP"}</w:t>
+              <w:t>{"</w:t>
+            </w:r>
+            <w:proofErr w:type="spellStart"/>
+            <w:r>
+              <w:t>status":"UP</w:t>
+            </w:r>
+            <w:proofErr w:type="spellEnd"/>
+            <w:r>
+              <w:t>"}</w:t>
             </w:r>
           </w:p>
         </w:tc>
@@ -2159,6 +2459,7 @@
           <w:b/>
           <w:bCs/>
         </w:rPr>
+        <w:lastRenderedPageBreak/>
         <w:t>16. Verified Database Connection</w:t>
       </w:r>
     </w:p>
@@ -2176,7 +2477,15 @@
         <w:t>✅</w:t>
       </w:r>
       <w:r>
-        <w:t xml:space="preserve"> HikariCP connection pool started</w:t>
+        <w:t xml:space="preserve"> </w:t>
+      </w:r>
+      <w:proofErr w:type="spellStart"/>
+      <w:r>
+        <w:t>HikariCP</w:t>
+      </w:r>
+      <w:proofErr w:type="spellEnd"/>
+      <w:r>
+        <w:t xml:space="preserve"> connection pool started</w:t>
       </w:r>
     </w:p>
     <w:p>
@@ -2228,7 +2537,6 @@
           <w:b/>
           <w:bCs/>
         </w:rPr>
-        <w:lastRenderedPageBreak/>
         <w:t>Summary of Technologies Used</w:t>
       </w:r>
     </w:p>
@@ -2662,9 +2970,19 @@
             <w:pPr>
               <w:spacing w:after="160" w:line="278" w:lineRule="auto"/>
             </w:pPr>
-            <w:r>
-              <w:t>SpringDoc OpenAPI</w:t>
-            </w:r>
+            <w:proofErr w:type="spellStart"/>
+            <w:r>
+              <w:t>SpringDoc</w:t>
+            </w:r>
+            <w:proofErr w:type="spellEnd"/>
+            <w:r>
+              <w:t xml:space="preserve"> </w:t>
+            </w:r>
+            <w:proofErr w:type="spellStart"/>
+            <w:r>
+              <w:t>OpenAPI</w:t>
+            </w:r>
+            <w:proofErr w:type="spellEnd"/>
           </w:p>
         </w:tc>
         <w:tc>
@@ -2896,6 +3214,7 @@
         </w:numPr>
       </w:pPr>
       <w:r>
+        <w:lastRenderedPageBreak/>
         <w:t>dev profile for development</w:t>
       </w:r>
     </w:p>
@@ -2980,7 +3299,6 @@
           <w:b/>
           <w:bCs/>
         </w:rPr>
-        <w:lastRenderedPageBreak/>
         <w:t>Commands Used Summary</w:t>
       </w:r>
     </w:p>
@@ -3005,7 +3323,7 @@
                     <pic:cNvPicPr/>
                   </pic:nvPicPr>
                   <pic:blipFill>
-                    <a:blip r:embed="rId11"/>
+                    <a:blip r:embed="rId10"/>
                     <a:stretch>
                       <a:fillRect/>
                     </a:stretch>
@@ -3314,6 +3632,7 @@
               <w:rPr>
                 <w:rFonts w:ascii="Segoe UI Emoji" w:hAnsi="Segoe UI Emoji" w:cs="Segoe UI Emoji"/>
               </w:rPr>
+              <w:lastRenderedPageBreak/>
               <w:t>✅</w:t>
             </w:r>
             <w:r>
@@ -3469,50 +3788,21 @@
     <w:p/>
     <w:p>
       <w:pPr>
-        <w:jc w:val="center"/>
-        <w:rPr>
-          <w:b/>
-          <w:bCs/>
-          <w:sz w:val="60"/>
-          <w:szCs w:val="60"/>
-        </w:rPr>
-      </w:pPr>
-      <w:r>
-        <w:rPr>
-          <w:b/>
-          <w:bCs/>
-          <w:sz w:val="60"/>
-          <w:szCs w:val="60"/>
-        </w:rPr>
-        <w:lastRenderedPageBreak/>
-        <w:t>Date: 17.06.2026</w:t>
-      </w:r>
-      <w:r>
-        <w:rPr>
-          <w:b/>
-          <w:bCs/>
-          <w:sz w:val="60"/>
-          <w:szCs w:val="60"/>
-        </w:rPr>
-        <w:t xml:space="preserve"> – </w:t>
-      </w:r>
-      <w:r>
-        <w:rPr>
-          <w:b/>
-          <w:bCs/>
-          <w:sz w:val="60"/>
-          <w:szCs w:val="60"/>
-        </w:rPr>
-        <w:t>7</w:t>
-      </w:r>
-      <w:r>
-        <w:rPr>
-          <w:b/>
-          <w:bCs/>
-          <w:sz w:val="60"/>
-          <w:szCs w:val="60"/>
-        </w:rPr>
-        <w:t>.00 PM</w:t>
+        <w:rPr>
+          <w:b/>
+          <w:bCs/>
+          <w:sz w:val="30"/>
+          <w:szCs w:val="30"/>
+        </w:rPr>
+      </w:pPr>
+      <w:r>
+        <w:rPr>
+          <w:b/>
+          <w:bCs/>
+          <w:sz w:val="30"/>
+          <w:szCs w:val="30"/>
+        </w:rPr>
+        <w:t>Date: 17.06.2026 – 7.00 PM</w:t>
       </w:r>
     </w:p>
     <w:p/>
@@ -3596,6 +3886,9 @@
     </w:p>
     <w:p>
       <w:r>
+        <w:rPr>
+          <w:noProof/>
+        </w:rPr>
         <w:drawing>
           <wp:inline distT="0" distB="0" distL="0" distR="0" wp14:anchorId="5F45BAF2" wp14:editId="0BD9BF8A">
             <wp:extent cx="6645910" cy="2291080"/>
@@ -3612,7 +3905,7 @@
                     <pic:cNvPicPr/>
                   </pic:nvPicPr>
                   <pic:blipFill>
-                    <a:blip r:embed="rId12"/>
+                    <a:blip r:embed="rId11"/>
                     <a:stretch>
                       <a:fillRect/>
                     </a:stretch>
@@ -3707,6 +4000,7 @@
         </w:numPr>
       </w:pPr>
       <w:r>
+        <w:lastRenderedPageBreak/>
         <w:t>Handles unsupported HTTP methods</w:t>
       </w:r>
     </w:p>
@@ -3769,7 +4063,6 @@
           <w:b/>
           <w:bCs/>
         </w:rPr>
-        <w:lastRenderedPageBreak/>
         <w:t>Exception Handling Examples:</w:t>
       </w:r>
     </w:p>
@@ -3850,9 +4143,11 @@
             <w:pPr>
               <w:spacing w:after="160" w:line="278" w:lineRule="auto"/>
             </w:pPr>
+            <w:proofErr w:type="spellStart"/>
             <w:r>
               <w:t>MethodArgumentNotValidException</w:t>
             </w:r>
+            <w:proofErr w:type="spellEnd"/>
           </w:p>
         </w:tc>
         <w:tc>
@@ -3900,9 +4195,11 @@
             <w:pPr>
               <w:spacing w:after="160" w:line="278" w:lineRule="auto"/>
             </w:pPr>
+            <w:proofErr w:type="spellStart"/>
             <w:r>
               <w:t>AccessDeniedException</w:t>
             </w:r>
+            <w:proofErr w:type="spellEnd"/>
           </w:p>
         </w:tc>
         <w:tc>
@@ -3951,9 +4248,11 @@
             <w:pPr>
               <w:spacing w:after="160" w:line="278" w:lineRule="auto"/>
             </w:pPr>
+            <w:proofErr w:type="spellStart"/>
             <w:r>
               <w:t>NoHandlerFoundException</w:t>
             </w:r>
+            <w:proofErr w:type="spellEnd"/>
           </w:p>
         </w:tc>
         <w:tc>
@@ -4120,7 +4419,15 @@
         </w:numPr>
       </w:pPr>
       <w:r>
-        <w:t>Extends RuntimeException (unchecked)</w:t>
+        <w:t xml:space="preserve">Extends </w:t>
+      </w:r>
+      <w:proofErr w:type="spellStart"/>
+      <w:r>
+        <w:t>RuntimeException</w:t>
+      </w:r>
+      <w:proofErr w:type="spellEnd"/>
+      <w:r>
+        <w:t xml:space="preserve"> (unchecked)</w:t>
       </w:r>
     </w:p>
     <w:p>
@@ -4134,6 +4441,9 @@
     </w:p>
     <w:p>
       <w:r>
+        <w:rPr>
+          <w:noProof/>
+        </w:rPr>
         <w:drawing>
           <wp:inline distT="0" distB="0" distL="0" distR="0" wp14:anchorId="03D6742E" wp14:editId="6253D92E">
             <wp:extent cx="6645910" cy="855345"/>
@@ -4150,7 +4460,7 @@
                     <pic:cNvPicPr/>
                   </pic:nvPicPr>
                   <pic:blipFill>
-                    <a:blip r:embed="rId13"/>
+                    <a:blip r:embed="rId12"/>
                     <a:stretch>
                       <a:fillRect/>
                     </a:stretch>
@@ -4229,7 +4539,15 @@
         </w:numPr>
       </w:pPr>
       <w:r>
-        <w:t>Uses ApiResponse wrapper</w:t>
+        <w:t>Uses </w:t>
+      </w:r>
+      <w:proofErr w:type="spellStart"/>
+      <w:r>
+        <w:t>ApiResponse</w:t>
+      </w:r>
+      <w:proofErr w:type="spellEnd"/>
+      <w:r>
+        <w:t> wrapper</w:t>
       </w:r>
     </w:p>
     <w:p>
@@ -4251,6 +4569,7 @@
         </w:numPr>
       </w:pPr>
       <w:r>
+        <w:lastRenderedPageBreak/>
         <w:t>Returns HTTP 200 when healthy</w:t>
       </w:r>
     </w:p>
@@ -4265,6 +4584,9 @@
     </w:p>
     <w:p>
       <w:r>
+        <w:rPr>
+          <w:noProof/>
+        </w:rPr>
         <w:drawing>
           <wp:inline distT="0" distB="0" distL="0" distR="0" wp14:anchorId="166C44BD" wp14:editId="4870F720">
             <wp:extent cx="3710940" cy="1438910"/>
@@ -4281,7 +4603,7 @@
                     <pic:cNvPicPr/>
                   </pic:nvPicPr>
                   <pic:blipFill>
-                    <a:blip r:embed="rId14"/>
+                    <a:blip r:embed="rId13"/>
                     <a:stretch>
                       <a:fillRect/>
                     </a:stretch>
@@ -4314,7 +4636,6 @@
           <w:b/>
           <w:bCs/>
         </w:rPr>
-        <w:lastRenderedPageBreak/>
         <w:t>5. Logging Configuration </w:t>
       </w:r>
     </w:p>
@@ -4327,7 +4648,15 @@
         <w:t>Location:</w:t>
       </w:r>
       <w:r>
-        <w:t> src/main/resources/logback-spring.xml</w:t>
+        <w:t> </w:t>
+      </w:r>
+      <w:proofErr w:type="spellStart"/>
+      <w:r>
+        <w:t>src</w:t>
+      </w:r>
+      <w:proofErr w:type="spellEnd"/>
+      <w:r>
+        <w:t>/main/resources/logback-spring.xml</w:t>
       </w:r>
     </w:p>
     <w:p>
@@ -4410,8 +4739,15 @@
           <w:numId w:val="18"/>
         </w:numPr>
       </w:pPr>
-      <w:r>
-        <w:t>com.processmind: DEBUG</w:t>
+      <w:proofErr w:type="spellStart"/>
+      <w:proofErr w:type="gramStart"/>
+      <w:r>
+        <w:t>com.processmind</w:t>
+      </w:r>
+      <w:proofErr w:type="spellEnd"/>
+      <w:proofErr w:type="gramEnd"/>
+      <w:r>
+        <w:t>: DEBUG</w:t>
       </w:r>
     </w:p>
     <w:p>
@@ -4421,8 +4757,13 @@
           <w:numId w:val="18"/>
         </w:numPr>
       </w:pPr>
-      <w:r>
-        <w:t>org.springframework.web: DEBUG</w:t>
+      <w:proofErr w:type="spellStart"/>
+      <w:r>
+        <w:t>org.springframework.web</w:t>
+      </w:r>
+      <w:proofErr w:type="spellEnd"/>
+      <w:r>
+        <w:t>: DEBUG</w:t>
       </w:r>
     </w:p>
     <w:p>
@@ -4432,8 +4773,13 @@
           <w:numId w:val="18"/>
         </w:numPr>
       </w:pPr>
-      <w:r>
-        <w:t>org.hibernate.SQL: DEBUG</w:t>
+      <w:proofErr w:type="spellStart"/>
+      <w:r>
+        <w:t>org.hibernate.SQL</w:t>
+      </w:r>
+      <w:proofErr w:type="spellEnd"/>
+      <w:r>
+        <w:t>: DEBUG</w:t>
       </w:r>
     </w:p>
     <w:p>
@@ -4483,9 +4829,19 @@
           <w:numId w:val="19"/>
         </w:numPr>
       </w:pPr>
-      <w:r>
-        <w:t>src/main/resources/application.yml</w:t>
-      </w:r>
+      <w:proofErr w:type="spellStart"/>
+      <w:r>
+        <w:t>src</w:t>
+      </w:r>
+      <w:proofErr w:type="spellEnd"/>
+      <w:r>
+        <w:t>/main/resources/</w:t>
+      </w:r>
+      <w:proofErr w:type="spellStart"/>
+      <w:r>
+        <w:t>application.yml</w:t>
+      </w:r>
+      <w:proofErr w:type="spellEnd"/>
     </w:p>
     <w:p>
       <w:pPr>
@@ -4494,9 +4850,19 @@
           <w:numId w:val="19"/>
         </w:numPr>
       </w:pPr>
-      <w:r>
-        <w:t>src/main/resources/application-dev.yml</w:t>
-      </w:r>
+      <w:proofErr w:type="spellStart"/>
+      <w:r>
+        <w:t>src</w:t>
+      </w:r>
+      <w:proofErr w:type="spellEnd"/>
+      <w:r>
+        <w:t>/main/resources/application-</w:t>
+      </w:r>
+      <w:proofErr w:type="spellStart"/>
+      <w:r>
+        <w:t>dev.yml</w:t>
+      </w:r>
+      <w:proofErr w:type="spellEnd"/>
     </w:p>
     <w:p>
       <w:pPr>
@@ -4505,9 +4871,19 @@
           <w:numId w:val="19"/>
         </w:numPr>
       </w:pPr>
-      <w:r>
-        <w:t>src/main/resources/application-prod.yml</w:t>
-      </w:r>
+      <w:proofErr w:type="spellStart"/>
+      <w:r>
+        <w:t>src</w:t>
+      </w:r>
+      <w:proofErr w:type="spellEnd"/>
+      <w:r>
+        <w:t>/main/resources/application-</w:t>
+      </w:r>
+      <w:proofErr w:type="spellStart"/>
+      <w:r>
+        <w:t>prod.yml</w:t>
+      </w:r>
+      <w:proofErr w:type="spellEnd"/>
     </w:p>
     <w:p>
       <w:pPr>
@@ -4517,8 +4893,13 @@
         </w:numPr>
       </w:pPr>
       <w:r>
-        <w:t>backend/.env</w:t>
-      </w:r>
+        <w:t>backend</w:t>
+      </w:r>
+      <w:proofErr w:type="gramStart"/>
+      <w:r>
+        <w:t>/.env</w:t>
+      </w:r>
+      <w:proofErr w:type="gramEnd"/>
     </w:p>
     <w:p>
       <w:r>
@@ -4570,6 +4951,7 @@
         </w:numPr>
       </w:pPr>
       <w:r>
+        <w:lastRenderedPageBreak/>
         <w:t>Server port configuration</w:t>
       </w:r>
     </w:p>
@@ -4584,6 +4966,9 @@
     </w:p>
     <w:p>
       <w:r>
+        <w:rPr>
+          <w:noProof/>
+        </w:rPr>
         <w:drawing>
           <wp:inline distT="0" distB="0" distL="0" distR="0" wp14:anchorId="4FC78623" wp14:editId="26525F49">
             <wp:extent cx="4391891" cy="1516902"/>
@@ -4600,7 +4985,7 @@
                     <pic:cNvPicPr/>
                   </pic:nvPicPr>
                   <pic:blipFill>
-                    <a:blip r:embed="rId15"/>
+                    <a:blip r:embed="rId14"/>
                     <a:stretch>
                       <a:fillRect/>
                     </a:stretch>
@@ -4633,7 +5018,6 @@
           <w:b/>
           <w:bCs/>
         </w:rPr>
-        <w:lastRenderedPageBreak/>
         <w:t>7. Validation Setup </w:t>
       </w:r>
       <w:r>
@@ -4796,7 +5180,15 @@
               <w:cnfStyle w:val="000000100000" w:firstRow="0" w:lastRow="0" w:firstColumn="0" w:lastColumn="0" w:oddVBand="0" w:evenVBand="0" w:oddHBand="1" w:evenHBand="0" w:firstRowFirstColumn="0" w:firstRowLastColumn="0" w:lastRowFirstColumn="0" w:lastRowLastColumn="0"/>
             </w:pPr>
             <w:r>
-              <w:t>3-50 characters, alphanumeric with .-_</w:t>
+              <w:t xml:space="preserve">3-50 characters, alphanumeric </w:t>
+            </w:r>
+            <w:proofErr w:type="gramStart"/>
+            <w:r>
+              <w:t>with .</w:t>
+            </w:r>
+            <w:proofErr w:type="gramEnd"/>
+            <w:r>
+              <w:t>-_</w:t>
             </w:r>
           </w:p>
         </w:tc>
@@ -4945,8 +5337,13 @@
         </w:numPr>
       </w:pPr>
       <w:r>
-        <w:t>backend/Dockerfile</w:t>
-      </w:r>
+        <w:t>backend/</w:t>
+      </w:r>
+      <w:proofErr w:type="spellStart"/>
+      <w:r>
+        <w:t>Dockerfile</w:t>
+      </w:r>
+      <w:proofErr w:type="spellEnd"/>
     </w:p>
     <w:p>
       <w:pPr>
@@ -4956,8 +5353,13 @@
         </w:numPr>
       </w:pPr>
       <w:r>
-        <w:t>docker/docker-compose.yml</w:t>
-      </w:r>
+        <w:t>docker/docker-</w:t>
+      </w:r>
+      <w:proofErr w:type="spellStart"/>
+      <w:r>
+        <w:t>compose.yml</w:t>
+      </w:r>
+      <w:proofErr w:type="spellEnd"/>
     </w:p>
     <w:p>
       <w:pPr>
@@ -4966,9 +5368,19 @@
           <w:numId w:val="22"/>
         </w:numPr>
       </w:pPr>
-      <w:r>
-        <w:t>ProcessMind-AI/docker-compose.yml</w:t>
-      </w:r>
+      <w:proofErr w:type="spellStart"/>
+      <w:r>
+        <w:t>ProcessMind</w:t>
+      </w:r>
+      <w:proofErr w:type="spellEnd"/>
+      <w:r>
+        <w:t>-AI/docker-</w:t>
+      </w:r>
+      <w:proofErr w:type="spellStart"/>
+      <w:r>
+        <w:t>compose.yml</w:t>
+      </w:r>
+      <w:proofErr w:type="spellEnd"/>
     </w:p>
     <w:p>
       <w:r>
@@ -5020,6 +5432,7 @@
         </w:numPr>
       </w:pPr>
       <w:r>
+        <w:lastRenderedPageBreak/>
         <w:t>Configures health checks</w:t>
       </w:r>
     </w:p>
@@ -5045,6 +5458,9 @@
     </w:p>
     <w:p>
       <w:r>
+        <w:rPr>
+          <w:noProof/>
+        </w:rPr>
         <w:drawing>
           <wp:inline distT="0" distB="0" distL="0" distR="0" wp14:anchorId="05641FA7" wp14:editId="058C09CA">
             <wp:extent cx="2729345" cy="1424305"/>
@@ -5061,7 +5477,7 @@
                     <pic:cNvPicPr/>
                   </pic:nvPicPr>
                   <pic:blipFill>
-                    <a:blip r:embed="rId16"/>
+                    <a:blip r:embed="rId15"/>
                     <a:stretch>
                       <a:fillRect/>
                     </a:stretch>
@@ -5094,7 +5510,6 @@
           <w:b/>
           <w:bCs/>
         </w:rPr>
-        <w:lastRenderedPageBreak/>
         <w:t>9. Frontend Setup (Optional) </w:t>
       </w:r>
     </w:p>
@@ -5133,6 +5548,9 @@
     </w:p>
     <w:p>
       <w:r>
+        <w:rPr>
+          <w:noProof/>
+        </w:rPr>
         <w:drawing>
           <wp:inline distT="0" distB="0" distL="0" distR="0" wp14:anchorId="280E030E" wp14:editId="506496D3">
             <wp:extent cx="6645910" cy="920115"/>
@@ -5149,7 +5567,7 @@
                     <pic:cNvPicPr/>
                   </pic:nvPicPr>
                   <pic:blipFill>
-                    <a:blip r:embed="rId17"/>
+                    <a:blip r:embed="rId16"/>
                     <a:stretch>
                       <a:fillRect/>
                     </a:stretch>
@@ -5401,8 +5819,13 @@
               <w:cnfStyle w:val="000000000000" w:firstRow="0" w:lastRow="0" w:firstColumn="0" w:lastColumn="0" w:oddVBand="0" w:evenVBand="0" w:oddHBand="0" w:evenHBand="0" w:firstRowFirstColumn="0" w:firstRowLastColumn="0" w:lastRowFirstColumn="0" w:lastRowLastColumn="0"/>
             </w:pPr>
             <w:r>
-              <w:t>JSON response with ApiResponse</w:t>
-            </w:r>
+              <w:t xml:space="preserve">JSON response with </w:t>
+            </w:r>
+            <w:proofErr w:type="spellStart"/>
+            <w:r>
+              <w:t>ApiResponse</w:t>
+            </w:r>
+            <w:proofErr w:type="spellEnd"/>
           </w:p>
         </w:tc>
       </w:tr>
@@ -5700,6 +6123,7 @@
     </w:tbl>
     <w:p>
       <w:r>
+        <w:lastRenderedPageBreak/>
         <w:t xml:space="preserve"> </w:t>
       </w:r>
     </w:p>
@@ -5744,6 +6168,7 @@
         <w:rPr>
           <w:b/>
           <w:bCs/>
+          <w:noProof/>
         </w:rPr>
         <w:drawing>
           <wp:inline distT="0" distB="0" distL="0" distR="0" wp14:anchorId="34E3A274" wp14:editId="24278E27">
@@ -5761,7 +6186,7 @@
                     <pic:cNvPicPr/>
                   </pic:nvPicPr>
                   <pic:blipFill>
-                    <a:blip r:embed="rId18"/>
+                    <a:blip r:embed="rId17"/>
                     <a:stretch>
                       <a:fillRect/>
                     </a:stretch>
@@ -5815,7 +6240,6 @@
           <w:b/>
           <w:bCs/>
         </w:rPr>
-        <w:lastRenderedPageBreak/>
         <w:t>3. Test Exception Handling</w:t>
       </w:r>
     </w:p>
@@ -5826,6 +6250,9 @@
     </w:p>
     <w:p>
       <w:r>
+        <w:rPr>
+          <w:noProof/>
+        </w:rPr>
         <w:drawing>
           <wp:inline distT="0" distB="0" distL="0" distR="0" wp14:anchorId="7391A315" wp14:editId="06061C28">
             <wp:extent cx="4044462" cy="548356"/>
@@ -5842,7 +6269,7 @@
                     <pic:cNvPicPr/>
                   </pic:nvPicPr>
                   <pic:blipFill>
-                    <a:blip r:embed="rId19"/>
+                    <a:blip r:embed="rId18"/>
                     <a:stretch>
                       <a:fillRect/>
                     </a:stretch>
@@ -5886,6 +6313,9 @@
         </w:rPr>
       </w:pPr>
       <w:r>
+        <w:rPr>
+          <w:noProof/>
+        </w:rPr>
         <w:drawing>
           <wp:inline distT="0" distB="0" distL="0" distR="0" wp14:anchorId="7C6B3229" wp14:editId="083C8D73">
             <wp:extent cx="4073769" cy="420377"/>
@@ -5902,7 +6332,7 @@
                     <pic:cNvPicPr/>
                   </pic:nvPicPr>
                   <pic:blipFill>
-                    <a:blip r:embed="rId20"/>
+                    <a:blip r:embed="rId19"/>
                     <a:stretch>
                       <a:fillRect/>
                     </a:stretch>
@@ -5940,6 +6370,9 @@
     </w:p>
     <w:p>
       <w:r>
+        <w:rPr>
+          <w:noProof/>
+        </w:rPr>
         <w:drawing>
           <wp:inline distT="0" distB="0" distL="0" distR="0" wp14:anchorId="06DC5821" wp14:editId="4E2D99B8">
             <wp:extent cx="3858163" cy="1609950"/>
@@ -5956,7 +6389,7 @@
                     <pic:cNvPicPr/>
                   </pic:nvPicPr>
                   <pic:blipFill>
-                    <a:blip r:embed="rId21"/>
+                    <a:blip r:embed="rId20"/>
                     <a:stretch>
                       <a:fillRect/>
                     </a:stretch>
@@ -5977,6 +6410,1262 @@
         </w:drawing>
       </w:r>
     </w:p>
+    <w:p/>
+    <w:p/>
+    <w:p/>
+    <w:p/>
+    <w:p/>
+    <w:p/>
+    <w:p/>
+    <w:p/>
+    <w:p/>
+    <w:p/>
+    <w:p/>
+    <w:p/>
+    <w:p/>
+    <w:p/>
+    <w:p/>
+    <w:p/>
+    <w:p/>
+    <w:p>
+      <w:pPr>
+        <w:rPr>
+          <w:b/>
+          <w:bCs/>
+          <w:sz w:val="30"/>
+          <w:szCs w:val="30"/>
+        </w:rPr>
+      </w:pPr>
+      <w:r>
+        <w:rPr>
+          <w:b/>
+          <w:bCs/>
+          <w:sz w:val="30"/>
+          <w:szCs w:val="30"/>
+        </w:rPr>
+        <w:t>Date: 1</w:t>
+      </w:r>
+      <w:r>
+        <w:rPr>
+          <w:b/>
+          <w:bCs/>
+          <w:sz w:val="30"/>
+          <w:szCs w:val="30"/>
+        </w:rPr>
+        <w:t>9</w:t>
+      </w:r>
+      <w:r>
+        <w:rPr>
+          <w:b/>
+          <w:bCs/>
+          <w:sz w:val="30"/>
+          <w:szCs w:val="30"/>
+        </w:rPr>
+        <w:t xml:space="preserve">.06.2026 – </w:t>
+      </w:r>
+      <w:r>
+        <w:rPr>
+          <w:b/>
+          <w:bCs/>
+          <w:sz w:val="30"/>
+          <w:szCs w:val="30"/>
+        </w:rPr>
+        <w:t>9</w:t>
+      </w:r>
+      <w:r>
+        <w:rPr>
+          <w:b/>
+          <w:bCs/>
+          <w:sz w:val="30"/>
+          <w:szCs w:val="30"/>
+        </w:rPr>
+        <w:t>.</w:t>
+      </w:r>
+      <w:r>
+        <w:rPr>
+          <w:b/>
+          <w:bCs/>
+          <w:sz w:val="30"/>
+          <w:szCs w:val="30"/>
+        </w:rPr>
+        <w:t>35</w:t>
+      </w:r>
+      <w:r>
+        <w:rPr>
+          <w:b/>
+          <w:bCs/>
+          <w:sz w:val="30"/>
+          <w:szCs w:val="30"/>
+        </w:rPr>
+        <w:t xml:space="preserve"> PM</w:t>
+      </w:r>
+    </w:p>
+    <w:p>
+      <w:pPr>
+        <w:rPr>
+          <w:b/>
+          <w:bCs/>
+          <w:sz w:val="50"/>
+          <w:szCs w:val="50"/>
+        </w:rPr>
+      </w:pPr>
+      <w:r>
+        <w:rPr>
+          <w:b/>
+          <w:bCs/>
+          <w:sz w:val="50"/>
+          <w:szCs w:val="50"/>
+        </w:rPr>
+        <w:t>Phase 2 – Identity &amp; Multi-Tenant Platform</w:t>
+      </w:r>
+    </w:p>
+    <w:p>
+      <w:pPr>
+        <w:rPr>
+          <w:b/>
+          <w:bCs/>
+        </w:rPr>
+      </w:pPr>
+      <w:r>
+        <w:rPr>
+          <w:b/>
+          <w:bCs/>
+        </w:rPr>
+        <w:t>Objective</w:t>
+      </w:r>
+    </w:p>
+    <w:p>
+      <w:r>
+        <w:t xml:space="preserve">Build the complete identity and access management platform that provides secure authentication, authorization, and tenant isolation for the </w:t>
+      </w:r>
+      <w:proofErr w:type="spellStart"/>
+      <w:r>
+        <w:t>ProcessMind</w:t>
+      </w:r>
+      <w:proofErr w:type="spellEnd"/>
+      <w:r>
+        <w:t xml:space="preserve"> AI system.</w:t>
+      </w:r>
+    </w:p>
+    <w:p>
+      <w:pPr>
+        <w:rPr>
+          <w:b/>
+          <w:bCs/>
+        </w:rPr>
+      </w:pPr>
+      <w:r>
+        <w:rPr>
+          <w:b/>
+          <w:bCs/>
+        </w:rPr>
+        <w:t>Phase 2 Roadmap</w:t>
+      </w:r>
+    </w:p>
+    <w:p>
+      <w:pPr>
+        <w:rPr>
+          <w:rFonts w:ascii="Segoe UI Emoji" w:hAnsi="Segoe UI Emoji" w:cs="Segoe UI Emoji"/>
+        </w:rPr>
+      </w:pPr>
+      <w:r>
+        <w:rPr>
+          <w:rFonts w:ascii="Segoe UI Emoji" w:hAnsi="Segoe UI Emoji" w:cs="Segoe UI Emoji"/>
+        </w:rPr>
+        <w:t>📐</w:t>
+      </w:r>
+      <w:r>
+        <w:t xml:space="preserve"> Domain Design </w:t>
+      </w:r>
+      <w:r>
+        <w:rPr>
+          <w:rFonts w:ascii="Segoe UI Symbol" w:hAnsi="Segoe UI Symbol" w:cs="Segoe UI Symbol"/>
+        </w:rPr>
+        <w:t>➔</w:t>
+      </w:r>
+      <w:r>
+        <w:t xml:space="preserve"> </w:t>
+      </w:r>
+      <w:r>
+        <w:rPr>
+          <w:rFonts w:ascii="Segoe UI Emoji" w:hAnsi="Segoe UI Emoji" w:cs="Segoe UI Emoji"/>
+        </w:rPr>
+        <w:t>🗄️</w:t>
+      </w:r>
+      <w:r>
+        <w:t xml:space="preserve"> Database Design </w:t>
+      </w:r>
+      <w:r>
+        <w:rPr>
+          <w:rFonts w:ascii="Segoe UI Symbol" w:hAnsi="Segoe UI Symbol" w:cs="Segoe UI Symbol"/>
+        </w:rPr>
+        <w:t>➔</w:t>
+      </w:r>
+      <w:r>
+        <w:t xml:space="preserve"> </w:t>
+      </w:r>
+      <w:r>
+        <w:rPr>
+          <w:rFonts w:ascii="Segoe UI Emoji" w:hAnsi="Segoe UI Emoji" w:cs="Segoe UI Emoji"/>
+        </w:rPr>
+        <w:t>🔐</w:t>
+      </w:r>
+      <w:r>
+        <w:t xml:space="preserve"> Auth Foundation </w:t>
+      </w:r>
+      <w:r>
+        <w:rPr>
+          <w:rFonts w:ascii="Segoe UI Symbol" w:hAnsi="Segoe UI Symbol" w:cs="Segoe UI Symbol"/>
+        </w:rPr>
+        <w:t>➔</w:t>
+      </w:r>
+      <w:r>
+        <w:t xml:space="preserve"> </w:t>
+      </w:r>
+      <w:r>
+        <w:rPr>
+          <w:rFonts w:ascii="Segoe UI Emoji" w:hAnsi="Segoe UI Emoji" w:cs="Segoe UI Emoji"/>
+        </w:rPr>
+        <w:t>🏢</w:t>
+      </w:r>
+      <w:r>
+        <w:t xml:space="preserve"> Organization Foundation </w:t>
+      </w:r>
+      <w:r>
+        <w:rPr>
+          <w:rFonts w:ascii="Segoe UI Symbol" w:hAnsi="Segoe UI Symbol" w:cs="Segoe UI Symbol"/>
+        </w:rPr>
+        <w:t>➔</w:t>
+      </w:r>
+      <w:r>
+        <w:t xml:space="preserve"> </w:t>
+      </w:r>
+      <w:r>
+        <w:rPr>
+          <w:rFonts w:ascii="Segoe UI Emoji" w:hAnsi="Segoe UI Emoji" w:cs="Segoe UI Emoji"/>
+        </w:rPr>
+        <w:t>🎫</w:t>
+      </w:r>
+      <w:r>
+        <w:t xml:space="preserve"> JWT Auth </w:t>
+      </w:r>
+      <w:r>
+        <w:rPr>
+          <w:rFonts w:ascii="Segoe UI Symbol" w:hAnsi="Segoe UI Symbol" w:cs="Segoe UI Symbol"/>
+        </w:rPr>
+        <w:t>➔</w:t>
+      </w:r>
+      <w:r>
+        <w:t xml:space="preserve"> </w:t>
+      </w:r>
+      <w:r>
+        <w:rPr>
+          <w:rFonts w:ascii="Segoe UI Emoji" w:hAnsi="Segoe UI Emoji" w:cs="Segoe UI Emoji"/>
+        </w:rPr>
+        <w:t>🛡️</w:t>
+      </w:r>
+      <w:r>
+        <w:t xml:space="preserve"> RBAC </w:t>
+      </w:r>
+      <w:r>
+        <w:rPr>
+          <w:rFonts w:ascii="Segoe UI Symbol" w:hAnsi="Segoe UI Symbol" w:cs="Segoe UI Symbol"/>
+        </w:rPr>
+        <w:t>➔</w:t>
+      </w:r>
+      <w:r>
+        <w:t xml:space="preserve"> </w:t>
+      </w:r>
+      <w:r>
+        <w:rPr>
+          <w:rFonts w:ascii="Segoe UI Emoji" w:hAnsi="Segoe UI Emoji" w:cs="Segoe UI Emoji"/>
+        </w:rPr>
+        <w:t>🔄</w:t>
+      </w:r>
+      <w:r>
+        <w:t xml:space="preserve"> Session &amp; Refresh </w:t>
+      </w:r>
+      <w:r>
+        <w:rPr>
+          <w:rFonts w:ascii="Segoe UI Symbol" w:hAnsi="Segoe UI Symbol" w:cs="Segoe UI Symbol"/>
+        </w:rPr>
+        <w:t>➔</w:t>
+      </w:r>
+      <w:r>
+        <w:t xml:space="preserve"> </w:t>
+      </w:r>
+      <w:r>
+        <w:rPr>
+          <w:rFonts w:ascii="Segoe UI Emoji" w:hAnsi="Segoe UI Emoji" w:cs="Segoe UI Emoji"/>
+        </w:rPr>
+        <w:t>📧</w:t>
+      </w:r>
+      <w:r>
+        <w:t xml:space="preserve"> Password Recovery </w:t>
+      </w:r>
+      <w:r>
+        <w:rPr>
+          <w:rFonts w:ascii="Segoe UI Symbol" w:hAnsi="Segoe UI Symbol" w:cs="Segoe UI Symbol"/>
+        </w:rPr>
+        <w:t>➔</w:t>
+      </w:r>
+      <w:r>
+        <w:t xml:space="preserve"> </w:t>
+      </w:r>
+      <w:r>
+        <w:rPr>
+          <w:rFonts w:ascii="Segoe UI Emoji" w:hAnsi="Segoe UI Emoji" w:cs="Segoe UI Emoji"/>
+        </w:rPr>
+        <w:t>💻</w:t>
+      </w:r>
+      <w:r>
+        <w:t xml:space="preserve"> Frontend Auth </w:t>
+      </w:r>
+      <w:r>
+        <w:rPr>
+          <w:rFonts w:ascii="Segoe UI Symbol" w:hAnsi="Segoe UI Symbol" w:cs="Segoe UI Symbol"/>
+        </w:rPr>
+        <w:t>➔</w:t>
+      </w:r>
+      <w:r>
+        <w:t xml:space="preserve"> Integration &amp; Testing</w:t>
+      </w:r>
+      <w:r>
+        <w:t xml:space="preserve"> </w:t>
+      </w:r>
+      <w:r>
+        <w:rPr>
+          <w:rFonts w:ascii="Segoe UI Emoji" w:hAnsi="Segoe UI Emoji" w:cs="Segoe UI Emoji"/>
+        </w:rPr>
+        <w:t>✅</w:t>
+      </w:r>
+    </w:p>
+    <w:p>
+      <w:pPr>
+        <w:rPr>
+          <w:rFonts w:ascii="Segoe UI Emoji" w:hAnsi="Segoe UI Emoji" w:cs="Segoe UI Emoji"/>
+        </w:rPr>
+      </w:pPr>
+    </w:p>
+    <w:p>
+      <w:pPr>
+        <w:rPr>
+          <w:rFonts w:ascii="Segoe UI Emoji" w:hAnsi="Segoe UI Emoji" w:cs="Segoe UI Emoji"/>
+          <w:b/>
+          <w:bCs/>
+        </w:rPr>
+      </w:pPr>
+      <w:r>
+        <w:rPr>
+          <w:rFonts w:ascii="Segoe UI Emoji" w:hAnsi="Segoe UI Emoji" w:cs="Segoe UI Emoji"/>
+          <w:b/>
+          <w:bCs/>
+        </w:rPr>
+        <w:t>Domain Design</w:t>
+      </w:r>
+    </w:p>
+    <w:p>
+      <w:pPr>
+        <w:pStyle w:val="ListParagraph"/>
+        <w:ind w:left="1440"/>
+        <w:rPr>
+          <w:rFonts w:ascii="Segoe UI Emoji" w:hAnsi="Segoe UI Emoji" w:cs="Segoe UI Emoji"/>
+          <w:b/>
+          <w:bCs/>
+        </w:rPr>
+      </w:pPr>
+      <w:r>
+        <w:rPr>
+          <w:rFonts w:ascii="Segoe UI Emoji" w:hAnsi="Segoe UI Emoji" w:cs="Segoe UI Emoji"/>
+          <w:b/>
+          <w:bCs/>
+        </w:rPr>
+        <w:lastRenderedPageBreak/>
+        <w:drawing>
+          <wp:inline distT="0" distB="0" distL="0" distR="0" wp14:anchorId="0AA9DFEE" wp14:editId="4253D533">
+            <wp:extent cx="3352800" cy="2929714"/>
+            <wp:effectExtent l="0" t="0" r="0" b="4445"/>
+            <wp:docPr id="1448862889" name="Picture 1"/>
+            <wp:cNvGraphicFramePr>
+              <a:graphicFrameLocks xmlns:a="http://schemas.openxmlformats.org/drawingml/2006/main" noChangeAspect="1"/>
+            </wp:cNvGraphicFramePr>
+            <a:graphic xmlns:a="http://schemas.openxmlformats.org/drawingml/2006/main">
+              <a:graphicData uri="http://schemas.openxmlformats.org/drawingml/2006/picture">
+                <pic:pic xmlns:pic="http://schemas.openxmlformats.org/drawingml/2006/picture">
+                  <pic:nvPicPr>
+                    <pic:cNvPr id="1448862889" name=""/>
+                    <pic:cNvPicPr/>
+                  </pic:nvPicPr>
+                  <pic:blipFill rotWithShape="1">
+                    <a:blip r:embed="rId21"/>
+                    <a:srcRect t="14571"/>
+                    <a:stretch>
+                      <a:fillRect/>
+                    </a:stretch>
+                  </pic:blipFill>
+                  <pic:spPr bwMode="auto">
+                    <a:xfrm>
+                      <a:off x="0" y="0"/>
+                      <a:ext cx="3365486" cy="2940799"/>
+                    </a:xfrm>
+                    <a:prstGeom prst="rect">
+                      <a:avLst/>
+                    </a:prstGeom>
+                    <a:ln>
+                      <a:noFill/>
+                    </a:ln>
+                    <a:extLst>
+                      <a:ext uri="{53640926-AAD7-44D8-BBD7-CCE9431645EC}">
+                        <a14:shadowObscured xmlns:a14="http://schemas.microsoft.com/office/drawing/2010/main"/>
+                      </a:ext>
+                    </a:extLst>
+                  </pic:spPr>
+                </pic:pic>
+              </a:graphicData>
+            </a:graphic>
+          </wp:inline>
+        </w:drawing>
+      </w:r>
+      <w:r>
+        <w:rPr>
+          <w:rFonts w:ascii="Segoe UI Emoji" w:hAnsi="Segoe UI Emoji" w:cs="Segoe UI Emoji"/>
+          <w:b/>
+          <w:bCs/>
+        </w:rPr>
+        <w:t xml:space="preserve"> </w:t>
+      </w:r>
+      <w:r>
+        <w:rPr>
+          <w:rFonts w:ascii="Segoe UI Emoji" w:hAnsi="Segoe UI Emoji" w:cs="Segoe UI Emoji"/>
+          <w:b/>
+          <w:bCs/>
+        </w:rPr>
+        <w:drawing>
+          <wp:inline distT="0" distB="0" distL="0" distR="0" wp14:anchorId="42089338" wp14:editId="0FAC59A7">
+            <wp:extent cx="6090737" cy="2798619"/>
+            <wp:effectExtent l="0" t="0" r="5715" b="1905"/>
+            <wp:docPr id="829943528" name="Picture 1"/>
+            <wp:cNvGraphicFramePr>
+              <a:graphicFrameLocks xmlns:a="http://schemas.openxmlformats.org/drawingml/2006/main" noChangeAspect="1"/>
+            </wp:cNvGraphicFramePr>
+            <a:graphic xmlns:a="http://schemas.openxmlformats.org/drawingml/2006/main">
+              <a:graphicData uri="http://schemas.openxmlformats.org/drawingml/2006/picture">
+                <pic:pic xmlns:pic="http://schemas.openxmlformats.org/drawingml/2006/picture">
+                  <pic:nvPicPr>
+                    <pic:cNvPr id="829943528" name=""/>
+                    <pic:cNvPicPr/>
+                  </pic:nvPicPr>
+                  <pic:blipFill>
+                    <a:blip r:embed="rId22"/>
+                    <a:stretch>
+                      <a:fillRect/>
+                    </a:stretch>
+                  </pic:blipFill>
+                  <pic:spPr>
+                    <a:xfrm>
+                      <a:off x="0" y="0"/>
+                      <a:ext cx="6124860" cy="2814298"/>
+                    </a:xfrm>
+                    <a:prstGeom prst="rect">
+                      <a:avLst/>
+                    </a:prstGeom>
+                  </pic:spPr>
+                </pic:pic>
+              </a:graphicData>
+            </a:graphic>
+          </wp:inline>
+        </w:drawing>
+      </w:r>
+    </w:p>
+    <w:p/>
+    <w:p>
+      <w:pPr>
+        <w:rPr>
+          <w:b/>
+          <w:bCs/>
+        </w:rPr>
+      </w:pPr>
+      <w:r>
+        <w:rPr>
+          <w:b/>
+          <w:bCs/>
+        </w:rPr>
+        <w:t>Here's the approach I recommend</w:t>
+      </w:r>
+    </w:p>
+    <w:p>
+      <w:r>
+        <w:t>We'll build the milestone exactly like a senior developer would mentor a junior developer.</w:t>
+      </w:r>
+    </w:p>
+    <w:p>
+      <w:pPr>
+        <w:rPr>
+          <w:b/>
+          <w:bCs/>
+        </w:rPr>
+      </w:pPr>
+      <w:r>
+        <w:rPr>
+          <w:b/>
+          <w:bCs/>
+        </w:rPr>
+        <w:t>Step-by-step implementation</w:t>
+      </w:r>
+    </w:p>
+    <w:p>
+      <w:r>
+        <w:rPr>
+          <w:b/>
+          <w:bCs/>
+        </w:rPr>
+        <w:t>Step 1</w:t>
+      </w:r>
+    </w:p>
+    <w:p>
+      <w:r>
+        <w:lastRenderedPageBreak/>
+        <w:drawing>
+          <wp:inline distT="0" distB="0" distL="0" distR="0" wp14:anchorId="030B40E1" wp14:editId="4854A6B0">
+            <wp:extent cx="6645910" cy="3035300"/>
+            <wp:effectExtent l="0" t="0" r="2540" b="0"/>
+            <wp:docPr id="1739606011" name="Picture 1"/>
+            <wp:cNvGraphicFramePr>
+              <a:graphicFrameLocks xmlns:a="http://schemas.openxmlformats.org/drawingml/2006/main" noChangeAspect="1"/>
+            </wp:cNvGraphicFramePr>
+            <a:graphic xmlns:a="http://schemas.openxmlformats.org/drawingml/2006/main">
+              <a:graphicData uri="http://schemas.openxmlformats.org/drawingml/2006/picture">
+                <pic:pic xmlns:pic="http://schemas.openxmlformats.org/drawingml/2006/picture">
+                  <pic:nvPicPr>
+                    <pic:cNvPr id="1739606011" name=""/>
+                    <pic:cNvPicPr/>
+                  </pic:nvPicPr>
+                  <pic:blipFill>
+                    <a:blip r:embed="rId23"/>
+                    <a:stretch>
+                      <a:fillRect/>
+                    </a:stretch>
+                  </pic:blipFill>
+                  <pic:spPr>
+                    <a:xfrm>
+                      <a:off x="0" y="0"/>
+                      <a:ext cx="6645910" cy="3035300"/>
+                    </a:xfrm>
+                    <a:prstGeom prst="rect">
+                      <a:avLst/>
+                    </a:prstGeom>
+                  </pic:spPr>
+                </pic:pic>
+              </a:graphicData>
+            </a:graphic>
+          </wp:inline>
+        </w:drawing>
+      </w:r>
+    </w:p>
+    <w:p/>
+    <w:p>
+      <w:r>
+        <w:rPr>
+          <w:rFonts w:ascii="Segoe UI Emoji" w:hAnsi="Segoe UI Emoji" w:cs="Segoe UI Emoji"/>
+        </w:rPr>
+        <w:t>⬇️</w:t>
+      </w:r>
+    </w:p>
+    <w:p>
+      <w:r>
+        <w:rPr>
+          <w:b/>
+          <w:bCs/>
+        </w:rPr>
+        <w:t>Step 2</w:t>
+      </w:r>
+    </w:p>
+    <w:p>
+      <w:r>
+        <w:drawing>
+          <wp:inline distT="0" distB="0" distL="0" distR="0" wp14:anchorId="4C663C43" wp14:editId="0922C17E">
+            <wp:extent cx="4801270" cy="1762371"/>
+            <wp:effectExtent l="0" t="0" r="0" b="9525"/>
+            <wp:docPr id="357302239" name="Picture 1"/>
+            <wp:cNvGraphicFramePr>
+              <a:graphicFrameLocks xmlns:a="http://schemas.openxmlformats.org/drawingml/2006/main" noChangeAspect="1"/>
+            </wp:cNvGraphicFramePr>
+            <a:graphic xmlns:a="http://schemas.openxmlformats.org/drawingml/2006/main">
+              <a:graphicData uri="http://schemas.openxmlformats.org/drawingml/2006/picture">
+                <pic:pic xmlns:pic="http://schemas.openxmlformats.org/drawingml/2006/picture">
+                  <pic:nvPicPr>
+                    <pic:cNvPr id="357302239" name=""/>
+                    <pic:cNvPicPr/>
+                  </pic:nvPicPr>
+                  <pic:blipFill>
+                    <a:blip r:embed="rId24"/>
+                    <a:stretch>
+                      <a:fillRect/>
+                    </a:stretch>
+                  </pic:blipFill>
+                  <pic:spPr>
+                    <a:xfrm>
+                      <a:off x="0" y="0"/>
+                      <a:ext cx="4801270" cy="1762371"/>
+                    </a:xfrm>
+                    <a:prstGeom prst="rect">
+                      <a:avLst/>
+                    </a:prstGeom>
+                  </pic:spPr>
+                </pic:pic>
+              </a:graphicData>
+            </a:graphic>
+          </wp:inline>
+        </w:drawing>
+      </w:r>
+    </w:p>
+    <w:p>
+      <w:pPr>
+        <w:ind w:left="720"/>
+        <w:rPr>
+          <w:b/>
+          <w:bCs/>
+        </w:rPr>
+      </w:pPr>
+      <w:r>
+        <w:rPr>
+          <w:b/>
+          <w:bCs/>
+        </w:rPr>
+        <w:t>OrganizationStatus.java</w:t>
+      </w:r>
+      <w:r>
+        <w:rPr>
+          <w:b/>
+          <w:bCs/>
+        </w:rPr>
+        <w:br/>
+        <w:t>SystemRole.java</w:t>
+      </w:r>
+      <w:r>
+        <w:rPr>
+          <w:b/>
+          <w:bCs/>
+        </w:rPr>
+        <w:t xml:space="preserve"> </w:t>
+      </w:r>
+    </w:p>
+    <w:p>
+      <w:pPr>
+        <w:ind w:left="720"/>
+        <w:rPr>
+          <w:b/>
+          <w:bCs/>
+        </w:rPr>
+      </w:pPr>
+      <w:proofErr w:type="gramStart"/>
+      <w:r>
+        <w:rPr>
+          <w:b/>
+          <w:bCs/>
+        </w:rPr>
+        <w:t>also</w:t>
+      </w:r>
+      <w:proofErr w:type="gramEnd"/>
+      <w:r>
+        <w:rPr>
+          <w:b/>
+          <w:bCs/>
+        </w:rPr>
+        <w:t xml:space="preserve"> there</w:t>
+      </w:r>
+    </w:p>
+    <w:p>
+      <w:pPr>
+        <w:ind w:left="720"/>
+        <w:rPr>
+          <w:b/>
+          <w:bCs/>
+        </w:rPr>
+      </w:pPr>
+    </w:p>
+    <w:p>
+      <w:pPr>
+        <w:ind w:left="720"/>
+        <w:rPr>
+          <w:b/>
+          <w:bCs/>
+        </w:rPr>
+      </w:pPr>
+    </w:p>
+    <w:p>
+      <w:pPr>
+        <w:ind w:left="720"/>
+        <w:rPr>
+          <w:b/>
+          <w:bCs/>
+        </w:rPr>
+      </w:pPr>
+    </w:p>
+    <w:p>
+      <w:pPr>
+        <w:ind w:left="720"/>
+        <w:rPr>
+          <w:b/>
+          <w:bCs/>
+        </w:rPr>
+      </w:pPr>
+    </w:p>
+    <w:p>
+      <w:pPr>
+        <w:ind w:left="720"/>
+        <w:rPr>
+          <w:b/>
+          <w:bCs/>
+        </w:rPr>
+      </w:pPr>
+    </w:p>
+    <w:p>
+      <w:r>
+        <w:rPr>
+          <w:rFonts w:ascii="Segoe UI Emoji" w:hAnsi="Segoe UI Emoji" w:cs="Segoe UI Emoji"/>
+        </w:rPr>
+        <w:t>⬇️</w:t>
+      </w:r>
+    </w:p>
+    <w:p>
+      <w:r>
+        <w:rPr>
+          <w:b/>
+          <w:bCs/>
+        </w:rPr>
+        <w:t>Step 3</w:t>
+      </w:r>
+    </w:p>
+    <w:p>
+      <w:pPr>
+        <w:numPr>
+          <w:ilvl w:val="0"/>
+          <w:numId w:val="26"/>
+        </w:numPr>
+      </w:pPr>
+      <w:r>
+        <w:t xml:space="preserve">Create Flyway migration V2__create_organizations.sql </w:t>
+      </w:r>
+    </w:p>
+    <w:p>
+      <w:pPr>
+        <w:numPr>
+          <w:ilvl w:val="0"/>
+          <w:numId w:val="26"/>
+        </w:numPr>
+      </w:pPr>
+      <w:r>
+        <w:t xml:space="preserve">Explain every SQL statement </w:t>
+      </w:r>
+    </w:p>
+    <w:p>
+      <w:pPr>
+        <w:numPr>
+          <w:ilvl w:val="0"/>
+          <w:numId w:val="26"/>
+        </w:numPr>
+      </w:pPr>
+      <w:r>
+        <w:lastRenderedPageBreak/>
+        <w:t xml:space="preserve">Explain constraints </w:t>
+      </w:r>
+    </w:p>
+    <w:p>
+      <w:pPr>
+        <w:numPr>
+          <w:ilvl w:val="0"/>
+          <w:numId w:val="26"/>
+        </w:numPr>
+      </w:pPr>
+      <w:r>
+        <w:t xml:space="preserve">Explain UUIDs </w:t>
+      </w:r>
+    </w:p>
+    <w:p>
+      <w:pPr>
+        <w:numPr>
+          <w:ilvl w:val="0"/>
+          <w:numId w:val="26"/>
+        </w:numPr>
+      </w:pPr>
+      <w:r>
+        <w:t xml:space="preserve">Explain indexes </w:t>
+      </w:r>
+    </w:p>
+    <w:p>
+      <w:r>
+        <w:rPr>
+          <w:rFonts w:ascii="Segoe UI Emoji" w:hAnsi="Segoe UI Emoji" w:cs="Segoe UI Emoji"/>
+        </w:rPr>
+        <w:t>⬇️</w:t>
+      </w:r>
+    </w:p>
+    <w:p>
+      <w:r>
+        <w:rPr>
+          <w:b/>
+          <w:bCs/>
+        </w:rPr>
+        <w:t>Step 4</w:t>
+      </w:r>
+    </w:p>
+    <w:p>
+      <w:pPr>
+        <w:numPr>
+          <w:ilvl w:val="0"/>
+          <w:numId w:val="27"/>
+        </w:numPr>
+      </w:pPr>
+      <w:r>
+        <w:t xml:space="preserve">Create Organization entity </w:t>
+      </w:r>
+    </w:p>
+    <w:p>
+      <w:pPr>
+        <w:ind w:left="720"/>
+      </w:pPr>
+      <w:r>
+        <w:drawing>
+          <wp:inline distT="0" distB="0" distL="0" distR="0" wp14:anchorId="69F5387A" wp14:editId="7F849162">
+            <wp:extent cx="3715268" cy="1552792"/>
+            <wp:effectExtent l="0" t="0" r="0" b="9525"/>
+            <wp:docPr id="462029231" name="Picture 1"/>
+            <wp:cNvGraphicFramePr>
+              <a:graphicFrameLocks xmlns:a="http://schemas.openxmlformats.org/drawingml/2006/main" noChangeAspect="1"/>
+            </wp:cNvGraphicFramePr>
+            <a:graphic xmlns:a="http://schemas.openxmlformats.org/drawingml/2006/main">
+              <a:graphicData uri="http://schemas.openxmlformats.org/drawingml/2006/picture">
+                <pic:pic xmlns:pic="http://schemas.openxmlformats.org/drawingml/2006/picture">
+                  <pic:nvPicPr>
+                    <pic:cNvPr id="462029231" name=""/>
+                    <pic:cNvPicPr/>
+                  </pic:nvPicPr>
+                  <pic:blipFill>
+                    <a:blip r:embed="rId25"/>
+                    <a:stretch>
+                      <a:fillRect/>
+                    </a:stretch>
+                  </pic:blipFill>
+                  <pic:spPr>
+                    <a:xfrm>
+                      <a:off x="0" y="0"/>
+                      <a:ext cx="3715268" cy="1552792"/>
+                    </a:xfrm>
+                    <a:prstGeom prst="rect">
+                      <a:avLst/>
+                    </a:prstGeom>
+                  </pic:spPr>
+                </pic:pic>
+              </a:graphicData>
+            </a:graphic>
+          </wp:inline>
+        </w:drawing>
+      </w:r>
+    </w:p>
+    <w:p>
+      <w:pPr>
+        <w:ind w:left="720"/>
+      </w:pPr>
+    </w:p>
+    <w:p>
+      <w:pPr>
+        <w:ind w:left="720"/>
+      </w:pPr>
+    </w:p>
+    <w:p>
+      <w:pPr>
+        <w:ind w:left="720"/>
+        <w:rPr>
+          <w:b/>
+          <w:bCs/>
+          <w:color w:val="EE0000"/>
+          <w:sz w:val="50"/>
+          <w:szCs w:val="50"/>
+        </w:rPr>
+      </w:pPr>
+      <w:r>
+        <w:rPr>
+          <w:b/>
+          <w:bCs/>
+          <w:color w:val="EE0000"/>
+          <w:sz w:val="50"/>
+          <w:szCs w:val="50"/>
+        </w:rPr>
+        <w:t xml:space="preserve">To be Continued from </w:t>
+      </w:r>
+      <w:proofErr w:type="gramStart"/>
+      <w:r>
+        <w:rPr>
+          <w:b/>
+          <w:bCs/>
+          <w:color w:val="EE0000"/>
+          <w:sz w:val="50"/>
+          <w:szCs w:val="50"/>
+        </w:rPr>
+        <w:t>here..</w:t>
+      </w:r>
+      <w:proofErr w:type="gramEnd"/>
+    </w:p>
+    <w:p>
+      <w:pPr>
+        <w:ind w:left="720"/>
+      </w:pPr>
+    </w:p>
+    <w:p>
+      <w:r>
+        <w:rPr>
+          <w:rFonts w:ascii="Segoe UI Emoji" w:hAnsi="Segoe UI Emoji" w:cs="Segoe UI Emoji"/>
+        </w:rPr>
+        <w:t>⬇️</w:t>
+      </w:r>
+    </w:p>
+    <w:p>
+      <w:r>
+        <w:rPr>
+          <w:b/>
+          <w:bCs/>
+        </w:rPr>
+        <w:t>Step 5</w:t>
+      </w:r>
+    </w:p>
+    <w:p>
+      <w:pPr>
+        <w:numPr>
+          <w:ilvl w:val="0"/>
+          <w:numId w:val="28"/>
+        </w:numPr>
+      </w:pPr>
+      <w:r>
+        <w:t xml:space="preserve">Create Department </w:t>
+      </w:r>
+    </w:p>
+    <w:p>
+      <w:r>
+        <w:rPr>
+          <w:rFonts w:ascii="Segoe UI Emoji" w:hAnsi="Segoe UI Emoji" w:cs="Segoe UI Emoji"/>
+        </w:rPr>
+        <w:t>⬇️</w:t>
+      </w:r>
+    </w:p>
+    <w:p>
+      <w:r>
+        <w:rPr>
+          <w:b/>
+          <w:bCs/>
+        </w:rPr>
+        <w:t>Step 6</w:t>
+      </w:r>
+    </w:p>
+    <w:p>
+      <w:pPr>
+        <w:numPr>
+          <w:ilvl w:val="0"/>
+          <w:numId w:val="29"/>
+        </w:numPr>
+      </w:pPr>
+      <w:r>
+        <w:t xml:space="preserve">Create Role </w:t>
+      </w:r>
+    </w:p>
+    <w:p>
+      <w:r>
+        <w:rPr>
+          <w:rFonts w:ascii="Segoe UI Emoji" w:hAnsi="Segoe UI Emoji" w:cs="Segoe UI Emoji"/>
+        </w:rPr>
+        <w:t>⬇️</w:t>
+      </w:r>
+    </w:p>
+    <w:p>
+      <w:r>
+        <w:rPr>
+          <w:b/>
+          <w:bCs/>
+        </w:rPr>
+        <w:t>Step 7</w:t>
+      </w:r>
+    </w:p>
+    <w:p>
+      <w:pPr>
+        <w:numPr>
+          <w:ilvl w:val="0"/>
+          <w:numId w:val="30"/>
+        </w:numPr>
+      </w:pPr>
+      <w:r>
+        <w:t xml:space="preserve">Create Permission </w:t>
+      </w:r>
+    </w:p>
+    <w:p>
+      <w:r>
+        <w:rPr>
+          <w:rFonts w:ascii="Segoe UI Emoji" w:hAnsi="Segoe UI Emoji" w:cs="Segoe UI Emoji"/>
+        </w:rPr>
+        <w:t>⬇️</w:t>
+      </w:r>
+    </w:p>
+    <w:p>
+      <w:r>
+        <w:rPr>
+          <w:b/>
+          <w:bCs/>
+        </w:rPr>
+        <w:t>Step 8</w:t>
+      </w:r>
+    </w:p>
+    <w:p>
+      <w:pPr>
+        <w:numPr>
+          <w:ilvl w:val="0"/>
+          <w:numId w:val="31"/>
+        </w:numPr>
+      </w:pPr>
+      <w:r>
+        <w:t xml:space="preserve">Create User </w:t>
+      </w:r>
+    </w:p>
+    <w:p>
+      <w:r>
+        <w:rPr>
+          <w:rFonts w:ascii="Segoe UI Emoji" w:hAnsi="Segoe UI Emoji" w:cs="Segoe UI Emoji"/>
+        </w:rPr>
+        <w:t>⬇️</w:t>
+      </w:r>
+    </w:p>
+    <w:p>
+      <w:r>
+        <w:rPr>
+          <w:b/>
+          <w:bCs/>
+        </w:rPr>
+        <w:t>Step 9</w:t>
+      </w:r>
+    </w:p>
+    <w:p>
+      <w:pPr>
+        <w:numPr>
+          <w:ilvl w:val="0"/>
+          <w:numId w:val="32"/>
+        </w:numPr>
+      </w:pPr>
+      <w:r>
+        <w:lastRenderedPageBreak/>
+        <w:t xml:space="preserve">Create token entities </w:t>
+      </w:r>
+    </w:p>
+    <w:p>
+      <w:r>
+        <w:rPr>
+          <w:rFonts w:ascii="Segoe UI Emoji" w:hAnsi="Segoe UI Emoji" w:cs="Segoe UI Emoji"/>
+        </w:rPr>
+        <w:t>⬇️</w:t>
+      </w:r>
+    </w:p>
+    <w:p>
+      <w:r>
+        <w:rPr>
+          <w:b/>
+          <w:bCs/>
+        </w:rPr>
+        <w:t>Step 10</w:t>
+      </w:r>
+    </w:p>
+    <w:p>
+      <w:pPr>
+        <w:numPr>
+          <w:ilvl w:val="0"/>
+          <w:numId w:val="33"/>
+        </w:numPr>
+      </w:pPr>
+      <w:r>
+        <w:t xml:space="preserve">Create repositories </w:t>
+      </w:r>
+    </w:p>
+    <w:p>
+      <w:r>
+        <w:rPr>
+          <w:rFonts w:ascii="Segoe UI Emoji" w:hAnsi="Segoe UI Emoji" w:cs="Segoe UI Emoji"/>
+        </w:rPr>
+        <w:t>⬇️</w:t>
+      </w:r>
+    </w:p>
+    <w:p>
+      <w:r>
+        <w:rPr>
+          <w:b/>
+          <w:bCs/>
+        </w:rPr>
+        <w:t>Step 11</w:t>
+      </w:r>
+    </w:p>
+    <w:p>
+      <w:pPr>
+        <w:numPr>
+          <w:ilvl w:val="0"/>
+          <w:numId w:val="34"/>
+        </w:numPr>
+      </w:pPr>
+      <w:r>
+        <w:t xml:space="preserve">DTOs </w:t>
+      </w:r>
+    </w:p>
+    <w:p>
+      <w:r>
+        <w:rPr>
+          <w:rFonts w:ascii="Segoe UI Emoji" w:hAnsi="Segoe UI Emoji" w:cs="Segoe UI Emoji"/>
+        </w:rPr>
+        <w:t>⬇️</w:t>
+      </w:r>
+    </w:p>
+    <w:p>
+      <w:r>
+        <w:rPr>
+          <w:b/>
+          <w:bCs/>
+        </w:rPr>
+        <w:t>Step 12</w:t>
+      </w:r>
+    </w:p>
+    <w:p>
+      <w:pPr>
+        <w:numPr>
+          <w:ilvl w:val="0"/>
+          <w:numId w:val="35"/>
+        </w:numPr>
+      </w:pPr>
+      <w:r>
+        <w:t xml:space="preserve">Mappers </w:t>
+      </w:r>
+    </w:p>
+    <w:p>
+      <w:r>
+        <w:rPr>
+          <w:rFonts w:ascii="Segoe UI Emoji" w:hAnsi="Segoe UI Emoji" w:cs="Segoe UI Emoji"/>
+        </w:rPr>
+        <w:t>⬇️</w:t>
+      </w:r>
+    </w:p>
+    <w:p>
+      <w:r>
+        <w:rPr>
+          <w:b/>
+          <w:bCs/>
+        </w:rPr>
+        <w:t>Step 13</w:t>
+      </w:r>
+    </w:p>
+    <w:p>
+      <w:pPr>
+        <w:numPr>
+          <w:ilvl w:val="0"/>
+          <w:numId w:val="36"/>
+        </w:numPr>
+      </w:pPr>
+      <w:r>
+        <w:t xml:space="preserve">Services </w:t>
+      </w:r>
+    </w:p>
+    <w:p>
+      <w:r>
+        <w:rPr>
+          <w:rFonts w:ascii="Segoe UI Emoji" w:hAnsi="Segoe UI Emoji" w:cs="Segoe UI Emoji"/>
+        </w:rPr>
+        <w:t>⬇️</w:t>
+      </w:r>
+    </w:p>
+    <w:p>
+      <w:r>
+        <w:rPr>
+          <w:b/>
+          <w:bCs/>
+        </w:rPr>
+        <w:t>Step 14</w:t>
+      </w:r>
+    </w:p>
+    <w:p>
+      <w:pPr>
+        <w:numPr>
+          <w:ilvl w:val="0"/>
+          <w:numId w:val="37"/>
+        </w:numPr>
+      </w:pPr>
+      <w:proofErr w:type="spellStart"/>
+      <w:r>
+        <w:t>BCrypt</w:t>
+      </w:r>
+      <w:proofErr w:type="spellEnd"/>
+      <w:r>
+        <w:t xml:space="preserve"> configuration </w:t>
+      </w:r>
+    </w:p>
+    <w:p>
+      <w:r>
+        <w:rPr>
+          <w:rFonts w:ascii="Segoe UI Emoji" w:hAnsi="Segoe UI Emoji" w:cs="Segoe UI Emoji"/>
+        </w:rPr>
+        <w:t>⬇️</w:t>
+      </w:r>
+    </w:p>
+    <w:p>
+      <w:r>
+        <w:rPr>
+          <w:b/>
+          <w:bCs/>
+        </w:rPr>
+        <w:t>Step 15</w:t>
+      </w:r>
+    </w:p>
+    <w:p>
+      <w:pPr>
+        <w:numPr>
+          <w:ilvl w:val="0"/>
+          <w:numId w:val="38"/>
+        </w:numPr>
+      </w:pPr>
+      <w:r>
+        <w:t xml:space="preserve">Registration endpoint </w:t>
+      </w:r>
+    </w:p>
+    <w:p>
+      <w:r>
+        <w:rPr>
+          <w:rFonts w:ascii="Segoe UI Emoji" w:hAnsi="Segoe UI Emoji" w:cs="Segoe UI Emoji"/>
+        </w:rPr>
+        <w:t>⬇️</w:t>
+      </w:r>
+    </w:p>
+    <w:p>
+      <w:r>
+        <w:rPr>
+          <w:b/>
+          <w:bCs/>
+        </w:rPr>
+        <w:t>Step 16</w:t>
+      </w:r>
+    </w:p>
+    <w:p>
+      <w:pPr>
+        <w:numPr>
+          <w:ilvl w:val="0"/>
+          <w:numId w:val="39"/>
+        </w:numPr>
+      </w:pPr>
+      <w:r>
+        <w:t xml:space="preserve">Tests </w:t>
+      </w:r>
+    </w:p>
+    <w:p/>
+    <w:p/>
+    <w:p/>
+    <w:p/>
+    <w:p>
+      <w:pPr>
+        <w:rPr>
+          <w:b/>
+          <w:bCs/>
+        </w:rPr>
+      </w:pPr>
+    </w:p>
     <w:sectPr>
       <w:pgSz w:w="11906" w:h="16838" w:code="9"/>
       <w:pgMar w:top="720" w:right="720" w:bottom="720" w:left="720" w:header="720" w:footer="720" w:gutter="0"/>
@@ -5990,6 +7679,155 @@
 <file path=word/numbering.xml><?xml version="1.0" encoding="utf-8"?>
 <w:numbering xmlns:wpc="http://schemas.microsoft.com/office/word/2010/wordprocessingCanvas" xmlns:cx="http://schemas.microsoft.com/office/drawing/2014/chartex" xmlns:cx1="http://schemas.microsoft.com/office/drawing/2015/9/8/chartex" xmlns:cx2="http://schemas.microsoft.com/office/drawing/2015/10/21/chartex" xmlns:cx3="http://schemas.microsoft.com/office/drawing/2016/5/9/chartex" xmlns:cx4="http://schemas.microsoft.com/office/drawing/2016/5/10/chartex" xmlns:cx5="http://schemas.microsoft.com/office/drawing/2016/5/11/chartex" xmlns:cx6="http://schemas.microsoft.com/office/drawing/2016/5/12/chartex" xmlns:cx7="http://schemas.microsoft.com/office/drawing/2016/5/13/chartex" xmlns:cx8="http://schemas.microsoft.com/office/drawing/2016/5/14/chartex" xmlns:mc="http://schemas.openxmlformats.org/markup-compatibility/2006" xmlns:aink="http://schemas.microsoft.com/office/drawing/2016/ink" xmlns:am3d="http://schemas.microsoft.com/office/drawing/2017/model3d" xmlns:o="urn:schemas-microsoft-com:office:office" xmlns:oel="http://schemas.microsoft.com/office/2019/extlst" xmlns:r="http://schemas.openxmlformats.org/officeDocument/2006/relationships" xmlns:m="http://schemas.openxmlformats.org/officeDocument/2006/math" xmlns:v="urn:schemas-microsoft-com:vml" xmlns:wp14="http://schemas.microsoft.com/office/word/2010/wordprocessingDrawing" xmlns:wp="http://schemas.openxmlformats.org/drawingml/2006/wordprocessingDrawing" xmlns:w10="urn:schemas-microsoft-com:office:word" xmlns:w="http://schemas.openxmlformats.org/wordprocessingml/2006/main" xmlns:w14="http://schemas.microsoft.com/office/word/2010/wordml" xmlns:w15="http://schemas.microsoft.com/office/word/2012/wordml" xmlns:w16cex="http://schemas.microsoft.com/office/word/2018/wordml/cex" xmlns:w16cid="http://schemas.microsoft.com/office/word/2016/wordml/cid" xmlns:w16="http://schemas.microsoft.com/office/word/2018/wordml" xmlns:w16du="http://schemas.microsoft.com/office/word/2023/wordml/word16du" xmlns:w16sdtdh="http://schemas.microsoft.com/office/word/2020/wordml/sdtdatahash" xmlns:w16sdtfl="http://schemas.microsoft.com/office/word/2024/wordml/sdtformatlock" xmlns:w16se="http://schemas.microsoft.com/office/word/2015/wordml/symex" xmlns:wpg="http://schemas.microsoft.com/office/word/2010/wordprocessingGroup" xmlns:wpi="http://schemas.microsoft.com/office/word/2010/wordprocessingInk" xmlns:wne="http://schemas.microsoft.com/office/word/2006/wordml" xmlns:wps="http://schemas.microsoft.com/office/word/2010/wordprocessingShape" mc:Ignorable="w14 w15 w16se w16cid w16 w16cex w16sdtdh w16sdtfl w16du wp14">
   <w:abstractNum w:abstractNumId="0" w15:restartNumberingAfterBreak="0">
+    <w:nsid w:val="000975FE"/>
+    <w:multiLevelType w:val="multilevel"/>
+    <w:tmpl w:val="A600BF4E"/>
+    <w:lvl w:ilvl="0">
+      <w:start w:val="1"/>
+      <w:numFmt w:val="bullet"/>
+      <w:lvlText w:val=""/>
+      <w:lvlJc w:val="left"/>
+      <w:pPr>
+        <w:tabs>
+          <w:tab w:val="num" w:pos="720"/>
+        </w:tabs>
+        <w:ind w:left="720" w:hanging="360"/>
+      </w:pPr>
+      <w:rPr>
+        <w:rFonts w:ascii="Symbol" w:hAnsi="Symbol" w:hint="default"/>
+        <w:sz w:val="20"/>
+      </w:rPr>
+    </w:lvl>
+    <w:lvl w:ilvl="1" w:tentative="1">
+      <w:start w:val="1"/>
+      <w:numFmt w:val="bullet"/>
+      <w:lvlText w:val="o"/>
+      <w:lvlJc w:val="left"/>
+      <w:pPr>
+        <w:tabs>
+          <w:tab w:val="num" w:pos="1440"/>
+        </w:tabs>
+        <w:ind w:left="1440" w:hanging="360"/>
+      </w:pPr>
+      <w:rPr>
+        <w:rFonts w:ascii="Courier New" w:hAnsi="Courier New" w:hint="default"/>
+        <w:sz w:val="20"/>
+      </w:rPr>
+    </w:lvl>
+    <w:lvl w:ilvl="2" w:tentative="1">
+      <w:start w:val="1"/>
+      <w:numFmt w:val="bullet"/>
+      <w:lvlText w:val=""/>
+      <w:lvlJc w:val="left"/>
+      <w:pPr>
+        <w:tabs>
+          <w:tab w:val="num" w:pos="2160"/>
+        </w:tabs>
+        <w:ind w:left="2160" w:hanging="360"/>
+      </w:pPr>
+      <w:rPr>
+        <w:rFonts w:ascii="Wingdings" w:hAnsi="Wingdings" w:hint="default"/>
+        <w:sz w:val="20"/>
+      </w:rPr>
+    </w:lvl>
+    <w:lvl w:ilvl="3" w:tentative="1">
+      <w:start w:val="1"/>
+      <w:numFmt w:val="bullet"/>
+      <w:lvlText w:val=""/>
+      <w:lvlJc w:val="left"/>
+      <w:pPr>
+        <w:tabs>
+          <w:tab w:val="num" w:pos="2880"/>
+        </w:tabs>
+        <w:ind w:left="2880" w:hanging="360"/>
+      </w:pPr>
+      <w:rPr>
+        <w:rFonts w:ascii="Wingdings" w:hAnsi="Wingdings" w:hint="default"/>
+        <w:sz w:val="20"/>
+      </w:rPr>
+    </w:lvl>
+    <w:lvl w:ilvl="4" w:tentative="1">
+      <w:start w:val="1"/>
+      <w:numFmt w:val="bullet"/>
+      <w:lvlText w:val=""/>
+      <w:lvlJc w:val="left"/>
+      <w:pPr>
+        <w:tabs>
+          <w:tab w:val="num" w:pos="3600"/>
+        </w:tabs>
+        <w:ind w:left="3600" w:hanging="360"/>
+      </w:pPr>
+      <w:rPr>
+        <w:rFonts w:ascii="Wingdings" w:hAnsi="Wingdings" w:hint="default"/>
+        <w:sz w:val="20"/>
+      </w:rPr>
+    </w:lvl>
+    <w:lvl w:ilvl="5" w:tentative="1">
+      <w:start w:val="1"/>
+      <w:numFmt w:val="bullet"/>
+      <w:lvlText w:val=""/>
+      <w:lvlJc w:val="left"/>
+      <w:pPr>
+        <w:tabs>
+          <w:tab w:val="num" w:pos="4320"/>
+        </w:tabs>
+        <w:ind w:left="4320" w:hanging="360"/>
+      </w:pPr>
+      <w:rPr>
+        <w:rFonts w:ascii="Wingdings" w:hAnsi="Wingdings" w:hint="default"/>
+        <w:sz w:val="20"/>
+      </w:rPr>
+    </w:lvl>
+    <w:lvl w:ilvl="6" w:tentative="1">
+      <w:start w:val="1"/>
+      <w:numFmt w:val="bullet"/>
+      <w:lvlText w:val=""/>
+      <w:lvlJc w:val="left"/>
+      <w:pPr>
+        <w:tabs>
+          <w:tab w:val="num" w:pos="5040"/>
+        </w:tabs>
+        <w:ind w:left="5040" w:hanging="360"/>
+      </w:pPr>
+      <w:rPr>
+        <w:rFonts w:ascii="Wingdings" w:hAnsi="Wingdings" w:hint="default"/>
+        <w:sz w:val="20"/>
+      </w:rPr>
+    </w:lvl>
+    <w:lvl w:ilvl="7" w:tentative="1">
+      <w:start w:val="1"/>
+      <w:numFmt w:val="bullet"/>
+      <w:lvlText w:val=""/>
+      <w:lvlJc w:val="left"/>
+      <w:pPr>
+        <w:tabs>
+          <w:tab w:val="num" w:pos="5760"/>
+        </w:tabs>
+        <w:ind w:left="5760" w:hanging="360"/>
+      </w:pPr>
+      <w:rPr>
+        <w:rFonts w:ascii="Wingdings" w:hAnsi="Wingdings" w:hint="default"/>
+        <w:sz w:val="20"/>
+      </w:rPr>
+    </w:lvl>
+    <w:lvl w:ilvl="8" w:tentative="1">
+      <w:start w:val="1"/>
+      <w:numFmt w:val="bullet"/>
+      <w:lvlText w:val=""/>
+      <w:lvlJc w:val="left"/>
+      <w:pPr>
+        <w:tabs>
+          <w:tab w:val="num" w:pos="6480"/>
+        </w:tabs>
+        <w:ind w:left="6480" w:hanging="360"/>
+      </w:pPr>
+      <w:rPr>
+        <w:rFonts w:ascii="Wingdings" w:hAnsi="Wingdings" w:hint="default"/>
+        <w:sz w:val="20"/>
+      </w:rPr>
+    </w:lvl>
+  </w:abstractNum>
+  <w:abstractNum w:abstractNumId="1" w15:restartNumberingAfterBreak="0">
     <w:nsid w:val="002F30AA"/>
     <w:multiLevelType w:val="multilevel"/>
     <w:tmpl w:val="567437FA"/>
@@ -6138,7 +7976,7 @@
       </w:rPr>
     </w:lvl>
   </w:abstractNum>
-  <w:abstractNum w:abstractNumId="1" w15:restartNumberingAfterBreak="0">
+  <w:abstractNum w:abstractNumId="2" w15:restartNumberingAfterBreak="0">
     <w:nsid w:val="003239DF"/>
     <w:multiLevelType w:val="multilevel"/>
     <w:tmpl w:val="DF08B382"/>
@@ -6287,7 +8125,305 @@
       </w:rPr>
     </w:lvl>
   </w:abstractNum>
-  <w:abstractNum w:abstractNumId="2" w15:restartNumberingAfterBreak="0">
+  <w:abstractNum w:abstractNumId="3" w15:restartNumberingAfterBreak="0">
+    <w:nsid w:val="03906323"/>
+    <w:multiLevelType w:val="multilevel"/>
+    <w:tmpl w:val="08C0129A"/>
+    <w:lvl w:ilvl="0">
+      <w:start w:val="1"/>
+      <w:numFmt w:val="bullet"/>
+      <w:lvlText w:val=""/>
+      <w:lvlJc w:val="left"/>
+      <w:pPr>
+        <w:tabs>
+          <w:tab w:val="num" w:pos="720"/>
+        </w:tabs>
+        <w:ind w:left="720" w:hanging="360"/>
+      </w:pPr>
+      <w:rPr>
+        <w:rFonts w:ascii="Symbol" w:hAnsi="Symbol" w:hint="default"/>
+        <w:sz w:val="20"/>
+      </w:rPr>
+    </w:lvl>
+    <w:lvl w:ilvl="1" w:tentative="1">
+      <w:start w:val="1"/>
+      <w:numFmt w:val="bullet"/>
+      <w:lvlText w:val="o"/>
+      <w:lvlJc w:val="left"/>
+      <w:pPr>
+        <w:tabs>
+          <w:tab w:val="num" w:pos="1440"/>
+        </w:tabs>
+        <w:ind w:left="1440" w:hanging="360"/>
+      </w:pPr>
+      <w:rPr>
+        <w:rFonts w:ascii="Courier New" w:hAnsi="Courier New" w:hint="default"/>
+        <w:sz w:val="20"/>
+      </w:rPr>
+    </w:lvl>
+    <w:lvl w:ilvl="2" w:tentative="1">
+      <w:start w:val="1"/>
+      <w:numFmt w:val="bullet"/>
+      <w:lvlText w:val=""/>
+      <w:lvlJc w:val="left"/>
+      <w:pPr>
+        <w:tabs>
+          <w:tab w:val="num" w:pos="2160"/>
+        </w:tabs>
+        <w:ind w:left="2160" w:hanging="360"/>
+      </w:pPr>
+      <w:rPr>
+        <w:rFonts w:ascii="Wingdings" w:hAnsi="Wingdings" w:hint="default"/>
+        <w:sz w:val="20"/>
+      </w:rPr>
+    </w:lvl>
+    <w:lvl w:ilvl="3" w:tentative="1">
+      <w:start w:val="1"/>
+      <w:numFmt w:val="bullet"/>
+      <w:lvlText w:val=""/>
+      <w:lvlJc w:val="left"/>
+      <w:pPr>
+        <w:tabs>
+          <w:tab w:val="num" w:pos="2880"/>
+        </w:tabs>
+        <w:ind w:left="2880" w:hanging="360"/>
+      </w:pPr>
+      <w:rPr>
+        <w:rFonts w:ascii="Wingdings" w:hAnsi="Wingdings" w:hint="default"/>
+        <w:sz w:val="20"/>
+      </w:rPr>
+    </w:lvl>
+    <w:lvl w:ilvl="4" w:tentative="1">
+      <w:start w:val="1"/>
+      <w:numFmt w:val="bullet"/>
+      <w:lvlText w:val=""/>
+      <w:lvlJc w:val="left"/>
+      <w:pPr>
+        <w:tabs>
+          <w:tab w:val="num" w:pos="3600"/>
+        </w:tabs>
+        <w:ind w:left="3600" w:hanging="360"/>
+      </w:pPr>
+      <w:rPr>
+        <w:rFonts w:ascii="Wingdings" w:hAnsi="Wingdings" w:hint="default"/>
+        <w:sz w:val="20"/>
+      </w:rPr>
+    </w:lvl>
+    <w:lvl w:ilvl="5" w:tentative="1">
+      <w:start w:val="1"/>
+      <w:numFmt w:val="bullet"/>
+      <w:lvlText w:val=""/>
+      <w:lvlJc w:val="left"/>
+      <w:pPr>
+        <w:tabs>
+          <w:tab w:val="num" w:pos="4320"/>
+        </w:tabs>
+        <w:ind w:left="4320" w:hanging="360"/>
+      </w:pPr>
+      <w:rPr>
+        <w:rFonts w:ascii="Wingdings" w:hAnsi="Wingdings" w:hint="default"/>
+        <w:sz w:val="20"/>
+      </w:rPr>
+    </w:lvl>
+    <w:lvl w:ilvl="6" w:tentative="1">
+      <w:start w:val="1"/>
+      <w:numFmt w:val="bullet"/>
+      <w:lvlText w:val=""/>
+      <w:lvlJc w:val="left"/>
+      <w:pPr>
+        <w:tabs>
+          <w:tab w:val="num" w:pos="5040"/>
+        </w:tabs>
+        <w:ind w:left="5040" w:hanging="360"/>
+      </w:pPr>
+      <w:rPr>
+        <w:rFonts w:ascii="Wingdings" w:hAnsi="Wingdings" w:hint="default"/>
+        <w:sz w:val="20"/>
+      </w:rPr>
+    </w:lvl>
+    <w:lvl w:ilvl="7" w:tentative="1">
+      <w:start w:val="1"/>
+      <w:numFmt w:val="bullet"/>
+      <w:lvlText w:val=""/>
+      <w:lvlJc w:val="left"/>
+      <w:pPr>
+        <w:tabs>
+          <w:tab w:val="num" w:pos="5760"/>
+        </w:tabs>
+        <w:ind w:left="5760" w:hanging="360"/>
+      </w:pPr>
+      <w:rPr>
+        <w:rFonts w:ascii="Wingdings" w:hAnsi="Wingdings" w:hint="default"/>
+        <w:sz w:val="20"/>
+      </w:rPr>
+    </w:lvl>
+    <w:lvl w:ilvl="8" w:tentative="1">
+      <w:start w:val="1"/>
+      <w:numFmt w:val="bullet"/>
+      <w:lvlText w:val=""/>
+      <w:lvlJc w:val="left"/>
+      <w:pPr>
+        <w:tabs>
+          <w:tab w:val="num" w:pos="6480"/>
+        </w:tabs>
+        <w:ind w:left="6480" w:hanging="360"/>
+      </w:pPr>
+      <w:rPr>
+        <w:rFonts w:ascii="Wingdings" w:hAnsi="Wingdings" w:hint="default"/>
+        <w:sz w:val="20"/>
+      </w:rPr>
+    </w:lvl>
+  </w:abstractNum>
+  <w:abstractNum w:abstractNumId="4" w15:restartNumberingAfterBreak="0">
+    <w:nsid w:val="0F060799"/>
+    <w:multiLevelType w:val="multilevel"/>
+    <w:tmpl w:val="5266AB8E"/>
+    <w:lvl w:ilvl="0">
+      <w:start w:val="1"/>
+      <w:numFmt w:val="bullet"/>
+      <w:lvlText w:val=""/>
+      <w:lvlJc w:val="left"/>
+      <w:pPr>
+        <w:tabs>
+          <w:tab w:val="num" w:pos="720"/>
+        </w:tabs>
+        <w:ind w:left="720" w:hanging="360"/>
+      </w:pPr>
+      <w:rPr>
+        <w:rFonts w:ascii="Symbol" w:hAnsi="Symbol" w:hint="default"/>
+        <w:sz w:val="20"/>
+      </w:rPr>
+    </w:lvl>
+    <w:lvl w:ilvl="1" w:tentative="1">
+      <w:start w:val="1"/>
+      <w:numFmt w:val="bullet"/>
+      <w:lvlText w:val="o"/>
+      <w:lvlJc w:val="left"/>
+      <w:pPr>
+        <w:tabs>
+          <w:tab w:val="num" w:pos="1440"/>
+        </w:tabs>
+        <w:ind w:left="1440" w:hanging="360"/>
+      </w:pPr>
+      <w:rPr>
+        <w:rFonts w:ascii="Courier New" w:hAnsi="Courier New" w:hint="default"/>
+        <w:sz w:val="20"/>
+      </w:rPr>
+    </w:lvl>
+    <w:lvl w:ilvl="2" w:tentative="1">
+      <w:start w:val="1"/>
+      <w:numFmt w:val="bullet"/>
+      <w:lvlText w:val=""/>
+      <w:lvlJc w:val="left"/>
+      <w:pPr>
+        <w:tabs>
+          <w:tab w:val="num" w:pos="2160"/>
+        </w:tabs>
+        <w:ind w:left="2160" w:hanging="360"/>
+      </w:pPr>
+      <w:rPr>
+        <w:rFonts w:ascii="Wingdings" w:hAnsi="Wingdings" w:hint="default"/>
+        <w:sz w:val="20"/>
+      </w:rPr>
+    </w:lvl>
+    <w:lvl w:ilvl="3" w:tentative="1">
+      <w:start w:val="1"/>
+      <w:numFmt w:val="bullet"/>
+      <w:lvlText w:val=""/>
+      <w:lvlJc w:val="left"/>
+      <w:pPr>
+        <w:tabs>
+          <w:tab w:val="num" w:pos="2880"/>
+        </w:tabs>
+        <w:ind w:left="2880" w:hanging="360"/>
+      </w:pPr>
+      <w:rPr>
+        <w:rFonts w:ascii="Wingdings" w:hAnsi="Wingdings" w:hint="default"/>
+        <w:sz w:val="20"/>
+      </w:rPr>
+    </w:lvl>
+    <w:lvl w:ilvl="4" w:tentative="1">
+      <w:start w:val="1"/>
+      <w:numFmt w:val="bullet"/>
+      <w:lvlText w:val=""/>
+      <w:lvlJc w:val="left"/>
+      <w:pPr>
+        <w:tabs>
+          <w:tab w:val="num" w:pos="3600"/>
+        </w:tabs>
+        <w:ind w:left="3600" w:hanging="360"/>
+      </w:pPr>
+      <w:rPr>
+        <w:rFonts w:ascii="Wingdings" w:hAnsi="Wingdings" w:hint="default"/>
+        <w:sz w:val="20"/>
+      </w:rPr>
+    </w:lvl>
+    <w:lvl w:ilvl="5" w:tentative="1">
+      <w:start w:val="1"/>
+      <w:numFmt w:val="bullet"/>
+      <w:lvlText w:val=""/>
+      <w:lvlJc w:val="left"/>
+      <w:pPr>
+        <w:tabs>
+          <w:tab w:val="num" w:pos="4320"/>
+        </w:tabs>
+        <w:ind w:left="4320" w:hanging="360"/>
+      </w:pPr>
+      <w:rPr>
+        <w:rFonts w:ascii="Wingdings" w:hAnsi="Wingdings" w:hint="default"/>
+        <w:sz w:val="20"/>
+      </w:rPr>
+    </w:lvl>
+    <w:lvl w:ilvl="6" w:tentative="1">
+      <w:start w:val="1"/>
+      <w:numFmt w:val="bullet"/>
+      <w:lvlText w:val=""/>
+      <w:lvlJc w:val="left"/>
+      <w:pPr>
+        <w:tabs>
+          <w:tab w:val="num" w:pos="5040"/>
+        </w:tabs>
+        <w:ind w:left="5040" w:hanging="360"/>
+      </w:pPr>
+      <w:rPr>
+        <w:rFonts w:ascii="Wingdings" w:hAnsi="Wingdings" w:hint="default"/>
+        <w:sz w:val="20"/>
+      </w:rPr>
+    </w:lvl>
+    <w:lvl w:ilvl="7" w:tentative="1">
+      <w:start w:val="1"/>
+      <w:numFmt w:val="bullet"/>
+      <w:lvlText w:val=""/>
+      <w:lvlJc w:val="left"/>
+      <w:pPr>
+        <w:tabs>
+          <w:tab w:val="num" w:pos="5760"/>
+        </w:tabs>
+        <w:ind w:left="5760" w:hanging="360"/>
+      </w:pPr>
+      <w:rPr>
+        <w:rFonts w:ascii="Wingdings" w:hAnsi="Wingdings" w:hint="default"/>
+        <w:sz w:val="20"/>
+      </w:rPr>
+    </w:lvl>
+    <w:lvl w:ilvl="8" w:tentative="1">
+      <w:start w:val="1"/>
+      <w:numFmt w:val="bullet"/>
+      <w:lvlText w:val=""/>
+      <w:lvlJc w:val="left"/>
+      <w:pPr>
+        <w:tabs>
+          <w:tab w:val="num" w:pos="6480"/>
+        </w:tabs>
+        <w:ind w:left="6480" w:hanging="360"/>
+      </w:pPr>
+      <w:rPr>
+        <w:rFonts w:ascii="Wingdings" w:hAnsi="Wingdings" w:hint="default"/>
+        <w:sz w:val="20"/>
+      </w:rPr>
+    </w:lvl>
+  </w:abstractNum>
+  <w:abstractNum w:abstractNumId="5" w15:restartNumberingAfterBreak="0">
     <w:nsid w:val="10181D75"/>
     <w:multiLevelType w:val="multilevel"/>
     <w:tmpl w:val="AC6EA84A"/>
@@ -6436,7 +8572,7 @@
       </w:rPr>
     </w:lvl>
   </w:abstractNum>
-  <w:abstractNum w:abstractNumId="3" w15:restartNumberingAfterBreak="0">
+  <w:abstractNum w:abstractNumId="6" w15:restartNumberingAfterBreak="0">
     <w:nsid w:val="103B6A84"/>
     <w:multiLevelType w:val="multilevel"/>
     <w:tmpl w:val="2626FC1A"/>
@@ -6585,7 +8721,156 @@
       </w:rPr>
     </w:lvl>
   </w:abstractNum>
-  <w:abstractNum w:abstractNumId="4" w15:restartNumberingAfterBreak="0">
+  <w:abstractNum w:abstractNumId="7" w15:restartNumberingAfterBreak="0">
+    <w:nsid w:val="183D01E8"/>
+    <w:multiLevelType w:val="multilevel"/>
+    <w:tmpl w:val="C5D64088"/>
+    <w:lvl w:ilvl="0">
+      <w:start w:val="1"/>
+      <w:numFmt w:val="bullet"/>
+      <w:lvlText w:val=""/>
+      <w:lvlJc w:val="left"/>
+      <w:pPr>
+        <w:tabs>
+          <w:tab w:val="num" w:pos="720"/>
+        </w:tabs>
+        <w:ind w:left="720" w:hanging="360"/>
+      </w:pPr>
+      <w:rPr>
+        <w:rFonts w:ascii="Symbol" w:hAnsi="Symbol" w:hint="default"/>
+        <w:sz w:val="20"/>
+      </w:rPr>
+    </w:lvl>
+    <w:lvl w:ilvl="1" w:tentative="1">
+      <w:start w:val="1"/>
+      <w:numFmt w:val="bullet"/>
+      <w:lvlText w:val="o"/>
+      <w:lvlJc w:val="left"/>
+      <w:pPr>
+        <w:tabs>
+          <w:tab w:val="num" w:pos="1440"/>
+        </w:tabs>
+        <w:ind w:left="1440" w:hanging="360"/>
+      </w:pPr>
+      <w:rPr>
+        <w:rFonts w:ascii="Courier New" w:hAnsi="Courier New" w:hint="default"/>
+        <w:sz w:val="20"/>
+      </w:rPr>
+    </w:lvl>
+    <w:lvl w:ilvl="2" w:tentative="1">
+      <w:start w:val="1"/>
+      <w:numFmt w:val="bullet"/>
+      <w:lvlText w:val=""/>
+      <w:lvlJc w:val="left"/>
+      <w:pPr>
+        <w:tabs>
+          <w:tab w:val="num" w:pos="2160"/>
+        </w:tabs>
+        <w:ind w:left="2160" w:hanging="360"/>
+      </w:pPr>
+      <w:rPr>
+        <w:rFonts w:ascii="Wingdings" w:hAnsi="Wingdings" w:hint="default"/>
+        <w:sz w:val="20"/>
+      </w:rPr>
+    </w:lvl>
+    <w:lvl w:ilvl="3" w:tentative="1">
+      <w:start w:val="1"/>
+      <w:numFmt w:val="bullet"/>
+      <w:lvlText w:val=""/>
+      <w:lvlJc w:val="left"/>
+      <w:pPr>
+        <w:tabs>
+          <w:tab w:val="num" w:pos="2880"/>
+        </w:tabs>
+        <w:ind w:left="2880" w:hanging="360"/>
+      </w:pPr>
+      <w:rPr>
+        <w:rFonts w:ascii="Wingdings" w:hAnsi="Wingdings" w:hint="default"/>
+        <w:sz w:val="20"/>
+      </w:rPr>
+    </w:lvl>
+    <w:lvl w:ilvl="4" w:tentative="1">
+      <w:start w:val="1"/>
+      <w:numFmt w:val="bullet"/>
+      <w:lvlText w:val=""/>
+      <w:lvlJc w:val="left"/>
+      <w:pPr>
+        <w:tabs>
+          <w:tab w:val="num" w:pos="3600"/>
+        </w:tabs>
+        <w:ind w:left="3600" w:hanging="360"/>
+      </w:pPr>
+      <w:rPr>
+        <w:rFonts w:ascii="Wingdings" w:hAnsi="Wingdings" w:hint="default"/>
+        <w:sz w:val="20"/>
+      </w:rPr>
+    </w:lvl>
+    <w:lvl w:ilvl="5" w:tentative="1">
+      <w:start w:val="1"/>
+      <w:numFmt w:val="bullet"/>
+      <w:lvlText w:val=""/>
+      <w:lvlJc w:val="left"/>
+      <w:pPr>
+        <w:tabs>
+          <w:tab w:val="num" w:pos="4320"/>
+        </w:tabs>
+        <w:ind w:left="4320" w:hanging="360"/>
+      </w:pPr>
+      <w:rPr>
+        <w:rFonts w:ascii="Wingdings" w:hAnsi="Wingdings" w:hint="default"/>
+        <w:sz w:val="20"/>
+      </w:rPr>
+    </w:lvl>
+    <w:lvl w:ilvl="6" w:tentative="1">
+      <w:start w:val="1"/>
+      <w:numFmt w:val="bullet"/>
+      <w:lvlText w:val=""/>
+      <w:lvlJc w:val="left"/>
+      <w:pPr>
+        <w:tabs>
+          <w:tab w:val="num" w:pos="5040"/>
+        </w:tabs>
+        <w:ind w:left="5040" w:hanging="360"/>
+      </w:pPr>
+      <w:rPr>
+        <w:rFonts w:ascii="Wingdings" w:hAnsi="Wingdings" w:hint="default"/>
+        <w:sz w:val="20"/>
+      </w:rPr>
+    </w:lvl>
+    <w:lvl w:ilvl="7" w:tentative="1">
+      <w:start w:val="1"/>
+      <w:numFmt w:val="bullet"/>
+      <w:lvlText w:val=""/>
+      <w:lvlJc w:val="left"/>
+      <w:pPr>
+        <w:tabs>
+          <w:tab w:val="num" w:pos="5760"/>
+        </w:tabs>
+        <w:ind w:left="5760" w:hanging="360"/>
+      </w:pPr>
+      <w:rPr>
+        <w:rFonts w:ascii="Wingdings" w:hAnsi="Wingdings" w:hint="default"/>
+        <w:sz w:val="20"/>
+      </w:rPr>
+    </w:lvl>
+    <w:lvl w:ilvl="8" w:tentative="1">
+      <w:start w:val="1"/>
+      <w:numFmt w:val="bullet"/>
+      <w:lvlText w:val=""/>
+      <w:lvlJc w:val="left"/>
+      <w:pPr>
+        <w:tabs>
+          <w:tab w:val="num" w:pos="6480"/>
+        </w:tabs>
+        <w:ind w:left="6480" w:hanging="360"/>
+      </w:pPr>
+      <w:rPr>
+        <w:rFonts w:ascii="Wingdings" w:hAnsi="Wingdings" w:hint="default"/>
+        <w:sz w:val="20"/>
+      </w:rPr>
+    </w:lvl>
+  </w:abstractNum>
+  <w:abstractNum w:abstractNumId="8" w15:restartNumberingAfterBreak="0">
     <w:nsid w:val="1D10299A"/>
     <w:multiLevelType w:val="multilevel"/>
     <w:tmpl w:val="6026F8D0"/>
@@ -6734,10 +9019,10 @@
       </w:rPr>
     </w:lvl>
   </w:abstractNum>
-  <w:abstractNum w:abstractNumId="5" w15:restartNumberingAfterBreak="0">
+  <w:abstractNum w:abstractNumId="9" w15:restartNumberingAfterBreak="0">
     <w:nsid w:val="26013819"/>
     <w:multiLevelType w:val="multilevel"/>
-    <w:tmpl w:val="9B487FE4"/>
+    <w:tmpl w:val="8FFC4C0E"/>
     <w:lvl w:ilvl="0">
       <w:start w:val="1"/>
       <w:numFmt w:val="bullet"/>
@@ -6754,20 +9039,16 @@
         <w:sz w:val="20"/>
       </w:rPr>
     </w:lvl>
-    <w:lvl w:ilvl="1" w:tentative="1">
-      <w:start w:val="1"/>
-      <w:numFmt w:val="bullet"/>
-      <w:lvlText w:val="o"/>
-      <w:lvlJc w:val="left"/>
-      <w:pPr>
-        <w:tabs>
-          <w:tab w:val="num" w:pos="1440"/>
-        </w:tabs>
+    <w:lvl w:ilvl="1">
+      <w:start w:val="1"/>
+      <w:numFmt w:val="decimal"/>
+      <w:lvlText w:val="%2."/>
+      <w:lvlJc w:val="left"/>
+      <w:pPr>
         <w:ind w:left="1440" w:hanging="360"/>
       </w:pPr>
       <w:rPr>
-        <w:rFonts w:ascii="Courier New" w:hAnsi="Courier New" w:hint="default"/>
-        <w:sz w:val="20"/>
+        <w:rFonts w:hint="default"/>
       </w:rPr>
     </w:lvl>
     <w:lvl w:ilvl="2" w:tentative="1">
@@ -6883,7 +9164,7 @@
       </w:rPr>
     </w:lvl>
   </w:abstractNum>
-  <w:abstractNum w:abstractNumId="6" w15:restartNumberingAfterBreak="0">
+  <w:abstractNum w:abstractNumId="10" w15:restartNumberingAfterBreak="0">
     <w:nsid w:val="2A82021A"/>
     <w:multiLevelType w:val="multilevel"/>
     <w:tmpl w:val="ADE827D2"/>
@@ -7032,7 +9313,7 @@
       </w:rPr>
     </w:lvl>
   </w:abstractNum>
-  <w:abstractNum w:abstractNumId="7" w15:restartNumberingAfterBreak="0">
+  <w:abstractNum w:abstractNumId="11" w15:restartNumberingAfterBreak="0">
     <w:nsid w:val="2ACC0889"/>
     <w:multiLevelType w:val="multilevel"/>
     <w:tmpl w:val="31D074BE"/>
@@ -7181,7 +9462,156 @@
       </w:rPr>
     </w:lvl>
   </w:abstractNum>
-  <w:abstractNum w:abstractNumId="8" w15:restartNumberingAfterBreak="0">
+  <w:abstractNum w:abstractNumId="12" w15:restartNumberingAfterBreak="0">
+    <w:nsid w:val="2F57512D"/>
+    <w:multiLevelType w:val="multilevel"/>
+    <w:tmpl w:val="01A0CB28"/>
+    <w:lvl w:ilvl="0">
+      <w:start w:val="1"/>
+      <w:numFmt w:val="bullet"/>
+      <w:lvlText w:val=""/>
+      <w:lvlJc w:val="left"/>
+      <w:pPr>
+        <w:tabs>
+          <w:tab w:val="num" w:pos="720"/>
+        </w:tabs>
+        <w:ind w:left="720" w:hanging="360"/>
+      </w:pPr>
+      <w:rPr>
+        <w:rFonts w:ascii="Symbol" w:hAnsi="Symbol" w:hint="default"/>
+        <w:sz w:val="20"/>
+      </w:rPr>
+    </w:lvl>
+    <w:lvl w:ilvl="1" w:tentative="1">
+      <w:start w:val="1"/>
+      <w:numFmt w:val="bullet"/>
+      <w:lvlText w:val="o"/>
+      <w:lvlJc w:val="left"/>
+      <w:pPr>
+        <w:tabs>
+          <w:tab w:val="num" w:pos="1440"/>
+        </w:tabs>
+        <w:ind w:left="1440" w:hanging="360"/>
+      </w:pPr>
+      <w:rPr>
+        <w:rFonts w:ascii="Courier New" w:hAnsi="Courier New" w:hint="default"/>
+        <w:sz w:val="20"/>
+      </w:rPr>
+    </w:lvl>
+    <w:lvl w:ilvl="2" w:tentative="1">
+      <w:start w:val="1"/>
+      <w:numFmt w:val="bullet"/>
+      <w:lvlText w:val=""/>
+      <w:lvlJc w:val="left"/>
+      <w:pPr>
+        <w:tabs>
+          <w:tab w:val="num" w:pos="2160"/>
+        </w:tabs>
+        <w:ind w:left="2160" w:hanging="360"/>
+      </w:pPr>
+      <w:rPr>
+        <w:rFonts w:ascii="Wingdings" w:hAnsi="Wingdings" w:hint="default"/>
+        <w:sz w:val="20"/>
+      </w:rPr>
+    </w:lvl>
+    <w:lvl w:ilvl="3" w:tentative="1">
+      <w:start w:val="1"/>
+      <w:numFmt w:val="bullet"/>
+      <w:lvlText w:val=""/>
+      <w:lvlJc w:val="left"/>
+      <w:pPr>
+        <w:tabs>
+          <w:tab w:val="num" w:pos="2880"/>
+        </w:tabs>
+        <w:ind w:left="2880" w:hanging="360"/>
+      </w:pPr>
+      <w:rPr>
+        <w:rFonts w:ascii="Wingdings" w:hAnsi="Wingdings" w:hint="default"/>
+        <w:sz w:val="20"/>
+      </w:rPr>
+    </w:lvl>
+    <w:lvl w:ilvl="4" w:tentative="1">
+      <w:start w:val="1"/>
+      <w:numFmt w:val="bullet"/>
+      <w:lvlText w:val=""/>
+      <w:lvlJc w:val="left"/>
+      <w:pPr>
+        <w:tabs>
+          <w:tab w:val="num" w:pos="3600"/>
+        </w:tabs>
+        <w:ind w:left="3600" w:hanging="360"/>
+      </w:pPr>
+      <w:rPr>
+        <w:rFonts w:ascii="Wingdings" w:hAnsi="Wingdings" w:hint="default"/>
+        <w:sz w:val="20"/>
+      </w:rPr>
+    </w:lvl>
+    <w:lvl w:ilvl="5" w:tentative="1">
+      <w:start w:val="1"/>
+      <w:numFmt w:val="bullet"/>
+      <w:lvlText w:val=""/>
+      <w:lvlJc w:val="left"/>
+      <w:pPr>
+        <w:tabs>
+          <w:tab w:val="num" w:pos="4320"/>
+        </w:tabs>
+        <w:ind w:left="4320" w:hanging="360"/>
+      </w:pPr>
+      <w:rPr>
+        <w:rFonts w:ascii="Wingdings" w:hAnsi="Wingdings" w:hint="default"/>
+        <w:sz w:val="20"/>
+      </w:rPr>
+    </w:lvl>
+    <w:lvl w:ilvl="6" w:tentative="1">
+      <w:start w:val="1"/>
+      <w:numFmt w:val="bullet"/>
+      <w:lvlText w:val=""/>
+      <w:lvlJc w:val="left"/>
+      <w:pPr>
+        <w:tabs>
+          <w:tab w:val="num" w:pos="5040"/>
+        </w:tabs>
+        <w:ind w:left="5040" w:hanging="360"/>
+      </w:pPr>
+      <w:rPr>
+        <w:rFonts w:ascii="Wingdings" w:hAnsi="Wingdings" w:hint="default"/>
+        <w:sz w:val="20"/>
+      </w:rPr>
+    </w:lvl>
+    <w:lvl w:ilvl="7" w:tentative="1">
+      <w:start w:val="1"/>
+      <w:numFmt w:val="bullet"/>
+      <w:lvlText w:val=""/>
+      <w:lvlJc w:val="left"/>
+      <w:pPr>
+        <w:tabs>
+          <w:tab w:val="num" w:pos="5760"/>
+        </w:tabs>
+        <w:ind w:left="5760" w:hanging="360"/>
+      </w:pPr>
+      <w:rPr>
+        <w:rFonts w:ascii="Wingdings" w:hAnsi="Wingdings" w:hint="default"/>
+        <w:sz w:val="20"/>
+      </w:rPr>
+    </w:lvl>
+    <w:lvl w:ilvl="8" w:tentative="1">
+      <w:start w:val="1"/>
+      <w:numFmt w:val="bullet"/>
+      <w:lvlText w:val=""/>
+      <w:lvlJc w:val="left"/>
+      <w:pPr>
+        <w:tabs>
+          <w:tab w:val="num" w:pos="6480"/>
+        </w:tabs>
+        <w:ind w:left="6480" w:hanging="360"/>
+      </w:pPr>
+      <w:rPr>
+        <w:rFonts w:ascii="Wingdings" w:hAnsi="Wingdings" w:hint="default"/>
+        <w:sz w:val="20"/>
+      </w:rPr>
+    </w:lvl>
+  </w:abstractNum>
+  <w:abstractNum w:abstractNumId="13" w15:restartNumberingAfterBreak="0">
     <w:nsid w:val="338B0AAA"/>
     <w:multiLevelType w:val="multilevel"/>
     <w:tmpl w:val="9446EA02"/>
@@ -7330,7 +9760,7 @@
       </w:rPr>
     </w:lvl>
   </w:abstractNum>
-  <w:abstractNum w:abstractNumId="9" w15:restartNumberingAfterBreak="0">
+  <w:abstractNum w:abstractNumId="14" w15:restartNumberingAfterBreak="0">
     <w:nsid w:val="35C50532"/>
     <w:multiLevelType w:val="multilevel"/>
     <w:tmpl w:val="DFA435CC"/>
@@ -7479,7 +9909,454 @@
       </w:rPr>
     </w:lvl>
   </w:abstractNum>
-  <w:abstractNum w:abstractNumId="10" w15:restartNumberingAfterBreak="0">
+  <w:abstractNum w:abstractNumId="15" w15:restartNumberingAfterBreak="0">
+    <w:nsid w:val="3A9D4D38"/>
+    <w:multiLevelType w:val="multilevel"/>
+    <w:tmpl w:val="672CA42A"/>
+    <w:lvl w:ilvl="0">
+      <w:start w:val="1"/>
+      <w:numFmt w:val="bullet"/>
+      <w:lvlText w:val=""/>
+      <w:lvlJc w:val="left"/>
+      <w:pPr>
+        <w:tabs>
+          <w:tab w:val="num" w:pos="720"/>
+        </w:tabs>
+        <w:ind w:left="720" w:hanging="360"/>
+      </w:pPr>
+      <w:rPr>
+        <w:rFonts w:ascii="Symbol" w:hAnsi="Symbol" w:hint="default"/>
+        <w:sz w:val="20"/>
+      </w:rPr>
+    </w:lvl>
+    <w:lvl w:ilvl="1" w:tentative="1">
+      <w:start w:val="1"/>
+      <w:numFmt w:val="bullet"/>
+      <w:lvlText w:val="o"/>
+      <w:lvlJc w:val="left"/>
+      <w:pPr>
+        <w:tabs>
+          <w:tab w:val="num" w:pos="1440"/>
+        </w:tabs>
+        <w:ind w:left="1440" w:hanging="360"/>
+      </w:pPr>
+      <w:rPr>
+        <w:rFonts w:ascii="Courier New" w:hAnsi="Courier New" w:hint="default"/>
+        <w:sz w:val="20"/>
+      </w:rPr>
+    </w:lvl>
+    <w:lvl w:ilvl="2" w:tentative="1">
+      <w:start w:val="1"/>
+      <w:numFmt w:val="bullet"/>
+      <w:lvlText w:val=""/>
+      <w:lvlJc w:val="left"/>
+      <w:pPr>
+        <w:tabs>
+          <w:tab w:val="num" w:pos="2160"/>
+        </w:tabs>
+        <w:ind w:left="2160" w:hanging="360"/>
+      </w:pPr>
+      <w:rPr>
+        <w:rFonts w:ascii="Wingdings" w:hAnsi="Wingdings" w:hint="default"/>
+        <w:sz w:val="20"/>
+      </w:rPr>
+    </w:lvl>
+    <w:lvl w:ilvl="3" w:tentative="1">
+      <w:start w:val="1"/>
+      <w:numFmt w:val="bullet"/>
+      <w:lvlText w:val=""/>
+      <w:lvlJc w:val="left"/>
+      <w:pPr>
+        <w:tabs>
+          <w:tab w:val="num" w:pos="2880"/>
+        </w:tabs>
+        <w:ind w:left="2880" w:hanging="360"/>
+      </w:pPr>
+      <w:rPr>
+        <w:rFonts w:ascii="Wingdings" w:hAnsi="Wingdings" w:hint="default"/>
+        <w:sz w:val="20"/>
+      </w:rPr>
+    </w:lvl>
+    <w:lvl w:ilvl="4" w:tentative="1">
+      <w:start w:val="1"/>
+      <w:numFmt w:val="bullet"/>
+      <w:lvlText w:val=""/>
+      <w:lvlJc w:val="left"/>
+      <w:pPr>
+        <w:tabs>
+          <w:tab w:val="num" w:pos="3600"/>
+        </w:tabs>
+        <w:ind w:left="3600" w:hanging="360"/>
+      </w:pPr>
+      <w:rPr>
+        <w:rFonts w:ascii="Wingdings" w:hAnsi="Wingdings" w:hint="default"/>
+        <w:sz w:val="20"/>
+      </w:rPr>
+    </w:lvl>
+    <w:lvl w:ilvl="5" w:tentative="1">
+      <w:start w:val="1"/>
+      <w:numFmt w:val="bullet"/>
+      <w:lvlText w:val=""/>
+      <w:lvlJc w:val="left"/>
+      <w:pPr>
+        <w:tabs>
+          <w:tab w:val="num" w:pos="4320"/>
+        </w:tabs>
+        <w:ind w:left="4320" w:hanging="360"/>
+      </w:pPr>
+      <w:rPr>
+        <w:rFonts w:ascii="Wingdings" w:hAnsi="Wingdings" w:hint="default"/>
+        <w:sz w:val="20"/>
+      </w:rPr>
+    </w:lvl>
+    <w:lvl w:ilvl="6" w:tentative="1">
+      <w:start w:val="1"/>
+      <w:numFmt w:val="bullet"/>
+      <w:lvlText w:val=""/>
+      <w:lvlJc w:val="left"/>
+      <w:pPr>
+        <w:tabs>
+          <w:tab w:val="num" w:pos="5040"/>
+        </w:tabs>
+        <w:ind w:left="5040" w:hanging="360"/>
+      </w:pPr>
+      <w:rPr>
+        <w:rFonts w:ascii="Wingdings" w:hAnsi="Wingdings" w:hint="default"/>
+        <w:sz w:val="20"/>
+      </w:rPr>
+    </w:lvl>
+    <w:lvl w:ilvl="7" w:tentative="1">
+      <w:start w:val="1"/>
+      <w:numFmt w:val="bullet"/>
+      <w:lvlText w:val=""/>
+      <w:lvlJc w:val="left"/>
+      <w:pPr>
+        <w:tabs>
+          <w:tab w:val="num" w:pos="5760"/>
+        </w:tabs>
+        <w:ind w:left="5760" w:hanging="360"/>
+      </w:pPr>
+      <w:rPr>
+        <w:rFonts w:ascii="Wingdings" w:hAnsi="Wingdings" w:hint="default"/>
+        <w:sz w:val="20"/>
+      </w:rPr>
+    </w:lvl>
+    <w:lvl w:ilvl="8" w:tentative="1">
+      <w:start w:val="1"/>
+      <w:numFmt w:val="bullet"/>
+      <w:lvlText w:val=""/>
+      <w:lvlJc w:val="left"/>
+      <w:pPr>
+        <w:tabs>
+          <w:tab w:val="num" w:pos="6480"/>
+        </w:tabs>
+        <w:ind w:left="6480" w:hanging="360"/>
+      </w:pPr>
+      <w:rPr>
+        <w:rFonts w:ascii="Wingdings" w:hAnsi="Wingdings" w:hint="default"/>
+        <w:sz w:val="20"/>
+      </w:rPr>
+    </w:lvl>
+  </w:abstractNum>
+  <w:abstractNum w:abstractNumId="16" w15:restartNumberingAfterBreak="0">
+    <w:nsid w:val="41453301"/>
+    <w:multiLevelType w:val="multilevel"/>
+    <w:tmpl w:val="EDEE66D6"/>
+    <w:lvl w:ilvl="0">
+      <w:start w:val="1"/>
+      <w:numFmt w:val="bullet"/>
+      <w:lvlText w:val=""/>
+      <w:lvlJc w:val="left"/>
+      <w:pPr>
+        <w:tabs>
+          <w:tab w:val="num" w:pos="720"/>
+        </w:tabs>
+        <w:ind w:left="720" w:hanging="360"/>
+      </w:pPr>
+      <w:rPr>
+        <w:rFonts w:ascii="Symbol" w:hAnsi="Symbol" w:hint="default"/>
+        <w:sz w:val="20"/>
+      </w:rPr>
+    </w:lvl>
+    <w:lvl w:ilvl="1" w:tentative="1">
+      <w:start w:val="1"/>
+      <w:numFmt w:val="bullet"/>
+      <w:lvlText w:val="o"/>
+      <w:lvlJc w:val="left"/>
+      <w:pPr>
+        <w:tabs>
+          <w:tab w:val="num" w:pos="1440"/>
+        </w:tabs>
+        <w:ind w:left="1440" w:hanging="360"/>
+      </w:pPr>
+      <w:rPr>
+        <w:rFonts w:ascii="Courier New" w:hAnsi="Courier New" w:hint="default"/>
+        <w:sz w:val="20"/>
+      </w:rPr>
+    </w:lvl>
+    <w:lvl w:ilvl="2" w:tentative="1">
+      <w:start w:val="1"/>
+      <w:numFmt w:val="bullet"/>
+      <w:lvlText w:val=""/>
+      <w:lvlJc w:val="left"/>
+      <w:pPr>
+        <w:tabs>
+          <w:tab w:val="num" w:pos="2160"/>
+        </w:tabs>
+        <w:ind w:left="2160" w:hanging="360"/>
+      </w:pPr>
+      <w:rPr>
+        <w:rFonts w:ascii="Wingdings" w:hAnsi="Wingdings" w:hint="default"/>
+        <w:sz w:val="20"/>
+      </w:rPr>
+    </w:lvl>
+    <w:lvl w:ilvl="3" w:tentative="1">
+      <w:start w:val="1"/>
+      <w:numFmt w:val="bullet"/>
+      <w:lvlText w:val=""/>
+      <w:lvlJc w:val="left"/>
+      <w:pPr>
+        <w:tabs>
+          <w:tab w:val="num" w:pos="2880"/>
+        </w:tabs>
+        <w:ind w:left="2880" w:hanging="360"/>
+      </w:pPr>
+      <w:rPr>
+        <w:rFonts w:ascii="Wingdings" w:hAnsi="Wingdings" w:hint="default"/>
+        <w:sz w:val="20"/>
+      </w:rPr>
+    </w:lvl>
+    <w:lvl w:ilvl="4" w:tentative="1">
+      <w:start w:val="1"/>
+      <w:numFmt w:val="bullet"/>
+      <w:lvlText w:val=""/>
+      <w:lvlJc w:val="left"/>
+      <w:pPr>
+        <w:tabs>
+          <w:tab w:val="num" w:pos="3600"/>
+        </w:tabs>
+        <w:ind w:left="3600" w:hanging="360"/>
+      </w:pPr>
+      <w:rPr>
+        <w:rFonts w:ascii="Wingdings" w:hAnsi="Wingdings" w:hint="default"/>
+        <w:sz w:val="20"/>
+      </w:rPr>
+    </w:lvl>
+    <w:lvl w:ilvl="5" w:tentative="1">
+      <w:start w:val="1"/>
+      <w:numFmt w:val="bullet"/>
+      <w:lvlText w:val=""/>
+      <w:lvlJc w:val="left"/>
+      <w:pPr>
+        <w:tabs>
+          <w:tab w:val="num" w:pos="4320"/>
+        </w:tabs>
+        <w:ind w:left="4320" w:hanging="360"/>
+      </w:pPr>
+      <w:rPr>
+        <w:rFonts w:ascii="Wingdings" w:hAnsi="Wingdings" w:hint="default"/>
+        <w:sz w:val="20"/>
+      </w:rPr>
+    </w:lvl>
+    <w:lvl w:ilvl="6" w:tentative="1">
+      <w:start w:val="1"/>
+      <w:numFmt w:val="bullet"/>
+      <w:lvlText w:val=""/>
+      <w:lvlJc w:val="left"/>
+      <w:pPr>
+        <w:tabs>
+          <w:tab w:val="num" w:pos="5040"/>
+        </w:tabs>
+        <w:ind w:left="5040" w:hanging="360"/>
+      </w:pPr>
+      <w:rPr>
+        <w:rFonts w:ascii="Wingdings" w:hAnsi="Wingdings" w:hint="default"/>
+        <w:sz w:val="20"/>
+      </w:rPr>
+    </w:lvl>
+    <w:lvl w:ilvl="7" w:tentative="1">
+      <w:start w:val="1"/>
+      <w:numFmt w:val="bullet"/>
+      <w:lvlText w:val=""/>
+      <w:lvlJc w:val="left"/>
+      <w:pPr>
+        <w:tabs>
+          <w:tab w:val="num" w:pos="5760"/>
+        </w:tabs>
+        <w:ind w:left="5760" w:hanging="360"/>
+      </w:pPr>
+      <w:rPr>
+        <w:rFonts w:ascii="Wingdings" w:hAnsi="Wingdings" w:hint="default"/>
+        <w:sz w:val="20"/>
+      </w:rPr>
+    </w:lvl>
+    <w:lvl w:ilvl="8" w:tentative="1">
+      <w:start w:val="1"/>
+      <w:numFmt w:val="bullet"/>
+      <w:lvlText w:val=""/>
+      <w:lvlJc w:val="left"/>
+      <w:pPr>
+        <w:tabs>
+          <w:tab w:val="num" w:pos="6480"/>
+        </w:tabs>
+        <w:ind w:left="6480" w:hanging="360"/>
+      </w:pPr>
+      <w:rPr>
+        <w:rFonts w:ascii="Wingdings" w:hAnsi="Wingdings" w:hint="default"/>
+        <w:sz w:val="20"/>
+      </w:rPr>
+    </w:lvl>
+  </w:abstractNum>
+  <w:abstractNum w:abstractNumId="17" w15:restartNumberingAfterBreak="0">
+    <w:nsid w:val="43D930AD"/>
+    <w:multiLevelType w:val="multilevel"/>
+    <w:tmpl w:val="1EAC0F48"/>
+    <w:lvl w:ilvl="0">
+      <w:start w:val="1"/>
+      <w:numFmt w:val="bullet"/>
+      <w:lvlText w:val=""/>
+      <w:lvlJc w:val="left"/>
+      <w:pPr>
+        <w:tabs>
+          <w:tab w:val="num" w:pos="720"/>
+        </w:tabs>
+        <w:ind w:left="720" w:hanging="360"/>
+      </w:pPr>
+      <w:rPr>
+        <w:rFonts w:ascii="Symbol" w:hAnsi="Symbol" w:hint="default"/>
+        <w:sz w:val="20"/>
+      </w:rPr>
+    </w:lvl>
+    <w:lvl w:ilvl="1" w:tentative="1">
+      <w:start w:val="1"/>
+      <w:numFmt w:val="bullet"/>
+      <w:lvlText w:val="o"/>
+      <w:lvlJc w:val="left"/>
+      <w:pPr>
+        <w:tabs>
+          <w:tab w:val="num" w:pos="1440"/>
+        </w:tabs>
+        <w:ind w:left="1440" w:hanging="360"/>
+      </w:pPr>
+      <w:rPr>
+        <w:rFonts w:ascii="Courier New" w:hAnsi="Courier New" w:hint="default"/>
+        <w:sz w:val="20"/>
+      </w:rPr>
+    </w:lvl>
+    <w:lvl w:ilvl="2" w:tentative="1">
+      <w:start w:val="1"/>
+      <w:numFmt w:val="bullet"/>
+      <w:lvlText w:val=""/>
+      <w:lvlJc w:val="left"/>
+      <w:pPr>
+        <w:tabs>
+          <w:tab w:val="num" w:pos="2160"/>
+        </w:tabs>
+        <w:ind w:left="2160" w:hanging="360"/>
+      </w:pPr>
+      <w:rPr>
+        <w:rFonts w:ascii="Wingdings" w:hAnsi="Wingdings" w:hint="default"/>
+        <w:sz w:val="20"/>
+      </w:rPr>
+    </w:lvl>
+    <w:lvl w:ilvl="3" w:tentative="1">
+      <w:start w:val="1"/>
+      <w:numFmt w:val="bullet"/>
+      <w:lvlText w:val=""/>
+      <w:lvlJc w:val="left"/>
+      <w:pPr>
+        <w:tabs>
+          <w:tab w:val="num" w:pos="2880"/>
+        </w:tabs>
+        <w:ind w:left="2880" w:hanging="360"/>
+      </w:pPr>
+      <w:rPr>
+        <w:rFonts w:ascii="Wingdings" w:hAnsi="Wingdings" w:hint="default"/>
+        <w:sz w:val="20"/>
+      </w:rPr>
+    </w:lvl>
+    <w:lvl w:ilvl="4" w:tentative="1">
+      <w:start w:val="1"/>
+      <w:numFmt w:val="bullet"/>
+      <w:lvlText w:val=""/>
+      <w:lvlJc w:val="left"/>
+      <w:pPr>
+        <w:tabs>
+          <w:tab w:val="num" w:pos="3600"/>
+        </w:tabs>
+        <w:ind w:left="3600" w:hanging="360"/>
+      </w:pPr>
+      <w:rPr>
+        <w:rFonts w:ascii="Wingdings" w:hAnsi="Wingdings" w:hint="default"/>
+        <w:sz w:val="20"/>
+      </w:rPr>
+    </w:lvl>
+    <w:lvl w:ilvl="5" w:tentative="1">
+      <w:start w:val="1"/>
+      <w:numFmt w:val="bullet"/>
+      <w:lvlText w:val=""/>
+      <w:lvlJc w:val="left"/>
+      <w:pPr>
+        <w:tabs>
+          <w:tab w:val="num" w:pos="4320"/>
+        </w:tabs>
+        <w:ind w:left="4320" w:hanging="360"/>
+      </w:pPr>
+      <w:rPr>
+        <w:rFonts w:ascii="Wingdings" w:hAnsi="Wingdings" w:hint="default"/>
+        <w:sz w:val="20"/>
+      </w:rPr>
+    </w:lvl>
+    <w:lvl w:ilvl="6" w:tentative="1">
+      <w:start w:val="1"/>
+      <w:numFmt w:val="bullet"/>
+      <w:lvlText w:val=""/>
+      <w:lvlJc w:val="left"/>
+      <w:pPr>
+        <w:tabs>
+          <w:tab w:val="num" w:pos="5040"/>
+        </w:tabs>
+        <w:ind w:left="5040" w:hanging="360"/>
+      </w:pPr>
+      <w:rPr>
+        <w:rFonts w:ascii="Wingdings" w:hAnsi="Wingdings" w:hint="default"/>
+        <w:sz w:val="20"/>
+      </w:rPr>
+    </w:lvl>
+    <w:lvl w:ilvl="7" w:tentative="1">
+      <w:start w:val="1"/>
+      <w:numFmt w:val="bullet"/>
+      <w:lvlText w:val=""/>
+      <w:lvlJc w:val="left"/>
+      <w:pPr>
+        <w:tabs>
+          <w:tab w:val="num" w:pos="5760"/>
+        </w:tabs>
+        <w:ind w:left="5760" w:hanging="360"/>
+      </w:pPr>
+      <w:rPr>
+        <w:rFonts w:ascii="Wingdings" w:hAnsi="Wingdings" w:hint="default"/>
+        <w:sz w:val="20"/>
+      </w:rPr>
+    </w:lvl>
+    <w:lvl w:ilvl="8" w:tentative="1">
+      <w:start w:val="1"/>
+      <w:numFmt w:val="bullet"/>
+      <w:lvlText w:val=""/>
+      <w:lvlJc w:val="left"/>
+      <w:pPr>
+        <w:tabs>
+          <w:tab w:val="num" w:pos="6480"/>
+        </w:tabs>
+        <w:ind w:left="6480" w:hanging="360"/>
+      </w:pPr>
+      <w:rPr>
+        <w:rFonts w:ascii="Wingdings" w:hAnsi="Wingdings" w:hint="default"/>
+        <w:sz w:val="20"/>
+      </w:rPr>
+    </w:lvl>
+  </w:abstractNum>
+  <w:abstractNum w:abstractNumId="18" w15:restartNumberingAfterBreak="0">
     <w:nsid w:val="44A65E88"/>
     <w:multiLevelType w:val="multilevel"/>
     <w:tmpl w:val="AD228B06"/>
@@ -7628,7 +10505,7 @@
       </w:rPr>
     </w:lvl>
   </w:abstractNum>
-  <w:abstractNum w:abstractNumId="11" w15:restartNumberingAfterBreak="0">
+  <w:abstractNum w:abstractNumId="19" w15:restartNumberingAfterBreak="0">
     <w:nsid w:val="466B3BDF"/>
     <w:multiLevelType w:val="multilevel"/>
     <w:tmpl w:val="3D2E62F0"/>
@@ -7777,7 +10654,7 @@
       </w:rPr>
     </w:lvl>
   </w:abstractNum>
-  <w:abstractNum w:abstractNumId="12" w15:restartNumberingAfterBreak="0">
+  <w:abstractNum w:abstractNumId="20" w15:restartNumberingAfterBreak="0">
     <w:nsid w:val="484D6738"/>
     <w:multiLevelType w:val="multilevel"/>
     <w:tmpl w:val="2DB6E58C"/>
@@ -7926,7 +10803,7 @@
       </w:rPr>
     </w:lvl>
   </w:abstractNum>
-  <w:abstractNum w:abstractNumId="13" w15:restartNumberingAfterBreak="0">
+  <w:abstractNum w:abstractNumId="21" w15:restartNumberingAfterBreak="0">
     <w:nsid w:val="4BAB2A34"/>
     <w:multiLevelType w:val="multilevel"/>
     <w:tmpl w:val="6A5A55B4"/>
@@ -8075,7 +10952,7 @@
       </w:rPr>
     </w:lvl>
   </w:abstractNum>
-  <w:abstractNum w:abstractNumId="14" w15:restartNumberingAfterBreak="0">
+  <w:abstractNum w:abstractNumId="22" w15:restartNumberingAfterBreak="0">
     <w:nsid w:val="50D24FE7"/>
     <w:multiLevelType w:val="multilevel"/>
     <w:tmpl w:val="2E304EDE"/>
@@ -8224,7 +11101,156 @@
       </w:rPr>
     </w:lvl>
   </w:abstractNum>
-  <w:abstractNum w:abstractNumId="15" w15:restartNumberingAfterBreak="0">
+  <w:abstractNum w:abstractNumId="23" w15:restartNumberingAfterBreak="0">
+    <w:nsid w:val="55AB4FE7"/>
+    <w:multiLevelType w:val="multilevel"/>
+    <w:tmpl w:val="3F2CEF2E"/>
+    <w:lvl w:ilvl="0">
+      <w:start w:val="1"/>
+      <w:numFmt w:val="bullet"/>
+      <w:lvlText w:val=""/>
+      <w:lvlJc w:val="left"/>
+      <w:pPr>
+        <w:tabs>
+          <w:tab w:val="num" w:pos="720"/>
+        </w:tabs>
+        <w:ind w:left="720" w:hanging="360"/>
+      </w:pPr>
+      <w:rPr>
+        <w:rFonts w:ascii="Symbol" w:hAnsi="Symbol" w:hint="default"/>
+        <w:sz w:val="20"/>
+      </w:rPr>
+    </w:lvl>
+    <w:lvl w:ilvl="1" w:tentative="1">
+      <w:start w:val="1"/>
+      <w:numFmt w:val="bullet"/>
+      <w:lvlText w:val="o"/>
+      <w:lvlJc w:val="left"/>
+      <w:pPr>
+        <w:tabs>
+          <w:tab w:val="num" w:pos="1440"/>
+        </w:tabs>
+        <w:ind w:left="1440" w:hanging="360"/>
+      </w:pPr>
+      <w:rPr>
+        <w:rFonts w:ascii="Courier New" w:hAnsi="Courier New" w:hint="default"/>
+        <w:sz w:val="20"/>
+      </w:rPr>
+    </w:lvl>
+    <w:lvl w:ilvl="2" w:tentative="1">
+      <w:start w:val="1"/>
+      <w:numFmt w:val="bullet"/>
+      <w:lvlText w:val=""/>
+      <w:lvlJc w:val="left"/>
+      <w:pPr>
+        <w:tabs>
+          <w:tab w:val="num" w:pos="2160"/>
+        </w:tabs>
+        <w:ind w:left="2160" w:hanging="360"/>
+      </w:pPr>
+      <w:rPr>
+        <w:rFonts w:ascii="Wingdings" w:hAnsi="Wingdings" w:hint="default"/>
+        <w:sz w:val="20"/>
+      </w:rPr>
+    </w:lvl>
+    <w:lvl w:ilvl="3" w:tentative="1">
+      <w:start w:val="1"/>
+      <w:numFmt w:val="bullet"/>
+      <w:lvlText w:val=""/>
+      <w:lvlJc w:val="left"/>
+      <w:pPr>
+        <w:tabs>
+          <w:tab w:val="num" w:pos="2880"/>
+        </w:tabs>
+        <w:ind w:left="2880" w:hanging="360"/>
+      </w:pPr>
+      <w:rPr>
+        <w:rFonts w:ascii="Wingdings" w:hAnsi="Wingdings" w:hint="default"/>
+        <w:sz w:val="20"/>
+      </w:rPr>
+    </w:lvl>
+    <w:lvl w:ilvl="4" w:tentative="1">
+      <w:start w:val="1"/>
+      <w:numFmt w:val="bullet"/>
+      <w:lvlText w:val=""/>
+      <w:lvlJc w:val="left"/>
+      <w:pPr>
+        <w:tabs>
+          <w:tab w:val="num" w:pos="3600"/>
+        </w:tabs>
+        <w:ind w:left="3600" w:hanging="360"/>
+      </w:pPr>
+      <w:rPr>
+        <w:rFonts w:ascii="Wingdings" w:hAnsi="Wingdings" w:hint="default"/>
+        <w:sz w:val="20"/>
+      </w:rPr>
+    </w:lvl>
+    <w:lvl w:ilvl="5" w:tentative="1">
+      <w:start w:val="1"/>
+      <w:numFmt w:val="bullet"/>
+      <w:lvlText w:val=""/>
+      <w:lvlJc w:val="left"/>
+      <w:pPr>
+        <w:tabs>
+          <w:tab w:val="num" w:pos="4320"/>
+        </w:tabs>
+        <w:ind w:left="4320" w:hanging="360"/>
+      </w:pPr>
+      <w:rPr>
+        <w:rFonts w:ascii="Wingdings" w:hAnsi="Wingdings" w:hint="default"/>
+        <w:sz w:val="20"/>
+      </w:rPr>
+    </w:lvl>
+    <w:lvl w:ilvl="6" w:tentative="1">
+      <w:start w:val="1"/>
+      <w:numFmt w:val="bullet"/>
+      <w:lvlText w:val=""/>
+      <w:lvlJc w:val="left"/>
+      <w:pPr>
+        <w:tabs>
+          <w:tab w:val="num" w:pos="5040"/>
+        </w:tabs>
+        <w:ind w:left="5040" w:hanging="360"/>
+      </w:pPr>
+      <w:rPr>
+        <w:rFonts w:ascii="Wingdings" w:hAnsi="Wingdings" w:hint="default"/>
+        <w:sz w:val="20"/>
+      </w:rPr>
+    </w:lvl>
+    <w:lvl w:ilvl="7" w:tentative="1">
+      <w:start w:val="1"/>
+      <w:numFmt w:val="bullet"/>
+      <w:lvlText w:val=""/>
+      <w:lvlJc w:val="left"/>
+      <w:pPr>
+        <w:tabs>
+          <w:tab w:val="num" w:pos="5760"/>
+        </w:tabs>
+        <w:ind w:left="5760" w:hanging="360"/>
+      </w:pPr>
+      <w:rPr>
+        <w:rFonts w:ascii="Wingdings" w:hAnsi="Wingdings" w:hint="default"/>
+        <w:sz w:val="20"/>
+      </w:rPr>
+    </w:lvl>
+    <w:lvl w:ilvl="8" w:tentative="1">
+      <w:start w:val="1"/>
+      <w:numFmt w:val="bullet"/>
+      <w:lvlText w:val=""/>
+      <w:lvlJc w:val="left"/>
+      <w:pPr>
+        <w:tabs>
+          <w:tab w:val="num" w:pos="6480"/>
+        </w:tabs>
+        <w:ind w:left="6480" w:hanging="360"/>
+      </w:pPr>
+      <w:rPr>
+        <w:rFonts w:ascii="Wingdings" w:hAnsi="Wingdings" w:hint="default"/>
+        <w:sz w:val="20"/>
+      </w:rPr>
+    </w:lvl>
+  </w:abstractNum>
+  <w:abstractNum w:abstractNumId="24" w15:restartNumberingAfterBreak="0">
     <w:nsid w:val="5D0E35BD"/>
     <w:multiLevelType w:val="multilevel"/>
     <w:tmpl w:val="87B21CEC"/>
@@ -8373,7 +11399,305 @@
       </w:rPr>
     </w:lvl>
   </w:abstractNum>
-  <w:abstractNum w:abstractNumId="16" w15:restartNumberingAfterBreak="0">
+  <w:abstractNum w:abstractNumId="25" w15:restartNumberingAfterBreak="0">
+    <w:nsid w:val="5E39053A"/>
+    <w:multiLevelType w:val="multilevel"/>
+    <w:tmpl w:val="43D6BFBE"/>
+    <w:lvl w:ilvl="0">
+      <w:start w:val="1"/>
+      <w:numFmt w:val="bullet"/>
+      <w:lvlText w:val=""/>
+      <w:lvlJc w:val="left"/>
+      <w:pPr>
+        <w:tabs>
+          <w:tab w:val="num" w:pos="720"/>
+        </w:tabs>
+        <w:ind w:left="720" w:hanging="360"/>
+      </w:pPr>
+      <w:rPr>
+        <w:rFonts w:ascii="Symbol" w:hAnsi="Symbol" w:hint="default"/>
+        <w:sz w:val="20"/>
+      </w:rPr>
+    </w:lvl>
+    <w:lvl w:ilvl="1" w:tentative="1">
+      <w:start w:val="1"/>
+      <w:numFmt w:val="bullet"/>
+      <w:lvlText w:val="o"/>
+      <w:lvlJc w:val="left"/>
+      <w:pPr>
+        <w:tabs>
+          <w:tab w:val="num" w:pos="1440"/>
+        </w:tabs>
+        <w:ind w:left="1440" w:hanging="360"/>
+      </w:pPr>
+      <w:rPr>
+        <w:rFonts w:ascii="Courier New" w:hAnsi="Courier New" w:hint="default"/>
+        <w:sz w:val="20"/>
+      </w:rPr>
+    </w:lvl>
+    <w:lvl w:ilvl="2" w:tentative="1">
+      <w:start w:val="1"/>
+      <w:numFmt w:val="bullet"/>
+      <w:lvlText w:val=""/>
+      <w:lvlJc w:val="left"/>
+      <w:pPr>
+        <w:tabs>
+          <w:tab w:val="num" w:pos="2160"/>
+        </w:tabs>
+        <w:ind w:left="2160" w:hanging="360"/>
+      </w:pPr>
+      <w:rPr>
+        <w:rFonts w:ascii="Wingdings" w:hAnsi="Wingdings" w:hint="default"/>
+        <w:sz w:val="20"/>
+      </w:rPr>
+    </w:lvl>
+    <w:lvl w:ilvl="3" w:tentative="1">
+      <w:start w:val="1"/>
+      <w:numFmt w:val="bullet"/>
+      <w:lvlText w:val=""/>
+      <w:lvlJc w:val="left"/>
+      <w:pPr>
+        <w:tabs>
+          <w:tab w:val="num" w:pos="2880"/>
+        </w:tabs>
+        <w:ind w:left="2880" w:hanging="360"/>
+      </w:pPr>
+      <w:rPr>
+        <w:rFonts w:ascii="Wingdings" w:hAnsi="Wingdings" w:hint="default"/>
+        <w:sz w:val="20"/>
+      </w:rPr>
+    </w:lvl>
+    <w:lvl w:ilvl="4" w:tentative="1">
+      <w:start w:val="1"/>
+      <w:numFmt w:val="bullet"/>
+      <w:lvlText w:val=""/>
+      <w:lvlJc w:val="left"/>
+      <w:pPr>
+        <w:tabs>
+          <w:tab w:val="num" w:pos="3600"/>
+        </w:tabs>
+        <w:ind w:left="3600" w:hanging="360"/>
+      </w:pPr>
+      <w:rPr>
+        <w:rFonts w:ascii="Wingdings" w:hAnsi="Wingdings" w:hint="default"/>
+        <w:sz w:val="20"/>
+      </w:rPr>
+    </w:lvl>
+    <w:lvl w:ilvl="5" w:tentative="1">
+      <w:start w:val="1"/>
+      <w:numFmt w:val="bullet"/>
+      <w:lvlText w:val=""/>
+      <w:lvlJc w:val="left"/>
+      <w:pPr>
+        <w:tabs>
+          <w:tab w:val="num" w:pos="4320"/>
+        </w:tabs>
+        <w:ind w:left="4320" w:hanging="360"/>
+      </w:pPr>
+      <w:rPr>
+        <w:rFonts w:ascii="Wingdings" w:hAnsi="Wingdings" w:hint="default"/>
+        <w:sz w:val="20"/>
+      </w:rPr>
+    </w:lvl>
+    <w:lvl w:ilvl="6" w:tentative="1">
+      <w:start w:val="1"/>
+      <w:numFmt w:val="bullet"/>
+      <w:lvlText w:val=""/>
+      <w:lvlJc w:val="left"/>
+      <w:pPr>
+        <w:tabs>
+          <w:tab w:val="num" w:pos="5040"/>
+        </w:tabs>
+        <w:ind w:left="5040" w:hanging="360"/>
+      </w:pPr>
+      <w:rPr>
+        <w:rFonts w:ascii="Wingdings" w:hAnsi="Wingdings" w:hint="default"/>
+        <w:sz w:val="20"/>
+      </w:rPr>
+    </w:lvl>
+    <w:lvl w:ilvl="7" w:tentative="1">
+      <w:start w:val="1"/>
+      <w:numFmt w:val="bullet"/>
+      <w:lvlText w:val=""/>
+      <w:lvlJc w:val="left"/>
+      <w:pPr>
+        <w:tabs>
+          <w:tab w:val="num" w:pos="5760"/>
+        </w:tabs>
+        <w:ind w:left="5760" w:hanging="360"/>
+      </w:pPr>
+      <w:rPr>
+        <w:rFonts w:ascii="Wingdings" w:hAnsi="Wingdings" w:hint="default"/>
+        <w:sz w:val="20"/>
+      </w:rPr>
+    </w:lvl>
+    <w:lvl w:ilvl="8" w:tentative="1">
+      <w:start w:val="1"/>
+      <w:numFmt w:val="bullet"/>
+      <w:lvlText w:val=""/>
+      <w:lvlJc w:val="left"/>
+      <w:pPr>
+        <w:tabs>
+          <w:tab w:val="num" w:pos="6480"/>
+        </w:tabs>
+        <w:ind w:left="6480" w:hanging="360"/>
+      </w:pPr>
+      <w:rPr>
+        <w:rFonts w:ascii="Wingdings" w:hAnsi="Wingdings" w:hint="default"/>
+        <w:sz w:val="20"/>
+      </w:rPr>
+    </w:lvl>
+  </w:abstractNum>
+  <w:abstractNum w:abstractNumId="26" w15:restartNumberingAfterBreak="0">
+    <w:nsid w:val="5E731C95"/>
+    <w:multiLevelType w:val="multilevel"/>
+    <w:tmpl w:val="8FC4B726"/>
+    <w:lvl w:ilvl="0">
+      <w:start w:val="1"/>
+      <w:numFmt w:val="bullet"/>
+      <w:lvlText w:val=""/>
+      <w:lvlJc w:val="left"/>
+      <w:pPr>
+        <w:tabs>
+          <w:tab w:val="num" w:pos="720"/>
+        </w:tabs>
+        <w:ind w:left="720" w:hanging="360"/>
+      </w:pPr>
+      <w:rPr>
+        <w:rFonts w:ascii="Symbol" w:hAnsi="Symbol" w:hint="default"/>
+        <w:sz w:val="20"/>
+      </w:rPr>
+    </w:lvl>
+    <w:lvl w:ilvl="1" w:tentative="1">
+      <w:start w:val="1"/>
+      <w:numFmt w:val="bullet"/>
+      <w:lvlText w:val="o"/>
+      <w:lvlJc w:val="left"/>
+      <w:pPr>
+        <w:tabs>
+          <w:tab w:val="num" w:pos="1440"/>
+        </w:tabs>
+        <w:ind w:left="1440" w:hanging="360"/>
+      </w:pPr>
+      <w:rPr>
+        <w:rFonts w:ascii="Courier New" w:hAnsi="Courier New" w:hint="default"/>
+        <w:sz w:val="20"/>
+      </w:rPr>
+    </w:lvl>
+    <w:lvl w:ilvl="2" w:tentative="1">
+      <w:start w:val="1"/>
+      <w:numFmt w:val="bullet"/>
+      <w:lvlText w:val=""/>
+      <w:lvlJc w:val="left"/>
+      <w:pPr>
+        <w:tabs>
+          <w:tab w:val="num" w:pos="2160"/>
+        </w:tabs>
+        <w:ind w:left="2160" w:hanging="360"/>
+      </w:pPr>
+      <w:rPr>
+        <w:rFonts w:ascii="Wingdings" w:hAnsi="Wingdings" w:hint="default"/>
+        <w:sz w:val="20"/>
+      </w:rPr>
+    </w:lvl>
+    <w:lvl w:ilvl="3" w:tentative="1">
+      <w:start w:val="1"/>
+      <w:numFmt w:val="bullet"/>
+      <w:lvlText w:val=""/>
+      <w:lvlJc w:val="left"/>
+      <w:pPr>
+        <w:tabs>
+          <w:tab w:val="num" w:pos="2880"/>
+        </w:tabs>
+        <w:ind w:left="2880" w:hanging="360"/>
+      </w:pPr>
+      <w:rPr>
+        <w:rFonts w:ascii="Wingdings" w:hAnsi="Wingdings" w:hint="default"/>
+        <w:sz w:val="20"/>
+      </w:rPr>
+    </w:lvl>
+    <w:lvl w:ilvl="4" w:tentative="1">
+      <w:start w:val="1"/>
+      <w:numFmt w:val="bullet"/>
+      <w:lvlText w:val=""/>
+      <w:lvlJc w:val="left"/>
+      <w:pPr>
+        <w:tabs>
+          <w:tab w:val="num" w:pos="3600"/>
+        </w:tabs>
+        <w:ind w:left="3600" w:hanging="360"/>
+      </w:pPr>
+      <w:rPr>
+        <w:rFonts w:ascii="Wingdings" w:hAnsi="Wingdings" w:hint="default"/>
+        <w:sz w:val="20"/>
+      </w:rPr>
+    </w:lvl>
+    <w:lvl w:ilvl="5" w:tentative="1">
+      <w:start w:val="1"/>
+      <w:numFmt w:val="bullet"/>
+      <w:lvlText w:val=""/>
+      <w:lvlJc w:val="left"/>
+      <w:pPr>
+        <w:tabs>
+          <w:tab w:val="num" w:pos="4320"/>
+        </w:tabs>
+        <w:ind w:left="4320" w:hanging="360"/>
+      </w:pPr>
+      <w:rPr>
+        <w:rFonts w:ascii="Wingdings" w:hAnsi="Wingdings" w:hint="default"/>
+        <w:sz w:val="20"/>
+      </w:rPr>
+    </w:lvl>
+    <w:lvl w:ilvl="6" w:tentative="1">
+      <w:start w:val="1"/>
+      <w:numFmt w:val="bullet"/>
+      <w:lvlText w:val=""/>
+      <w:lvlJc w:val="left"/>
+      <w:pPr>
+        <w:tabs>
+          <w:tab w:val="num" w:pos="5040"/>
+        </w:tabs>
+        <w:ind w:left="5040" w:hanging="360"/>
+      </w:pPr>
+      <w:rPr>
+        <w:rFonts w:ascii="Wingdings" w:hAnsi="Wingdings" w:hint="default"/>
+        <w:sz w:val="20"/>
+      </w:rPr>
+    </w:lvl>
+    <w:lvl w:ilvl="7" w:tentative="1">
+      <w:start w:val="1"/>
+      <w:numFmt w:val="bullet"/>
+      <w:lvlText w:val=""/>
+      <w:lvlJc w:val="left"/>
+      <w:pPr>
+        <w:tabs>
+          <w:tab w:val="num" w:pos="5760"/>
+        </w:tabs>
+        <w:ind w:left="5760" w:hanging="360"/>
+      </w:pPr>
+      <w:rPr>
+        <w:rFonts w:ascii="Wingdings" w:hAnsi="Wingdings" w:hint="default"/>
+        <w:sz w:val="20"/>
+      </w:rPr>
+    </w:lvl>
+    <w:lvl w:ilvl="8" w:tentative="1">
+      <w:start w:val="1"/>
+      <w:numFmt w:val="bullet"/>
+      <w:lvlText w:val=""/>
+      <w:lvlJc w:val="left"/>
+      <w:pPr>
+        <w:tabs>
+          <w:tab w:val="num" w:pos="6480"/>
+        </w:tabs>
+        <w:ind w:left="6480" w:hanging="360"/>
+      </w:pPr>
+      <w:rPr>
+        <w:rFonts w:ascii="Wingdings" w:hAnsi="Wingdings" w:hint="default"/>
+        <w:sz w:val="20"/>
+      </w:rPr>
+    </w:lvl>
+  </w:abstractNum>
+  <w:abstractNum w:abstractNumId="27" w15:restartNumberingAfterBreak="0">
     <w:nsid w:val="61AF5480"/>
     <w:multiLevelType w:val="multilevel"/>
     <w:tmpl w:val="03DA2F46"/>
@@ -8522,7 +11846,7 @@
       </w:rPr>
     </w:lvl>
   </w:abstractNum>
-  <w:abstractNum w:abstractNumId="17" w15:restartNumberingAfterBreak="0">
+  <w:abstractNum w:abstractNumId="28" w15:restartNumberingAfterBreak="0">
     <w:nsid w:val="68247512"/>
     <w:multiLevelType w:val="multilevel"/>
     <w:tmpl w:val="F132AC6A"/>
@@ -8671,7 +11995,156 @@
       </w:rPr>
     </w:lvl>
   </w:abstractNum>
-  <w:abstractNum w:abstractNumId="18" w15:restartNumberingAfterBreak="0">
+  <w:abstractNum w:abstractNumId="29" w15:restartNumberingAfterBreak="0">
+    <w:nsid w:val="6A52149E"/>
+    <w:multiLevelType w:val="multilevel"/>
+    <w:tmpl w:val="6AA48222"/>
+    <w:lvl w:ilvl="0">
+      <w:start w:val="1"/>
+      <w:numFmt w:val="bullet"/>
+      <w:lvlText w:val=""/>
+      <w:lvlJc w:val="left"/>
+      <w:pPr>
+        <w:tabs>
+          <w:tab w:val="num" w:pos="720"/>
+        </w:tabs>
+        <w:ind w:left="720" w:hanging="360"/>
+      </w:pPr>
+      <w:rPr>
+        <w:rFonts w:ascii="Symbol" w:hAnsi="Symbol" w:hint="default"/>
+        <w:sz w:val="20"/>
+      </w:rPr>
+    </w:lvl>
+    <w:lvl w:ilvl="1" w:tentative="1">
+      <w:start w:val="1"/>
+      <w:numFmt w:val="bullet"/>
+      <w:lvlText w:val="o"/>
+      <w:lvlJc w:val="left"/>
+      <w:pPr>
+        <w:tabs>
+          <w:tab w:val="num" w:pos="1440"/>
+        </w:tabs>
+        <w:ind w:left="1440" w:hanging="360"/>
+      </w:pPr>
+      <w:rPr>
+        <w:rFonts w:ascii="Courier New" w:hAnsi="Courier New" w:hint="default"/>
+        <w:sz w:val="20"/>
+      </w:rPr>
+    </w:lvl>
+    <w:lvl w:ilvl="2" w:tentative="1">
+      <w:start w:val="1"/>
+      <w:numFmt w:val="bullet"/>
+      <w:lvlText w:val=""/>
+      <w:lvlJc w:val="left"/>
+      <w:pPr>
+        <w:tabs>
+          <w:tab w:val="num" w:pos="2160"/>
+        </w:tabs>
+        <w:ind w:left="2160" w:hanging="360"/>
+      </w:pPr>
+      <w:rPr>
+        <w:rFonts w:ascii="Wingdings" w:hAnsi="Wingdings" w:hint="default"/>
+        <w:sz w:val="20"/>
+      </w:rPr>
+    </w:lvl>
+    <w:lvl w:ilvl="3" w:tentative="1">
+      <w:start w:val="1"/>
+      <w:numFmt w:val="bullet"/>
+      <w:lvlText w:val=""/>
+      <w:lvlJc w:val="left"/>
+      <w:pPr>
+        <w:tabs>
+          <w:tab w:val="num" w:pos="2880"/>
+        </w:tabs>
+        <w:ind w:left="2880" w:hanging="360"/>
+      </w:pPr>
+      <w:rPr>
+        <w:rFonts w:ascii="Wingdings" w:hAnsi="Wingdings" w:hint="default"/>
+        <w:sz w:val="20"/>
+      </w:rPr>
+    </w:lvl>
+    <w:lvl w:ilvl="4" w:tentative="1">
+      <w:start w:val="1"/>
+      <w:numFmt w:val="bullet"/>
+      <w:lvlText w:val=""/>
+      <w:lvlJc w:val="left"/>
+      <w:pPr>
+        <w:tabs>
+          <w:tab w:val="num" w:pos="3600"/>
+        </w:tabs>
+        <w:ind w:left="3600" w:hanging="360"/>
+      </w:pPr>
+      <w:rPr>
+        <w:rFonts w:ascii="Wingdings" w:hAnsi="Wingdings" w:hint="default"/>
+        <w:sz w:val="20"/>
+      </w:rPr>
+    </w:lvl>
+    <w:lvl w:ilvl="5" w:tentative="1">
+      <w:start w:val="1"/>
+      <w:numFmt w:val="bullet"/>
+      <w:lvlText w:val=""/>
+      <w:lvlJc w:val="left"/>
+      <w:pPr>
+        <w:tabs>
+          <w:tab w:val="num" w:pos="4320"/>
+        </w:tabs>
+        <w:ind w:left="4320" w:hanging="360"/>
+      </w:pPr>
+      <w:rPr>
+        <w:rFonts w:ascii="Wingdings" w:hAnsi="Wingdings" w:hint="default"/>
+        <w:sz w:val="20"/>
+      </w:rPr>
+    </w:lvl>
+    <w:lvl w:ilvl="6" w:tentative="1">
+      <w:start w:val="1"/>
+      <w:numFmt w:val="bullet"/>
+      <w:lvlText w:val=""/>
+      <w:lvlJc w:val="left"/>
+      <w:pPr>
+        <w:tabs>
+          <w:tab w:val="num" w:pos="5040"/>
+        </w:tabs>
+        <w:ind w:left="5040" w:hanging="360"/>
+      </w:pPr>
+      <w:rPr>
+        <w:rFonts w:ascii="Wingdings" w:hAnsi="Wingdings" w:hint="default"/>
+        <w:sz w:val="20"/>
+      </w:rPr>
+    </w:lvl>
+    <w:lvl w:ilvl="7" w:tentative="1">
+      <w:start w:val="1"/>
+      <w:numFmt w:val="bullet"/>
+      <w:lvlText w:val=""/>
+      <w:lvlJc w:val="left"/>
+      <w:pPr>
+        <w:tabs>
+          <w:tab w:val="num" w:pos="5760"/>
+        </w:tabs>
+        <w:ind w:left="5760" w:hanging="360"/>
+      </w:pPr>
+      <w:rPr>
+        <w:rFonts w:ascii="Wingdings" w:hAnsi="Wingdings" w:hint="default"/>
+        <w:sz w:val="20"/>
+      </w:rPr>
+    </w:lvl>
+    <w:lvl w:ilvl="8" w:tentative="1">
+      <w:start w:val="1"/>
+      <w:numFmt w:val="bullet"/>
+      <w:lvlText w:val=""/>
+      <w:lvlJc w:val="left"/>
+      <w:pPr>
+        <w:tabs>
+          <w:tab w:val="num" w:pos="6480"/>
+        </w:tabs>
+        <w:ind w:left="6480" w:hanging="360"/>
+      </w:pPr>
+      <w:rPr>
+        <w:rFonts w:ascii="Wingdings" w:hAnsi="Wingdings" w:hint="default"/>
+        <w:sz w:val="20"/>
+      </w:rPr>
+    </w:lvl>
+  </w:abstractNum>
+  <w:abstractNum w:abstractNumId="30" w15:restartNumberingAfterBreak="0">
     <w:nsid w:val="70D72C21"/>
     <w:multiLevelType w:val="multilevel"/>
     <w:tmpl w:val="75C69552"/>
@@ -8820,7 +12293,305 @@
       </w:rPr>
     </w:lvl>
   </w:abstractNum>
-  <w:abstractNum w:abstractNumId="19" w15:restartNumberingAfterBreak="0">
+  <w:abstractNum w:abstractNumId="31" w15:restartNumberingAfterBreak="0">
+    <w:nsid w:val="71482A1B"/>
+    <w:multiLevelType w:val="multilevel"/>
+    <w:tmpl w:val="13EA382A"/>
+    <w:lvl w:ilvl="0">
+      <w:start w:val="1"/>
+      <w:numFmt w:val="bullet"/>
+      <w:lvlText w:val=""/>
+      <w:lvlJc w:val="left"/>
+      <w:pPr>
+        <w:tabs>
+          <w:tab w:val="num" w:pos="720"/>
+        </w:tabs>
+        <w:ind w:left="720" w:hanging="360"/>
+      </w:pPr>
+      <w:rPr>
+        <w:rFonts w:ascii="Symbol" w:hAnsi="Symbol" w:hint="default"/>
+        <w:sz w:val="20"/>
+      </w:rPr>
+    </w:lvl>
+    <w:lvl w:ilvl="1" w:tentative="1">
+      <w:start w:val="1"/>
+      <w:numFmt w:val="bullet"/>
+      <w:lvlText w:val="o"/>
+      <w:lvlJc w:val="left"/>
+      <w:pPr>
+        <w:tabs>
+          <w:tab w:val="num" w:pos="1440"/>
+        </w:tabs>
+        <w:ind w:left="1440" w:hanging="360"/>
+      </w:pPr>
+      <w:rPr>
+        <w:rFonts w:ascii="Courier New" w:hAnsi="Courier New" w:hint="default"/>
+        <w:sz w:val="20"/>
+      </w:rPr>
+    </w:lvl>
+    <w:lvl w:ilvl="2" w:tentative="1">
+      <w:start w:val="1"/>
+      <w:numFmt w:val="bullet"/>
+      <w:lvlText w:val=""/>
+      <w:lvlJc w:val="left"/>
+      <w:pPr>
+        <w:tabs>
+          <w:tab w:val="num" w:pos="2160"/>
+        </w:tabs>
+        <w:ind w:left="2160" w:hanging="360"/>
+      </w:pPr>
+      <w:rPr>
+        <w:rFonts w:ascii="Wingdings" w:hAnsi="Wingdings" w:hint="default"/>
+        <w:sz w:val="20"/>
+      </w:rPr>
+    </w:lvl>
+    <w:lvl w:ilvl="3" w:tentative="1">
+      <w:start w:val="1"/>
+      <w:numFmt w:val="bullet"/>
+      <w:lvlText w:val=""/>
+      <w:lvlJc w:val="left"/>
+      <w:pPr>
+        <w:tabs>
+          <w:tab w:val="num" w:pos="2880"/>
+        </w:tabs>
+        <w:ind w:left="2880" w:hanging="360"/>
+      </w:pPr>
+      <w:rPr>
+        <w:rFonts w:ascii="Wingdings" w:hAnsi="Wingdings" w:hint="default"/>
+        <w:sz w:val="20"/>
+      </w:rPr>
+    </w:lvl>
+    <w:lvl w:ilvl="4" w:tentative="1">
+      <w:start w:val="1"/>
+      <w:numFmt w:val="bullet"/>
+      <w:lvlText w:val=""/>
+      <w:lvlJc w:val="left"/>
+      <w:pPr>
+        <w:tabs>
+          <w:tab w:val="num" w:pos="3600"/>
+        </w:tabs>
+        <w:ind w:left="3600" w:hanging="360"/>
+      </w:pPr>
+      <w:rPr>
+        <w:rFonts w:ascii="Wingdings" w:hAnsi="Wingdings" w:hint="default"/>
+        <w:sz w:val="20"/>
+      </w:rPr>
+    </w:lvl>
+    <w:lvl w:ilvl="5" w:tentative="1">
+      <w:start w:val="1"/>
+      <w:numFmt w:val="bullet"/>
+      <w:lvlText w:val=""/>
+      <w:lvlJc w:val="left"/>
+      <w:pPr>
+        <w:tabs>
+          <w:tab w:val="num" w:pos="4320"/>
+        </w:tabs>
+        <w:ind w:left="4320" w:hanging="360"/>
+      </w:pPr>
+      <w:rPr>
+        <w:rFonts w:ascii="Wingdings" w:hAnsi="Wingdings" w:hint="default"/>
+        <w:sz w:val="20"/>
+      </w:rPr>
+    </w:lvl>
+    <w:lvl w:ilvl="6" w:tentative="1">
+      <w:start w:val="1"/>
+      <w:numFmt w:val="bullet"/>
+      <w:lvlText w:val=""/>
+      <w:lvlJc w:val="left"/>
+      <w:pPr>
+        <w:tabs>
+          <w:tab w:val="num" w:pos="5040"/>
+        </w:tabs>
+        <w:ind w:left="5040" w:hanging="360"/>
+      </w:pPr>
+      <w:rPr>
+        <w:rFonts w:ascii="Wingdings" w:hAnsi="Wingdings" w:hint="default"/>
+        <w:sz w:val="20"/>
+      </w:rPr>
+    </w:lvl>
+    <w:lvl w:ilvl="7" w:tentative="1">
+      <w:start w:val="1"/>
+      <w:numFmt w:val="bullet"/>
+      <w:lvlText w:val=""/>
+      <w:lvlJc w:val="left"/>
+      <w:pPr>
+        <w:tabs>
+          <w:tab w:val="num" w:pos="5760"/>
+        </w:tabs>
+        <w:ind w:left="5760" w:hanging="360"/>
+      </w:pPr>
+      <w:rPr>
+        <w:rFonts w:ascii="Wingdings" w:hAnsi="Wingdings" w:hint="default"/>
+        <w:sz w:val="20"/>
+      </w:rPr>
+    </w:lvl>
+    <w:lvl w:ilvl="8" w:tentative="1">
+      <w:start w:val="1"/>
+      <w:numFmt w:val="bullet"/>
+      <w:lvlText w:val=""/>
+      <w:lvlJc w:val="left"/>
+      <w:pPr>
+        <w:tabs>
+          <w:tab w:val="num" w:pos="6480"/>
+        </w:tabs>
+        <w:ind w:left="6480" w:hanging="360"/>
+      </w:pPr>
+      <w:rPr>
+        <w:rFonts w:ascii="Wingdings" w:hAnsi="Wingdings" w:hint="default"/>
+        <w:sz w:val="20"/>
+      </w:rPr>
+    </w:lvl>
+  </w:abstractNum>
+  <w:abstractNum w:abstractNumId="32" w15:restartNumberingAfterBreak="0">
+    <w:nsid w:val="71D018DF"/>
+    <w:multiLevelType w:val="multilevel"/>
+    <w:tmpl w:val="D3B0930A"/>
+    <w:lvl w:ilvl="0">
+      <w:start w:val="1"/>
+      <w:numFmt w:val="bullet"/>
+      <w:lvlText w:val=""/>
+      <w:lvlJc w:val="left"/>
+      <w:pPr>
+        <w:tabs>
+          <w:tab w:val="num" w:pos="720"/>
+        </w:tabs>
+        <w:ind w:left="720" w:hanging="360"/>
+      </w:pPr>
+      <w:rPr>
+        <w:rFonts w:ascii="Symbol" w:hAnsi="Symbol" w:hint="default"/>
+        <w:sz w:val="20"/>
+      </w:rPr>
+    </w:lvl>
+    <w:lvl w:ilvl="1" w:tentative="1">
+      <w:start w:val="1"/>
+      <w:numFmt w:val="bullet"/>
+      <w:lvlText w:val="o"/>
+      <w:lvlJc w:val="left"/>
+      <w:pPr>
+        <w:tabs>
+          <w:tab w:val="num" w:pos="1440"/>
+        </w:tabs>
+        <w:ind w:left="1440" w:hanging="360"/>
+      </w:pPr>
+      <w:rPr>
+        <w:rFonts w:ascii="Courier New" w:hAnsi="Courier New" w:hint="default"/>
+        <w:sz w:val="20"/>
+      </w:rPr>
+    </w:lvl>
+    <w:lvl w:ilvl="2" w:tentative="1">
+      <w:start w:val="1"/>
+      <w:numFmt w:val="bullet"/>
+      <w:lvlText w:val=""/>
+      <w:lvlJc w:val="left"/>
+      <w:pPr>
+        <w:tabs>
+          <w:tab w:val="num" w:pos="2160"/>
+        </w:tabs>
+        <w:ind w:left="2160" w:hanging="360"/>
+      </w:pPr>
+      <w:rPr>
+        <w:rFonts w:ascii="Wingdings" w:hAnsi="Wingdings" w:hint="default"/>
+        <w:sz w:val="20"/>
+      </w:rPr>
+    </w:lvl>
+    <w:lvl w:ilvl="3" w:tentative="1">
+      <w:start w:val="1"/>
+      <w:numFmt w:val="bullet"/>
+      <w:lvlText w:val=""/>
+      <w:lvlJc w:val="left"/>
+      <w:pPr>
+        <w:tabs>
+          <w:tab w:val="num" w:pos="2880"/>
+        </w:tabs>
+        <w:ind w:left="2880" w:hanging="360"/>
+      </w:pPr>
+      <w:rPr>
+        <w:rFonts w:ascii="Wingdings" w:hAnsi="Wingdings" w:hint="default"/>
+        <w:sz w:val="20"/>
+      </w:rPr>
+    </w:lvl>
+    <w:lvl w:ilvl="4" w:tentative="1">
+      <w:start w:val="1"/>
+      <w:numFmt w:val="bullet"/>
+      <w:lvlText w:val=""/>
+      <w:lvlJc w:val="left"/>
+      <w:pPr>
+        <w:tabs>
+          <w:tab w:val="num" w:pos="3600"/>
+        </w:tabs>
+        <w:ind w:left="3600" w:hanging="360"/>
+      </w:pPr>
+      <w:rPr>
+        <w:rFonts w:ascii="Wingdings" w:hAnsi="Wingdings" w:hint="default"/>
+        <w:sz w:val="20"/>
+      </w:rPr>
+    </w:lvl>
+    <w:lvl w:ilvl="5" w:tentative="1">
+      <w:start w:val="1"/>
+      <w:numFmt w:val="bullet"/>
+      <w:lvlText w:val=""/>
+      <w:lvlJc w:val="left"/>
+      <w:pPr>
+        <w:tabs>
+          <w:tab w:val="num" w:pos="4320"/>
+        </w:tabs>
+        <w:ind w:left="4320" w:hanging="360"/>
+      </w:pPr>
+      <w:rPr>
+        <w:rFonts w:ascii="Wingdings" w:hAnsi="Wingdings" w:hint="default"/>
+        <w:sz w:val="20"/>
+      </w:rPr>
+    </w:lvl>
+    <w:lvl w:ilvl="6" w:tentative="1">
+      <w:start w:val="1"/>
+      <w:numFmt w:val="bullet"/>
+      <w:lvlText w:val=""/>
+      <w:lvlJc w:val="left"/>
+      <w:pPr>
+        <w:tabs>
+          <w:tab w:val="num" w:pos="5040"/>
+        </w:tabs>
+        <w:ind w:left="5040" w:hanging="360"/>
+      </w:pPr>
+      <w:rPr>
+        <w:rFonts w:ascii="Wingdings" w:hAnsi="Wingdings" w:hint="default"/>
+        <w:sz w:val="20"/>
+      </w:rPr>
+    </w:lvl>
+    <w:lvl w:ilvl="7" w:tentative="1">
+      <w:start w:val="1"/>
+      <w:numFmt w:val="bullet"/>
+      <w:lvlText w:val=""/>
+      <w:lvlJc w:val="left"/>
+      <w:pPr>
+        <w:tabs>
+          <w:tab w:val="num" w:pos="5760"/>
+        </w:tabs>
+        <w:ind w:left="5760" w:hanging="360"/>
+      </w:pPr>
+      <w:rPr>
+        <w:rFonts w:ascii="Wingdings" w:hAnsi="Wingdings" w:hint="default"/>
+        <w:sz w:val="20"/>
+      </w:rPr>
+    </w:lvl>
+    <w:lvl w:ilvl="8" w:tentative="1">
+      <w:start w:val="1"/>
+      <w:numFmt w:val="bullet"/>
+      <w:lvlText w:val=""/>
+      <w:lvlJc w:val="left"/>
+      <w:pPr>
+        <w:tabs>
+          <w:tab w:val="num" w:pos="6480"/>
+        </w:tabs>
+        <w:ind w:left="6480" w:hanging="360"/>
+      </w:pPr>
+      <w:rPr>
+        <w:rFonts w:ascii="Wingdings" w:hAnsi="Wingdings" w:hint="default"/>
+        <w:sz w:val="20"/>
+      </w:rPr>
+    </w:lvl>
+  </w:abstractNum>
+  <w:abstractNum w:abstractNumId="33" w15:restartNumberingAfterBreak="0">
     <w:nsid w:val="741F1F0B"/>
     <w:multiLevelType w:val="multilevel"/>
     <w:tmpl w:val="2C7AC3B0"/>
@@ -8969,7 +12740,156 @@
       </w:rPr>
     </w:lvl>
   </w:abstractNum>
-  <w:abstractNum w:abstractNumId="20" w15:restartNumberingAfterBreak="0">
+  <w:abstractNum w:abstractNumId="34" w15:restartNumberingAfterBreak="0">
+    <w:nsid w:val="75312959"/>
+    <w:multiLevelType w:val="multilevel"/>
+    <w:tmpl w:val="098214B0"/>
+    <w:lvl w:ilvl="0">
+      <w:start w:val="1"/>
+      <w:numFmt w:val="bullet"/>
+      <w:lvlText w:val=""/>
+      <w:lvlJc w:val="left"/>
+      <w:pPr>
+        <w:tabs>
+          <w:tab w:val="num" w:pos="720"/>
+        </w:tabs>
+        <w:ind w:left="720" w:hanging="360"/>
+      </w:pPr>
+      <w:rPr>
+        <w:rFonts w:ascii="Symbol" w:hAnsi="Symbol" w:hint="default"/>
+        <w:sz w:val="20"/>
+      </w:rPr>
+    </w:lvl>
+    <w:lvl w:ilvl="1" w:tentative="1">
+      <w:start w:val="1"/>
+      <w:numFmt w:val="bullet"/>
+      <w:lvlText w:val="o"/>
+      <w:lvlJc w:val="left"/>
+      <w:pPr>
+        <w:tabs>
+          <w:tab w:val="num" w:pos="1440"/>
+        </w:tabs>
+        <w:ind w:left="1440" w:hanging="360"/>
+      </w:pPr>
+      <w:rPr>
+        <w:rFonts w:ascii="Courier New" w:hAnsi="Courier New" w:hint="default"/>
+        <w:sz w:val="20"/>
+      </w:rPr>
+    </w:lvl>
+    <w:lvl w:ilvl="2" w:tentative="1">
+      <w:start w:val="1"/>
+      <w:numFmt w:val="bullet"/>
+      <w:lvlText w:val=""/>
+      <w:lvlJc w:val="left"/>
+      <w:pPr>
+        <w:tabs>
+          <w:tab w:val="num" w:pos="2160"/>
+        </w:tabs>
+        <w:ind w:left="2160" w:hanging="360"/>
+      </w:pPr>
+      <w:rPr>
+        <w:rFonts w:ascii="Wingdings" w:hAnsi="Wingdings" w:hint="default"/>
+        <w:sz w:val="20"/>
+      </w:rPr>
+    </w:lvl>
+    <w:lvl w:ilvl="3" w:tentative="1">
+      <w:start w:val="1"/>
+      <w:numFmt w:val="bullet"/>
+      <w:lvlText w:val=""/>
+      <w:lvlJc w:val="left"/>
+      <w:pPr>
+        <w:tabs>
+          <w:tab w:val="num" w:pos="2880"/>
+        </w:tabs>
+        <w:ind w:left="2880" w:hanging="360"/>
+      </w:pPr>
+      <w:rPr>
+        <w:rFonts w:ascii="Wingdings" w:hAnsi="Wingdings" w:hint="default"/>
+        <w:sz w:val="20"/>
+      </w:rPr>
+    </w:lvl>
+    <w:lvl w:ilvl="4" w:tentative="1">
+      <w:start w:val="1"/>
+      <w:numFmt w:val="bullet"/>
+      <w:lvlText w:val=""/>
+      <w:lvlJc w:val="left"/>
+      <w:pPr>
+        <w:tabs>
+          <w:tab w:val="num" w:pos="3600"/>
+        </w:tabs>
+        <w:ind w:left="3600" w:hanging="360"/>
+      </w:pPr>
+      <w:rPr>
+        <w:rFonts w:ascii="Wingdings" w:hAnsi="Wingdings" w:hint="default"/>
+        <w:sz w:val="20"/>
+      </w:rPr>
+    </w:lvl>
+    <w:lvl w:ilvl="5" w:tentative="1">
+      <w:start w:val="1"/>
+      <w:numFmt w:val="bullet"/>
+      <w:lvlText w:val=""/>
+      <w:lvlJc w:val="left"/>
+      <w:pPr>
+        <w:tabs>
+          <w:tab w:val="num" w:pos="4320"/>
+        </w:tabs>
+        <w:ind w:left="4320" w:hanging="360"/>
+      </w:pPr>
+      <w:rPr>
+        <w:rFonts w:ascii="Wingdings" w:hAnsi="Wingdings" w:hint="default"/>
+        <w:sz w:val="20"/>
+      </w:rPr>
+    </w:lvl>
+    <w:lvl w:ilvl="6" w:tentative="1">
+      <w:start w:val="1"/>
+      <w:numFmt w:val="bullet"/>
+      <w:lvlText w:val=""/>
+      <w:lvlJc w:val="left"/>
+      <w:pPr>
+        <w:tabs>
+          <w:tab w:val="num" w:pos="5040"/>
+        </w:tabs>
+        <w:ind w:left="5040" w:hanging="360"/>
+      </w:pPr>
+      <w:rPr>
+        <w:rFonts w:ascii="Wingdings" w:hAnsi="Wingdings" w:hint="default"/>
+        <w:sz w:val="20"/>
+      </w:rPr>
+    </w:lvl>
+    <w:lvl w:ilvl="7" w:tentative="1">
+      <w:start w:val="1"/>
+      <w:numFmt w:val="bullet"/>
+      <w:lvlText w:val=""/>
+      <w:lvlJc w:val="left"/>
+      <w:pPr>
+        <w:tabs>
+          <w:tab w:val="num" w:pos="5760"/>
+        </w:tabs>
+        <w:ind w:left="5760" w:hanging="360"/>
+      </w:pPr>
+      <w:rPr>
+        <w:rFonts w:ascii="Wingdings" w:hAnsi="Wingdings" w:hint="default"/>
+        <w:sz w:val="20"/>
+      </w:rPr>
+    </w:lvl>
+    <w:lvl w:ilvl="8" w:tentative="1">
+      <w:start w:val="1"/>
+      <w:numFmt w:val="bullet"/>
+      <w:lvlText w:val=""/>
+      <w:lvlJc w:val="left"/>
+      <w:pPr>
+        <w:tabs>
+          <w:tab w:val="num" w:pos="6480"/>
+        </w:tabs>
+        <w:ind w:left="6480" w:hanging="360"/>
+      </w:pPr>
+      <w:rPr>
+        <w:rFonts w:ascii="Wingdings" w:hAnsi="Wingdings" w:hint="default"/>
+        <w:sz w:val="20"/>
+      </w:rPr>
+    </w:lvl>
+  </w:abstractNum>
+  <w:abstractNum w:abstractNumId="35" w15:restartNumberingAfterBreak="0">
     <w:nsid w:val="756E5239"/>
     <w:multiLevelType w:val="multilevel"/>
     <w:tmpl w:val="54CA2174"/>
@@ -9118,7 +13038,156 @@
       </w:rPr>
     </w:lvl>
   </w:abstractNum>
-  <w:abstractNum w:abstractNumId="21" w15:restartNumberingAfterBreak="0">
+  <w:abstractNum w:abstractNumId="36" w15:restartNumberingAfterBreak="0">
+    <w:nsid w:val="75F92A26"/>
+    <w:multiLevelType w:val="multilevel"/>
+    <w:tmpl w:val="59B62BF0"/>
+    <w:lvl w:ilvl="0">
+      <w:start w:val="1"/>
+      <w:numFmt w:val="bullet"/>
+      <w:lvlText w:val=""/>
+      <w:lvlJc w:val="left"/>
+      <w:pPr>
+        <w:tabs>
+          <w:tab w:val="num" w:pos="720"/>
+        </w:tabs>
+        <w:ind w:left="720" w:hanging="360"/>
+      </w:pPr>
+      <w:rPr>
+        <w:rFonts w:ascii="Symbol" w:hAnsi="Symbol" w:hint="default"/>
+        <w:sz w:val="20"/>
+      </w:rPr>
+    </w:lvl>
+    <w:lvl w:ilvl="1" w:tentative="1">
+      <w:start w:val="1"/>
+      <w:numFmt w:val="bullet"/>
+      <w:lvlText w:val="o"/>
+      <w:lvlJc w:val="left"/>
+      <w:pPr>
+        <w:tabs>
+          <w:tab w:val="num" w:pos="1440"/>
+        </w:tabs>
+        <w:ind w:left="1440" w:hanging="360"/>
+      </w:pPr>
+      <w:rPr>
+        <w:rFonts w:ascii="Courier New" w:hAnsi="Courier New" w:hint="default"/>
+        <w:sz w:val="20"/>
+      </w:rPr>
+    </w:lvl>
+    <w:lvl w:ilvl="2" w:tentative="1">
+      <w:start w:val="1"/>
+      <w:numFmt w:val="bullet"/>
+      <w:lvlText w:val=""/>
+      <w:lvlJc w:val="left"/>
+      <w:pPr>
+        <w:tabs>
+          <w:tab w:val="num" w:pos="2160"/>
+        </w:tabs>
+        <w:ind w:left="2160" w:hanging="360"/>
+      </w:pPr>
+      <w:rPr>
+        <w:rFonts w:ascii="Wingdings" w:hAnsi="Wingdings" w:hint="default"/>
+        <w:sz w:val="20"/>
+      </w:rPr>
+    </w:lvl>
+    <w:lvl w:ilvl="3" w:tentative="1">
+      <w:start w:val="1"/>
+      <w:numFmt w:val="bullet"/>
+      <w:lvlText w:val=""/>
+      <w:lvlJc w:val="left"/>
+      <w:pPr>
+        <w:tabs>
+          <w:tab w:val="num" w:pos="2880"/>
+        </w:tabs>
+        <w:ind w:left="2880" w:hanging="360"/>
+      </w:pPr>
+      <w:rPr>
+        <w:rFonts w:ascii="Wingdings" w:hAnsi="Wingdings" w:hint="default"/>
+        <w:sz w:val="20"/>
+      </w:rPr>
+    </w:lvl>
+    <w:lvl w:ilvl="4" w:tentative="1">
+      <w:start w:val="1"/>
+      <w:numFmt w:val="bullet"/>
+      <w:lvlText w:val=""/>
+      <w:lvlJc w:val="left"/>
+      <w:pPr>
+        <w:tabs>
+          <w:tab w:val="num" w:pos="3600"/>
+        </w:tabs>
+        <w:ind w:left="3600" w:hanging="360"/>
+      </w:pPr>
+      <w:rPr>
+        <w:rFonts w:ascii="Wingdings" w:hAnsi="Wingdings" w:hint="default"/>
+        <w:sz w:val="20"/>
+      </w:rPr>
+    </w:lvl>
+    <w:lvl w:ilvl="5" w:tentative="1">
+      <w:start w:val="1"/>
+      <w:numFmt w:val="bullet"/>
+      <w:lvlText w:val=""/>
+      <w:lvlJc w:val="left"/>
+      <w:pPr>
+        <w:tabs>
+          <w:tab w:val="num" w:pos="4320"/>
+        </w:tabs>
+        <w:ind w:left="4320" w:hanging="360"/>
+      </w:pPr>
+      <w:rPr>
+        <w:rFonts w:ascii="Wingdings" w:hAnsi="Wingdings" w:hint="default"/>
+        <w:sz w:val="20"/>
+      </w:rPr>
+    </w:lvl>
+    <w:lvl w:ilvl="6" w:tentative="1">
+      <w:start w:val="1"/>
+      <w:numFmt w:val="bullet"/>
+      <w:lvlText w:val=""/>
+      <w:lvlJc w:val="left"/>
+      <w:pPr>
+        <w:tabs>
+          <w:tab w:val="num" w:pos="5040"/>
+        </w:tabs>
+        <w:ind w:left="5040" w:hanging="360"/>
+      </w:pPr>
+      <w:rPr>
+        <w:rFonts w:ascii="Wingdings" w:hAnsi="Wingdings" w:hint="default"/>
+        <w:sz w:val="20"/>
+      </w:rPr>
+    </w:lvl>
+    <w:lvl w:ilvl="7" w:tentative="1">
+      <w:start w:val="1"/>
+      <w:numFmt w:val="bullet"/>
+      <w:lvlText w:val=""/>
+      <w:lvlJc w:val="left"/>
+      <w:pPr>
+        <w:tabs>
+          <w:tab w:val="num" w:pos="5760"/>
+        </w:tabs>
+        <w:ind w:left="5760" w:hanging="360"/>
+      </w:pPr>
+      <w:rPr>
+        <w:rFonts w:ascii="Wingdings" w:hAnsi="Wingdings" w:hint="default"/>
+        <w:sz w:val="20"/>
+      </w:rPr>
+    </w:lvl>
+    <w:lvl w:ilvl="8" w:tentative="1">
+      <w:start w:val="1"/>
+      <w:numFmt w:val="bullet"/>
+      <w:lvlText w:val=""/>
+      <w:lvlJc w:val="left"/>
+      <w:pPr>
+        <w:tabs>
+          <w:tab w:val="num" w:pos="6480"/>
+        </w:tabs>
+        <w:ind w:left="6480" w:hanging="360"/>
+      </w:pPr>
+      <w:rPr>
+        <w:rFonts w:ascii="Wingdings" w:hAnsi="Wingdings" w:hint="default"/>
+        <w:sz w:val="20"/>
+      </w:rPr>
+    </w:lvl>
+  </w:abstractNum>
+  <w:abstractNum w:abstractNumId="37" w15:restartNumberingAfterBreak="0">
     <w:nsid w:val="7B466F75"/>
     <w:multiLevelType w:val="multilevel"/>
     <w:tmpl w:val="78105C42"/>
@@ -9267,7 +13336,7 @@
       </w:rPr>
     </w:lvl>
   </w:abstractNum>
-  <w:abstractNum w:abstractNumId="22" w15:restartNumberingAfterBreak="0">
+  <w:abstractNum w:abstractNumId="38" w15:restartNumberingAfterBreak="0">
     <w:nsid w:val="7D492BD7"/>
     <w:multiLevelType w:val="multilevel"/>
     <w:tmpl w:val="1F2C6218"/>
@@ -9416,74 +13485,274 @@
       </w:rPr>
     </w:lvl>
   </w:abstractNum>
+  <w:abstractNum w:abstractNumId="39" w15:restartNumberingAfterBreak="0">
+    <w:nsid w:val="7D627B70"/>
+    <w:multiLevelType w:val="multilevel"/>
+    <w:tmpl w:val="7BDC4AA0"/>
+    <w:lvl w:ilvl="0">
+      <w:start w:val="1"/>
+      <w:numFmt w:val="bullet"/>
+      <w:lvlText w:val=""/>
+      <w:lvlJc w:val="left"/>
+      <w:pPr>
+        <w:tabs>
+          <w:tab w:val="num" w:pos="720"/>
+        </w:tabs>
+        <w:ind w:left="720" w:hanging="360"/>
+      </w:pPr>
+      <w:rPr>
+        <w:rFonts w:ascii="Symbol" w:hAnsi="Symbol" w:hint="default"/>
+        <w:sz w:val="20"/>
+      </w:rPr>
+    </w:lvl>
+    <w:lvl w:ilvl="1" w:tentative="1">
+      <w:start w:val="1"/>
+      <w:numFmt w:val="bullet"/>
+      <w:lvlText w:val="o"/>
+      <w:lvlJc w:val="left"/>
+      <w:pPr>
+        <w:tabs>
+          <w:tab w:val="num" w:pos="1440"/>
+        </w:tabs>
+        <w:ind w:left="1440" w:hanging="360"/>
+      </w:pPr>
+      <w:rPr>
+        <w:rFonts w:ascii="Courier New" w:hAnsi="Courier New" w:hint="default"/>
+        <w:sz w:val="20"/>
+      </w:rPr>
+    </w:lvl>
+    <w:lvl w:ilvl="2" w:tentative="1">
+      <w:start w:val="1"/>
+      <w:numFmt w:val="bullet"/>
+      <w:lvlText w:val=""/>
+      <w:lvlJc w:val="left"/>
+      <w:pPr>
+        <w:tabs>
+          <w:tab w:val="num" w:pos="2160"/>
+        </w:tabs>
+        <w:ind w:left="2160" w:hanging="360"/>
+      </w:pPr>
+      <w:rPr>
+        <w:rFonts w:ascii="Wingdings" w:hAnsi="Wingdings" w:hint="default"/>
+        <w:sz w:val="20"/>
+      </w:rPr>
+    </w:lvl>
+    <w:lvl w:ilvl="3" w:tentative="1">
+      <w:start w:val="1"/>
+      <w:numFmt w:val="bullet"/>
+      <w:lvlText w:val=""/>
+      <w:lvlJc w:val="left"/>
+      <w:pPr>
+        <w:tabs>
+          <w:tab w:val="num" w:pos="2880"/>
+        </w:tabs>
+        <w:ind w:left="2880" w:hanging="360"/>
+      </w:pPr>
+      <w:rPr>
+        <w:rFonts w:ascii="Wingdings" w:hAnsi="Wingdings" w:hint="default"/>
+        <w:sz w:val="20"/>
+      </w:rPr>
+    </w:lvl>
+    <w:lvl w:ilvl="4" w:tentative="1">
+      <w:start w:val="1"/>
+      <w:numFmt w:val="bullet"/>
+      <w:lvlText w:val=""/>
+      <w:lvlJc w:val="left"/>
+      <w:pPr>
+        <w:tabs>
+          <w:tab w:val="num" w:pos="3600"/>
+        </w:tabs>
+        <w:ind w:left="3600" w:hanging="360"/>
+      </w:pPr>
+      <w:rPr>
+        <w:rFonts w:ascii="Wingdings" w:hAnsi="Wingdings" w:hint="default"/>
+        <w:sz w:val="20"/>
+      </w:rPr>
+    </w:lvl>
+    <w:lvl w:ilvl="5" w:tentative="1">
+      <w:start w:val="1"/>
+      <w:numFmt w:val="bullet"/>
+      <w:lvlText w:val=""/>
+      <w:lvlJc w:val="left"/>
+      <w:pPr>
+        <w:tabs>
+          <w:tab w:val="num" w:pos="4320"/>
+        </w:tabs>
+        <w:ind w:left="4320" w:hanging="360"/>
+      </w:pPr>
+      <w:rPr>
+        <w:rFonts w:ascii="Wingdings" w:hAnsi="Wingdings" w:hint="default"/>
+        <w:sz w:val="20"/>
+      </w:rPr>
+    </w:lvl>
+    <w:lvl w:ilvl="6" w:tentative="1">
+      <w:start w:val="1"/>
+      <w:numFmt w:val="bullet"/>
+      <w:lvlText w:val=""/>
+      <w:lvlJc w:val="left"/>
+      <w:pPr>
+        <w:tabs>
+          <w:tab w:val="num" w:pos="5040"/>
+        </w:tabs>
+        <w:ind w:left="5040" w:hanging="360"/>
+      </w:pPr>
+      <w:rPr>
+        <w:rFonts w:ascii="Wingdings" w:hAnsi="Wingdings" w:hint="default"/>
+        <w:sz w:val="20"/>
+      </w:rPr>
+    </w:lvl>
+    <w:lvl w:ilvl="7" w:tentative="1">
+      <w:start w:val="1"/>
+      <w:numFmt w:val="bullet"/>
+      <w:lvlText w:val=""/>
+      <w:lvlJc w:val="left"/>
+      <w:pPr>
+        <w:tabs>
+          <w:tab w:val="num" w:pos="5760"/>
+        </w:tabs>
+        <w:ind w:left="5760" w:hanging="360"/>
+      </w:pPr>
+      <w:rPr>
+        <w:rFonts w:ascii="Wingdings" w:hAnsi="Wingdings" w:hint="default"/>
+        <w:sz w:val="20"/>
+      </w:rPr>
+    </w:lvl>
+    <w:lvl w:ilvl="8" w:tentative="1">
+      <w:start w:val="1"/>
+      <w:numFmt w:val="bullet"/>
+      <w:lvlText w:val=""/>
+      <w:lvlJc w:val="left"/>
+      <w:pPr>
+        <w:tabs>
+          <w:tab w:val="num" w:pos="6480"/>
+        </w:tabs>
+        <w:ind w:left="6480" w:hanging="360"/>
+      </w:pPr>
+      <w:rPr>
+        <w:rFonts w:ascii="Wingdings" w:hAnsi="Wingdings" w:hint="default"/>
+        <w:sz w:val="20"/>
+      </w:rPr>
+    </w:lvl>
+  </w:abstractNum>
   <w:num w:numId="1" w16cid:durableId="1866627990">
+    <w:abstractNumId w:val="37"/>
+  </w:num>
+  <w:num w:numId="2" w16cid:durableId="1194418024">
+    <w:abstractNumId w:val="5"/>
+  </w:num>
+  <w:num w:numId="3" w16cid:durableId="1867865942">
+    <w:abstractNumId w:val="30"/>
+  </w:num>
+  <w:num w:numId="4" w16cid:durableId="2119906629">
+    <w:abstractNumId w:val="13"/>
+  </w:num>
+  <w:num w:numId="5" w16cid:durableId="236324151">
+    <w:abstractNumId w:val="19"/>
+  </w:num>
+  <w:num w:numId="6" w16cid:durableId="685328418">
+    <w:abstractNumId w:val="14"/>
+  </w:num>
+  <w:num w:numId="7" w16cid:durableId="2142265080">
+    <w:abstractNumId w:val="6"/>
+  </w:num>
+  <w:num w:numId="8" w16cid:durableId="1691446860">
+    <w:abstractNumId w:val="35"/>
+  </w:num>
+  <w:num w:numId="9" w16cid:durableId="2103798015">
+    <w:abstractNumId w:val="8"/>
+  </w:num>
+  <w:num w:numId="10" w16cid:durableId="67577189">
+    <w:abstractNumId w:val="24"/>
+  </w:num>
+  <w:num w:numId="11" w16cid:durableId="1685744914">
+    <w:abstractNumId w:val="18"/>
+  </w:num>
+  <w:num w:numId="12" w16cid:durableId="88359104">
+    <w:abstractNumId w:val="11"/>
+  </w:num>
+  <w:num w:numId="13" w16cid:durableId="1894388356">
+    <w:abstractNumId w:val="27"/>
+  </w:num>
+  <w:num w:numId="14" w16cid:durableId="1766728513">
+    <w:abstractNumId w:val="1"/>
+  </w:num>
+  <w:num w:numId="15" w16cid:durableId="2121215350">
+    <w:abstractNumId w:val="10"/>
+  </w:num>
+  <w:num w:numId="16" w16cid:durableId="1604799818">
+    <w:abstractNumId w:val="20"/>
+  </w:num>
+  <w:num w:numId="17" w16cid:durableId="1712416911">
+    <w:abstractNumId w:val="28"/>
+  </w:num>
+  <w:num w:numId="18" w16cid:durableId="1614052476">
+    <w:abstractNumId w:val="38"/>
+  </w:num>
+  <w:num w:numId="19" w16cid:durableId="55514108">
+    <w:abstractNumId w:val="2"/>
+  </w:num>
+  <w:num w:numId="20" w16cid:durableId="830411099">
     <w:abstractNumId w:val="21"/>
   </w:num>
-  <w:num w:numId="2" w16cid:durableId="1194418024">
-    <w:abstractNumId w:val="2"/>
+  <w:num w:numId="21" w16cid:durableId="1561090914">
+    <w:abstractNumId w:val="33"/>
   </w:num>
-  <w:num w:numId="3" w16cid:durableId="1867865942">
-    <w:abstractNumId w:val="18"/>
-  </w:num>
-  <w:num w:numId="4" w16cid:durableId="2119906629">
-    <w:abstractNumId w:val="8"/>
-  </w:num>
-  <w:num w:numId="5" w16cid:durableId="236324151">
-    <w:abstractNumId w:val="11"/>
-  </w:num>
-  <w:num w:numId="6" w16cid:durableId="685328418">
+  <w:num w:numId="22" w16cid:durableId="1869102405">
     <w:abstractNumId w:val="9"/>
   </w:num>
-  <w:num w:numId="7" w16cid:durableId="2142265080">
+  <w:num w:numId="23" w16cid:durableId="95904123">
+    <w:abstractNumId w:val="22"/>
+  </w:num>
+  <w:num w:numId="24" w16cid:durableId="1027872301">
+    <w:abstractNumId w:val="32"/>
+  </w:num>
+  <w:num w:numId="25" w16cid:durableId="1262758119">
+    <w:abstractNumId w:val="0"/>
+  </w:num>
+  <w:num w:numId="26" w16cid:durableId="15888638">
+    <w:abstractNumId w:val="31"/>
+  </w:num>
+  <w:num w:numId="27" w16cid:durableId="158161507">
+    <w:abstractNumId w:val="7"/>
+  </w:num>
+  <w:num w:numId="28" w16cid:durableId="1485198414">
+    <w:abstractNumId w:val="26"/>
+  </w:num>
+  <w:num w:numId="29" w16cid:durableId="1980458096">
+    <w:abstractNumId w:val="29"/>
+  </w:num>
+  <w:num w:numId="30" w16cid:durableId="163473304">
+    <w:abstractNumId w:val="36"/>
+  </w:num>
+  <w:num w:numId="31" w16cid:durableId="86653835">
+    <w:abstractNumId w:val="4"/>
+  </w:num>
+  <w:num w:numId="32" w16cid:durableId="357127648">
+    <w:abstractNumId w:val="39"/>
+  </w:num>
+  <w:num w:numId="33" w16cid:durableId="1029915599">
+    <w:abstractNumId w:val="15"/>
+  </w:num>
+  <w:num w:numId="34" w16cid:durableId="578901526">
+    <w:abstractNumId w:val="12"/>
+  </w:num>
+  <w:num w:numId="35" w16cid:durableId="1079056962">
+    <w:abstractNumId w:val="23"/>
+  </w:num>
+  <w:num w:numId="36" w16cid:durableId="1994988143">
     <w:abstractNumId w:val="3"/>
   </w:num>
-  <w:num w:numId="8" w16cid:durableId="1691446860">
-    <w:abstractNumId w:val="20"/>
-  </w:num>
-  <w:num w:numId="9" w16cid:durableId="2103798015">
-    <w:abstractNumId w:val="4"/>
-  </w:num>
-  <w:num w:numId="10" w16cid:durableId="67577189">
-    <w:abstractNumId w:val="15"/>
-  </w:num>
-  <w:num w:numId="11" w16cid:durableId="1685744914">
-    <w:abstractNumId w:val="10"/>
-  </w:num>
-  <w:num w:numId="12" w16cid:durableId="88359104">
-    <w:abstractNumId w:val="7"/>
-  </w:num>
-  <w:num w:numId="13" w16cid:durableId="1894388356">
+  <w:num w:numId="37" w16cid:durableId="1504203353">
     <w:abstractNumId w:val="16"/>
   </w:num>
-  <w:num w:numId="14" w16cid:durableId="1766728513">
-    <w:abstractNumId w:val="0"/>
+  <w:num w:numId="38" w16cid:durableId="1021125058">
+    <w:abstractNumId w:val="25"/>
   </w:num>
-  <w:num w:numId="15" w16cid:durableId="2121215350">
-    <w:abstractNumId w:val="6"/>
-  </w:num>
-  <w:num w:numId="16" w16cid:durableId="1604799818">
-    <w:abstractNumId w:val="12"/>
-  </w:num>
-  <w:num w:numId="17" w16cid:durableId="1712416911">
+  <w:num w:numId="39" w16cid:durableId="1536624129">
     <w:abstractNumId w:val="17"/>
   </w:num>
-  <w:num w:numId="18" w16cid:durableId="1614052476">
-    <w:abstractNumId w:val="22"/>
-  </w:num>
-  <w:num w:numId="19" w16cid:durableId="55514108">
-    <w:abstractNumId w:val="1"/>
-  </w:num>
-  <w:num w:numId="20" w16cid:durableId="830411099">
-    <w:abstractNumId w:val="13"/>
-  </w:num>
-  <w:num w:numId="21" w16cid:durableId="1561090914">
-    <w:abstractNumId w:val="19"/>
-  </w:num>
-  <w:num w:numId="22" w16cid:durableId="1869102405">
-    <w:abstractNumId w:val="5"/>
-  </w:num>
-  <w:num w:numId="23" w16cid:durableId="95904123">
-    <w:abstractNumId w:val="14"/>
+  <w:num w:numId="40" w16cid:durableId="1918782534">
+    <w:abstractNumId w:val="34"/>
   </w:num>
 </w:numbering>
 </file>
@@ -9888,7 +14157,7 @@
   <w:style w:type="paragraph" w:default="1" w:styleId="Normal">
     <w:name w:val="Normal"/>
     <w:qFormat/>
-    <w:rsid w:val="00C70163"/>
+    <w:rsid w:val="000C5481"/>
   </w:style>
   <w:style w:type="paragraph" w:styleId="Heading1">
     <w:name w:val="heading 1"/>

--- a/DOCUMENTS/Project Development Journey.docx
+++ b/DOCUMENTS/Project Development Journey.docx
@@ -106,15 +106,7 @@
     </w:p>
     <w:p>
       <w:r>
-        <w:t>Created the main project folder </w:t>
-      </w:r>
-      <w:proofErr w:type="spellStart"/>
-      <w:r>
-        <w:t>ProcessMind</w:t>
-      </w:r>
-      <w:proofErr w:type="spellEnd"/>
-      <w:r>
-        <w:t>-AI with these directories:</w:t>
+        <w:t>Created the main project folder ProcessMind-AI with these directories:</w:t>
       </w:r>
     </w:p>
     <w:p>
@@ -123,13 +115,8 @@
       </w:r>
     </w:p>
     <w:p>
-      <w:proofErr w:type="spellStart"/>
-      <w:r>
-        <w:t>ProcessMind</w:t>
-      </w:r>
-      <w:proofErr w:type="spellEnd"/>
-      <w:r>
-        <w:t>-AI/</w:t>
+      <w:r>
+        <w:t>ProcessMind-AI/</w:t>
       </w:r>
     </w:p>
     <w:p>
@@ -288,18 +275,8 @@
             <w:b/>
             <w:bCs/>
           </w:rPr>
-          <w:t xml:space="preserve">Spring </w:t>
+          <w:t>Spring Initializr</w:t>
         </w:r>
-        <w:proofErr w:type="spellStart"/>
-        <w:r>
-          <w:rPr>
-            <w:rStyle w:val="Hyperlink"/>
-            <w:b/>
-            <w:bCs/>
-          </w:rPr>
-          <w:t>Initializr</w:t>
-        </w:r>
-        <w:proofErr w:type="spellEnd"/>
       </w:hyperlink>
       <w:r>
         <w:t> to generate the project</w:t>
@@ -363,12 +340,10 @@
       <w:r>
         <w:t>Group: </w:t>
       </w:r>
-      <w:proofErr w:type="spellStart"/>
       <w:proofErr w:type="gramStart"/>
       <w:r>
         <w:t>com.processmind</w:t>
       </w:r>
-      <w:proofErr w:type="spellEnd"/>
       <w:proofErr w:type="gramEnd"/>
     </w:p>
     <w:p>
@@ -379,13 +354,8 @@
         </w:numPr>
       </w:pPr>
       <w:r>
-        <w:t>Artifact: </w:t>
-      </w:r>
-      <w:proofErr w:type="spellStart"/>
-      <w:r>
-        <w:t>processmind-api</w:t>
-      </w:r>
-      <w:proofErr w:type="spellEnd"/>
+        <w:t>Artifact: processmind-api</w:t>
+      </w:r>
     </w:p>
     <w:p>
       <w:pPr>
@@ -395,15 +365,7 @@
         </w:numPr>
       </w:pPr>
       <w:r>
-        <w:t>Name: </w:t>
-      </w:r>
-      <w:proofErr w:type="spellStart"/>
-      <w:r>
-        <w:t>ProcessMind</w:t>
-      </w:r>
-      <w:proofErr w:type="spellEnd"/>
-      <w:r>
-        <w:t xml:space="preserve"> API</w:t>
+        <w:t>Name: ProcessMind API</w:t>
       </w:r>
     </w:p>
     <w:p>
@@ -416,12 +378,10 @@
       <w:r>
         <w:t>Package: </w:t>
       </w:r>
-      <w:proofErr w:type="spellStart"/>
       <w:proofErr w:type="gramStart"/>
       <w:r>
         <w:t>com.processmind</w:t>
       </w:r>
-      <w:proofErr w:type="spellEnd"/>
       <w:proofErr w:type="gramEnd"/>
     </w:p>
     <w:p>
@@ -704,19 +664,9 @@
               <w:spacing w:after="160" w:line="278" w:lineRule="auto"/>
               <w:cnfStyle w:val="000000000000" w:firstRow="0" w:lastRow="0" w:firstColumn="0" w:lastColumn="0" w:oddVBand="0" w:evenVBand="0" w:oddHBand="0" w:evenHBand="0" w:firstRowFirstColumn="0" w:firstRowLastColumn="0" w:lastRowFirstColumn="0" w:lastRowLastColumn="0"/>
             </w:pPr>
-            <w:proofErr w:type="spellStart"/>
-            <w:r>
-              <w:t>SpringDoc</w:t>
-            </w:r>
-            <w:proofErr w:type="spellEnd"/>
-            <w:r>
-              <w:t xml:space="preserve"> </w:t>
-            </w:r>
-            <w:proofErr w:type="spellStart"/>
-            <w:r>
-              <w:t>OpenAPI</w:t>
-            </w:r>
-            <w:proofErr w:type="spellEnd"/>
+            <w:r>
+              <w:t>SpringDoc OpenAPI</w:t>
+            </w:r>
           </w:p>
         </w:tc>
       </w:tr>
@@ -769,26 +719,14 @@
       <w:r>
         <w:t>Downloaded PostgreSQL 17 from </w:t>
       </w:r>
-      <w:proofErr w:type="spellStart"/>
-      <w:r>
-        <w:fldChar w:fldCharType="begin"/>
-      </w:r>
-      <w:r>
-        <w:instrText>HYPERLINK "https://www.enterprisedb.com/downloads/postgres-postgresql-downloads" \t "_blank"</w:instrText>
-      </w:r>
-      <w:r>
-        <w:fldChar w:fldCharType="separate"/>
-      </w:r>
-      <w:r>
-        <w:rPr>
-          <w:rStyle w:val="Hyperlink"/>
-        </w:rPr>
-        <w:t>EnterpriseDB</w:t>
-      </w:r>
-      <w:proofErr w:type="spellEnd"/>
-      <w:r>
-        <w:fldChar w:fldCharType="end"/>
-      </w:r>
+      <w:hyperlink r:id="rId6" w:tgtFrame="_blank" w:history="1">
+        <w:r>
+          <w:rPr>
+            <w:rStyle w:val="Hyperlink"/>
+          </w:rPr>
+          <w:t>EnterpriseDB</w:t>
+        </w:r>
+      </w:hyperlink>
     </w:p>
     <w:p>
       <w:pPr>
@@ -813,13 +751,8 @@
         </w:numPr>
       </w:pPr>
       <w:r>
-        <w:t>Username: </w:t>
-      </w:r>
-      <w:proofErr w:type="spellStart"/>
-      <w:r>
-        <w:t>postgres</w:t>
-      </w:r>
-      <w:proofErr w:type="spellEnd"/>
+        <w:t>Username: postgres</w:t>
+      </w:r>
     </w:p>
     <w:p>
       <w:pPr>
@@ -855,17 +788,8 @@
           <w:b/>
           <w:bCs/>
         </w:rPr>
-        <w:t xml:space="preserve">5. Installed </w:t>
-      </w:r>
-      <w:proofErr w:type="spellStart"/>
-      <w:r>
-        <w:rPr>
-          <w:b/>
-          <w:bCs/>
-        </w:rPr>
-        <w:t>pgAdmin</w:t>
-      </w:r>
-      <w:proofErr w:type="spellEnd"/>
+        <w:t>5. Installed pgAdmin</w:t>
+      </w:r>
     </w:p>
     <w:p>
       <w:pPr>
@@ -912,21 +836,8 @@
         </w:numPr>
       </w:pPr>
       <w:r>
-        <w:t>Created </w:t>
-      </w:r>
-      <w:proofErr w:type="spellStart"/>
-      <w:r>
-        <w:t>processmind_db</w:t>
-      </w:r>
-      <w:proofErr w:type="spellEnd"/>
-      <w:r>
-        <w:t xml:space="preserve"> database in </w:t>
-      </w:r>
-      <w:proofErr w:type="spellStart"/>
-      <w:r>
-        <w:t>pgAdmin</w:t>
-      </w:r>
-      <w:proofErr w:type="spellEnd"/>
+        <w:t>Created processmind_db database in pgAdmin</w:t>
+      </w:r>
     </w:p>
     <w:p>
       <w:pPr>
@@ -993,7 +904,7 @@
                     <pic:cNvPicPr/>
                   </pic:nvPicPr>
                   <pic:blipFill>
-                    <a:blip r:embed="rId6"/>
+                    <a:blip r:embed="rId7"/>
                     <a:stretch>
                       <a:fillRect/>
                     </a:stretch>
@@ -1050,21 +961,8 @@
       </w:r>
     </w:p>
     <w:p>
-      <w:proofErr w:type="spellStart"/>
-      <w:r>
-        <w:t>src</w:t>
-      </w:r>
-      <w:proofErr w:type="spellEnd"/>
-      <w:r>
-        <w:t>/main/java/com/</w:t>
-      </w:r>
-      <w:proofErr w:type="spellStart"/>
-      <w:r>
-        <w:t>processmind</w:t>
-      </w:r>
-      <w:proofErr w:type="spellEnd"/>
-      <w:r>
-        <w:t>/</w:t>
+      <w:r>
+        <w:t>src/main/java/com/processmind/</w:t>
       </w:r>
     </w:p>
     <w:p>
@@ -1158,15 +1056,7 @@
         <w:t>──</w:t>
       </w:r>
       <w:r>
-        <w:t xml:space="preserve"> </w:t>
-      </w:r>
-      <w:proofErr w:type="spellStart"/>
-      <w:r>
-        <w:t>dto</w:t>
-      </w:r>
-      <w:proofErr w:type="spellEnd"/>
-      <w:r>
-        <w:t>/</w:t>
+        <w:t xml:space="preserve"> dto/</w:t>
       </w:r>
     </w:p>
     <w:p>
@@ -1186,15 +1076,7 @@
         <w:t>──</w:t>
       </w:r>
       <w:r>
-        <w:t xml:space="preserve"> </w:t>
-      </w:r>
-      <w:proofErr w:type="spellStart"/>
-      <w:r>
-        <w:t>enums</w:t>
-      </w:r>
-      <w:proofErr w:type="spellEnd"/>
-      <w:r>
-        <w:t>/</w:t>
+        <w:t xml:space="preserve"> enums/</w:t>
       </w:r>
     </w:p>
     <w:p>
@@ -1543,13 +1425,8 @@
           <w:numId w:val="5"/>
         </w:numPr>
       </w:pPr>
-      <w:proofErr w:type="spellStart"/>
-      <w:r>
-        <w:t>dto</w:t>
-      </w:r>
-      <w:proofErr w:type="spellEnd"/>
-      <w:r>
-        <w:t>/</w:t>
+      <w:r>
+        <w:t>dto/</w:t>
       </w:r>
     </w:p>
     <w:p>
@@ -1622,13 +1499,8 @@
       </w:r>
     </w:p>
     <w:p>
-      <w:proofErr w:type="spellStart"/>
-      <w:r>
-        <w:t>src</w:t>
-      </w:r>
-      <w:proofErr w:type="spellEnd"/>
-      <w:r>
-        <w:t>/main/resources/</w:t>
+      <w:r>
+        <w:t>src/main/resources/</w:t>
       </w:r>
     </w:p>
     <w:p>
@@ -1645,15 +1517,7 @@
         <w:t>──</w:t>
       </w:r>
       <w:r>
-        <w:t xml:space="preserve"> </w:t>
-      </w:r>
-      <w:proofErr w:type="spellStart"/>
-      <w:r>
-        <w:t>application.yml</w:t>
-      </w:r>
-      <w:proofErr w:type="spellEnd"/>
-      <w:r>
-        <w:t xml:space="preserve">       </w:t>
+        <w:t xml:space="preserve"> application.yml       </w:t>
       </w:r>
       <w:proofErr w:type="gramStart"/>
       <w:r>
@@ -1678,15 +1542,7 @@
         <w:t>──</w:t>
       </w:r>
       <w:r>
-        <w:t xml:space="preserve"> application-</w:t>
-      </w:r>
-      <w:proofErr w:type="spellStart"/>
-      <w:r>
-        <w:t>dev.yml</w:t>
-      </w:r>
-      <w:proofErr w:type="spellEnd"/>
-      <w:r>
-        <w:t xml:space="preserve">   </w:t>
+        <w:t xml:space="preserve"> application-dev.yml   </w:t>
       </w:r>
       <w:proofErr w:type="gramStart"/>
       <w:r>
@@ -1711,15 +1567,7 @@
         <w:t>──</w:t>
       </w:r>
       <w:r>
-        <w:t xml:space="preserve"> application-</w:t>
-      </w:r>
-      <w:proofErr w:type="spellStart"/>
-      <w:r>
-        <w:t>prod.yml</w:t>
-      </w:r>
-      <w:proofErr w:type="spellEnd"/>
-      <w:r>
-        <w:t xml:space="preserve">  </w:t>
+        <w:t xml:space="preserve"> application-prod.yml  </w:t>
       </w:r>
       <w:proofErr w:type="gramStart"/>
       <w:r>
@@ -1744,15 +1592,7 @@
         <w:t>──</w:t>
       </w:r>
       <w:r>
-        <w:t xml:space="preserve"> </w:t>
-      </w:r>
-      <w:proofErr w:type="spellStart"/>
-      <w:r>
-        <w:t>db</w:t>
-      </w:r>
-      <w:proofErr w:type="spellEnd"/>
-      <w:r>
-        <w:t>/</w:t>
+        <w:t xml:space="preserve"> db/</w:t>
       </w:r>
     </w:p>
     <w:p>
@@ -1825,7 +1665,7 @@
                     <pic:cNvPicPr/>
                   </pic:nvPicPr>
                   <pic:blipFill>
-                    <a:blip r:embed="rId7"/>
+                    <a:blip r:embed="rId8"/>
                     <a:stretch>
                       <a:fillRect/>
                     </a:stretch>
@@ -1895,15 +1735,7 @@
         </w:numPr>
       </w:pPr>
       <w:r>
-        <w:t xml:space="preserve">Content: CREATE SCHEMA IF NOT EXISTS </w:t>
-      </w:r>
-      <w:proofErr w:type="spellStart"/>
-      <w:r>
-        <w:t>processmind</w:t>
-      </w:r>
-      <w:proofErr w:type="spellEnd"/>
-      <w:r>
-        <w:t>;</w:t>
+        <w:t>Content: CREATE SCHEMA IF NOT EXISTS processmind;</w:t>
       </w:r>
     </w:p>
     <w:p>
@@ -1945,17 +1777,8 @@
           <w:b/>
           <w:bCs/>
         </w:rPr>
-        <w:t xml:space="preserve">12. Created </w:t>
-      </w:r>
-      <w:proofErr w:type="spellStart"/>
-      <w:r>
-        <w:rPr>
-          <w:b/>
-          <w:bCs/>
-        </w:rPr>
-        <w:t>HealthController</w:t>
-      </w:r>
-      <w:proofErr w:type="spellEnd"/>
+        <w:t>12. Created HealthController</w:t>
+      </w:r>
     </w:p>
     <w:p>
       <w:r>
@@ -1979,7 +1802,7 @@
                     <pic:cNvPicPr/>
                   </pic:nvPicPr>
                   <pic:blipFill>
-                    <a:blip r:embed="rId8"/>
+                    <a:blip r:embed="rId9"/>
                     <a:stretch>
                       <a:fillRect/>
                     </a:stretch>
@@ -2012,17 +1835,8 @@
           <w:b/>
           <w:bCs/>
         </w:rPr>
-        <w:t xml:space="preserve">13. Created </w:t>
-      </w:r>
-      <w:proofErr w:type="spellStart"/>
-      <w:r>
-        <w:rPr>
-          <w:b/>
-          <w:bCs/>
-        </w:rPr>
-        <w:t>SecurityConfig</w:t>
-      </w:r>
-      <w:proofErr w:type="spellEnd"/>
+        <w:t>13. Created SecurityConfig</w:t>
+      </w:r>
     </w:p>
     <w:p>
       <w:pPr>
@@ -2051,7 +1865,7 @@
                     <pic:cNvPicPr/>
                   </pic:nvPicPr>
                   <pic:blipFill>
-                    <a:blip r:embed="rId9"/>
+                    <a:blip r:embed="rId10"/>
                     <a:stretch>
                       <a:fillRect/>
                     </a:stretch>
@@ -2125,34 +1939,16 @@
       <w:r>
         <w:t>Command: </w:t>
       </w:r>
-      <w:proofErr w:type="spellStart"/>
-      <w:r>
-        <w:t>mvn</w:t>
-      </w:r>
-      <w:proofErr w:type="spellEnd"/>
-      <w:r>
-        <w:t xml:space="preserve"> clean </w:t>
-      </w:r>
-      <w:proofErr w:type="spellStart"/>
-      <w:r>
-        <w:t>spring-</w:t>
+      <w:r>
+        <w:t>mvn clean spring-</w:t>
       </w:r>
       <w:proofErr w:type="gramStart"/>
       <w:r>
         <w:t>boot:run</w:t>
       </w:r>
-      <w:proofErr w:type="spellEnd"/>
       <w:proofErr w:type="gramEnd"/>
       <w:r>
-        <w:t xml:space="preserve"> "-</w:t>
-      </w:r>
-      <w:proofErr w:type="spellStart"/>
-      <w:r>
-        <w:t>Dspring-boot.run.profiles</w:t>
-      </w:r>
-      <w:proofErr w:type="spellEnd"/>
-      <w:r>
-        <w:t>=dev"</w:t>
+        <w:t xml:space="preserve"> "-Dspring-boot.run.profiles=dev"</w:t>
       </w:r>
     </w:p>
     <w:p>
@@ -2306,13 +2102,8 @@
               <w:spacing w:after="160" w:line="278" w:lineRule="auto"/>
               <w:cnfStyle w:val="000000100000" w:firstRow="0" w:lastRow="0" w:firstColumn="0" w:lastColumn="0" w:oddVBand="0" w:evenVBand="0" w:oddHBand="1" w:evenHBand="0" w:firstRowFirstColumn="0" w:firstRowLastColumn="0" w:lastRowFirstColumn="0" w:lastRowLastColumn="0"/>
             </w:pPr>
-            <w:proofErr w:type="spellStart"/>
-            <w:r>
-              <w:t>ProcessMind</w:t>
-            </w:r>
-            <w:proofErr w:type="spellEnd"/>
-            <w:r>
-              <w:t xml:space="preserve"> API is running</w:t>
+            <w:r>
+              <w:t>ProcessMind API is running</w:t>
             </w:r>
           </w:p>
         </w:tc>
@@ -2425,15 +2216,7 @@
               <w:cnfStyle w:val="000000100000" w:firstRow="0" w:lastRow="0" w:firstColumn="0" w:lastColumn="0" w:oddVBand="0" w:evenVBand="0" w:oddHBand="1" w:evenHBand="0" w:firstRowFirstColumn="0" w:firstRowLastColumn="0" w:lastRowFirstColumn="0" w:lastRowLastColumn="0"/>
             </w:pPr>
             <w:r>
-              <w:t>{"</w:t>
-            </w:r>
-            <w:proofErr w:type="spellStart"/>
-            <w:r>
-              <w:t>status":"UP</w:t>
-            </w:r>
-            <w:proofErr w:type="spellEnd"/>
-            <w:r>
-              <w:t>"}</w:t>
+              <w:t>{"status":"UP"}</w:t>
             </w:r>
           </w:p>
         </w:tc>
@@ -2477,15 +2260,7 @@
         <w:t>✅</w:t>
       </w:r>
       <w:r>
-        <w:t xml:space="preserve"> </w:t>
-      </w:r>
-      <w:proofErr w:type="spellStart"/>
-      <w:r>
-        <w:t>HikariCP</w:t>
-      </w:r>
-      <w:proofErr w:type="spellEnd"/>
-      <w:r>
-        <w:t xml:space="preserve"> connection pool started</w:t>
+        <w:t xml:space="preserve"> HikariCP connection pool started</w:t>
       </w:r>
     </w:p>
     <w:p>
@@ -2970,19 +2745,9 @@
             <w:pPr>
               <w:spacing w:after="160" w:line="278" w:lineRule="auto"/>
             </w:pPr>
-            <w:proofErr w:type="spellStart"/>
-            <w:r>
-              <w:t>SpringDoc</w:t>
-            </w:r>
-            <w:proofErr w:type="spellEnd"/>
-            <w:r>
-              <w:t xml:space="preserve"> </w:t>
-            </w:r>
-            <w:proofErr w:type="spellStart"/>
-            <w:r>
-              <w:t>OpenAPI</w:t>
-            </w:r>
-            <w:proofErr w:type="spellEnd"/>
+            <w:r>
+              <w:t>SpringDoc OpenAPI</w:t>
+            </w:r>
           </w:p>
         </w:tc>
         <w:tc>
@@ -3323,7 +3088,7 @@
                     <pic:cNvPicPr/>
                   </pic:nvPicPr>
                   <pic:blipFill>
-                    <a:blip r:embed="rId10"/>
+                    <a:blip r:embed="rId11"/>
                     <a:stretch>
                       <a:fillRect/>
                     </a:stretch>
@@ -3905,7 +3670,7 @@
                     <pic:cNvPicPr/>
                   </pic:nvPicPr>
                   <pic:blipFill>
-                    <a:blip r:embed="rId11"/>
+                    <a:blip r:embed="rId12"/>
                     <a:stretch>
                       <a:fillRect/>
                     </a:stretch>
@@ -4143,11 +3908,9 @@
             <w:pPr>
               <w:spacing w:after="160" w:line="278" w:lineRule="auto"/>
             </w:pPr>
-            <w:proofErr w:type="spellStart"/>
             <w:r>
               <w:t>MethodArgumentNotValidException</w:t>
             </w:r>
-            <w:proofErr w:type="spellEnd"/>
           </w:p>
         </w:tc>
         <w:tc>
@@ -4195,11 +3958,9 @@
             <w:pPr>
               <w:spacing w:after="160" w:line="278" w:lineRule="auto"/>
             </w:pPr>
-            <w:proofErr w:type="spellStart"/>
             <w:r>
               <w:t>AccessDeniedException</w:t>
             </w:r>
-            <w:proofErr w:type="spellEnd"/>
           </w:p>
         </w:tc>
         <w:tc>
@@ -4248,11 +4009,9 @@
             <w:pPr>
               <w:spacing w:after="160" w:line="278" w:lineRule="auto"/>
             </w:pPr>
-            <w:proofErr w:type="spellStart"/>
             <w:r>
               <w:t>NoHandlerFoundException</w:t>
             </w:r>
-            <w:proofErr w:type="spellEnd"/>
           </w:p>
         </w:tc>
         <w:tc>
@@ -4419,15 +4178,7 @@
         </w:numPr>
       </w:pPr>
       <w:r>
-        <w:t xml:space="preserve">Extends </w:t>
-      </w:r>
-      <w:proofErr w:type="spellStart"/>
-      <w:r>
-        <w:t>RuntimeException</w:t>
-      </w:r>
-      <w:proofErr w:type="spellEnd"/>
-      <w:r>
-        <w:t xml:space="preserve"> (unchecked)</w:t>
+        <w:t>Extends RuntimeException (unchecked)</w:t>
       </w:r>
     </w:p>
     <w:p>
@@ -4460,7 +4211,7 @@
                     <pic:cNvPicPr/>
                   </pic:nvPicPr>
                   <pic:blipFill>
-                    <a:blip r:embed="rId12"/>
+                    <a:blip r:embed="rId13"/>
                     <a:stretch>
                       <a:fillRect/>
                     </a:stretch>
@@ -4539,15 +4290,7 @@
         </w:numPr>
       </w:pPr>
       <w:r>
-        <w:t>Uses </w:t>
-      </w:r>
-      <w:proofErr w:type="spellStart"/>
-      <w:r>
-        <w:t>ApiResponse</w:t>
-      </w:r>
-      <w:proofErr w:type="spellEnd"/>
-      <w:r>
-        <w:t> wrapper</w:t>
+        <w:t>Uses ApiResponse wrapper</w:t>
       </w:r>
     </w:p>
     <w:p>
@@ -4603,7 +4346,7 @@
                     <pic:cNvPicPr/>
                   </pic:nvPicPr>
                   <pic:blipFill>
-                    <a:blip r:embed="rId13"/>
+                    <a:blip r:embed="rId14"/>
                     <a:stretch>
                       <a:fillRect/>
                     </a:stretch>
@@ -4648,15 +4391,7 @@
         <w:t>Location:</w:t>
       </w:r>
       <w:r>
-        <w:t> </w:t>
-      </w:r>
-      <w:proofErr w:type="spellStart"/>
-      <w:r>
-        <w:t>src</w:t>
-      </w:r>
-      <w:proofErr w:type="spellEnd"/>
-      <w:r>
-        <w:t>/main/resources/logback-spring.xml</w:t>
+        <w:t> src/main/resources/logback-spring.xml</w:t>
       </w:r>
     </w:p>
     <w:p>
@@ -4739,12 +4474,10 @@
           <w:numId w:val="18"/>
         </w:numPr>
       </w:pPr>
-      <w:proofErr w:type="spellStart"/>
       <w:proofErr w:type="gramStart"/>
       <w:r>
         <w:t>com.processmind</w:t>
       </w:r>
-      <w:proofErr w:type="spellEnd"/>
       <w:proofErr w:type="gramEnd"/>
       <w:r>
         <w:t>: DEBUG</w:t>
@@ -4757,13 +4490,8 @@
           <w:numId w:val="18"/>
         </w:numPr>
       </w:pPr>
-      <w:proofErr w:type="spellStart"/>
-      <w:r>
-        <w:t>org.springframework.web</w:t>
-      </w:r>
-      <w:proofErr w:type="spellEnd"/>
-      <w:r>
-        <w:t>: DEBUG</w:t>
+      <w:r>
+        <w:t>org.springframework.web: DEBUG</w:t>
       </w:r>
     </w:p>
     <w:p>
@@ -4773,13 +4501,8 @@
           <w:numId w:val="18"/>
         </w:numPr>
       </w:pPr>
-      <w:proofErr w:type="spellStart"/>
-      <w:r>
-        <w:t>org.hibernate.SQL</w:t>
-      </w:r>
-      <w:proofErr w:type="spellEnd"/>
-      <w:r>
-        <w:t>: DEBUG</w:t>
+      <w:r>
+        <w:t>org.hibernate.SQL: DEBUG</w:t>
       </w:r>
     </w:p>
     <w:p>
@@ -4829,19 +4552,9 @@
           <w:numId w:val="19"/>
         </w:numPr>
       </w:pPr>
-      <w:proofErr w:type="spellStart"/>
-      <w:r>
-        <w:t>src</w:t>
-      </w:r>
-      <w:proofErr w:type="spellEnd"/>
-      <w:r>
-        <w:t>/main/resources/</w:t>
-      </w:r>
-      <w:proofErr w:type="spellStart"/>
-      <w:r>
-        <w:t>application.yml</w:t>
-      </w:r>
-      <w:proofErr w:type="spellEnd"/>
+      <w:r>
+        <w:t>src/main/resources/application.yml</w:t>
+      </w:r>
     </w:p>
     <w:p>
       <w:pPr>
@@ -4850,19 +4563,9 @@
           <w:numId w:val="19"/>
         </w:numPr>
       </w:pPr>
-      <w:proofErr w:type="spellStart"/>
-      <w:r>
-        <w:t>src</w:t>
-      </w:r>
-      <w:proofErr w:type="spellEnd"/>
-      <w:r>
-        <w:t>/main/resources/application-</w:t>
-      </w:r>
-      <w:proofErr w:type="spellStart"/>
-      <w:r>
-        <w:t>dev.yml</w:t>
-      </w:r>
-      <w:proofErr w:type="spellEnd"/>
+      <w:r>
+        <w:t>src/main/resources/application-dev.yml</w:t>
+      </w:r>
     </w:p>
     <w:p>
       <w:pPr>
@@ -4871,19 +4574,9 @@
           <w:numId w:val="19"/>
         </w:numPr>
       </w:pPr>
-      <w:proofErr w:type="spellStart"/>
-      <w:r>
-        <w:t>src</w:t>
-      </w:r>
-      <w:proofErr w:type="spellEnd"/>
-      <w:r>
-        <w:t>/main/resources/application-</w:t>
-      </w:r>
-      <w:proofErr w:type="spellStart"/>
-      <w:r>
-        <w:t>prod.yml</w:t>
-      </w:r>
-      <w:proofErr w:type="spellEnd"/>
+      <w:r>
+        <w:t>src/main/resources/application-prod.yml</w:t>
+      </w:r>
     </w:p>
     <w:p>
       <w:pPr>
@@ -4985,7 +4678,7 @@
                     <pic:cNvPicPr/>
                   </pic:nvPicPr>
                   <pic:blipFill>
-                    <a:blip r:embed="rId14"/>
+                    <a:blip r:embed="rId15"/>
                     <a:stretch>
                       <a:fillRect/>
                     </a:stretch>
@@ -5337,13 +5030,8 @@
         </w:numPr>
       </w:pPr>
       <w:r>
-        <w:t>backend/</w:t>
-      </w:r>
-      <w:proofErr w:type="spellStart"/>
-      <w:r>
-        <w:t>Dockerfile</w:t>
-      </w:r>
-      <w:proofErr w:type="spellEnd"/>
+        <w:t>backend/Dockerfile</w:t>
+      </w:r>
     </w:p>
     <w:p>
       <w:pPr>
@@ -5353,13 +5041,8 @@
         </w:numPr>
       </w:pPr>
       <w:r>
-        <w:t>docker/docker-</w:t>
-      </w:r>
-      <w:proofErr w:type="spellStart"/>
-      <w:r>
-        <w:t>compose.yml</w:t>
-      </w:r>
-      <w:proofErr w:type="spellEnd"/>
+        <w:t>docker/docker-compose.yml</w:t>
+      </w:r>
     </w:p>
     <w:p>
       <w:pPr>
@@ -5368,19 +5051,9 @@
           <w:numId w:val="22"/>
         </w:numPr>
       </w:pPr>
-      <w:proofErr w:type="spellStart"/>
-      <w:r>
-        <w:t>ProcessMind</w:t>
-      </w:r>
-      <w:proofErr w:type="spellEnd"/>
-      <w:r>
-        <w:t>-AI/docker-</w:t>
-      </w:r>
-      <w:proofErr w:type="spellStart"/>
-      <w:r>
-        <w:t>compose.yml</w:t>
-      </w:r>
-      <w:proofErr w:type="spellEnd"/>
+      <w:r>
+        <w:t>ProcessMind-AI/docker-compose.yml</w:t>
+      </w:r>
     </w:p>
     <w:p>
       <w:r>
@@ -5477,7 +5150,7 @@
                     <pic:cNvPicPr/>
                   </pic:nvPicPr>
                   <pic:blipFill>
-                    <a:blip r:embed="rId15"/>
+                    <a:blip r:embed="rId16"/>
                     <a:stretch>
                       <a:fillRect/>
                     </a:stretch>
@@ -5567,7 +5240,7 @@
                     <pic:cNvPicPr/>
                   </pic:nvPicPr>
                   <pic:blipFill>
-                    <a:blip r:embed="rId16"/>
+                    <a:blip r:embed="rId17"/>
                     <a:stretch>
                       <a:fillRect/>
                     </a:stretch>
@@ -5819,13 +5492,8 @@
               <w:cnfStyle w:val="000000000000" w:firstRow="0" w:lastRow="0" w:firstColumn="0" w:lastColumn="0" w:oddVBand="0" w:evenVBand="0" w:oddHBand="0" w:evenHBand="0" w:firstRowFirstColumn="0" w:firstRowLastColumn="0" w:lastRowFirstColumn="0" w:lastRowLastColumn="0"/>
             </w:pPr>
             <w:r>
-              <w:t xml:space="preserve">JSON response with </w:t>
-            </w:r>
-            <w:proofErr w:type="spellStart"/>
-            <w:r>
-              <w:t>ApiResponse</w:t>
-            </w:r>
-            <w:proofErr w:type="spellEnd"/>
+              <w:t>JSON response with ApiResponse</w:t>
+            </w:r>
           </w:p>
         </w:tc>
       </w:tr>
@@ -6186,7 +5854,7 @@
                     <pic:cNvPicPr/>
                   </pic:nvPicPr>
                   <pic:blipFill>
-                    <a:blip r:embed="rId17"/>
+                    <a:blip r:embed="rId18"/>
                     <a:stretch>
                       <a:fillRect/>
                     </a:stretch>
@@ -6269,7 +5937,7 @@
                     <pic:cNvPicPr/>
                   </pic:nvPicPr>
                   <pic:blipFill>
-                    <a:blip r:embed="rId18"/>
+                    <a:blip r:embed="rId19"/>
                     <a:stretch>
                       <a:fillRect/>
                     </a:stretch>
@@ -6332,7 +6000,7 @@
                     <pic:cNvPicPr/>
                   </pic:nvPicPr>
                   <pic:blipFill>
-                    <a:blip r:embed="rId19"/>
+                    <a:blip r:embed="rId20"/>
                     <a:stretch>
                       <a:fillRect/>
                     </a:stretch>
@@ -6389,7 +6057,7 @@
                     <pic:cNvPicPr/>
                   </pic:nvPicPr>
                   <pic:blipFill>
-                    <a:blip r:embed="rId20"/>
+                    <a:blip r:embed="rId21"/>
                     <a:stretch>
                       <a:fillRect/>
                     </a:stretch>
@@ -6419,14 +6087,6 @@
     <w:p/>
     <w:p/>
     <w:p/>
-    <w:p/>
-    <w:p/>
-    <w:p/>
-    <w:p/>
-    <w:p/>
-    <w:p/>
-    <w:p/>
-    <w:p/>
     <w:p>
       <w:pPr>
         <w:rPr>
@@ -6443,61 +6103,8 @@
           <w:sz w:val="30"/>
           <w:szCs w:val="30"/>
         </w:rPr>
-        <w:t>Date: 1</w:t>
-      </w:r>
-      <w:r>
-        <w:rPr>
-          <w:b/>
-          <w:bCs/>
-          <w:sz w:val="30"/>
-          <w:szCs w:val="30"/>
-        </w:rPr>
-        <w:t>9</w:t>
-      </w:r>
-      <w:r>
-        <w:rPr>
-          <w:b/>
-          <w:bCs/>
-          <w:sz w:val="30"/>
-          <w:szCs w:val="30"/>
-        </w:rPr>
-        <w:t xml:space="preserve">.06.2026 – </w:t>
-      </w:r>
-      <w:r>
-        <w:rPr>
-          <w:b/>
-          <w:bCs/>
-          <w:sz w:val="30"/>
-          <w:szCs w:val="30"/>
-        </w:rPr>
-        <w:t>9</w:t>
-      </w:r>
-      <w:r>
-        <w:rPr>
-          <w:b/>
-          <w:bCs/>
-          <w:sz w:val="30"/>
-          <w:szCs w:val="30"/>
-        </w:rPr>
-        <w:t>.</w:t>
-      </w:r>
-      <w:r>
-        <w:rPr>
-          <w:b/>
-          <w:bCs/>
-          <w:sz w:val="30"/>
-          <w:szCs w:val="30"/>
-        </w:rPr>
-        <w:t>35</w:t>
-      </w:r>
-      <w:r>
-        <w:rPr>
-          <w:b/>
-          <w:bCs/>
-          <w:sz w:val="30"/>
-          <w:szCs w:val="30"/>
-        </w:rPr>
-        <w:t xml:space="preserve"> PM</w:t>
+        <w:lastRenderedPageBreak/>
+        <w:t>Date: 19.06.2026 – 9.35 PM</w:t>
       </w:r>
     </w:p>
     <w:p>
@@ -6536,15 +6143,7 @@
     </w:p>
     <w:p>
       <w:r>
-        <w:t xml:space="preserve">Build the complete identity and access management platform that provides secure authentication, authorization, and tenant isolation for the </w:t>
-      </w:r>
-      <w:proofErr w:type="spellStart"/>
-      <w:r>
-        <w:t>ProcessMind</w:t>
-      </w:r>
-      <w:proofErr w:type="spellEnd"/>
-      <w:r>
-        <w:t xml:space="preserve"> AI system.</w:t>
+        <w:t>Build the complete identity and access management platform that provides secure authentication, authorization, and tenant isolation for the ProcessMind AI system.</w:t>
       </w:r>
     </w:p>
     <w:p>
@@ -6746,6 +6345,36 @@
           <w:rFonts w:ascii="Segoe UI Emoji" w:hAnsi="Segoe UI Emoji" w:cs="Segoe UI Emoji"/>
         </w:rPr>
       </w:pPr>
+    </w:p>
+    <w:p>
+      <w:pPr>
+        <w:rPr>
+          <w:rFonts w:ascii="Segoe UI Emoji" w:hAnsi="Segoe UI Emoji" w:cs="Segoe UI Emoji"/>
+          <w:b/>
+          <w:bCs/>
+          <w:sz w:val="28"/>
+          <w:szCs w:val="28"/>
+        </w:rPr>
+      </w:pPr>
+      <w:r>
+        <w:rPr>
+          <w:rFonts w:ascii="Segoe UI Emoji" w:hAnsi="Segoe UI Emoji" w:cs="Segoe UI Emoji"/>
+          <w:b/>
+          <w:bCs/>
+          <w:sz w:val="28"/>
+          <w:szCs w:val="28"/>
+        </w:rPr>
+        <w:t xml:space="preserve">Milestone 03 - </w:t>
+      </w:r>
+      <w:r>
+        <w:rPr>
+          <w:b/>
+          <w:bCs/>
+          <w:sz w:val="28"/>
+          <w:szCs w:val="28"/>
+        </w:rPr>
+        <w:t>Auth Foundation</w:t>
+      </w:r>
     </w:p>
     <w:p>
       <w:pPr>
@@ -6779,12 +6408,12 @@
           <w:rFonts w:ascii="Segoe UI Emoji" w:hAnsi="Segoe UI Emoji" w:cs="Segoe UI Emoji"/>
           <w:b/>
           <w:bCs/>
-        </w:rPr>
-        <w:lastRenderedPageBreak/>
+          <w:noProof/>
+        </w:rPr>
         <w:drawing>
-          <wp:inline distT="0" distB="0" distL="0" distR="0" wp14:anchorId="0AA9DFEE" wp14:editId="4253D533">
-            <wp:extent cx="3352800" cy="2929714"/>
-            <wp:effectExtent l="0" t="0" r="0" b="4445"/>
+          <wp:inline distT="0" distB="0" distL="0" distR="0" wp14:anchorId="0AA9DFEE" wp14:editId="1085EF04">
+            <wp:extent cx="4035177" cy="3525982"/>
+            <wp:effectExtent l="0" t="0" r="3810" b="0"/>
             <wp:docPr id="1448862889" name="Picture 1"/>
             <wp:cNvGraphicFramePr>
               <a:graphicFrameLocks xmlns:a="http://schemas.openxmlformats.org/drawingml/2006/main" noChangeAspect="1"/>
@@ -6797,7 +6426,7 @@
                     <pic:cNvPicPr/>
                   </pic:nvPicPr>
                   <pic:blipFill rotWithShape="1">
-                    <a:blip r:embed="rId21"/>
+                    <a:blip r:embed="rId22"/>
                     <a:srcRect t="14571"/>
                     <a:stretch>
                       <a:fillRect/>
@@ -6806,7 +6435,7 @@
                   <pic:spPr bwMode="auto">
                     <a:xfrm>
                       <a:off x="0" y="0"/>
-                      <a:ext cx="3365486" cy="2940799"/>
+                      <a:ext cx="4085352" cy="3569826"/>
                     </a:xfrm>
                     <a:prstGeom prst="rect">
                       <a:avLst/>
@@ -6839,11 +6468,12 @@
           <w:rFonts w:ascii="Segoe UI Emoji" w:hAnsi="Segoe UI Emoji" w:cs="Segoe UI Emoji"/>
           <w:b/>
           <w:bCs/>
+          <w:noProof/>
         </w:rPr>
         <w:drawing>
-          <wp:inline distT="0" distB="0" distL="0" distR="0" wp14:anchorId="42089338" wp14:editId="0FAC59A7">
-            <wp:extent cx="6090737" cy="2798619"/>
-            <wp:effectExtent l="0" t="0" r="5715" b="1905"/>
+          <wp:inline distT="0" distB="0" distL="0" distR="0" wp14:anchorId="42089338" wp14:editId="37587446">
+            <wp:extent cx="4856018" cy="2231281"/>
+            <wp:effectExtent l="0" t="0" r="1905" b="0"/>
             <wp:docPr id="829943528" name="Picture 1"/>
             <wp:cNvGraphicFramePr>
               <a:graphicFrameLocks xmlns:a="http://schemas.openxmlformats.org/drawingml/2006/main" noChangeAspect="1"/>
@@ -6856,7 +6486,7 @@
                     <pic:cNvPicPr/>
                   </pic:nvPicPr>
                   <pic:blipFill>
-                    <a:blip r:embed="rId22"/>
+                    <a:blip r:embed="rId23"/>
                     <a:stretch>
                       <a:fillRect/>
                     </a:stretch>
@@ -6864,7 +6494,7 @@
                   <pic:spPr>
                     <a:xfrm>
                       <a:off x="0" y="0"/>
-                      <a:ext cx="6124860" cy="2814298"/>
+                      <a:ext cx="4940617" cy="2270153"/>
                     </a:xfrm>
                     <a:prstGeom prst="rect">
                       <a:avLst/>
@@ -6877,19 +6507,19 @@
         </w:drawing>
       </w:r>
     </w:p>
-    <w:p/>
-    <w:p>
-      <w:pPr>
-        <w:rPr>
-          <w:b/>
-          <w:bCs/>
-        </w:rPr>
-      </w:pPr>
-      <w:r>
-        <w:rPr>
-          <w:b/>
-          <w:bCs/>
-        </w:rPr>
+    <w:p>
+      <w:pPr>
+        <w:rPr>
+          <w:b/>
+          <w:bCs/>
+        </w:rPr>
+      </w:pPr>
+      <w:r>
+        <w:rPr>
+          <w:b/>
+          <w:bCs/>
+        </w:rPr>
+        <w:lastRenderedPageBreak/>
         <w:t>Here's the approach I recommend</w:t>
       </w:r>
     </w:p>
@@ -6924,7 +6554,9 @@
     </w:p>
     <w:p>
       <w:r>
-        <w:lastRenderedPageBreak/>
+        <w:rPr>
+          <w:noProof/>
+        </w:rPr>
         <w:drawing>
           <wp:inline distT="0" distB="0" distL="0" distR="0" wp14:anchorId="030B40E1" wp14:editId="4854A6B0">
             <wp:extent cx="6645910" cy="3035300"/>
@@ -6941,7 +6573,7 @@
                     <pic:cNvPicPr/>
                   </pic:nvPicPr>
                   <pic:blipFill>
-                    <a:blip r:embed="rId23"/>
+                    <a:blip r:embed="rId24"/>
                     <a:stretch>
                       <a:fillRect/>
                     </a:stretch>
@@ -6982,6 +6614,9 @@
     </w:p>
     <w:p>
       <w:r>
+        <w:rPr>
+          <w:noProof/>
+        </w:rPr>
         <w:drawing>
           <wp:inline distT="0" distB="0" distL="0" distR="0" wp14:anchorId="4C663C43" wp14:editId="0922C17E">
             <wp:extent cx="4801270" cy="1762371"/>
@@ -6998,7 +6633,7 @@
                     <pic:cNvPicPr/>
                   </pic:nvPicPr>
                   <pic:blipFill>
-                    <a:blip r:embed="rId24"/>
+                    <a:blip r:embed="rId25"/>
                     <a:stretch>
                       <a:fillRect/>
                     </a:stretch>
@@ -7125,6 +6760,7 @@
         <w:rPr>
           <w:rFonts w:ascii="Segoe UI Emoji" w:hAnsi="Segoe UI Emoji" w:cs="Segoe UI Emoji"/>
         </w:rPr>
+        <w:lastRenderedPageBreak/>
         <w:t>⬇️</w:t>
       </w:r>
     </w:p>
@@ -7167,7 +6803,6 @@
         </w:numPr>
       </w:pPr>
       <w:r>
-        <w:lastRenderedPageBreak/>
         <w:t xml:space="preserve">Explain constraints </w:t>
       </w:r>
     </w:p>
@@ -7226,6 +6861,9 @@
         <w:ind w:left="720"/>
       </w:pPr>
       <w:r>
+        <w:rPr>
+          <w:noProof/>
+        </w:rPr>
         <w:drawing>
           <wp:inline distT="0" distB="0" distL="0" distR="0" wp14:anchorId="69F5387A" wp14:editId="7F849162">
             <wp:extent cx="3715268" cy="1552792"/>
@@ -7242,7 +6880,7 @@
                     <pic:cNvPicPr/>
                   </pic:nvPicPr>
                   <pic:blipFill>
-                    <a:blip r:embed="rId25"/>
+                    <a:blip r:embed="rId26"/>
                     <a:stretch>
                       <a:fillRect/>
                     </a:stretch>
@@ -7410,6 +7048,7 @@
           <w:b/>
           <w:bCs/>
         </w:rPr>
+        <w:lastRenderedPageBreak/>
         <w:t>Step 8</w:t>
       </w:r>
     </w:p>
@@ -7449,7 +7088,6 @@
         </w:numPr>
       </w:pPr>
       <w:r>
-        <w:lastRenderedPageBreak/>
         <w:t xml:space="preserve">Create token entities </w:t>
       </w:r>
     </w:p>
@@ -7589,13 +7227,8 @@
           <w:numId w:val="37"/>
         </w:numPr>
       </w:pPr>
-      <w:proofErr w:type="spellStart"/>
-      <w:r>
-        <w:t>BCrypt</w:t>
-      </w:r>
-      <w:proofErr w:type="spellEnd"/>
-      <w:r>
-        <w:t xml:space="preserve"> configuration </w:t>
+      <w:r>
+        <w:t xml:space="preserve">BCrypt configuration </w:t>
       </w:r>
     </w:p>
     <w:p>
@@ -14361,6 +13994,7 @@
   <w:style w:type="character" w:default="1" w:styleId="DefaultParagraphFont">
     <w:name w:val="Default Paragraph Font"/>
     <w:uiPriority w:val="1"/>
+    <w:semiHidden/>
     <w:unhideWhenUsed/>
   </w:style>
   <w:style w:type="table" w:default="1" w:styleId="TableNormal">

--- a/DOCUMENTS/Project Development Journey.docx
+++ b/DOCUMENTS/Project Development Journey.docx
@@ -106,7 +106,15 @@
     </w:p>
     <w:p>
       <w:r>
-        <w:t>Created the main project folder ProcessMind-AI with these directories:</w:t>
+        <w:t>Created the main project folder </w:t>
+      </w:r>
+      <w:proofErr w:type="spellStart"/>
+      <w:r>
+        <w:t>ProcessMind</w:t>
+      </w:r>
+      <w:proofErr w:type="spellEnd"/>
+      <w:r>
+        <w:t>-AI with these directories:</w:t>
       </w:r>
     </w:p>
     <w:p>
@@ -115,8 +123,13 @@
       </w:r>
     </w:p>
     <w:p>
-      <w:r>
-        <w:t>ProcessMind-AI/</w:t>
+      <w:proofErr w:type="spellStart"/>
+      <w:r>
+        <w:t>ProcessMind</w:t>
+      </w:r>
+      <w:proofErr w:type="spellEnd"/>
+      <w:r>
+        <w:t>-AI/</w:t>
       </w:r>
     </w:p>
     <w:p>
@@ -275,8 +288,18 @@
             <w:b/>
             <w:bCs/>
           </w:rPr>
-          <w:t>Spring Initializr</w:t>
+          <w:t xml:space="preserve">Spring </w:t>
         </w:r>
+        <w:proofErr w:type="spellStart"/>
+        <w:r>
+          <w:rPr>
+            <w:rStyle w:val="Hyperlink"/>
+            <w:b/>
+            <w:bCs/>
+          </w:rPr>
+          <w:t>Initializr</w:t>
+        </w:r>
+        <w:proofErr w:type="spellEnd"/>
       </w:hyperlink>
       <w:r>
         <w:t> to generate the project</w:t>
@@ -340,10 +363,12 @@
       <w:r>
         <w:t>Group: </w:t>
       </w:r>
+      <w:proofErr w:type="spellStart"/>
       <w:proofErr w:type="gramStart"/>
       <w:r>
         <w:t>com.processmind</w:t>
       </w:r>
+      <w:proofErr w:type="spellEnd"/>
       <w:proofErr w:type="gramEnd"/>
     </w:p>
     <w:p>
@@ -354,8 +379,13 @@
         </w:numPr>
       </w:pPr>
       <w:r>
-        <w:t>Artifact: processmind-api</w:t>
-      </w:r>
+        <w:t>Artifact: </w:t>
+      </w:r>
+      <w:proofErr w:type="spellStart"/>
+      <w:r>
+        <w:t>processmind-api</w:t>
+      </w:r>
+      <w:proofErr w:type="spellEnd"/>
     </w:p>
     <w:p>
       <w:pPr>
@@ -365,7 +395,15 @@
         </w:numPr>
       </w:pPr>
       <w:r>
-        <w:t>Name: ProcessMind API</w:t>
+        <w:t>Name: </w:t>
+      </w:r>
+      <w:proofErr w:type="spellStart"/>
+      <w:r>
+        <w:t>ProcessMind</w:t>
+      </w:r>
+      <w:proofErr w:type="spellEnd"/>
+      <w:r>
+        <w:t xml:space="preserve"> API</w:t>
       </w:r>
     </w:p>
     <w:p>
@@ -378,10 +416,12 @@
       <w:r>
         <w:t>Package: </w:t>
       </w:r>
+      <w:proofErr w:type="spellStart"/>
       <w:proofErr w:type="gramStart"/>
       <w:r>
         <w:t>com.processmind</w:t>
       </w:r>
+      <w:proofErr w:type="spellEnd"/>
       <w:proofErr w:type="gramEnd"/>
     </w:p>
     <w:p>
@@ -664,9 +704,19 @@
               <w:spacing w:after="160" w:line="278" w:lineRule="auto"/>
               <w:cnfStyle w:val="000000000000" w:firstRow="0" w:lastRow="0" w:firstColumn="0" w:lastColumn="0" w:oddVBand="0" w:evenVBand="0" w:oddHBand="0" w:evenHBand="0" w:firstRowFirstColumn="0" w:firstRowLastColumn="0" w:lastRowFirstColumn="0" w:lastRowLastColumn="0"/>
             </w:pPr>
-            <w:r>
-              <w:t>SpringDoc OpenAPI</w:t>
-            </w:r>
+            <w:proofErr w:type="spellStart"/>
+            <w:r>
+              <w:t>SpringDoc</w:t>
+            </w:r>
+            <w:proofErr w:type="spellEnd"/>
+            <w:r>
+              <w:t xml:space="preserve"> </w:t>
+            </w:r>
+            <w:proofErr w:type="spellStart"/>
+            <w:r>
+              <w:t>OpenAPI</w:t>
+            </w:r>
+            <w:proofErr w:type="spellEnd"/>
           </w:p>
         </w:tc>
       </w:tr>
@@ -719,14 +769,26 @@
       <w:r>
         <w:t>Downloaded PostgreSQL 17 from </w:t>
       </w:r>
-      <w:hyperlink r:id="rId6" w:tgtFrame="_blank" w:history="1">
-        <w:r>
-          <w:rPr>
-            <w:rStyle w:val="Hyperlink"/>
-          </w:rPr>
-          <w:t>EnterpriseDB</w:t>
-        </w:r>
-      </w:hyperlink>
+      <w:proofErr w:type="spellStart"/>
+      <w:r>
+        <w:fldChar w:fldCharType="begin"/>
+      </w:r>
+      <w:r>
+        <w:instrText>HYPERLINK "https://www.enterprisedb.com/downloads/postgres-postgresql-downloads" \t "_blank"</w:instrText>
+      </w:r>
+      <w:r>
+        <w:fldChar w:fldCharType="separate"/>
+      </w:r>
+      <w:r>
+        <w:rPr>
+          <w:rStyle w:val="Hyperlink"/>
+        </w:rPr>
+        <w:t>EnterpriseDB</w:t>
+      </w:r>
+      <w:proofErr w:type="spellEnd"/>
+      <w:r>
+        <w:fldChar w:fldCharType="end"/>
+      </w:r>
     </w:p>
     <w:p>
       <w:pPr>
@@ -751,8 +813,13 @@
         </w:numPr>
       </w:pPr>
       <w:r>
-        <w:t>Username: postgres</w:t>
-      </w:r>
+        <w:t>Username: </w:t>
+      </w:r>
+      <w:proofErr w:type="spellStart"/>
+      <w:r>
+        <w:t>postgres</w:t>
+      </w:r>
+      <w:proofErr w:type="spellEnd"/>
     </w:p>
     <w:p>
       <w:pPr>
@@ -788,8 +855,17 @@
           <w:b/>
           <w:bCs/>
         </w:rPr>
-        <w:t>5. Installed pgAdmin</w:t>
-      </w:r>
+        <w:t xml:space="preserve">5. Installed </w:t>
+      </w:r>
+      <w:proofErr w:type="spellStart"/>
+      <w:r>
+        <w:rPr>
+          <w:b/>
+          <w:bCs/>
+        </w:rPr>
+        <w:t>pgAdmin</w:t>
+      </w:r>
+      <w:proofErr w:type="spellEnd"/>
     </w:p>
     <w:p>
       <w:pPr>
@@ -836,8 +912,21 @@
         </w:numPr>
       </w:pPr>
       <w:r>
-        <w:t>Created processmind_db database in pgAdmin</w:t>
-      </w:r>
+        <w:t>Created </w:t>
+      </w:r>
+      <w:proofErr w:type="spellStart"/>
+      <w:r>
+        <w:t>processmind_db</w:t>
+      </w:r>
+      <w:proofErr w:type="spellEnd"/>
+      <w:r>
+        <w:t xml:space="preserve"> database in </w:t>
+      </w:r>
+      <w:proofErr w:type="spellStart"/>
+      <w:r>
+        <w:t>pgAdmin</w:t>
+      </w:r>
+      <w:proofErr w:type="spellEnd"/>
     </w:p>
     <w:p>
       <w:pPr>
@@ -904,7 +993,7 @@
                     <pic:cNvPicPr/>
                   </pic:nvPicPr>
                   <pic:blipFill>
-                    <a:blip r:embed="rId7"/>
+                    <a:blip r:embed="rId6"/>
                     <a:stretch>
                       <a:fillRect/>
                     </a:stretch>
@@ -961,8 +1050,21 @@
       </w:r>
     </w:p>
     <w:p>
-      <w:r>
-        <w:t>src/main/java/com/processmind/</w:t>
+      <w:proofErr w:type="spellStart"/>
+      <w:r>
+        <w:t>src</w:t>
+      </w:r>
+      <w:proofErr w:type="spellEnd"/>
+      <w:r>
+        <w:t>/main/java/com/</w:t>
+      </w:r>
+      <w:proofErr w:type="spellStart"/>
+      <w:r>
+        <w:t>processmind</w:t>
+      </w:r>
+      <w:proofErr w:type="spellEnd"/>
+      <w:r>
+        <w:t>/</w:t>
       </w:r>
     </w:p>
     <w:p>
@@ -1056,7 +1158,15 @@
         <w:t>──</w:t>
       </w:r>
       <w:r>
-        <w:t xml:space="preserve"> dto/</w:t>
+        <w:t xml:space="preserve"> </w:t>
+      </w:r>
+      <w:proofErr w:type="spellStart"/>
+      <w:r>
+        <w:t>dto</w:t>
+      </w:r>
+      <w:proofErr w:type="spellEnd"/>
+      <w:r>
+        <w:t>/</w:t>
       </w:r>
     </w:p>
     <w:p>
@@ -1076,7 +1186,15 @@
         <w:t>──</w:t>
       </w:r>
       <w:r>
-        <w:t xml:space="preserve"> enums/</w:t>
+        <w:t xml:space="preserve"> </w:t>
+      </w:r>
+      <w:proofErr w:type="spellStart"/>
+      <w:r>
+        <w:t>enums</w:t>
+      </w:r>
+      <w:proofErr w:type="spellEnd"/>
+      <w:r>
+        <w:t>/</w:t>
       </w:r>
     </w:p>
     <w:p>
@@ -1425,8 +1543,13 @@
           <w:numId w:val="5"/>
         </w:numPr>
       </w:pPr>
-      <w:r>
-        <w:t>dto/</w:t>
+      <w:proofErr w:type="spellStart"/>
+      <w:r>
+        <w:t>dto</w:t>
+      </w:r>
+      <w:proofErr w:type="spellEnd"/>
+      <w:r>
+        <w:t>/</w:t>
       </w:r>
     </w:p>
     <w:p>
@@ -1499,8 +1622,13 @@
       </w:r>
     </w:p>
     <w:p>
-      <w:r>
-        <w:t>src/main/resources/</w:t>
+      <w:proofErr w:type="spellStart"/>
+      <w:r>
+        <w:t>src</w:t>
+      </w:r>
+      <w:proofErr w:type="spellEnd"/>
+      <w:r>
+        <w:t>/main/resources/</w:t>
       </w:r>
     </w:p>
     <w:p>
@@ -1517,7 +1645,15 @@
         <w:t>──</w:t>
       </w:r>
       <w:r>
-        <w:t xml:space="preserve"> application.yml       </w:t>
+        <w:t xml:space="preserve"> </w:t>
+      </w:r>
+      <w:proofErr w:type="spellStart"/>
+      <w:r>
+        <w:t>application.yml</w:t>
+      </w:r>
+      <w:proofErr w:type="spellEnd"/>
+      <w:r>
+        <w:t xml:space="preserve">       </w:t>
       </w:r>
       <w:proofErr w:type="gramStart"/>
       <w:r>
@@ -1542,7 +1678,15 @@
         <w:t>──</w:t>
       </w:r>
       <w:r>
-        <w:t xml:space="preserve"> application-dev.yml   </w:t>
+        <w:t xml:space="preserve"> application-</w:t>
+      </w:r>
+      <w:proofErr w:type="spellStart"/>
+      <w:r>
+        <w:t>dev.yml</w:t>
+      </w:r>
+      <w:proofErr w:type="spellEnd"/>
+      <w:r>
+        <w:t xml:space="preserve">   </w:t>
       </w:r>
       <w:proofErr w:type="gramStart"/>
       <w:r>
@@ -1567,7 +1711,15 @@
         <w:t>──</w:t>
       </w:r>
       <w:r>
-        <w:t xml:space="preserve"> application-prod.yml  </w:t>
+        <w:t xml:space="preserve"> application-</w:t>
+      </w:r>
+      <w:proofErr w:type="spellStart"/>
+      <w:r>
+        <w:t>prod.yml</w:t>
+      </w:r>
+      <w:proofErr w:type="spellEnd"/>
+      <w:r>
+        <w:t xml:space="preserve">  </w:t>
       </w:r>
       <w:proofErr w:type="gramStart"/>
       <w:r>
@@ -1592,7 +1744,15 @@
         <w:t>──</w:t>
       </w:r>
       <w:r>
-        <w:t xml:space="preserve"> db/</w:t>
+        <w:t xml:space="preserve"> </w:t>
+      </w:r>
+      <w:proofErr w:type="spellStart"/>
+      <w:r>
+        <w:t>db</w:t>
+      </w:r>
+      <w:proofErr w:type="spellEnd"/>
+      <w:r>
+        <w:t>/</w:t>
       </w:r>
     </w:p>
     <w:p>
@@ -1665,7 +1825,7 @@
                     <pic:cNvPicPr/>
                   </pic:nvPicPr>
                   <pic:blipFill>
-                    <a:blip r:embed="rId8"/>
+                    <a:blip r:embed="rId7"/>
                     <a:stretch>
                       <a:fillRect/>
                     </a:stretch>
@@ -1735,7 +1895,15 @@
         </w:numPr>
       </w:pPr>
       <w:r>
-        <w:t>Content: CREATE SCHEMA IF NOT EXISTS processmind;</w:t>
+        <w:t xml:space="preserve">Content: CREATE SCHEMA IF NOT EXISTS </w:t>
+      </w:r>
+      <w:proofErr w:type="spellStart"/>
+      <w:r>
+        <w:t>processmind</w:t>
+      </w:r>
+      <w:proofErr w:type="spellEnd"/>
+      <w:r>
+        <w:t>;</w:t>
       </w:r>
     </w:p>
     <w:p>
@@ -1777,8 +1945,17 @@
           <w:b/>
           <w:bCs/>
         </w:rPr>
-        <w:t>12. Created HealthController</w:t>
-      </w:r>
+        <w:t xml:space="preserve">12. Created </w:t>
+      </w:r>
+      <w:proofErr w:type="spellStart"/>
+      <w:r>
+        <w:rPr>
+          <w:b/>
+          <w:bCs/>
+        </w:rPr>
+        <w:t>HealthController</w:t>
+      </w:r>
+      <w:proofErr w:type="spellEnd"/>
     </w:p>
     <w:p>
       <w:r>
@@ -1802,7 +1979,7 @@
                     <pic:cNvPicPr/>
                   </pic:nvPicPr>
                   <pic:blipFill>
-                    <a:blip r:embed="rId9"/>
+                    <a:blip r:embed="rId8"/>
                     <a:stretch>
                       <a:fillRect/>
                     </a:stretch>
@@ -1835,8 +2012,17 @@
           <w:b/>
           <w:bCs/>
         </w:rPr>
-        <w:t>13. Created SecurityConfig</w:t>
-      </w:r>
+        <w:t xml:space="preserve">13. Created </w:t>
+      </w:r>
+      <w:proofErr w:type="spellStart"/>
+      <w:r>
+        <w:rPr>
+          <w:b/>
+          <w:bCs/>
+        </w:rPr>
+        <w:t>SecurityConfig</w:t>
+      </w:r>
+      <w:proofErr w:type="spellEnd"/>
     </w:p>
     <w:p>
       <w:pPr>
@@ -1865,7 +2051,7 @@
                     <pic:cNvPicPr/>
                   </pic:nvPicPr>
                   <pic:blipFill>
-                    <a:blip r:embed="rId10"/>
+                    <a:blip r:embed="rId9"/>
                     <a:stretch>
                       <a:fillRect/>
                     </a:stretch>
@@ -1939,16 +2125,34 @@
       <w:r>
         <w:t>Command: </w:t>
       </w:r>
-      <w:r>
-        <w:t>mvn clean spring-</w:t>
+      <w:proofErr w:type="spellStart"/>
+      <w:r>
+        <w:t>mvn</w:t>
+      </w:r>
+      <w:proofErr w:type="spellEnd"/>
+      <w:r>
+        <w:t xml:space="preserve"> clean </w:t>
+      </w:r>
+      <w:proofErr w:type="spellStart"/>
+      <w:r>
+        <w:t>spring-</w:t>
       </w:r>
       <w:proofErr w:type="gramStart"/>
       <w:r>
         <w:t>boot:run</w:t>
       </w:r>
+      <w:proofErr w:type="spellEnd"/>
       <w:proofErr w:type="gramEnd"/>
       <w:r>
-        <w:t xml:space="preserve"> "-Dspring-boot.run.profiles=dev"</w:t>
+        <w:t xml:space="preserve"> "-</w:t>
+      </w:r>
+      <w:proofErr w:type="spellStart"/>
+      <w:r>
+        <w:t>Dspring-boot.run.profiles</w:t>
+      </w:r>
+      <w:proofErr w:type="spellEnd"/>
+      <w:r>
+        <w:t>=dev"</w:t>
       </w:r>
     </w:p>
     <w:p>
@@ -2102,8 +2306,13 @@
               <w:spacing w:after="160" w:line="278" w:lineRule="auto"/>
               <w:cnfStyle w:val="000000100000" w:firstRow="0" w:lastRow="0" w:firstColumn="0" w:lastColumn="0" w:oddVBand="0" w:evenVBand="0" w:oddHBand="1" w:evenHBand="0" w:firstRowFirstColumn="0" w:firstRowLastColumn="0" w:lastRowFirstColumn="0" w:lastRowLastColumn="0"/>
             </w:pPr>
-            <w:r>
-              <w:t>ProcessMind API is running</w:t>
+            <w:proofErr w:type="spellStart"/>
+            <w:r>
+              <w:t>ProcessMind</w:t>
+            </w:r>
+            <w:proofErr w:type="spellEnd"/>
+            <w:r>
+              <w:t xml:space="preserve"> API is running</w:t>
             </w:r>
           </w:p>
         </w:tc>
@@ -2216,7 +2425,15 @@
               <w:cnfStyle w:val="000000100000" w:firstRow="0" w:lastRow="0" w:firstColumn="0" w:lastColumn="0" w:oddVBand="0" w:evenVBand="0" w:oddHBand="1" w:evenHBand="0" w:firstRowFirstColumn="0" w:firstRowLastColumn="0" w:lastRowFirstColumn="0" w:lastRowLastColumn="0"/>
             </w:pPr>
             <w:r>
-              <w:t>{"status":"UP"}</w:t>
+              <w:t>{"</w:t>
+            </w:r>
+            <w:proofErr w:type="spellStart"/>
+            <w:r>
+              <w:t>status":"UP</w:t>
+            </w:r>
+            <w:proofErr w:type="spellEnd"/>
+            <w:r>
+              <w:t>"}</w:t>
             </w:r>
           </w:p>
         </w:tc>
@@ -2260,7 +2477,15 @@
         <w:t>✅</w:t>
       </w:r>
       <w:r>
-        <w:t xml:space="preserve"> HikariCP connection pool started</w:t>
+        <w:t xml:space="preserve"> </w:t>
+      </w:r>
+      <w:proofErr w:type="spellStart"/>
+      <w:r>
+        <w:t>HikariCP</w:t>
+      </w:r>
+      <w:proofErr w:type="spellEnd"/>
+      <w:r>
+        <w:t xml:space="preserve"> connection pool started</w:t>
       </w:r>
     </w:p>
     <w:p>
@@ -2745,9 +2970,19 @@
             <w:pPr>
               <w:spacing w:after="160" w:line="278" w:lineRule="auto"/>
             </w:pPr>
-            <w:r>
-              <w:t>SpringDoc OpenAPI</w:t>
-            </w:r>
+            <w:proofErr w:type="spellStart"/>
+            <w:r>
+              <w:t>SpringDoc</w:t>
+            </w:r>
+            <w:proofErr w:type="spellEnd"/>
+            <w:r>
+              <w:t xml:space="preserve"> </w:t>
+            </w:r>
+            <w:proofErr w:type="spellStart"/>
+            <w:r>
+              <w:t>OpenAPI</w:t>
+            </w:r>
+            <w:proofErr w:type="spellEnd"/>
           </w:p>
         </w:tc>
         <w:tc>
@@ -3088,7 +3323,7 @@
                     <pic:cNvPicPr/>
                   </pic:nvPicPr>
                   <pic:blipFill>
-                    <a:blip r:embed="rId11"/>
+                    <a:blip r:embed="rId10"/>
                     <a:stretch>
                       <a:fillRect/>
                     </a:stretch>
@@ -3670,7 +3905,7 @@
                     <pic:cNvPicPr/>
                   </pic:nvPicPr>
                   <pic:blipFill>
-                    <a:blip r:embed="rId12"/>
+                    <a:blip r:embed="rId11"/>
                     <a:stretch>
                       <a:fillRect/>
                     </a:stretch>
@@ -3908,9 +4143,11 @@
             <w:pPr>
               <w:spacing w:after="160" w:line="278" w:lineRule="auto"/>
             </w:pPr>
+            <w:proofErr w:type="spellStart"/>
             <w:r>
               <w:t>MethodArgumentNotValidException</w:t>
             </w:r>
+            <w:proofErr w:type="spellEnd"/>
           </w:p>
         </w:tc>
         <w:tc>
@@ -3958,9 +4195,11 @@
             <w:pPr>
               <w:spacing w:after="160" w:line="278" w:lineRule="auto"/>
             </w:pPr>
+            <w:proofErr w:type="spellStart"/>
             <w:r>
               <w:t>AccessDeniedException</w:t>
             </w:r>
+            <w:proofErr w:type="spellEnd"/>
           </w:p>
         </w:tc>
         <w:tc>
@@ -4009,9 +4248,11 @@
             <w:pPr>
               <w:spacing w:after="160" w:line="278" w:lineRule="auto"/>
             </w:pPr>
+            <w:proofErr w:type="spellStart"/>
             <w:r>
               <w:t>NoHandlerFoundException</w:t>
             </w:r>
+            <w:proofErr w:type="spellEnd"/>
           </w:p>
         </w:tc>
         <w:tc>
@@ -4178,7 +4419,15 @@
         </w:numPr>
       </w:pPr>
       <w:r>
-        <w:t>Extends RuntimeException (unchecked)</w:t>
+        <w:t xml:space="preserve">Extends </w:t>
+      </w:r>
+      <w:proofErr w:type="spellStart"/>
+      <w:r>
+        <w:t>RuntimeException</w:t>
+      </w:r>
+      <w:proofErr w:type="spellEnd"/>
+      <w:r>
+        <w:t xml:space="preserve"> (unchecked)</w:t>
       </w:r>
     </w:p>
     <w:p>
@@ -4211,7 +4460,7 @@
                     <pic:cNvPicPr/>
                   </pic:nvPicPr>
                   <pic:blipFill>
-                    <a:blip r:embed="rId13"/>
+                    <a:blip r:embed="rId12"/>
                     <a:stretch>
                       <a:fillRect/>
                     </a:stretch>
@@ -4290,7 +4539,15 @@
         </w:numPr>
       </w:pPr>
       <w:r>
-        <w:t>Uses ApiResponse wrapper</w:t>
+        <w:t>Uses </w:t>
+      </w:r>
+      <w:proofErr w:type="spellStart"/>
+      <w:r>
+        <w:t>ApiResponse</w:t>
+      </w:r>
+      <w:proofErr w:type="spellEnd"/>
+      <w:r>
+        <w:t> wrapper</w:t>
       </w:r>
     </w:p>
     <w:p>
@@ -4346,7 +4603,7 @@
                     <pic:cNvPicPr/>
                   </pic:nvPicPr>
                   <pic:blipFill>
-                    <a:blip r:embed="rId14"/>
+                    <a:blip r:embed="rId13"/>
                     <a:stretch>
                       <a:fillRect/>
                     </a:stretch>
@@ -4391,7 +4648,15 @@
         <w:t>Location:</w:t>
       </w:r>
       <w:r>
-        <w:t> src/main/resources/logback-spring.xml</w:t>
+        <w:t> </w:t>
+      </w:r>
+      <w:proofErr w:type="spellStart"/>
+      <w:r>
+        <w:t>src</w:t>
+      </w:r>
+      <w:proofErr w:type="spellEnd"/>
+      <w:r>
+        <w:t>/main/resources/logback-spring.xml</w:t>
       </w:r>
     </w:p>
     <w:p>
@@ -4474,10 +4739,12 @@
           <w:numId w:val="18"/>
         </w:numPr>
       </w:pPr>
+      <w:proofErr w:type="spellStart"/>
       <w:proofErr w:type="gramStart"/>
       <w:r>
         <w:t>com.processmind</w:t>
       </w:r>
+      <w:proofErr w:type="spellEnd"/>
       <w:proofErr w:type="gramEnd"/>
       <w:r>
         <w:t>: DEBUG</w:t>
@@ -4490,8 +4757,13 @@
           <w:numId w:val="18"/>
         </w:numPr>
       </w:pPr>
-      <w:r>
-        <w:t>org.springframework.web: DEBUG</w:t>
+      <w:proofErr w:type="spellStart"/>
+      <w:r>
+        <w:t>org.springframework.web</w:t>
+      </w:r>
+      <w:proofErr w:type="spellEnd"/>
+      <w:r>
+        <w:t>: DEBUG</w:t>
       </w:r>
     </w:p>
     <w:p>
@@ -4501,8 +4773,13 @@
           <w:numId w:val="18"/>
         </w:numPr>
       </w:pPr>
-      <w:r>
-        <w:t>org.hibernate.SQL: DEBUG</w:t>
+      <w:proofErr w:type="spellStart"/>
+      <w:r>
+        <w:t>org.hibernate.SQL</w:t>
+      </w:r>
+      <w:proofErr w:type="spellEnd"/>
+      <w:r>
+        <w:t>: DEBUG</w:t>
       </w:r>
     </w:p>
     <w:p>
@@ -4552,9 +4829,19 @@
           <w:numId w:val="19"/>
         </w:numPr>
       </w:pPr>
-      <w:r>
-        <w:t>src/main/resources/application.yml</w:t>
-      </w:r>
+      <w:proofErr w:type="spellStart"/>
+      <w:r>
+        <w:t>src</w:t>
+      </w:r>
+      <w:proofErr w:type="spellEnd"/>
+      <w:r>
+        <w:t>/main/resources/</w:t>
+      </w:r>
+      <w:proofErr w:type="spellStart"/>
+      <w:r>
+        <w:t>application.yml</w:t>
+      </w:r>
+      <w:proofErr w:type="spellEnd"/>
     </w:p>
     <w:p>
       <w:pPr>
@@ -4563,9 +4850,19 @@
           <w:numId w:val="19"/>
         </w:numPr>
       </w:pPr>
-      <w:r>
-        <w:t>src/main/resources/application-dev.yml</w:t>
-      </w:r>
+      <w:proofErr w:type="spellStart"/>
+      <w:r>
+        <w:t>src</w:t>
+      </w:r>
+      <w:proofErr w:type="spellEnd"/>
+      <w:r>
+        <w:t>/main/resources/application-</w:t>
+      </w:r>
+      <w:proofErr w:type="spellStart"/>
+      <w:r>
+        <w:t>dev.yml</w:t>
+      </w:r>
+      <w:proofErr w:type="spellEnd"/>
     </w:p>
     <w:p>
       <w:pPr>
@@ -4574,9 +4871,19 @@
           <w:numId w:val="19"/>
         </w:numPr>
       </w:pPr>
-      <w:r>
-        <w:t>src/main/resources/application-prod.yml</w:t>
-      </w:r>
+      <w:proofErr w:type="spellStart"/>
+      <w:r>
+        <w:t>src</w:t>
+      </w:r>
+      <w:proofErr w:type="spellEnd"/>
+      <w:r>
+        <w:t>/main/resources/application-</w:t>
+      </w:r>
+      <w:proofErr w:type="spellStart"/>
+      <w:r>
+        <w:t>prod.yml</w:t>
+      </w:r>
+      <w:proofErr w:type="spellEnd"/>
     </w:p>
     <w:p>
       <w:pPr>
@@ -4678,7 +4985,7 @@
                     <pic:cNvPicPr/>
                   </pic:nvPicPr>
                   <pic:blipFill>
-                    <a:blip r:embed="rId15"/>
+                    <a:blip r:embed="rId14"/>
                     <a:stretch>
                       <a:fillRect/>
                     </a:stretch>
@@ -5030,8 +5337,13 @@
         </w:numPr>
       </w:pPr>
       <w:r>
-        <w:t>backend/Dockerfile</w:t>
-      </w:r>
+        <w:t>backend/</w:t>
+      </w:r>
+      <w:proofErr w:type="spellStart"/>
+      <w:r>
+        <w:t>Dockerfile</w:t>
+      </w:r>
+      <w:proofErr w:type="spellEnd"/>
     </w:p>
     <w:p>
       <w:pPr>
@@ -5041,8 +5353,13 @@
         </w:numPr>
       </w:pPr>
       <w:r>
-        <w:t>docker/docker-compose.yml</w:t>
-      </w:r>
+        <w:t>docker/docker-</w:t>
+      </w:r>
+      <w:proofErr w:type="spellStart"/>
+      <w:r>
+        <w:t>compose.yml</w:t>
+      </w:r>
+      <w:proofErr w:type="spellEnd"/>
     </w:p>
     <w:p>
       <w:pPr>
@@ -5051,9 +5368,19 @@
           <w:numId w:val="22"/>
         </w:numPr>
       </w:pPr>
-      <w:r>
-        <w:t>ProcessMind-AI/docker-compose.yml</w:t>
-      </w:r>
+      <w:proofErr w:type="spellStart"/>
+      <w:r>
+        <w:t>ProcessMind</w:t>
+      </w:r>
+      <w:proofErr w:type="spellEnd"/>
+      <w:r>
+        <w:t>-AI/docker-</w:t>
+      </w:r>
+      <w:proofErr w:type="spellStart"/>
+      <w:r>
+        <w:t>compose.yml</w:t>
+      </w:r>
+      <w:proofErr w:type="spellEnd"/>
     </w:p>
     <w:p>
       <w:r>
@@ -5150,7 +5477,7 @@
                     <pic:cNvPicPr/>
                   </pic:nvPicPr>
                   <pic:blipFill>
-                    <a:blip r:embed="rId16"/>
+                    <a:blip r:embed="rId15"/>
                     <a:stretch>
                       <a:fillRect/>
                     </a:stretch>
@@ -5240,7 +5567,7 @@
                     <pic:cNvPicPr/>
                   </pic:nvPicPr>
                   <pic:blipFill>
-                    <a:blip r:embed="rId17"/>
+                    <a:blip r:embed="rId16"/>
                     <a:stretch>
                       <a:fillRect/>
                     </a:stretch>
@@ -5492,8 +5819,13 @@
               <w:cnfStyle w:val="000000000000" w:firstRow="0" w:lastRow="0" w:firstColumn="0" w:lastColumn="0" w:oddVBand="0" w:evenVBand="0" w:oddHBand="0" w:evenHBand="0" w:firstRowFirstColumn="0" w:firstRowLastColumn="0" w:lastRowFirstColumn="0" w:lastRowLastColumn="0"/>
             </w:pPr>
             <w:r>
-              <w:t>JSON response with ApiResponse</w:t>
-            </w:r>
+              <w:t xml:space="preserve">JSON response with </w:t>
+            </w:r>
+            <w:proofErr w:type="spellStart"/>
+            <w:r>
+              <w:t>ApiResponse</w:t>
+            </w:r>
+            <w:proofErr w:type="spellEnd"/>
           </w:p>
         </w:tc>
       </w:tr>
@@ -5854,7 +6186,7 @@
                     <pic:cNvPicPr/>
                   </pic:nvPicPr>
                   <pic:blipFill>
-                    <a:blip r:embed="rId18"/>
+                    <a:blip r:embed="rId17"/>
                     <a:stretch>
                       <a:fillRect/>
                     </a:stretch>
@@ -5937,7 +6269,7 @@
                     <pic:cNvPicPr/>
                   </pic:nvPicPr>
                   <pic:blipFill>
-                    <a:blip r:embed="rId19"/>
+                    <a:blip r:embed="rId18"/>
                     <a:stretch>
                       <a:fillRect/>
                     </a:stretch>
@@ -6000,7 +6332,7 @@
                     <pic:cNvPicPr/>
                   </pic:nvPicPr>
                   <pic:blipFill>
-                    <a:blip r:embed="rId20"/>
+                    <a:blip r:embed="rId19"/>
                     <a:stretch>
                       <a:fillRect/>
                     </a:stretch>
@@ -6057,7 +6389,7 @@
                     <pic:cNvPicPr/>
                   </pic:nvPicPr>
                   <pic:blipFill>
-                    <a:blip r:embed="rId21"/>
+                    <a:blip r:embed="rId20"/>
                     <a:stretch>
                       <a:fillRect/>
                     </a:stretch>
@@ -6143,7 +6475,15 @@
     </w:p>
     <w:p>
       <w:r>
-        <w:t>Build the complete identity and access management platform that provides secure authentication, authorization, and tenant isolation for the ProcessMind AI system.</w:t>
+        <w:t xml:space="preserve">Build the complete identity and access management platform that provides secure authentication, authorization, and tenant isolation for the </w:t>
+      </w:r>
+      <w:proofErr w:type="spellStart"/>
+      <w:r>
+        <w:t>ProcessMind</w:t>
+      </w:r>
+      <w:proofErr w:type="spellEnd"/>
+      <w:r>
+        <w:t xml:space="preserve"> AI system.</w:t>
       </w:r>
     </w:p>
     <w:p>
@@ -6426,7 +6766,7 @@
                     <pic:cNvPicPr/>
                   </pic:nvPicPr>
                   <pic:blipFill rotWithShape="1">
-                    <a:blip r:embed="rId22"/>
+                    <a:blip r:embed="rId21"/>
                     <a:srcRect t="14571"/>
                     <a:stretch>
                       <a:fillRect/>
@@ -6486,7 +6826,7 @@
                     <pic:cNvPicPr/>
                   </pic:nvPicPr>
                   <pic:blipFill>
-                    <a:blip r:embed="rId23"/>
+                    <a:blip r:embed="rId22"/>
                     <a:stretch>
                       <a:fillRect/>
                     </a:stretch>
@@ -6573,7 +6913,7 @@
                     <pic:cNvPicPr/>
                   </pic:nvPicPr>
                   <pic:blipFill>
-                    <a:blip r:embed="rId24"/>
+                    <a:blip r:embed="rId23"/>
                     <a:stretch>
                       <a:fillRect/>
                     </a:stretch>
@@ -6633,7 +6973,7 @@
                     <pic:cNvPicPr/>
                   </pic:nvPicPr>
                   <pic:blipFill>
-                    <a:blip r:embed="rId25"/>
+                    <a:blip r:embed="rId24"/>
                     <a:stretch>
                       <a:fillRect/>
                     </a:stretch>
@@ -6880,7 +7220,7 @@
                     <pic:cNvPicPr/>
                   </pic:nvPicPr>
                   <pic:blipFill>
-                    <a:blip r:embed="rId26"/>
+                    <a:blip r:embed="rId25"/>
                     <a:stretch>
                       <a:fillRect/>
                     </a:stretch>
@@ -6902,54 +7242,720 @@
       </w:r>
     </w:p>
     <w:p>
-      <w:pPr>
-        <w:ind w:left="720"/>
-      </w:pPr>
-    </w:p>
-    <w:p>
-      <w:pPr>
-        <w:ind w:left="720"/>
-      </w:pPr>
-    </w:p>
-    <w:p>
-      <w:pPr>
-        <w:ind w:left="720"/>
-        <w:rPr>
-          <w:b/>
-          <w:bCs/>
-          <w:color w:val="EE0000"/>
-          <w:sz w:val="50"/>
-          <w:szCs w:val="50"/>
-        </w:rPr>
-      </w:pPr>
-      <w:r>
-        <w:rPr>
-          <w:b/>
-          <w:bCs/>
-          <w:color w:val="EE0000"/>
-          <w:sz w:val="50"/>
-          <w:szCs w:val="50"/>
-        </w:rPr>
-        <w:t xml:space="preserve">To be Continued from </w:t>
+      <w:r>
+        <w:rPr>
+          <w:rFonts w:ascii="Segoe UI Emoji" w:hAnsi="Segoe UI Emoji" w:cs="Segoe UI Emoji"/>
+        </w:rPr>
+        <w:t>⬇️</w:t>
+      </w:r>
+    </w:p>
+    <w:p>
+      <w:r>
+        <w:rPr>
+          <w:b/>
+          <w:bCs/>
+        </w:rPr>
+        <w:t>Step 5</w:t>
+      </w:r>
+    </w:p>
+    <w:p>
+      <w:r>
+        <w:drawing>
+          <wp:inline distT="0" distB="0" distL="0" distR="0" wp14:anchorId="18A2BFCD" wp14:editId="766D42D1">
+            <wp:extent cx="5514109" cy="2164715"/>
+            <wp:effectExtent l="0" t="0" r="0" b="6985"/>
+            <wp:docPr id="219446691" name="Picture 1"/>
+            <wp:cNvGraphicFramePr>
+              <a:graphicFrameLocks xmlns:a="http://schemas.openxmlformats.org/drawingml/2006/main" noChangeAspect="1"/>
+            </wp:cNvGraphicFramePr>
+            <a:graphic xmlns:a="http://schemas.openxmlformats.org/drawingml/2006/main">
+              <a:graphicData uri="http://schemas.openxmlformats.org/drawingml/2006/picture">
+                <pic:pic xmlns:pic="http://schemas.openxmlformats.org/drawingml/2006/picture">
+                  <pic:nvPicPr>
+                    <pic:cNvPr id="219446691" name=""/>
+                    <pic:cNvPicPr/>
+                  </pic:nvPicPr>
+                  <pic:blipFill>
+                    <a:blip r:embed="rId26"/>
+                    <a:stretch>
+                      <a:fillRect/>
+                    </a:stretch>
+                  </pic:blipFill>
+                  <pic:spPr>
+                    <a:xfrm>
+                      <a:off x="0" y="0"/>
+                      <a:ext cx="5557426" cy="2181720"/>
+                    </a:xfrm>
+                    <a:prstGeom prst="rect">
+                      <a:avLst/>
+                    </a:prstGeom>
+                  </pic:spPr>
+                </pic:pic>
+              </a:graphicData>
+            </a:graphic>
+          </wp:inline>
+        </w:drawing>
+      </w:r>
+    </w:p>
+    <w:p>
+      <w:pPr>
+        <w:rPr>
+          <w:b/>
+          <w:bCs/>
+        </w:rPr>
+      </w:pPr>
+      <w:r>
+        <w:rPr>
+          <w:b/>
+          <w:bCs/>
+        </w:rPr>
+        <w:drawing>
+          <wp:inline distT="0" distB="0" distL="0" distR="0" wp14:anchorId="33889474" wp14:editId="70131716">
+            <wp:extent cx="5562600" cy="1875886"/>
+            <wp:effectExtent l="0" t="0" r="0" b="0"/>
+            <wp:docPr id="1835361199" name="Picture 1"/>
+            <wp:cNvGraphicFramePr>
+              <a:graphicFrameLocks xmlns:a="http://schemas.openxmlformats.org/drawingml/2006/main" noChangeAspect="1"/>
+            </wp:cNvGraphicFramePr>
+            <a:graphic xmlns:a="http://schemas.openxmlformats.org/drawingml/2006/main">
+              <a:graphicData uri="http://schemas.openxmlformats.org/drawingml/2006/picture">
+                <pic:pic xmlns:pic="http://schemas.openxmlformats.org/drawingml/2006/picture">
+                  <pic:nvPicPr>
+                    <pic:cNvPr id="1835361199" name=""/>
+                    <pic:cNvPicPr/>
+                  </pic:nvPicPr>
+                  <pic:blipFill>
+                    <a:blip r:embed="rId27"/>
+                    <a:stretch>
+                      <a:fillRect/>
+                    </a:stretch>
+                  </pic:blipFill>
+                  <pic:spPr>
+                    <a:xfrm>
+                      <a:off x="0" y="0"/>
+                      <a:ext cx="5616607" cy="1894099"/>
+                    </a:xfrm>
+                    <a:prstGeom prst="rect">
+                      <a:avLst/>
+                    </a:prstGeom>
+                  </pic:spPr>
+                </pic:pic>
+              </a:graphicData>
+            </a:graphic>
+          </wp:inline>
+        </w:drawing>
+      </w:r>
+    </w:p>
+    <w:tbl>
+      <w:tblPr>
+        <w:tblStyle w:val="PlainTable1"/>
+        <w:tblW w:w="0" w:type="auto"/>
+        <w:tblLook w:val="04A0" w:firstRow="1" w:lastRow="0" w:firstColumn="1" w:lastColumn="0" w:noHBand="0" w:noVBand="1"/>
+      </w:tblPr>
+      <w:tblGrid>
+        <w:gridCol w:w="2875"/>
+        <w:gridCol w:w="4659"/>
+      </w:tblGrid>
+      <w:tr>
+        <w:trPr>
+          <w:cnfStyle w:val="100000000000" w:firstRow="1" w:lastRow="0" w:firstColumn="0" w:lastColumn="0" w:oddVBand="0" w:evenVBand="0" w:oddHBand="0" w:evenHBand="0" w:firstRowFirstColumn="0" w:firstRowLastColumn="0" w:lastRowFirstColumn="0" w:lastRowLastColumn="0"/>
+        </w:trPr>
+        <w:tc>
+          <w:tcPr>
+            <w:cnfStyle w:val="001000000000" w:firstRow="0" w:lastRow="0" w:firstColumn="1" w:lastColumn="0" w:oddVBand="0" w:evenVBand="0" w:oddHBand="0" w:evenHBand="0" w:firstRowFirstColumn="0" w:firstRowLastColumn="0" w:lastRowFirstColumn="0" w:lastRowLastColumn="0"/>
+            <w:tcW w:w="2875" w:type="dxa"/>
+            <w:hideMark/>
+          </w:tcPr>
+          <w:p>
+            <w:pPr>
+              <w:spacing w:after="160" w:line="278" w:lineRule="auto"/>
+            </w:pPr>
+            <w:r>
+              <w:lastRenderedPageBreak/>
+              <w:t>Annotation</w:t>
+            </w:r>
+          </w:p>
+        </w:tc>
+        <w:tc>
+          <w:tcPr>
+            <w:tcW w:w="4659" w:type="dxa"/>
+            <w:hideMark/>
+          </w:tcPr>
+          <w:p>
+            <w:pPr>
+              <w:spacing w:after="160" w:line="278" w:lineRule="auto"/>
+              <w:cnfStyle w:val="100000000000" w:firstRow="1" w:lastRow="0" w:firstColumn="0" w:lastColumn="0" w:oddVBand="0" w:evenVBand="0" w:oddHBand="0" w:evenHBand="0" w:firstRowFirstColumn="0" w:firstRowLastColumn="0" w:lastRowFirstColumn="0" w:lastRowLastColumn="0"/>
+            </w:pPr>
+            <w:r>
+              <w:t>Purpose</w:t>
+            </w:r>
+          </w:p>
+        </w:tc>
+      </w:tr>
+      <w:tr>
+        <w:trPr>
+          <w:cnfStyle w:val="000000100000" w:firstRow="0" w:lastRow="0" w:firstColumn="0" w:lastColumn="0" w:oddVBand="0" w:evenVBand="0" w:oddHBand="1" w:evenHBand="0" w:firstRowFirstColumn="0" w:firstRowLastColumn="0" w:lastRowFirstColumn="0" w:lastRowLastColumn="0"/>
+        </w:trPr>
+        <w:tc>
+          <w:tcPr>
+            <w:cnfStyle w:val="001000000000" w:firstRow="0" w:lastRow="0" w:firstColumn="1" w:lastColumn="0" w:oddVBand="0" w:evenVBand="0" w:oddHBand="0" w:evenHBand="0" w:firstRowFirstColumn="0" w:firstRowLastColumn="0" w:lastRowFirstColumn="0" w:lastRowLastColumn="0"/>
+            <w:tcW w:w="2875" w:type="dxa"/>
+            <w:hideMark/>
+          </w:tcPr>
+          <w:p>
+            <w:pPr>
+              <w:spacing w:after="160" w:line="278" w:lineRule="auto"/>
+            </w:pPr>
+            <w:r>
+              <w:t>@ManyToOne</w:t>
+            </w:r>
+          </w:p>
+        </w:tc>
+        <w:tc>
+          <w:tcPr>
+            <w:tcW w:w="4659" w:type="dxa"/>
+            <w:hideMark/>
+          </w:tcPr>
+          <w:p>
+            <w:pPr>
+              <w:spacing w:after="160" w:line="278" w:lineRule="auto"/>
+              <w:cnfStyle w:val="000000100000" w:firstRow="0" w:lastRow="0" w:firstColumn="0" w:lastColumn="0" w:oddVBand="0" w:evenVBand="0" w:oddHBand="1" w:evenHBand="0" w:firstRowFirstColumn="0" w:firstRowLastColumn="0" w:lastRowFirstColumn="0" w:lastRowLastColumn="0"/>
+            </w:pPr>
+            <w:r>
+              <w:t>Many departments belong to one organization.</w:t>
+            </w:r>
+          </w:p>
+        </w:tc>
+      </w:tr>
+      <w:tr>
+        <w:tc>
+          <w:tcPr>
+            <w:cnfStyle w:val="001000000000" w:firstRow="0" w:lastRow="0" w:firstColumn="1" w:lastColumn="0" w:oddVBand="0" w:evenVBand="0" w:oddHBand="0" w:evenHBand="0" w:firstRowFirstColumn="0" w:firstRowLastColumn="0" w:lastRowFirstColumn="0" w:lastRowLastColumn="0"/>
+            <w:tcW w:w="2875" w:type="dxa"/>
+            <w:hideMark/>
+          </w:tcPr>
+          <w:p>
+            <w:pPr>
+              <w:spacing w:after="160" w:line="278" w:lineRule="auto"/>
+            </w:pPr>
+            <w:r>
+              <w:t>@JoinColumn</w:t>
+            </w:r>
+          </w:p>
+        </w:tc>
+        <w:tc>
+          <w:tcPr>
+            <w:tcW w:w="4659" w:type="dxa"/>
+            <w:hideMark/>
+          </w:tcPr>
+          <w:p>
+            <w:pPr>
+              <w:spacing w:after="160" w:line="278" w:lineRule="auto"/>
+              <w:cnfStyle w:val="000000000000" w:firstRow="0" w:lastRow="0" w:firstColumn="0" w:lastColumn="0" w:oddVBand="0" w:evenVBand="0" w:oddHBand="0" w:evenHBand="0" w:firstRowFirstColumn="0" w:firstRowLastColumn="0" w:lastRowFirstColumn="0" w:lastRowLastColumn="0"/>
+            </w:pPr>
+            <w:r>
+              <w:t>Specifies the foreign key column.</w:t>
+            </w:r>
+          </w:p>
+        </w:tc>
+      </w:tr>
+      <w:tr>
+        <w:trPr>
+          <w:cnfStyle w:val="000000100000" w:firstRow="0" w:lastRow="0" w:firstColumn="0" w:lastColumn="0" w:oddVBand="0" w:evenVBand="0" w:oddHBand="1" w:evenHBand="0" w:firstRowFirstColumn="0" w:firstRowLastColumn="0" w:lastRowFirstColumn="0" w:lastRowLastColumn="0"/>
+        </w:trPr>
+        <w:tc>
+          <w:tcPr>
+            <w:cnfStyle w:val="001000000000" w:firstRow="0" w:lastRow="0" w:firstColumn="1" w:lastColumn="0" w:oddVBand="0" w:evenVBand="0" w:oddHBand="0" w:evenHBand="0" w:firstRowFirstColumn="0" w:firstRowLastColumn="0" w:lastRowFirstColumn="0" w:lastRowLastColumn="0"/>
+            <w:tcW w:w="2875" w:type="dxa"/>
+            <w:hideMark/>
+          </w:tcPr>
+          <w:p>
+            <w:pPr>
+              <w:spacing w:after="160" w:line="278" w:lineRule="auto"/>
+            </w:pPr>
+            <w:r>
+              <w:t xml:space="preserve">fetch = </w:t>
+            </w:r>
+            <w:proofErr w:type="spellStart"/>
+            <w:r>
+              <w:t>FetchType.LAZY</w:t>
+            </w:r>
+            <w:proofErr w:type="spellEnd"/>
+          </w:p>
+        </w:tc>
+        <w:tc>
+          <w:tcPr>
+            <w:tcW w:w="4659" w:type="dxa"/>
+            <w:hideMark/>
+          </w:tcPr>
+          <w:p>
+            <w:pPr>
+              <w:spacing w:after="160" w:line="278" w:lineRule="auto"/>
+              <w:cnfStyle w:val="000000100000" w:firstRow="0" w:lastRow="0" w:firstColumn="0" w:lastColumn="0" w:oddVBand="0" w:evenVBand="0" w:oddHBand="1" w:evenHBand="0" w:firstRowFirstColumn="0" w:firstRowLastColumn="0" w:lastRowFirstColumn="0" w:lastRowLastColumn="0"/>
+            </w:pPr>
+            <w:r>
+              <w:t>Loads the related organization only when needed.</w:t>
+            </w:r>
+          </w:p>
+        </w:tc>
+      </w:tr>
+    </w:tbl>
+    <w:p>
+      <w:r>
+        <w:t xml:space="preserve"> </w:t>
+      </w:r>
+    </w:p>
+    <w:p>
+      <w:pPr>
+        <w:rPr>
+          <w:b/>
+          <w:bCs/>
+        </w:rPr>
+      </w:pPr>
+      <w:r>
+        <w:rPr>
+          <w:b/>
+          <w:bCs/>
+        </w:rPr>
+        <w:t>Flow</w:t>
+      </w:r>
+    </w:p>
+    <w:p>
+      <w:pPr>
+        <w:ind w:firstLine="720"/>
+      </w:pPr>
+      <w:r>
+        <w:t xml:space="preserve">Department Object → Organization Object → Hibernate → </w:t>
+      </w:r>
+      <w:proofErr w:type="spellStart"/>
+      <w:r>
+        <w:t>organization_id</w:t>
+      </w:r>
+      <w:proofErr w:type="spellEnd"/>
+      <w:r>
+        <w:t xml:space="preserve"> → Database</w:t>
+      </w:r>
+    </w:p>
+    <w:p>
+      <w:pPr>
+        <w:ind w:firstLine="720"/>
+      </w:pPr>
+    </w:p>
+    <w:tbl>
+      <w:tblPr>
+        <w:tblStyle w:val="PlainTable1"/>
+        <w:tblW w:w="0" w:type="auto"/>
+        <w:tblLook w:val="04A0" w:firstRow="1" w:lastRow="0" w:firstColumn="1" w:lastColumn="0" w:noHBand="0" w:noVBand="1"/>
+      </w:tblPr>
+      <w:tblGrid>
+        <w:gridCol w:w="4829"/>
+        <w:gridCol w:w="4540"/>
+      </w:tblGrid>
+      <w:tr>
+        <w:trPr>
+          <w:cnfStyle w:val="100000000000" w:firstRow="1" w:lastRow="0" w:firstColumn="0" w:lastColumn="0" w:oddVBand="0" w:evenVBand="0" w:oddHBand="0" w:evenHBand="0" w:firstRowFirstColumn="0" w:firstRowLastColumn="0" w:lastRowFirstColumn="0" w:lastRowLastColumn="0"/>
+        </w:trPr>
+        <w:tc>
+          <w:tcPr>
+            <w:cnfStyle w:val="001000000000" w:firstRow="0" w:lastRow="0" w:firstColumn="1" w:lastColumn="0" w:oddVBand="0" w:evenVBand="0" w:oddHBand="0" w:evenHBand="0" w:firstRowFirstColumn="0" w:firstRowLastColumn="0" w:lastRowFirstColumn="0" w:lastRowLastColumn="0"/>
+            <w:tcW w:w="0" w:type="auto"/>
+            <w:hideMark/>
+          </w:tcPr>
+          <w:p>
+            <w:pPr>
+              <w:spacing w:after="160" w:line="278" w:lineRule="auto"/>
+            </w:pPr>
+            <w:r>
+              <w:t>Best Practice</w:t>
+            </w:r>
+          </w:p>
+        </w:tc>
+        <w:tc>
+          <w:tcPr>
+            <w:tcW w:w="0" w:type="auto"/>
+            <w:hideMark/>
+          </w:tcPr>
+          <w:p>
+            <w:pPr>
+              <w:spacing w:after="160" w:line="278" w:lineRule="auto"/>
+              <w:cnfStyle w:val="100000000000" w:firstRow="1" w:lastRow="0" w:firstColumn="0" w:lastColumn="0" w:oddVBand="0" w:evenVBand="0" w:oddHBand="0" w:evenHBand="0" w:firstRowFirstColumn="0" w:firstRowLastColumn="0" w:lastRowFirstColumn="0" w:lastRowLastColumn="0"/>
+            </w:pPr>
+            <w:r>
+              <w:t>Reason</w:t>
+            </w:r>
+          </w:p>
+        </w:tc>
+      </w:tr>
+      <w:tr>
+        <w:trPr>
+          <w:cnfStyle w:val="000000100000" w:firstRow="0" w:lastRow="0" w:firstColumn="0" w:lastColumn="0" w:oddVBand="0" w:evenVBand="0" w:oddHBand="1" w:evenHBand="0" w:firstRowFirstColumn="0" w:firstRowLastColumn="0" w:lastRowFirstColumn="0" w:lastRowLastColumn="0"/>
+        </w:trPr>
+        <w:tc>
+          <w:tcPr>
+            <w:cnfStyle w:val="001000000000" w:firstRow="0" w:lastRow="0" w:firstColumn="1" w:lastColumn="0" w:oddVBand="0" w:evenVBand="0" w:oddHBand="0" w:evenHBand="0" w:firstRowFirstColumn="0" w:firstRowLastColumn="0" w:lastRowFirstColumn="0" w:lastRowLastColumn="0"/>
+            <w:tcW w:w="0" w:type="auto"/>
+            <w:hideMark/>
+          </w:tcPr>
+          <w:p>
+            <w:pPr>
+              <w:spacing w:after="160" w:line="278" w:lineRule="auto"/>
+            </w:pPr>
+            <w:r>
+              <w:t>Use object references instead of foreign key IDs</w:t>
+            </w:r>
+          </w:p>
+        </w:tc>
+        <w:tc>
+          <w:tcPr>
+            <w:tcW w:w="0" w:type="auto"/>
+            <w:hideMark/>
+          </w:tcPr>
+          <w:p>
+            <w:pPr>
+              <w:spacing w:after="160" w:line="278" w:lineRule="auto"/>
+              <w:cnfStyle w:val="000000100000" w:firstRow="0" w:lastRow="0" w:firstColumn="0" w:lastColumn="0" w:oddVBand="0" w:evenVBand="0" w:oddHBand="1" w:evenHBand="0" w:firstRowFirstColumn="0" w:firstRowLastColumn="0" w:lastRowFirstColumn="0" w:lastRowLastColumn="0"/>
+            </w:pPr>
+            <w:r>
+              <w:t>JPA manages relationships</w:t>
+            </w:r>
+          </w:p>
+        </w:tc>
+      </w:tr>
+      <w:tr>
+        <w:tc>
+          <w:tcPr>
+            <w:cnfStyle w:val="001000000000" w:firstRow="0" w:lastRow="0" w:firstColumn="1" w:lastColumn="0" w:oddVBand="0" w:evenVBand="0" w:oddHBand="0" w:evenHBand="0" w:firstRowFirstColumn="0" w:firstRowLastColumn="0" w:lastRowFirstColumn="0" w:lastRowLastColumn="0"/>
+            <w:tcW w:w="0" w:type="auto"/>
+            <w:hideMark/>
+          </w:tcPr>
+          <w:p>
+            <w:pPr>
+              <w:spacing w:after="160" w:line="278" w:lineRule="auto"/>
+            </w:pPr>
+            <w:r>
+              <w:t xml:space="preserve">Use </w:t>
+            </w:r>
+            <w:proofErr w:type="spellStart"/>
+            <w:r>
+              <w:t>FetchType.LAZY</w:t>
+            </w:r>
+            <w:proofErr w:type="spellEnd"/>
+          </w:p>
+        </w:tc>
+        <w:tc>
+          <w:tcPr>
+            <w:tcW w:w="0" w:type="auto"/>
+            <w:hideMark/>
+          </w:tcPr>
+          <w:p>
+            <w:pPr>
+              <w:spacing w:after="160" w:line="278" w:lineRule="auto"/>
+              <w:cnfStyle w:val="000000000000" w:firstRow="0" w:lastRow="0" w:firstColumn="0" w:lastColumn="0" w:oddVBand="0" w:evenVBand="0" w:oddHBand="0" w:evenHBand="0" w:firstRowFirstColumn="0" w:firstRowLastColumn="0" w:lastRowFirstColumn="0" w:lastRowLastColumn="0"/>
+            </w:pPr>
+            <w:r>
+              <w:t>Better performance</w:t>
+            </w:r>
+          </w:p>
+        </w:tc>
+      </w:tr>
+      <w:tr>
+        <w:trPr>
+          <w:cnfStyle w:val="000000100000" w:firstRow="0" w:lastRow="0" w:firstColumn="0" w:lastColumn="0" w:oddVBand="0" w:evenVBand="0" w:oddHBand="1" w:evenHBand="0" w:firstRowFirstColumn="0" w:firstRowLastColumn="0" w:lastRowFirstColumn="0" w:lastRowLastColumn="0"/>
+        </w:trPr>
+        <w:tc>
+          <w:tcPr>
+            <w:cnfStyle w:val="001000000000" w:firstRow="0" w:lastRow="0" w:firstColumn="1" w:lastColumn="0" w:oddVBand="0" w:evenVBand="0" w:oddHBand="0" w:evenHBand="0" w:firstRowFirstColumn="0" w:firstRowLastColumn="0" w:lastRowFirstColumn="0" w:lastRowLastColumn="0"/>
+            <w:tcW w:w="0" w:type="auto"/>
+            <w:hideMark/>
+          </w:tcPr>
+          <w:p>
+            <w:pPr>
+              <w:spacing w:after="160" w:line="278" w:lineRule="auto"/>
+            </w:pPr>
+            <w:r>
+              <w:t>Always specify @JoinColumn</w:t>
+            </w:r>
+          </w:p>
+        </w:tc>
+        <w:tc>
+          <w:tcPr>
+            <w:tcW w:w="0" w:type="auto"/>
+            <w:hideMark/>
+          </w:tcPr>
+          <w:p>
+            <w:pPr>
+              <w:spacing w:after="160" w:line="278" w:lineRule="auto"/>
+              <w:cnfStyle w:val="000000100000" w:firstRow="0" w:lastRow="0" w:firstColumn="0" w:lastColumn="0" w:oddVBand="0" w:evenVBand="0" w:oddHBand="1" w:evenHBand="0" w:firstRowFirstColumn="0" w:firstRowLastColumn="0" w:lastRowFirstColumn="0" w:lastRowLastColumn="0"/>
+            </w:pPr>
+            <w:r>
+              <w:t>Clear foreign key mapping</w:t>
+            </w:r>
+          </w:p>
+        </w:tc>
+      </w:tr>
+      <w:tr>
+        <w:tc>
+          <w:tcPr>
+            <w:cnfStyle w:val="001000000000" w:firstRow="0" w:lastRow="0" w:firstColumn="1" w:lastColumn="0" w:oddVBand="0" w:evenVBand="0" w:oddHBand="0" w:evenHBand="0" w:firstRowFirstColumn="0" w:firstRowLastColumn="0" w:lastRowFirstColumn="0" w:lastRowLastColumn="0"/>
+            <w:tcW w:w="0" w:type="auto"/>
+            <w:hideMark/>
+          </w:tcPr>
+          <w:p>
+            <w:pPr>
+              <w:spacing w:after="160" w:line="278" w:lineRule="auto"/>
+            </w:pPr>
+            <w:r>
+              <w:t>Keep entities focused</w:t>
+            </w:r>
+          </w:p>
+        </w:tc>
+        <w:tc>
+          <w:tcPr>
+            <w:tcW w:w="0" w:type="auto"/>
+            <w:hideMark/>
+          </w:tcPr>
+          <w:p>
+            <w:pPr>
+              <w:spacing w:after="160" w:line="278" w:lineRule="auto"/>
+              <w:cnfStyle w:val="000000000000" w:firstRow="0" w:lastRow="0" w:firstColumn="0" w:lastColumn="0" w:oddVBand="0" w:evenVBand="0" w:oddHBand="0" w:evenHBand="0" w:firstRowFirstColumn="0" w:firstRowLastColumn="0" w:lastRowFirstColumn="0" w:lastRowLastColumn="0"/>
+            </w:pPr>
+            <w:r>
+              <w:t>Add reverse relationships only when needed</w:t>
+            </w:r>
+          </w:p>
+        </w:tc>
+      </w:tr>
+    </w:tbl>
+    <w:p>
+      <w:r>
+        <w:t xml:space="preserve"> </w:t>
+      </w:r>
+    </w:p>
+    <w:p>
+      <w:r>
+        <w:rPr>
+          <w:rFonts w:ascii="Segoe UI Emoji" w:hAnsi="Segoe UI Emoji" w:cs="Segoe UI Emoji"/>
+        </w:rPr>
+        <w:t>⬇️</w:t>
+      </w:r>
+    </w:p>
+    <w:p>
+      <w:r>
+        <w:rPr>
+          <w:b/>
+          <w:bCs/>
+        </w:rPr>
+        <w:t>Step 6</w:t>
+      </w:r>
+    </w:p>
+    <w:p>
+      <w:r>
+        <w:drawing>
+          <wp:inline distT="0" distB="0" distL="0" distR="0" wp14:anchorId="774476B1" wp14:editId="188A4EA0">
+            <wp:extent cx="3010320" cy="1552792"/>
+            <wp:effectExtent l="0" t="0" r="0" b="9525"/>
+            <wp:docPr id="1104754438" name="Picture 1"/>
+            <wp:cNvGraphicFramePr>
+              <a:graphicFrameLocks xmlns:a="http://schemas.openxmlformats.org/drawingml/2006/main" noChangeAspect="1"/>
+            </wp:cNvGraphicFramePr>
+            <a:graphic xmlns:a="http://schemas.openxmlformats.org/drawingml/2006/main">
+              <a:graphicData uri="http://schemas.openxmlformats.org/drawingml/2006/picture">
+                <pic:pic xmlns:pic="http://schemas.openxmlformats.org/drawingml/2006/picture">
+                  <pic:nvPicPr>
+                    <pic:cNvPr id="1104754438" name=""/>
+                    <pic:cNvPicPr/>
+                  </pic:nvPicPr>
+                  <pic:blipFill>
+                    <a:blip r:embed="rId28"/>
+                    <a:stretch>
+                      <a:fillRect/>
+                    </a:stretch>
+                  </pic:blipFill>
+                  <pic:spPr>
+                    <a:xfrm>
+                      <a:off x="0" y="0"/>
+                      <a:ext cx="3010320" cy="1552792"/>
+                    </a:xfrm>
+                    <a:prstGeom prst="rect">
+                      <a:avLst/>
+                    </a:prstGeom>
+                  </pic:spPr>
+                </pic:pic>
+              </a:graphicData>
+            </a:graphic>
+          </wp:inline>
+        </w:drawing>
+      </w:r>
+      <w:r>
+        <w:t xml:space="preserve"> </w:t>
+      </w:r>
+    </w:p>
+    <w:p>
+      <w:r>
+        <w:drawing>
+          <wp:inline distT="0" distB="0" distL="0" distR="0" wp14:anchorId="72F8E26F" wp14:editId="5113B329">
+            <wp:extent cx="3305636" cy="847843"/>
+            <wp:effectExtent l="0" t="0" r="9525" b="9525"/>
+            <wp:docPr id="1460806608" name="Picture 1"/>
+            <wp:cNvGraphicFramePr>
+              <a:graphicFrameLocks xmlns:a="http://schemas.openxmlformats.org/drawingml/2006/main" noChangeAspect="1"/>
+            </wp:cNvGraphicFramePr>
+            <a:graphic xmlns:a="http://schemas.openxmlformats.org/drawingml/2006/main">
+              <a:graphicData uri="http://schemas.openxmlformats.org/drawingml/2006/picture">
+                <pic:pic xmlns:pic="http://schemas.openxmlformats.org/drawingml/2006/picture">
+                  <pic:nvPicPr>
+                    <pic:cNvPr id="1460806608" name=""/>
+                    <pic:cNvPicPr/>
+                  </pic:nvPicPr>
+                  <pic:blipFill>
+                    <a:blip r:embed="rId29"/>
+                    <a:stretch>
+                      <a:fillRect/>
+                    </a:stretch>
+                  </pic:blipFill>
+                  <pic:spPr>
+                    <a:xfrm>
+                      <a:off x="0" y="0"/>
+                      <a:ext cx="3305636" cy="847843"/>
+                    </a:xfrm>
+                    <a:prstGeom prst="rect">
+                      <a:avLst/>
+                    </a:prstGeom>
+                  </pic:spPr>
+                </pic:pic>
+              </a:graphicData>
+            </a:graphic>
+          </wp:inline>
+        </w:drawing>
+      </w:r>
+    </w:p>
+    <w:p>
+      <w:r>
+        <w:rPr>
+          <w:rFonts w:ascii="Segoe UI Emoji" w:hAnsi="Segoe UI Emoji" w:cs="Segoe UI Emoji"/>
+        </w:rPr>
+        <w:t>⬇️</w:t>
+      </w:r>
+    </w:p>
+    <w:p>
+      <w:pPr>
+        <w:rPr>
+          <w:b/>
+          <w:bCs/>
+        </w:rPr>
+      </w:pPr>
+    </w:p>
+    <w:p>
+      <w:pPr>
+        <w:rPr>
+          <w:b/>
+          <w:bCs/>
+        </w:rPr>
+      </w:pPr>
+    </w:p>
+    <w:p>
+      <w:pPr>
+        <w:rPr>
+          <w:b/>
+          <w:bCs/>
+        </w:rPr>
+      </w:pPr>
+    </w:p>
+    <w:p>
+      <w:pPr>
+        <w:rPr>
+          <w:b/>
+          <w:bCs/>
+        </w:rPr>
+      </w:pPr>
+    </w:p>
+    <w:p>
+      <w:r>
+        <w:rPr>
+          <w:b/>
+          <w:bCs/>
+        </w:rPr>
+        <w:lastRenderedPageBreak/>
+        <w:t>Step 7</w:t>
+      </w:r>
+    </w:p>
+    <w:p>
+      <w:r>
+        <w:tab/>
       </w:r>
       <w:proofErr w:type="gramStart"/>
       <w:r>
-        <w:rPr>
-          <w:b/>
-          <w:bCs/>
-          <w:color w:val="EE0000"/>
-          <w:sz w:val="50"/>
-          <w:szCs w:val="50"/>
-        </w:rPr>
-        <w:t>here..</w:t>
+        <w:t>Created</w:t>
+      </w:r>
+      <w:r>
+        <w:t xml:space="preserve">  =</w:t>
       </w:r>
       <w:proofErr w:type="gramEnd"/>
-    </w:p>
-    <w:p>
-      <w:pPr>
-        <w:ind w:left="720"/>
-      </w:pPr>
-    </w:p>
+      <w:r>
+        <w:t xml:space="preserve"> &gt; </w:t>
+      </w:r>
+      <w:r>
+        <w:t>V5__create_permissions.sql</w:t>
+      </w:r>
+    </w:p>
+    <w:p>
+      <w:r>
+        <w:tab/>
+      </w:r>
+      <w:proofErr w:type="spellStart"/>
+      <w:proofErr w:type="gramStart"/>
+      <w:r>
+        <w:t>Ceated</w:t>
+      </w:r>
+      <w:proofErr w:type="spellEnd"/>
+      <w:r>
+        <w:t xml:space="preserve">  =</w:t>
+      </w:r>
+      <w:proofErr w:type="gramEnd"/>
+      <w:r>
+        <w:t xml:space="preserve"> &gt; Permission.java</w:t>
+      </w:r>
+    </w:p>
+    <w:p>
+      <w:r>
+        <w:drawing>
+          <wp:inline distT="0" distB="0" distL="0" distR="0" wp14:anchorId="29F6840C" wp14:editId="71348C1C">
+            <wp:extent cx="4077269" cy="1438476"/>
+            <wp:effectExtent l="0" t="0" r="0" b="9525"/>
+            <wp:docPr id="869735079" name="Picture 1"/>
+            <wp:cNvGraphicFramePr>
+              <a:graphicFrameLocks xmlns:a="http://schemas.openxmlformats.org/drawingml/2006/main" noChangeAspect="1"/>
+            </wp:cNvGraphicFramePr>
+            <a:graphic xmlns:a="http://schemas.openxmlformats.org/drawingml/2006/main">
+              <a:graphicData uri="http://schemas.openxmlformats.org/drawingml/2006/picture">
+                <pic:pic xmlns:pic="http://schemas.openxmlformats.org/drawingml/2006/picture">
+                  <pic:nvPicPr>
+                    <pic:cNvPr id="869735079" name=""/>
+                    <pic:cNvPicPr/>
+                  </pic:nvPicPr>
+                  <pic:blipFill>
+                    <a:blip r:embed="rId30"/>
+                    <a:stretch>
+                      <a:fillRect/>
+                    </a:stretch>
+                  </pic:blipFill>
+                  <pic:spPr>
+                    <a:xfrm>
+                      <a:off x="0" y="0"/>
+                      <a:ext cx="4077269" cy="1438476"/>
+                    </a:xfrm>
+                    <a:prstGeom prst="rect">
+                      <a:avLst/>
+                    </a:prstGeom>
+                  </pic:spPr>
+                </pic:pic>
+              </a:graphicData>
+            </a:graphic>
+          </wp:inline>
+        </w:drawing>
+      </w:r>
+    </w:p>
+    <w:p/>
     <w:p>
       <w:r>
         <w:rPr>
@@ -6964,18 +7970,85 @@
           <w:b/>
           <w:bCs/>
         </w:rPr>
-        <w:t>Step 5</w:t>
-      </w:r>
-    </w:p>
-    <w:p>
-      <w:pPr>
-        <w:numPr>
-          <w:ilvl w:val="0"/>
-          <w:numId w:val="28"/>
-        </w:numPr>
-      </w:pPr>
-      <w:r>
-        <w:t xml:space="preserve">Create Department </w:t>
+        <w:t>Step 8</w:t>
+      </w:r>
+    </w:p>
+    <w:p>
+      <w:r>
+        <w:drawing>
+          <wp:inline distT="0" distB="0" distL="0" distR="0" wp14:anchorId="066A705F" wp14:editId="3C65A3CF">
+            <wp:extent cx="3362794" cy="924054"/>
+            <wp:effectExtent l="0" t="0" r="9525" b="9525"/>
+            <wp:docPr id="1753115133" name="Picture 1"/>
+            <wp:cNvGraphicFramePr>
+              <a:graphicFrameLocks xmlns:a="http://schemas.openxmlformats.org/drawingml/2006/main" noChangeAspect="1"/>
+            </wp:cNvGraphicFramePr>
+            <a:graphic xmlns:a="http://schemas.openxmlformats.org/drawingml/2006/main">
+              <a:graphicData uri="http://schemas.openxmlformats.org/drawingml/2006/picture">
+                <pic:pic xmlns:pic="http://schemas.openxmlformats.org/drawingml/2006/picture">
+                  <pic:nvPicPr>
+                    <pic:cNvPr id="1753115133" name=""/>
+                    <pic:cNvPicPr/>
+                  </pic:nvPicPr>
+                  <pic:blipFill>
+                    <a:blip r:embed="rId31"/>
+                    <a:stretch>
+                      <a:fillRect/>
+                    </a:stretch>
+                  </pic:blipFill>
+                  <pic:spPr>
+                    <a:xfrm>
+                      <a:off x="0" y="0"/>
+                      <a:ext cx="3362794" cy="924054"/>
+                    </a:xfrm>
+                    <a:prstGeom prst="rect">
+                      <a:avLst/>
+                    </a:prstGeom>
+                  </pic:spPr>
+                </pic:pic>
+              </a:graphicData>
+            </a:graphic>
+          </wp:inline>
+        </w:drawing>
+      </w:r>
+    </w:p>
+    <w:p>
+      <w:r>
+        <w:drawing>
+          <wp:inline distT="0" distB="0" distL="0" distR="0" wp14:anchorId="7718DD18" wp14:editId="0FE6E30C">
+            <wp:extent cx="3753374" cy="1514686"/>
+            <wp:effectExtent l="0" t="0" r="0" b="9525"/>
+            <wp:docPr id="736272471" name="Picture 1"/>
+            <wp:cNvGraphicFramePr>
+              <a:graphicFrameLocks xmlns:a="http://schemas.openxmlformats.org/drawingml/2006/main" noChangeAspect="1"/>
+            </wp:cNvGraphicFramePr>
+            <a:graphic xmlns:a="http://schemas.openxmlformats.org/drawingml/2006/main">
+              <a:graphicData uri="http://schemas.openxmlformats.org/drawingml/2006/picture">
+                <pic:pic xmlns:pic="http://schemas.openxmlformats.org/drawingml/2006/picture">
+                  <pic:nvPicPr>
+                    <pic:cNvPr id="736272471" name=""/>
+                    <pic:cNvPicPr/>
+                  </pic:nvPicPr>
+                  <pic:blipFill>
+                    <a:blip r:embed="rId32"/>
+                    <a:stretch>
+                      <a:fillRect/>
+                    </a:stretch>
+                  </pic:blipFill>
+                  <pic:spPr>
+                    <a:xfrm>
+                      <a:off x="0" y="0"/>
+                      <a:ext cx="3753374" cy="1514686"/>
+                    </a:xfrm>
+                    <a:prstGeom prst="rect">
+                      <a:avLst/>
+                    </a:prstGeom>
+                  </pic:spPr>
+                </pic:pic>
+              </a:graphicData>
+            </a:graphic>
+          </wp:inline>
+        </w:drawing>
       </w:r>
     </w:p>
     <w:p>
@@ -6992,103 +8065,169 @@
           <w:b/>
           <w:bCs/>
         </w:rPr>
-        <w:t>Step 6</w:t>
-      </w:r>
-    </w:p>
-    <w:p>
-      <w:pPr>
-        <w:numPr>
-          <w:ilvl w:val="0"/>
-          <w:numId w:val="29"/>
-        </w:numPr>
-      </w:pPr>
-      <w:r>
-        <w:t xml:space="preserve">Create Role </w:t>
-      </w:r>
-    </w:p>
-    <w:p>
-      <w:r>
-        <w:rPr>
-          <w:rFonts w:ascii="Segoe UI Emoji" w:hAnsi="Segoe UI Emoji" w:cs="Segoe UI Emoji"/>
-        </w:rPr>
-        <w:t>⬇️</w:t>
-      </w:r>
-    </w:p>
-    <w:p>
-      <w:r>
-        <w:rPr>
-          <w:b/>
-          <w:bCs/>
-        </w:rPr>
-        <w:t>Step 7</w:t>
-      </w:r>
-    </w:p>
-    <w:p>
-      <w:pPr>
-        <w:numPr>
-          <w:ilvl w:val="0"/>
-          <w:numId w:val="30"/>
-        </w:numPr>
-      </w:pPr>
-      <w:r>
-        <w:t xml:space="preserve">Create Permission </w:t>
-      </w:r>
-    </w:p>
-    <w:p>
-      <w:r>
-        <w:rPr>
-          <w:rFonts w:ascii="Segoe UI Emoji" w:hAnsi="Segoe UI Emoji" w:cs="Segoe UI Emoji"/>
-        </w:rPr>
-        <w:t>⬇️</w:t>
-      </w:r>
-    </w:p>
-    <w:p>
-      <w:r>
-        <w:rPr>
-          <w:b/>
-          <w:bCs/>
-        </w:rPr>
+        <w:t>Step 9</w:t>
+      </w:r>
+    </w:p>
+    <w:p>
+      <w:r>
+        <w:tab/>
+      </w:r>
+      <w:r>
+        <w:drawing>
+          <wp:inline distT="0" distB="0" distL="0" distR="0" wp14:anchorId="5E1A2B0F" wp14:editId="2CF2CF4B">
+            <wp:extent cx="3915321" cy="1133633"/>
+            <wp:effectExtent l="0" t="0" r="9525" b="9525"/>
+            <wp:docPr id="1690453371" name="Picture 1"/>
+            <wp:cNvGraphicFramePr>
+              <a:graphicFrameLocks xmlns:a="http://schemas.openxmlformats.org/drawingml/2006/main" noChangeAspect="1"/>
+            </wp:cNvGraphicFramePr>
+            <a:graphic xmlns:a="http://schemas.openxmlformats.org/drawingml/2006/main">
+              <a:graphicData uri="http://schemas.openxmlformats.org/drawingml/2006/picture">
+                <pic:pic xmlns:pic="http://schemas.openxmlformats.org/drawingml/2006/picture">
+                  <pic:nvPicPr>
+                    <pic:cNvPr id="1690453371" name=""/>
+                    <pic:cNvPicPr/>
+                  </pic:nvPicPr>
+                  <pic:blipFill>
+                    <a:blip r:embed="rId33"/>
+                    <a:stretch>
+                      <a:fillRect/>
+                    </a:stretch>
+                  </pic:blipFill>
+                  <pic:spPr>
+                    <a:xfrm>
+                      <a:off x="0" y="0"/>
+                      <a:ext cx="3915321" cy="1133633"/>
+                    </a:xfrm>
+                    <a:prstGeom prst="rect">
+                      <a:avLst/>
+                    </a:prstGeom>
+                  </pic:spPr>
+                </pic:pic>
+              </a:graphicData>
+            </a:graphic>
+          </wp:inline>
+        </w:drawing>
+      </w:r>
+    </w:p>
+    <w:p>
+      <w:r>
+        <w:tab/>
+      </w:r>
+      <w:r>
+        <w:drawing>
+          <wp:inline distT="0" distB="0" distL="0" distR="0" wp14:anchorId="146E9AF4" wp14:editId="723B4B3E">
+            <wp:extent cx="3839111" cy="676369"/>
+            <wp:effectExtent l="0" t="0" r="9525" b="9525"/>
+            <wp:docPr id="1048565078" name="Picture 1"/>
+            <wp:cNvGraphicFramePr>
+              <a:graphicFrameLocks xmlns:a="http://schemas.openxmlformats.org/drawingml/2006/main" noChangeAspect="1"/>
+            </wp:cNvGraphicFramePr>
+            <a:graphic xmlns:a="http://schemas.openxmlformats.org/drawingml/2006/main">
+              <a:graphicData uri="http://schemas.openxmlformats.org/drawingml/2006/picture">
+                <pic:pic xmlns:pic="http://schemas.openxmlformats.org/drawingml/2006/picture">
+                  <pic:nvPicPr>
+                    <pic:cNvPr id="1048565078" name=""/>
+                    <pic:cNvPicPr/>
+                  </pic:nvPicPr>
+                  <pic:blipFill>
+                    <a:blip r:embed="rId34"/>
+                    <a:stretch>
+                      <a:fillRect/>
+                    </a:stretch>
+                  </pic:blipFill>
+                  <pic:spPr>
+                    <a:xfrm>
+                      <a:off x="0" y="0"/>
+                      <a:ext cx="3839111" cy="676369"/>
+                    </a:xfrm>
+                    <a:prstGeom prst="rect">
+                      <a:avLst/>
+                    </a:prstGeom>
+                  </pic:spPr>
+                </pic:pic>
+              </a:graphicData>
+            </a:graphic>
+          </wp:inline>
+        </w:drawing>
+      </w:r>
+    </w:p>
+    <w:p>
+      <w:r>
+        <w:tab/>
+        <w:t>Create entities =</w:t>
+      </w:r>
+      <w:proofErr w:type="gramStart"/>
+      <w:r>
+        <w:t xml:space="preserve">&gt;  </w:t>
+      </w:r>
+      <w:r>
+        <w:t>modules/authentication/entity/PasswordResetToken.java</w:t>
+      </w:r>
+      <w:proofErr w:type="gramEnd"/>
+      <w:r>
+        <w:t xml:space="preserve"> </w:t>
+      </w:r>
+    </w:p>
+    <w:p>
+      <w:r>
+        <w:tab/>
+      </w:r>
+      <w:r>
+        <w:tab/>
+      </w:r>
+      <w:r>
+        <w:tab/>
+        <w:t xml:space="preserve">      </w:t>
+      </w:r>
+      <w:r>
+        <w:t>modules/authentication/entity/</w:t>
+      </w:r>
+      <w:r>
+        <w:t xml:space="preserve"> </w:t>
+      </w:r>
+      <w:r>
+        <w:t>RefreshToken.java</w:t>
+      </w:r>
+    </w:p>
+    <w:p>
+      <w:r>
         <w:lastRenderedPageBreak/>
-        <w:t>Step 8</w:t>
-      </w:r>
-    </w:p>
-    <w:p>
-      <w:pPr>
-        <w:numPr>
-          <w:ilvl w:val="0"/>
-          <w:numId w:val="31"/>
-        </w:numPr>
-      </w:pPr>
-      <w:r>
-        <w:t xml:space="preserve">Create User </w:t>
-      </w:r>
-    </w:p>
-    <w:p>
-      <w:r>
-        <w:rPr>
-          <w:rFonts w:ascii="Segoe UI Emoji" w:hAnsi="Segoe UI Emoji" w:cs="Segoe UI Emoji"/>
-        </w:rPr>
-        <w:t>⬇️</w:t>
-      </w:r>
-    </w:p>
-    <w:p>
-      <w:r>
-        <w:rPr>
-          <w:b/>
-          <w:bCs/>
-        </w:rPr>
-        <w:t>Step 9</w:t>
-      </w:r>
-    </w:p>
-    <w:p>
-      <w:pPr>
-        <w:numPr>
-          <w:ilvl w:val="0"/>
-          <w:numId w:val="32"/>
-        </w:numPr>
-      </w:pPr>
-      <w:r>
-        <w:t xml:space="preserve">Create token entities </w:t>
+        <w:drawing>
+          <wp:inline distT="0" distB="0" distL="0" distR="0" wp14:anchorId="12ABE3F1" wp14:editId="4847D5F9">
+            <wp:extent cx="6645910" cy="1668780"/>
+            <wp:effectExtent l="0" t="0" r="2540" b="7620"/>
+            <wp:docPr id="836798934" name="Picture 1"/>
+            <wp:cNvGraphicFramePr>
+              <a:graphicFrameLocks xmlns:a="http://schemas.openxmlformats.org/drawingml/2006/main" noChangeAspect="1"/>
+            </wp:cNvGraphicFramePr>
+            <a:graphic xmlns:a="http://schemas.openxmlformats.org/drawingml/2006/main">
+              <a:graphicData uri="http://schemas.openxmlformats.org/drawingml/2006/picture">
+                <pic:pic xmlns:pic="http://schemas.openxmlformats.org/drawingml/2006/picture">
+                  <pic:nvPicPr>
+                    <pic:cNvPr id="836798934" name=""/>
+                    <pic:cNvPicPr/>
+                  </pic:nvPicPr>
+                  <pic:blipFill>
+                    <a:blip r:embed="rId35"/>
+                    <a:stretch>
+                      <a:fillRect/>
+                    </a:stretch>
+                  </pic:blipFill>
+                  <pic:spPr>
+                    <a:xfrm>
+                      <a:off x="0" y="0"/>
+                      <a:ext cx="6645910" cy="1668780"/>
+                    </a:xfrm>
+                    <a:prstGeom prst="rect">
+                      <a:avLst/>
+                    </a:prstGeom>
+                  </pic:spPr>
+                </pic:pic>
+              </a:graphicData>
+            </a:graphic>
+          </wp:inline>
+        </w:drawing>
       </w:r>
     </w:p>
     <w:p>
@@ -7227,8 +8366,13 @@
           <w:numId w:val="37"/>
         </w:numPr>
       </w:pPr>
-      <w:r>
-        <w:t xml:space="preserve">BCrypt configuration </w:t>
+      <w:proofErr w:type="spellStart"/>
+      <w:r>
+        <w:t>BCrypt</w:t>
+      </w:r>
+      <w:proofErr w:type="spellEnd"/>
+      <w:r>
+        <w:t xml:space="preserve"> configuration </w:t>
       </w:r>
     </w:p>
     <w:p>
@@ -13994,7 +15138,6 @@
   <w:style w:type="character" w:default="1" w:styleId="DefaultParagraphFont">
     <w:name w:val="Default Paragraph Font"/>
     <w:uiPriority w:val="1"/>
-    <w:semiHidden/>
     <w:unhideWhenUsed/>
   </w:style>
   <w:style w:type="table" w:default="1" w:styleId="TableNormal">
@@ -14413,6 +15556,36 @@
       </w:tblBorders>
     </w:tblPr>
   </w:style>
+  <w:style w:type="paragraph" w:styleId="HTMLPreformatted">
+    <w:name w:val="HTML Preformatted"/>
+    <w:basedOn w:val="Normal"/>
+    <w:link w:val="HTMLPreformattedChar"/>
+    <w:uiPriority w:val="99"/>
+    <w:semiHidden/>
+    <w:unhideWhenUsed/>
+    <w:rsid w:val="003525E9"/>
+    <w:pPr>
+      <w:spacing w:after="0" w:line="240" w:lineRule="auto"/>
+    </w:pPr>
+    <w:rPr>
+      <w:rFonts w:ascii="Consolas" w:hAnsi="Consolas"/>
+      <w:sz w:val="20"/>
+      <w:szCs w:val="20"/>
+    </w:rPr>
+  </w:style>
+  <w:style w:type="character" w:customStyle="1" w:styleId="HTMLPreformattedChar">
+    <w:name w:val="HTML Preformatted Char"/>
+    <w:basedOn w:val="DefaultParagraphFont"/>
+    <w:link w:val="HTMLPreformatted"/>
+    <w:uiPriority w:val="99"/>
+    <w:semiHidden/>
+    <w:rsid w:val="003525E9"/>
+    <w:rPr>
+      <w:rFonts w:ascii="Consolas" w:hAnsi="Consolas"/>
+      <w:sz w:val="20"/>
+      <w:szCs w:val="20"/>
+    </w:rPr>
+  </w:style>
 </w:styles>
 </file>
 
